--- a/docs/reports/02-微调与数据.docx
+++ b/docs/reports/02-微调与数据.docx
@@ -12,7 +12,7 @@
     </w:p>
     <w:p>
       <w:r>
-        <w:t>更新：2026-10-01T09:02:28+08:00。本册按实际实验整理，原始运行记录单独保存。</w:t>
+        <w:t>更新：2026-10-01T09:14:19+08:00。本册按实际实验整理，原始运行记录单独保存。</w:t>
       </w:r>
     </w:p>
     <w:p>
@@ -119,6 +119,7 @@
       </w:tblGrid>
       <w:tr>
         <w:trPr>
+          <w:cantSplit/>
           <w:tblHeader/>
         </w:trPr>
         <w:tc>
@@ -208,6 +209,9 @@
         </w:tc>
       </w:tr>
       <w:tr>
+        <w:trPr>
+          <w:cantSplit/>
+        </w:trPr>
         <w:tc>
           <w:tcPr>
             <w:tcW w:type="dxa" w:w="1928"/>
@@ -275,6 +279,9 @@
         </w:tc>
       </w:tr>
       <w:tr>
+        <w:trPr>
+          <w:cantSplit/>
+        </w:trPr>
         <w:tc>
           <w:tcPr>
             <w:tcW w:type="dxa" w:w="1928"/>
@@ -559,6 +566,7 @@
       </w:tblGrid>
       <w:tr>
         <w:trPr>
+          <w:cantSplit/>
           <w:tblHeader/>
         </w:trPr>
         <w:tc>
@@ -665,6 +673,9 @@
         </w:tc>
       </w:tr>
       <w:tr>
+        <w:trPr>
+          <w:cantSplit/>
+        </w:trPr>
         <w:tc>
           <w:tcPr>
             <w:tcW w:type="dxa" w:w="1606"/>
@@ -745,6 +756,9 @@
         </w:tc>
       </w:tr>
       <w:tr>
+        <w:trPr>
+          <w:cantSplit/>
+        </w:trPr>
         <w:tc>
           <w:tcPr>
             <w:tcW w:type="dxa" w:w="1606"/>
@@ -825,6 +839,9 @@
         </w:tc>
       </w:tr>
       <w:tr>
+        <w:trPr>
+          <w:cantSplit/>
+        </w:trPr>
         <w:tc>
           <w:tcPr>
             <w:tcW w:type="dxa" w:w="1606"/>
@@ -905,6 +922,9 @@
         </w:tc>
       </w:tr>
       <w:tr>
+        <w:trPr>
+          <w:cantSplit/>
+        </w:trPr>
         <w:tc>
           <w:tcPr>
             <w:tcW w:type="dxa" w:w="1606"/>
@@ -953,7 +973,7 @@
               <w:spacing w:after="40" w:line="240" w:lineRule="auto"/>
             </w:pPr>
             <w:r>
-              <w:t>200</w:t>
+              <w:t>363</w:t>
             </w:r>
           </w:p>
         </w:tc>
@@ -966,7 +986,7 @@
               <w:spacing w:after="40" w:line="240" w:lineRule="auto"/>
             </w:pPr>
             <w:r>
-              <w:t>0.15433</w:t>
+              <w:t>0.14346</w:t>
             </w:r>
           </w:p>
         </w:tc>
@@ -979,7 +999,7 @@
               <w:spacing w:after="40" w:line="240" w:lineRule="auto"/>
             </w:pPr>
             <w:r>
-              <w:t>运行中</w:t>
+              <w:t>训练完成，待工具评测</w:t>
             </w:r>
           </w:p>
         </w:tc>
@@ -1035,7 +1055,7 @@
         <w:jc w:val="center"/>
       </w:pPr>
       <w:r>
-        <w:t>图 E09-1：E09-R05，训练 200 个点、完整 dev 3 个点；保留原始波动。</w:t>
+        <w:t>图 E09-1：E09-R05，训练 363 个点、完整 dev 5 个点；保留原始波动。</w:t>
       </w:r>
     </w:p>
     <w:p>
@@ -1046,6 +1066,19 @@
     <w:p>
       <w:r>
         <w:t>这一步要观察两条线：训练 loss 是否继续下降，完整 dev loss 是否也下降。只有两条线和工具结果放在一起，才有依据区分记住训练内容与适应新任务。</w:t>
+      </w:r>
+    </w:p>
+    <w:p>
+      <w:pPr>
+        <w:pStyle w:val="Heading2"/>
+      </w:pPr>
+      <w:r>
+        <w:t>生成评测进行到哪一步？</w:t>
+      </w:r>
+    </w:p>
+    <w:p>
+      <w:r>
+        <w:t>E09-R05 的独立生成评测为 E09-R06，已落盘 40/928 个决策轮。还没有覆盖完整 500 条轨迹，暂时不把当前通过数写成最终成绩。</w:t>
       </w:r>
     </w:p>
     <w:p>
@@ -1213,6 +1246,7 @@
       </w:tblGrid>
       <w:tr>
         <w:trPr>
+          <w:cantSplit/>
           <w:tblHeader/>
         </w:trPr>
         <w:tc>
@@ -1251,6 +1285,9 @@
         </w:tc>
       </w:tr>
       <w:tr>
+        <w:trPr>
+          <w:cantSplit/>
+        </w:trPr>
         <w:tc>
           <w:tcPr>
             <w:tcW w:type="dxa" w:w="4819"/>
@@ -1279,6 +1316,9 @@
         </w:tc>
       </w:tr>
       <w:tr>
+        <w:trPr>
+          <w:cantSplit/>
+        </w:trPr>
         <w:tc>
           <w:tcPr>
             <w:tcW w:type="dxa" w:w="4819"/>
@@ -1307,6 +1347,9 @@
         </w:tc>
       </w:tr>
       <w:tr>
+        <w:trPr>
+          <w:cantSplit/>
+        </w:trPr>
         <w:tc>
           <w:tcPr>
             <w:tcW w:type="dxa" w:w="4819"/>
@@ -1335,6 +1378,9 @@
         </w:tc>
       </w:tr>
       <w:tr>
+        <w:trPr>
+          <w:cantSplit/>
+        </w:trPr>
         <w:tc>
           <w:tcPr>
             <w:tcW w:type="dxa" w:w="4819"/>
@@ -1363,6 +1409,9 @@
         </w:tc>
       </w:tr>
       <w:tr>
+        <w:trPr>
+          <w:cantSplit/>
+        </w:trPr>
         <w:tc>
           <w:tcPr>
             <w:tcW w:type="dxa" w:w="4819"/>
@@ -1391,6 +1440,9 @@
         </w:tc>
       </w:tr>
       <w:tr>
+        <w:trPr>
+          <w:cantSplit/>
+        </w:trPr>
         <w:tc>
           <w:tcPr>
             <w:tcW w:type="dxa" w:w="4819"/>

--- a/docs/reports/02-微调与数据.docx
+++ b/docs/reports/02-微调与数据.docx
@@ -12,7 +12,7 @@
     </w:p>
     <w:p>
       <w:r>
-        <w:t>更新：2026-10-01T09:14:19+08:00。本册按实际实验整理，原始运行记录单独保存。</w:t>
+        <w:t>更新：2026-10-01T09:53:25+08:00。本册按实际实验整理，原始运行记录单独保存。</w:t>
       </w:r>
     </w:p>
     <w:p>
@@ -352,6 +352,7 @@
     <w:p>
       <w:pPr>
         <w:keepNext/>
+        <w:spacing w:before="120"/>
         <w:jc w:val="center"/>
       </w:pPr>
       <w:r>
@@ -461,7 +462,7 @@
     </w:p>
     <w:p>
       <w:r>
-        <w:t>正式微调还没有完成规模比较，暂时不能判断增加数据是否有用。当前先训练 1k，再以相同主要配置完成 5k 和 10k；dev loss 与工具生成结果分别保留。</w:t>
+        <w:t>这轮用了 1,000 条训练轨迹，完整 dev 通过 350/500；原模型加固定示例为 355/500。调用轮相差 +18 条，不调用轮相差 -23 条。先把这两类决策分开，才看得清模型具体改变了什么；其余规模和 seed 仍需继续比较。</w:t>
       </w:r>
     </w:p>
     <w:p>
@@ -999,7 +1000,173 @@
               <w:spacing w:after="40" w:line="240" w:lineRule="auto"/>
             </w:pPr>
             <w:r>
-              <w:t>训练完成，待工具评测</w:t>
+              <w:t>训练与完整 dev 工具评测结束</w:t>
+            </w:r>
+          </w:p>
+        </w:tc>
+      </w:tr>
+      <w:tr>
+        <w:trPr>
+          <w:cantSplit/>
+        </w:trPr>
+        <w:tc>
+          <w:tcPr>
+            <w:tcW w:type="dxa" w:w="1606"/>
+          </w:tcPr>
+          <w:p>
+            <w:pPr>
+              <w:spacing w:after="40" w:line="240" w:lineRule="auto"/>
+            </w:pPr>
+            <w:r>
+              <w:t>E09-R07</w:t>
+            </w:r>
+          </w:p>
+        </w:tc>
+        <w:tc>
+          <w:tcPr>
+            <w:tcW w:type="dxa" w:w="1606"/>
+          </w:tcPr>
+          <w:p>
+            <w:pPr>
+              <w:spacing w:after="40" w:line="240" w:lineRule="auto"/>
+            </w:pPr>
+            <w:r>
+              <w:t>5000</w:t>
+            </w:r>
+          </w:p>
+        </w:tc>
+        <w:tc>
+          <w:tcPr>
+            <w:tcW w:type="dxa" w:w="1606"/>
+          </w:tcPr>
+          <w:p>
+            <w:pPr>
+              <w:spacing w:after="40" w:line="240" w:lineRule="auto"/>
+            </w:pPr>
+            <w:r>
+              <w:t>17</w:t>
+            </w:r>
+          </w:p>
+        </w:tc>
+        <w:tc>
+          <w:tcPr>
+            <w:tcW w:type="dxa" w:w="1606"/>
+          </w:tcPr>
+          <w:p>
+            <w:pPr>
+              <w:spacing w:after="40" w:line="240" w:lineRule="auto"/>
+            </w:pPr>
+            <w:r>
+              <w:t>100</w:t>
+            </w:r>
+          </w:p>
+        </w:tc>
+        <w:tc>
+          <w:tcPr>
+            <w:tcW w:type="dxa" w:w="1606"/>
+          </w:tcPr>
+          <w:p>
+            <w:pPr>
+              <w:spacing w:after="40" w:line="240" w:lineRule="auto"/>
+            </w:pPr>
+            <w:r>
+              <w:t>尚未保存</w:t>
+            </w:r>
+          </w:p>
+        </w:tc>
+        <w:tc>
+          <w:tcPr>
+            <w:tcW w:type="dxa" w:w="1606"/>
+          </w:tcPr>
+          <w:p>
+            <w:pPr>
+              <w:spacing w:after="40" w:line="240" w:lineRule="auto"/>
+            </w:pPr>
+            <w:r>
+              <w:t>失败，保留记录</w:t>
+            </w:r>
+          </w:p>
+        </w:tc>
+      </w:tr>
+      <w:tr>
+        <w:trPr>
+          <w:cantSplit/>
+        </w:trPr>
+        <w:tc>
+          <w:tcPr>
+            <w:tcW w:type="dxa" w:w="1606"/>
+          </w:tcPr>
+          <w:p>
+            <w:pPr>
+              <w:spacing w:after="40" w:line="240" w:lineRule="auto"/>
+            </w:pPr>
+            <w:r>
+              <w:t>E09-R09</w:t>
+            </w:r>
+          </w:p>
+        </w:tc>
+        <w:tc>
+          <w:tcPr>
+            <w:tcW w:type="dxa" w:w="1606"/>
+          </w:tcPr>
+          <w:p>
+            <w:pPr>
+              <w:spacing w:after="40" w:line="240" w:lineRule="auto"/>
+            </w:pPr>
+            <w:r>
+              <w:t>5000</w:t>
+            </w:r>
+          </w:p>
+        </w:tc>
+        <w:tc>
+          <w:tcPr>
+            <w:tcW w:type="dxa" w:w="1606"/>
+          </w:tcPr>
+          <w:p>
+            <w:pPr>
+              <w:spacing w:after="40" w:line="240" w:lineRule="auto"/>
+            </w:pPr>
+            <w:r>
+              <w:t>17</w:t>
+            </w:r>
+          </w:p>
+        </w:tc>
+        <w:tc>
+          <w:tcPr>
+            <w:tcW w:type="dxa" w:w="1606"/>
+          </w:tcPr>
+          <w:p>
+            <w:pPr>
+              <w:spacing w:after="40" w:line="240" w:lineRule="auto"/>
+            </w:pPr>
+            <w:r>
+              <w:t>84</w:t>
+            </w:r>
+          </w:p>
+        </w:tc>
+        <w:tc>
+          <w:tcPr>
+            <w:tcW w:type="dxa" w:w="1606"/>
+          </w:tcPr>
+          <w:p>
+            <w:pPr>
+              <w:spacing w:after="40" w:line="240" w:lineRule="auto"/>
+            </w:pPr>
+            <w:r>
+              <w:t>尚未保存</w:t>
+            </w:r>
+          </w:p>
+        </w:tc>
+        <w:tc>
+          <w:tcPr>
+            <w:tcW w:type="dxa" w:w="1606"/>
+          </w:tcPr>
+          <w:p>
+            <w:pPr>
+              <w:spacing w:after="40" w:line="240" w:lineRule="auto"/>
+            </w:pPr>
+            <w:r>
+              <w:t>运行中</w:t>
             </w:r>
           </w:p>
         </w:tc>
@@ -1007,12 +1174,13 @@
     </w:tbl>
     <w:p>
       <w:r>
-        <w:t>当前运行展开 2,900 个回复单元，共 126,688 个监督 token；最长 1945 token。全部单元已检查官方渲染、非思考前缀和监督位置，没有截断调用。</w:t>
+        <w:t>当前运行展开 14,502 个回复单元，共 638,598 个监督 token；最长 2034 token。全部单元已检查官方渲染、非思考前缀和监督位置，没有截断调用。</w:t>
       </w:r>
     </w:p>
     <w:p>
       <w:pPr>
         <w:keepNext/>
+        <w:spacing w:before="120"/>
         <w:jc w:val="center"/>
       </w:pPr>
       <w:r>
@@ -1027,7 +1195,7 @@
               <a:graphicData uri="http://schemas.openxmlformats.org/drawingml/2006/picture">
                 <pic:pic>
                   <pic:nvPicPr>
-                    <pic:cNvPr id="0" name="E09-R05-loss.png"/>
+                    <pic:cNvPr id="0" name="E09-R09-loss.png"/>
                     <pic:cNvPicPr/>
                   </pic:nvPicPr>
                   <pic:blipFill>
@@ -1055,12 +1223,17 @@
         <w:jc w:val="center"/>
       </w:pPr>
       <w:r>
-        <w:t>图 E09-1：E09-R05，训练 363 个点、完整 dev 5 个点；保留原始波动。</w:t>
+        <w:t>图 E09-1：E09-R09，训练 84 个点、完整 dev 1 个点；保留原始波动。</w:t>
       </w:r>
     </w:p>
     <w:p>
       <w:r>
         <w:t>训练点是 TRL 每次参数更新的 loss，验证点来自完整 dev 的监督 token 加权交叉熵。它们的聚合窗口不同，先观察各自趋势，再结合工具生成结果判断；不能把一两个低点当成能力改善。</w:t>
+      </w:r>
+    </w:p>
+    <w:p>
+      <w:r>
+        <w:t>已完成的 1k 主运行共有 2,900 个回复单元、126,688 个监督 token，更新 363 次。完整 dev loss 从 2.18203 降到 0.14346，选择了 checkpoint-363。下面的生成结果才用来检查，这种对标注文本的拟合是否变成了更可靠的决策。</w:t>
       </w:r>
     </w:p>
     <w:p>
@@ -1073,12 +1246,410 @@
         <w:pStyle w:val="Heading2"/>
       </w:pPr>
       <w:r>
-        <w:t>生成评测进行到哪一步？</w:t>
+        <w:t>loss 降下来了，工具调用也改善了吗？</w:t>
       </w:r>
     </w:p>
     <w:p>
       <w:r>
-        <w:t>E09-R05 的独立生成评测为 E09-R06，已落盘 40/928 个决策轮。还没有覆盖完整 500 条轨迹，暂时不把当前通过数写成最终成绩。</w:t>
+        <w:t>最近完成的 E09-R05 通过 350/500；调用轮为 474/568，不调用轮为 276/360。是否比原模型好，要在相同条件下逐项比较。</w:t>
+      </w:r>
+    </w:p>
+    <w:p>
+      <w:r>
+        <w:t>这里只列已经完成全部 dev 的运行。原模型和适配器使用 E08 选择的同一提示、贪心解码、相同标注历史和生成预算；每一项都可以核对逐条回复，失败仍留在分母中。</w:t>
+      </w:r>
+    </w:p>
+    <w:tbl>
+      <w:tblPr>
+        <w:tblStyle w:val="TableGrid"/>
+        <w:tblW w:type="auto" w:w="0"/>
+        <w:tblLook w:firstColumn="1" w:firstRow="1" w:lastColumn="0" w:lastRow="0" w:noHBand="0" w:noVBand="1" w:val="04A0"/>
+      </w:tblPr>
+      <w:tblGrid>
+        <w:gridCol w:w="1606"/>
+        <w:gridCol w:w="1606"/>
+        <w:gridCol w:w="1606"/>
+        <w:gridCol w:w="1606"/>
+        <w:gridCol w:w="1606"/>
+        <w:gridCol w:w="1606"/>
+      </w:tblGrid>
+      <w:tr>
+        <w:trPr>
+          <w:cantSplit/>
+          <w:tblHeader/>
+        </w:trPr>
+        <w:tc>
+          <w:tcPr>
+            <w:tcW w:type="dxa" w:w="1606"/>
+            <w:shd w:fill="F3F4F6"/>
+          </w:tcPr>
+          <w:p>
+            <w:pPr>
+              <w:spacing w:after="40" w:line="240" w:lineRule="auto"/>
+            </w:pPr>
+            <w:r>
+              <w:rPr>
+                <w:b/>
+              </w:rPr>
+              <w:t>训练运行</w:t>
+            </w:r>
+          </w:p>
+        </w:tc>
+        <w:tc>
+          <w:tcPr>
+            <w:tcW w:type="dxa" w:w="1606"/>
+            <w:shd w:fill="F3F4F6"/>
+          </w:tcPr>
+          <w:p>
+            <w:pPr>
+              <w:spacing w:after="40" w:line="240" w:lineRule="auto"/>
+            </w:pPr>
+            <w:r>
+              <w:rPr>
+                <w:b/>
+              </w:rPr>
+              <w:t>数据量 / seed</w:t>
+            </w:r>
+          </w:p>
+        </w:tc>
+        <w:tc>
+          <w:tcPr>
+            <w:tcW w:type="dxa" w:w="1606"/>
+            <w:shd w:fill="F3F4F6"/>
+          </w:tcPr>
+          <w:p>
+            <w:pPr>
+              <w:spacing w:after="40" w:line="240" w:lineRule="auto"/>
+            </w:pPr>
+            <w:r>
+              <w:rPr>
+                <w:b/>
+              </w:rPr>
+              <w:t>整条轨迹通过</w:t>
+            </w:r>
+          </w:p>
+        </w:tc>
+        <w:tc>
+          <w:tcPr>
+            <w:tcW w:type="dxa" w:w="1606"/>
+            <w:shd w:fill="F3F4F6"/>
+          </w:tcPr>
+          <w:p>
+            <w:pPr>
+              <w:spacing w:after="40" w:line="240" w:lineRule="auto"/>
+            </w:pPr>
+            <w:r>
+              <w:rPr>
+                <w:b/>
+              </w:rPr>
+              <w:t>调用轮通过</w:t>
+            </w:r>
+          </w:p>
+        </w:tc>
+        <w:tc>
+          <w:tcPr>
+            <w:tcW w:type="dxa" w:w="1606"/>
+            <w:shd w:fill="F3F4F6"/>
+          </w:tcPr>
+          <w:p>
+            <w:pPr>
+              <w:spacing w:after="40" w:line="240" w:lineRule="auto"/>
+            </w:pPr>
+            <w:r>
+              <w:rPr>
+                <w:b/>
+              </w:rPr>
+              <w:t>不调用轮通过</w:t>
+            </w:r>
+          </w:p>
+        </w:tc>
+        <w:tc>
+          <w:tcPr>
+            <w:tcW w:type="dxa" w:w="1606"/>
+            <w:shd w:fill="F3F4F6"/>
+          </w:tcPr>
+          <w:p>
+            <w:pPr>
+              <w:spacing w:after="40" w:line="240" w:lineRule="auto"/>
+            </w:pPr>
+            <w:r>
+              <w:rPr>
+                <w:b/>
+              </w:rPr>
+              <w:t>截断</w:t>
+            </w:r>
+          </w:p>
+        </w:tc>
+      </w:tr>
+      <w:tr>
+        <w:trPr>
+          <w:cantSplit/>
+        </w:trPr>
+        <w:tc>
+          <w:tcPr>
+            <w:tcW w:type="dxa" w:w="1606"/>
+          </w:tcPr>
+          <w:p>
+            <w:pPr>
+              <w:spacing w:after="40" w:line="240" w:lineRule="auto"/>
+            </w:pPr>
+            <w:r>
+              <w:t>原模型，固定提示</w:t>
+            </w:r>
+          </w:p>
+        </w:tc>
+        <w:tc>
+          <w:tcPr>
+            <w:tcW w:type="dxa" w:w="1606"/>
+          </w:tcPr>
+          <w:p>
+            <w:pPr>
+              <w:spacing w:after="40" w:line="240" w:lineRule="auto"/>
+            </w:pPr>
+            <w:r>
+              <w:t>无微调</w:t>
+            </w:r>
+          </w:p>
+        </w:tc>
+        <w:tc>
+          <w:tcPr>
+            <w:tcW w:type="dxa" w:w="1606"/>
+          </w:tcPr>
+          <w:p>
+            <w:pPr>
+              <w:spacing w:after="40" w:line="240" w:lineRule="auto"/>
+            </w:pPr>
+            <w:r>
+              <w:t>355/500</w:t>
+            </w:r>
+          </w:p>
+        </w:tc>
+        <w:tc>
+          <w:tcPr>
+            <w:tcW w:type="dxa" w:w="1606"/>
+          </w:tcPr>
+          <w:p>
+            <w:pPr>
+              <w:spacing w:after="40" w:line="240" w:lineRule="auto"/>
+            </w:pPr>
+            <w:r>
+              <w:t>456/568</w:t>
+            </w:r>
+          </w:p>
+        </w:tc>
+        <w:tc>
+          <w:tcPr>
+            <w:tcW w:type="dxa" w:w="1606"/>
+          </w:tcPr>
+          <w:p>
+            <w:pPr>
+              <w:spacing w:after="40" w:line="240" w:lineRule="auto"/>
+            </w:pPr>
+            <w:r>
+              <w:t>299/360</w:t>
+            </w:r>
+          </w:p>
+        </w:tc>
+        <w:tc>
+          <w:tcPr>
+            <w:tcW w:type="dxa" w:w="1606"/>
+          </w:tcPr>
+          <w:p>
+            <w:pPr>
+              <w:spacing w:after="40" w:line="240" w:lineRule="auto"/>
+            </w:pPr>
+            <w:r>
+              <w:t>0</w:t>
+            </w:r>
+          </w:p>
+        </w:tc>
+      </w:tr>
+      <w:tr>
+        <w:trPr>
+          <w:cantSplit/>
+        </w:trPr>
+        <w:tc>
+          <w:tcPr>
+            <w:tcW w:type="dxa" w:w="1606"/>
+          </w:tcPr>
+          <w:p>
+            <w:pPr>
+              <w:spacing w:after="40" w:line="240" w:lineRule="auto"/>
+            </w:pPr>
+            <w:r>
+              <w:t>E09-R05</w:t>
+            </w:r>
+          </w:p>
+        </w:tc>
+        <w:tc>
+          <w:tcPr>
+            <w:tcW w:type="dxa" w:w="1606"/>
+          </w:tcPr>
+          <w:p>
+            <w:pPr>
+              <w:spacing w:after="40" w:line="240" w:lineRule="auto"/>
+            </w:pPr>
+            <w:r>
+              <w:t>1,000 / 17</w:t>
+            </w:r>
+          </w:p>
+        </w:tc>
+        <w:tc>
+          <w:tcPr>
+            <w:tcW w:type="dxa" w:w="1606"/>
+          </w:tcPr>
+          <w:p>
+            <w:pPr>
+              <w:spacing w:after="40" w:line="240" w:lineRule="auto"/>
+            </w:pPr>
+            <w:r>
+              <w:t>350/500</w:t>
+            </w:r>
+          </w:p>
+        </w:tc>
+        <w:tc>
+          <w:tcPr>
+            <w:tcW w:type="dxa" w:w="1606"/>
+          </w:tcPr>
+          <w:p>
+            <w:pPr>
+              <w:spacing w:after="40" w:line="240" w:lineRule="auto"/>
+            </w:pPr>
+            <w:r>
+              <w:t>474/568</w:t>
+            </w:r>
+          </w:p>
+        </w:tc>
+        <w:tc>
+          <w:tcPr>
+            <w:tcW w:type="dxa" w:w="1606"/>
+          </w:tcPr>
+          <w:p>
+            <w:pPr>
+              <w:spacing w:after="40" w:line="240" w:lineRule="auto"/>
+            </w:pPr>
+            <w:r>
+              <w:t>276/360</w:t>
+            </w:r>
+          </w:p>
+        </w:tc>
+        <w:tc>
+          <w:tcPr>
+            <w:tcW w:type="dxa" w:w="1606"/>
+          </w:tcPr>
+          <w:p>
+            <w:pPr>
+              <w:spacing w:after="40" w:line="240" w:lineRule="auto"/>
+            </w:pPr>
+            <w:r>
+              <w:t>1</w:t>
+            </w:r>
+          </w:p>
+        </w:tc>
+      </w:tr>
+    </w:tbl>
+    <w:p>
+      <w:pPr>
+        <w:keepNext/>
+        <w:spacing w:before="120"/>
+        <w:jc w:val="center"/>
+      </w:pPr>
+      <w:r>
+        <w:drawing>
+          <wp:inline xmlns:a="http://schemas.openxmlformats.org/drawingml/2006/main" xmlns:pic="http://schemas.openxmlformats.org/drawingml/2006/picture">
+            <wp:extent cx="5400000" cy="2953125"/>
+            <wp:docPr id="3" name="Picture 3"/>
+            <wp:cNvGraphicFramePr>
+              <a:graphicFrameLocks noChangeAspect="1"/>
+            </wp:cNvGraphicFramePr>
+            <a:graphic>
+              <a:graphicData uri="http://schemas.openxmlformats.org/drawingml/2006/picture">
+                <pic:pic>
+                  <pic:nvPicPr>
+                    <pic:cNvPr id="0" name="dev-tool-comparison.png"/>
+                    <pic:cNvPicPr/>
+                  </pic:nvPicPr>
+                  <pic:blipFill>
+                    <a:blip r:embed="rId13"/>
+                    <a:stretch>
+                      <a:fillRect/>
+                    </a:stretch>
+                  </pic:blipFill>
+                  <pic:spPr>
+                    <a:xfrm>
+                      <a:off x="0" y="0"/>
+                      <a:ext cx="5400000" cy="2953125"/>
+                    </a:xfrm>
+                    <a:prstGeom prst="rect"/>
+                  </pic:spPr>
+                </pic:pic>
+              </a:graphicData>
+            </a:graphic>
+          </wp:inline>
+        </w:drawing>
+      </w:r>
+    </w:p>
+    <w:p>
+      <w:pPr>
+        <w:jc w:val="center"/>
+      </w:pPr>
+      <w:r>
+        <w:t>图 E09-3：相同完整 dev 的真实生成结果，各训练 seed 单独显示。</w:t>
+      </w:r>
+    </w:p>
+    <w:p>
+      <w:r>
+        <w:t>最近完成的 E09-R05 通过 350/500，与原模型相差 -5 条，即 -1.0 个百分点。调用轮相差 +18 条，不调用轮相差 -23 条。先分别看这两类决策，才能判断模型是否只是更愿意调工具。</w:t>
+      </w:r>
+    </w:p>
+    <w:p>
+      <w:r>
+        <w:t>这些仍是 dev 成绩，用于探索规模与选配置；最终 test 还没有用于本阶段选择。数据更多也意味着监督 token 和更新次数更多，规模差异不能直接归因于某一种训练机制。</w:t>
+      </w:r>
+    </w:p>
+    <w:p>
+      <w:pPr>
+        <w:pStyle w:val="Heading2"/>
+      </w:pPr>
+      <w:r>
+        <w:t>只少通过五条，是原来的题都差了一点吗？</w:t>
+      </w:r>
+    </w:p>
+    <w:p>
+      <w:r>
+        <w:t>不是。1k 这轮和提示词基线有 317 条共同通过、112 条共同失败；另外 33 条原来错的轨迹被修好，38 条原来对的轨迹退步了。最后相差五条，是这两边变化抵消后的结果。逐轮看也有 47 次改对和 52 次改错，不能说模型几乎没有变化。</w:t>
+      </w:r>
+    </w:p>
+    <w:p>
+      <w:r>
+        <w:t>把同一批 500 条轨迹成对重抽 10,000 次，差值的 95% 区间为 -4.4 到 +2.2 个百分点，覆盖零。这里先把结论收住：本轮没有证明整体改善，也没有充分依据把这一点差距推广为稳定退步。区间只反映这份 dev 的轨迹差异，不包含重新训练不同 seed 的波动。</w:t>
+      </w:r>
+    </w:p>
+    <w:p>
+      <w:pPr>
+        <w:pStyle w:val="Heading2"/>
+      </w:pPr>
+      <w:r>
+        <w:t>是不是每个缺参数的问题都变差了？</w:t>
+      </w:r>
+    </w:p>
+    <w:p>
+      <w:r>
+        <w:t>也不是。上一节的待办例子 glaive-60626，这轮已经改成先询问任务和优先级；原模型猜参数的问题得到了修正。但 glaive-19711 只说想听音乐，没有给出类型，原模型会问想听什么，微调后却直接调用了下面的工具：</w:t>
+      </w:r>
+    </w:p>
+    <w:p>
+      <w:pPr>
+        <w:pStyle w:val="CodeBlock"/>
+        <w:shd w:fill="F3F4F6"/>
+      </w:pPr>
+      <w:r>
+        <w:t>{"name":"play_music","arguments":{"genre":"pop"}}</w:t>
+      </w:r>
+    </w:p>
+    <w:p>
+      <w:r>
+        <w:t>这条 JSON 和参数类型都有效，问题在于 pop 是模型自行补出的。两个例子都来自本轮实际回复。接下来继续原定 5k、10k 比较，观察这种多调用、少询问的倾向是否改变；数据质量和学习率的对照再单独排查，当前不为了让成绩变好而改评分。</w:t>
       </w:r>
     </w:p>
     <w:p>
@@ -1163,13 +1734,14 @@
     <w:p>
       <w:pPr>
         <w:keepNext/>
+        <w:spacing w:before="120"/>
         <w:jc w:val="center"/>
       </w:pPr>
       <w:r>
         <w:drawing>
           <wp:inline xmlns:a="http://schemas.openxmlformats.org/drawingml/2006/main" xmlns:pic="http://schemas.openxmlformats.org/drawingml/2006/picture">
             <wp:extent cx="5400000" cy="2953125"/>
-            <wp:docPr id="3" name="Picture 3"/>
+            <wp:docPr id="4" name="Picture 4"/>
             <wp:cNvGraphicFramePr>
               <a:graphicFrameLocks noChangeAspect="1"/>
             </wp:cNvGraphicFramePr>
@@ -1181,7 +1753,7 @@
                     <pic:cNvPicPr/>
                   </pic:nvPicPr>
                   <pic:blipFill>
-                    <a:blip r:embed="rId13"/>
+                    <a:blip r:embed="rId14"/>
                     <a:stretch>
                       <a:fillRect/>
                     </a:stretch>
@@ -1210,6 +1782,29 @@
     </w:p>
     <w:p>
       <w:pPr>
+        <w:pStyle w:val="Heading2"/>
+      </w:pPr>
+      <w:r>
+        <w:t>这次没有 OOM，为什么 5k 还是停了？</w:t>
+      </w:r>
+    </w:p>
+    <w:p>
+      <w:r>
+        <w:t>R07 已训练 100 次，完整 dev loss 为 0.18383；模型计算和验证都已完成，随后替换进度记录时出现 WinError 5。失败发生在保存 checkpoint 之前，因此这一轮没有可恢复的模型断点，不能把完成验证当成完成训练。已有 100 次更新、两次完整 dev 测量和原始报错全部保留。</w:t>
+      </w:r>
+    </w:p>
+    <w:p>
+      <w:r>
+        <w:t>R08 用真实 Windows 文件句柄复现了边界：文件还被读取时，旧写法替换失败；关闭读句柄后，同一替换成功。原失败时具体是哪一个进程持有句柄还没有确认，不能直接归因到某个程序。</w:t>
+      </w:r>
+    </w:p>
+    <w:p>
+      <w:r>
+        <w:t>新的写法让各次写入使用独立临时文件，在短暂占用时有限重试。实际核验中，读句柄在 0.20 秒后释放，替换在 0.31 秒后成功，读取到的内容正确；持续无法写入仍会报错。后续按同样 5k 数据、seed 和训练参数重新开始，改动针对记录写入，不减少训练量。</w:t>
+      </w:r>
+    </w:p>
+    <w:p>
+      <w:pPr>
         <w:pStyle w:val="Heading1"/>
       </w:pPr>
       <w:r>
@@ -1218,12 +1813,17 @@
     </w:p>
     <w:p>
       <w:r>
-        <w:t>原模型的完整 dev 比较已经结束：零样本通过 268/500 条轨迹，加入三条训练示例后通过 355/500。少样本提示提高了调用轮表现，也带来了更多本该询问或不调用时的误调用。后续比较使用这一固定提示，同时单独观察调用和不调用两类错误。</w:t>
+        <w:t>原模型在相同完整 dev 上，零样本通过 268/500，加入三条固定示例后通过 355/500。少样本提示提高了调用轮表现，也增加了本该询问或不调用时的误调用。后续模型都沿用这个已冻结的提示。</w:t>
       </w:r>
     </w:p>
     <w:p>
       <w:r>
-        <w:t>正式微调正在按 1k、5k、10k 推进。当前已解决 TRL 重复准备导致 LoRA 冻结的问题，并记录了显存压力下的停止与重新运行。规模效果、最优配置及 test 成绩要等实际训练和生成评测完成后再下结论。</w:t>
+        <w:t>最近这轮用了 1,000 条训练轨迹，完整 dev 通过 350/500；调用轮为 474/568，不调用轮为 276/360。loss 与实际工具决策分开看，不能把更容易生成调用当成任务成功率提升。</w:t>
+      </w:r>
+    </w:p>
+    <w:p>
+      <w:r>
+        <w:t>训练已解决 LoRA 重复准备和缓存压力问题，失败条件与处理过程保留在正文。规模与 seed 比较仍按既定队列推进；尚未完成的对照和最终 test 保持未完成，不提前选择最终配置。</w:t>
       </w:r>
     </w:p>
     <w:p>
@@ -1435,6 +2035,99 @@
             </w:pPr>
             <w:r>
               <w:t>experiments/E09/runs/E09-R03.json；E09-R04.json；experiments/E09/resource-recovery.json</w:t>
+            </w:r>
+          </w:p>
+        </w:tc>
+      </w:tr>
+      <w:tr>
+        <w:trPr>
+          <w:cantSplit/>
+        </w:trPr>
+        <w:tc>
+          <w:tcPr>
+            <w:tcW w:type="dxa" w:w="4819"/>
+          </w:tcPr>
+          <w:p>
+            <w:pPr>
+              <w:spacing w:after="40" w:line="240" w:lineRule="auto"/>
+            </w:pPr>
+            <w:r>
+              <w:t>工具生成比较</w:t>
+            </w:r>
+          </w:p>
+        </w:tc>
+        <w:tc>
+          <w:tcPr>
+            <w:tcW w:type="dxa" w:w="4819"/>
+          </w:tcPr>
+          <w:p>
+            <w:pPr>
+              <w:spacing w:after="40" w:line="240" w:lineRule="auto"/>
+            </w:pPr>
+            <w:r>
+              <w:t>experiments/E09/dev-tool-comparison.csv</w:t>
+            </w:r>
+          </w:p>
+        </w:tc>
+      </w:tr>
+      <w:tr>
+        <w:trPr>
+          <w:cantSplit/>
+        </w:trPr>
+        <w:tc>
+          <w:tcPr>
+            <w:tcW w:type="dxa" w:w="4819"/>
+          </w:tcPr>
+          <w:p>
+            <w:pPr>
+              <w:spacing w:after="40" w:line="240" w:lineRule="auto"/>
+            </w:pPr>
+            <w:r>
+              <w:t>1k 配对变化与失败例子</w:t>
+            </w:r>
+          </w:p>
+        </w:tc>
+        <w:tc>
+          <w:tcPr>
+            <w:tcW w:type="dxa" w:w="4819"/>
+          </w:tcPr>
+          <w:p>
+            <w:pPr>
+              <w:spacing w:after="40" w:line="240" w:lineRule="auto"/>
+            </w:pPr>
+            <w:r>
+              <w:t>experiments/E09/E09-R06-comparison.json；experiments/E09/E09-R06-paired.csv</w:t>
+            </w:r>
+          </w:p>
+        </w:tc>
+      </w:tr>
+      <w:tr>
+        <w:trPr>
+          <w:cantSplit/>
+        </w:trPr>
+        <w:tc>
+          <w:tcPr>
+            <w:tcW w:type="dxa" w:w="4819"/>
+          </w:tcPr>
+          <w:p>
+            <w:pPr>
+              <w:spacing w:after="40" w:line="240" w:lineRule="auto"/>
+            </w:pPr>
+            <w:r>
+              <w:t>Windows 记录写入排查</w:t>
+            </w:r>
+          </w:p>
+        </w:tc>
+        <w:tc>
+          <w:tcPr>
+            <w:tcW w:type="dxa" w:w="4819"/>
+          </w:tcPr>
+          <w:p>
+            <w:pPr>
+              <w:spacing w:after="40" w:line="240" w:lineRule="auto"/>
+            </w:pPr>
+            <w:r>
+              <w:t>experiments/E09/runs/E09-R07.json；experiments/E09/runs/E09-R08.json</w:t>
             </w:r>
           </w:p>
         </w:tc>

--- a/docs/reports/02-微调与数据.docx
+++ b/docs/reports/02-微调与数据.docx
@@ -12,7 +12,7 @@
     </w:p>
     <w:p>
       <w:r>
-        <w:t>更新：2026-10-01T09:53:25+08:00。本册按实际实验整理，原始运行记录单独保存。</w:t>
+        <w:t>更新：2026-10-01T10:13:56+08:00。本册按实际实验整理，原始运行记录单独保存。</w:t>
       </w:r>
     </w:p>
     <w:p>
@@ -1140,7 +1140,7 @@
               <w:spacing w:after="40" w:line="240" w:lineRule="auto"/>
             </w:pPr>
             <w:r>
-              <w:t>84</w:t>
+              <w:t>300</w:t>
             </w:r>
           </w:p>
         </w:tc>
@@ -1153,7 +1153,7 @@
               <w:spacing w:after="40" w:line="240" w:lineRule="auto"/>
             </w:pPr>
             <w:r>
-              <w:t>尚未保存</w:t>
+              <w:t>0.14626</w:t>
             </w:r>
           </w:p>
         </w:tc>
@@ -1223,7 +1223,7 @@
         <w:jc w:val="center"/>
       </w:pPr>
       <w:r>
-        <w:t>图 E09-1：E09-R09，训练 84 个点、完整 dev 1 个点；保留原始波动。</w:t>
+        <w:t>图 E09-1：E09-R09，训练 300 个点、完整 dev 4 个点；保留原始波动。</w:t>
       </w:r>
     </w:p>
     <w:p>

--- a/docs/reports/02-微调与数据.docx
+++ b/docs/reports/02-微调与数据.docx
@@ -12,7 +12,7 @@
     </w:p>
     <w:p>
       <w:r>
-        <w:t>更新：2026-10-01T10:13:56+08:00。本册按实际实验整理，原始运行记录单独保存。</w:t>
+        <w:t>更新：2026-10-01T10:59:34+08:00。本册按实际实验整理，原始运行记录单独保存。</w:t>
       </w:r>
     </w:p>
     <w:p>
@@ -1140,7 +1140,7 @@
               <w:spacing w:after="40" w:line="240" w:lineRule="auto"/>
             </w:pPr>
             <w:r>
-              <w:t>300</w:t>
+              <w:t>940</w:t>
             </w:r>
           </w:p>
         </w:tc>
@@ -1153,7 +1153,7 @@
               <w:spacing w:after="40" w:line="240" w:lineRule="auto"/>
             </w:pPr>
             <w:r>
-              <w:t>0.14626</w:t>
+              <w:t>0.12284</w:t>
             </w:r>
           </w:p>
         </w:tc>
@@ -1223,7 +1223,7 @@
         <w:jc w:val="center"/>
       </w:pPr>
       <w:r>
-        <w:t>图 E09-1：E09-R09，训练 300 个点、完整 dev 4 个点；保留原始波动。</w:t>
+        <w:t>图 E09-1：E09-R09，训练 940 个点、完整 dev 10 个点；保留原始波动。</w:t>
       </w:r>
     </w:p>
     <w:p>
@@ -1804,6 +1804,854 @@
       </w:r>
     </w:p>
     <w:p>
+      <w:r>
+        <w:br w:type="page"/>
+      </w:r>
+    </w:p>
+    <w:p>
+      <w:pPr>
+        <w:pStyle w:val="Heading1"/>
+      </w:pPr>
+      <w:r>
+        <w:t>E13：工具真的能读写和执行，才轮得到模型来做任务</w:t>
+      </w:r>
+    </w:p>
+    <w:p>
+      <w:r>
+        <w:t>Pi 的 read、edit、write、bash 已经在本机 Docker 容器里跑通。最后一轮核验共发出 20 次请求，其中 11 次正常返回，9 次触发预期的错误或预算限制。这里没有调用模型，所以这 20 次请求是工具链检查，不是 20 道 Agent 任务，也不能换算成模型成功率。</w:t>
+      </w:r>
+    </w:p>
+    <w:p>
+      <w:pPr>
+        <w:pStyle w:val="Heading2"/>
+      </w:pPr>
+      <w:r>
+        <w:t>四个工具接上以后，实际做成了什么？</w:t>
+      </w:r>
+    </w:p>
+    <w:p>
+      <w:r>
+        <w:t>这次先写了一个故意算错的加法函数：</w:t>
+      </w:r>
+      <w:r>
+        <w:rPr>
+          <w:rFonts w:ascii="Consolas" w:hAnsi="Consolas"/>
+          <w:sz w:val="20"/>
+        </w:rPr>
+        <w:t>sum(2, 3)</w:t>
+      </w:r>
+      <w:r>
+        <w:t xml:space="preserve"> 原本返回 -1。用 read 读回文件，再让 edit 把减号换成加号，最后通过 bash 调用容器里的 Node 执行。真实输出是 5，进程退出码为 0；容器里的 Node 版本也实际打印为 v24.14.0。结束前再次读取文件，确认改动确实留在文件里。</w:t>
+      </w:r>
+    </w:p>
+    <w:tbl>
+      <w:tblPr>
+        <w:tblStyle w:val="TableGrid"/>
+        <w:tblW w:type="auto" w:w="0"/>
+        <w:tblLook w:firstColumn="1" w:firstRow="1" w:lastColumn="0" w:lastRow="0" w:noHBand="0" w:noVBand="1" w:val="04A0"/>
+      </w:tblPr>
+      <w:tblGrid>
+        <w:gridCol w:w="3213"/>
+        <w:gridCol w:w="3213"/>
+        <w:gridCol w:w="3213"/>
+      </w:tblGrid>
+      <w:tr>
+        <w:trPr>
+          <w:cantSplit/>
+          <w:tblHeader/>
+        </w:trPr>
+        <w:tc>
+          <w:tcPr>
+            <w:tcW w:type="dxa" w:w="3213"/>
+            <w:shd w:fill="F3F4F6"/>
+          </w:tcPr>
+          <w:p>
+            <w:pPr>
+              <w:spacing w:after="40" w:line="240" w:lineRule="auto"/>
+            </w:pPr>
+            <w:r>
+              <w:rPr>
+                <w:b/>
+              </w:rPr>
+              <w:t>工具</w:t>
+            </w:r>
+          </w:p>
+        </w:tc>
+        <w:tc>
+          <w:tcPr>
+            <w:tcW w:type="dxa" w:w="3213"/>
+            <w:shd w:fill="F3F4F6"/>
+          </w:tcPr>
+          <w:p>
+            <w:pPr>
+              <w:spacing w:after="40" w:line="240" w:lineRule="auto"/>
+            </w:pPr>
+            <w:r>
+              <w:rPr>
+                <w:b/>
+              </w:rPr>
+              <w:t>实际操作</w:t>
+            </w:r>
+          </w:p>
+        </w:tc>
+        <w:tc>
+          <w:tcPr>
+            <w:tcW w:type="dxa" w:w="3213"/>
+            <w:shd w:fill="F3F4F6"/>
+          </w:tcPr>
+          <w:p>
+            <w:pPr>
+              <w:spacing w:after="40" w:line="240" w:lineRule="auto"/>
+            </w:pPr>
+            <w:r>
+              <w:rPr>
+                <w:b/>
+              </w:rPr>
+              <w:t>核对到的结果</w:t>
+            </w:r>
+          </w:p>
+        </w:tc>
+      </w:tr>
+      <w:tr>
+        <w:trPr>
+          <w:cantSplit/>
+        </w:trPr>
+        <w:tc>
+          <w:tcPr>
+            <w:tcW w:type="dxa" w:w="3213"/>
+          </w:tcPr>
+          <w:p>
+            <w:pPr>
+              <w:spacing w:after="40" w:line="240" w:lineRule="auto"/>
+            </w:pPr>
+            <w:r>
+              <w:t>write</w:t>
+            </w:r>
+          </w:p>
+        </w:tc>
+        <w:tc>
+          <w:tcPr>
+            <w:tcW w:type="dxa" w:w="3213"/>
+          </w:tcPr>
+          <w:p>
+            <w:pPr>
+              <w:spacing w:after="40" w:line="240" w:lineRule="auto"/>
+            </w:pPr>
+            <w:r>
+              <w:t>创建函数文件</w:t>
+            </w:r>
+          </w:p>
+        </w:tc>
+        <w:tc>
+          <w:tcPr>
+            <w:tcW w:type="dxa" w:w="3213"/>
+          </w:tcPr>
+          <w:p>
+            <w:pPr>
+              <w:spacing w:after="40" w:line="240" w:lineRule="auto"/>
+            </w:pPr>
+            <w:r>
+              <w:t>文件内容和末尾换行都保留</w:t>
+            </w:r>
+          </w:p>
+        </w:tc>
+      </w:tr>
+      <w:tr>
+        <w:trPr>
+          <w:cantSplit/>
+        </w:trPr>
+        <w:tc>
+          <w:tcPr>
+            <w:tcW w:type="dxa" w:w="3213"/>
+          </w:tcPr>
+          <w:p>
+            <w:pPr>
+              <w:spacing w:after="40" w:line="240" w:lineRule="auto"/>
+            </w:pPr>
+            <w:r>
+              <w:t>read</w:t>
+            </w:r>
+          </w:p>
+        </w:tc>
+        <w:tc>
+          <w:tcPr>
+            <w:tcW w:type="dxa" w:w="3213"/>
+          </w:tcPr>
+          <w:p>
+            <w:pPr>
+              <w:spacing w:after="40" w:line="240" w:lineRule="auto"/>
+            </w:pPr>
+            <w:r>
+              <w:t>读回文本，再读一张固定 PNG</w:t>
+            </w:r>
+          </w:p>
+        </w:tc>
+        <w:tc>
+          <w:tcPr>
+            <w:tcW w:type="dxa" w:w="3213"/>
+          </w:tcPr>
+          <w:p>
+            <w:pPr>
+              <w:spacing w:after="40" w:line="240" w:lineRule="auto"/>
+            </w:pPr>
+            <w:r>
+              <w:t>文本逐字一致；图片返回 image/png</w:t>
+            </w:r>
+          </w:p>
+        </w:tc>
+      </w:tr>
+      <w:tr>
+        <w:trPr>
+          <w:cantSplit/>
+        </w:trPr>
+        <w:tc>
+          <w:tcPr>
+            <w:tcW w:type="dxa" w:w="3213"/>
+          </w:tcPr>
+          <w:p>
+            <w:pPr>
+              <w:spacing w:after="40" w:line="240" w:lineRule="auto"/>
+            </w:pPr>
+            <w:r>
+              <w:t>edit</w:t>
+            </w:r>
+          </w:p>
+        </w:tc>
+        <w:tc>
+          <w:tcPr>
+            <w:tcW w:type="dxa" w:w="3213"/>
+          </w:tcPr>
+          <w:p>
+            <w:pPr>
+              <w:spacing w:after="40" w:line="240" w:lineRule="auto"/>
+            </w:pPr>
+            <w:r>
+              <w:t xml:space="preserve">把 </w:t>
+            </w:r>
+            <w:r>
+              <w:rPr>
+                <w:rFonts w:ascii="Consolas" w:hAnsi="Consolas"/>
+                <w:sz w:val="20"/>
+              </w:rPr>
+              <w:t>a - b</w:t>
+            </w:r>
+            <w:r>
+              <w:t xml:space="preserve"> 改成 `a + b</w:t>
+            </w:r>
+          </w:p>
+        </w:tc>
+        <w:tc>
+          <w:tcPr>
+            <w:tcW w:type="dxa" w:w="3213"/>
+          </w:tcPr>
+          <w:p>
+            <w:pPr>
+              <w:spacing w:after="40" w:line="240" w:lineRule="auto"/>
+            </w:pPr>
+            <w:r>
+              <w:t>返回修改位置与 diff，最终文件内容正确</w:t>
+            </w:r>
+          </w:p>
+        </w:tc>
+      </w:tr>
+      <w:tr>
+        <w:trPr>
+          <w:cantSplit/>
+        </w:trPr>
+        <w:tc>
+          <w:tcPr>
+            <w:tcW w:type="dxa" w:w="3213"/>
+          </w:tcPr>
+          <w:p>
+            <w:pPr>
+              <w:spacing w:after="40" w:line="240" w:lineRule="auto"/>
+            </w:pPr>
+            <w:r>
+              <w:t>bash</w:t>
+            </w:r>
+          </w:p>
+        </w:tc>
+        <w:tc>
+          <w:tcPr>
+            <w:tcW w:type="dxa" w:w="3213"/>
+          </w:tcPr>
+          <w:p>
+            <w:pPr>
+              <w:spacing w:after="40" w:line="240" w:lineRule="auto"/>
+            </w:pPr>
+            <w:r>
+              <w:t>导入修改后的函数并运行</w:t>
+            </w:r>
+          </w:p>
+        </w:tc>
+        <w:tc>
+          <w:tcPr>
+            <w:tcW w:type="dxa" w:w="3213"/>
+          </w:tcPr>
+          <w:p>
+            <w:pPr>
+              <w:spacing w:after="40" w:line="240" w:lineRule="auto"/>
+            </w:pPr>
+            <w:r>
+              <w:t>输出 5；退出码 0</w:t>
+            </w:r>
+          </w:p>
+        </w:tc>
+      </w:tr>
+    </w:tbl>
+    <w:p>
+      <w:r>
+        <w:t xml:space="preserve">Pi 0.99.1 的 edit 参数不是凭印象写的。这一版用 </w:t>
+      </w:r>
+      <w:r>
+        <w:rPr>
+          <w:rFonts w:ascii="Consolas" w:hAnsi="Consolas"/>
+          <w:sz w:val="20"/>
+        </w:rPr>
+        <w:t>edits</w:t>
+      </w:r>
+      <w:r>
+        <w:t xml:space="preserve"> 数组接收替换项，核验时实际传入的是：</w:t>
+      </w:r>
+    </w:p>
+    <w:p>
+      <w:pPr>
+        <w:pStyle w:val="CodeBlock"/>
+        <w:shd w:fill="F3F4F6"/>
+      </w:pPr>
+      <w:r>
+        <w:t>{</w:t>
+        <w:br/>
+        <w:t xml:space="preserve">  "path": "src/sum.mjs",</w:t>
+        <w:br/>
+        <w:t xml:space="preserve">  "edits": [</w:t>
+        <w:br/>
+        <w:t xml:space="preserve">    {"oldText": "a - b", "newText": "a + b"}</w:t>
+        <w:br/>
+        <w:t xml:space="preserve">  ]</w:t>
+        <w:br/>
+        <w:t>}</w:t>
+      </w:r>
+    </w:p>
+    <w:p>
+      <w:r>
+        <w:t>工具名称、说明和参数来自实际安装的 Pi 包。适配代码只替换它提供的文件与命令 operations，文本截断、编辑差异和图片读取仍使用 Pi 的实现。任务文件留在容器里，主机上的 Pi 负责组织调用与处理返回。</w:t>
+      </w:r>
+    </w:p>
+    <w:p>
+      <w:pPr>
+        <w:pStyle w:val="Heading2"/>
+      </w:pPr>
+      <w:r>
+        <w:t>失败返回有没有保留下来？有，而且不能只看正常例子</w:t>
+      </w:r>
+    </w:p>
+    <w:p>
+      <w:r>
+        <w:t>模型之后会遇到不存在的文件、写错的替换文本，甚至一直重复调用。接入前先把这些情况实际跑一遍，才能知道模型收到的是什么。</w:t>
+      </w:r>
+    </w:p>
+    <w:tbl>
+      <w:tblPr>
+        <w:tblStyle w:val="TableGrid"/>
+        <w:tblW w:type="auto" w:w="0"/>
+        <w:tblLook w:firstColumn="1" w:firstRow="1" w:lastColumn="0" w:lastRow="0" w:noHBand="0" w:noVBand="1" w:val="04A0"/>
+      </w:tblPr>
+      <w:tblGrid>
+        <w:gridCol w:w="3213"/>
+        <w:gridCol w:w="3213"/>
+        <w:gridCol w:w="3213"/>
+      </w:tblGrid>
+      <w:tr>
+        <w:trPr>
+          <w:cantSplit/>
+          <w:tblHeader/>
+        </w:trPr>
+        <w:tc>
+          <w:tcPr>
+            <w:tcW w:type="dxa" w:w="3213"/>
+            <w:shd w:fill="F3F4F6"/>
+          </w:tcPr>
+          <w:p>
+            <w:pPr>
+              <w:spacing w:after="40" w:line="240" w:lineRule="auto"/>
+            </w:pPr>
+            <w:r>
+              <w:rPr>
+                <w:b/>
+              </w:rPr>
+              <w:t>条件</w:t>
+            </w:r>
+          </w:p>
+        </w:tc>
+        <w:tc>
+          <w:tcPr>
+            <w:tcW w:type="dxa" w:w="3213"/>
+            <w:shd w:fill="F3F4F6"/>
+          </w:tcPr>
+          <w:p>
+            <w:pPr>
+              <w:spacing w:after="40" w:line="240" w:lineRule="auto"/>
+            </w:pPr>
+            <w:r>
+              <w:rPr>
+                <w:b/>
+              </w:rPr>
+              <w:t>真实返回或状态</w:t>
+            </w:r>
+          </w:p>
+        </w:tc>
+        <w:tc>
+          <w:tcPr>
+            <w:tcW w:type="dxa" w:w="3213"/>
+            <w:shd w:fill="F3F4F6"/>
+          </w:tcPr>
+          <w:p>
+            <w:pPr>
+              <w:spacing w:after="40" w:line="240" w:lineRule="auto"/>
+            </w:pPr>
+            <w:r>
+              <w:rPr>
+                <w:b/>
+              </w:rPr>
+              <w:t>这次得到的结论</w:t>
+            </w:r>
+          </w:p>
+        </w:tc>
+      </w:tr>
+      <w:tr>
+        <w:trPr>
+          <w:cantSplit/>
+        </w:trPr>
+        <w:tc>
+          <w:tcPr>
+            <w:tcW w:type="dxa" w:w="3213"/>
+          </w:tcPr>
+          <w:p>
+            <w:pPr>
+              <w:spacing w:after="40" w:line="240" w:lineRule="auto"/>
+            </w:pPr>
+            <w:r>
+              <w:t>读取不存在的文件</w:t>
+            </w:r>
+          </w:p>
+        </w:tc>
+        <w:tc>
+          <w:tcPr>
+            <w:tcW w:type="dxa" w:w="3213"/>
+          </w:tcPr>
+          <w:p>
+            <w:pPr>
+              <w:spacing w:after="40" w:line="240" w:lineRule="auto"/>
+            </w:pPr>
+            <w:r>
+              <w:t>ENOENT</w:t>
+            </w:r>
+          </w:p>
+        </w:tc>
+        <w:tc>
+          <w:tcPr>
+            <w:tcW w:type="dxa" w:w="3213"/>
+          </w:tcPr>
+          <w:p>
+            <w:pPr>
+              <w:spacing w:after="40" w:line="240" w:lineRule="auto"/>
+            </w:pPr>
+            <w:r>
+              <w:t>没有被改成空文件或正常返回</w:t>
+            </w:r>
+          </w:p>
+        </w:tc>
+      </w:tr>
+      <w:tr>
+        <w:trPr>
+          <w:cantSplit/>
+        </w:trPr>
+        <w:tc>
+          <w:tcPr>
+            <w:tcW w:type="dxa" w:w="3213"/>
+          </w:tcPr>
+          <w:p>
+            <w:pPr>
+              <w:spacing w:after="40" w:line="240" w:lineRule="auto"/>
+            </w:pPr>
+            <w:r>
+              <w:t>edit 的旧文本不匹配</w:t>
+            </w:r>
+          </w:p>
+        </w:tc>
+        <w:tc>
+          <w:tcPr>
+            <w:tcW w:type="dxa" w:w="3213"/>
+          </w:tcPr>
+          <w:p>
+            <w:pPr>
+              <w:spacing w:after="40" w:line="240" w:lineRule="auto"/>
+            </w:pPr>
+            <w:r>
+              <w:t>提示旧文本必须精确匹配</w:t>
+            </w:r>
+          </w:p>
+        </w:tc>
+        <w:tc>
+          <w:tcPr>
+            <w:tcW w:type="dxa" w:w="3213"/>
+          </w:tcPr>
+          <w:p>
+            <w:pPr>
+              <w:spacing w:after="40" w:line="240" w:lineRule="auto"/>
+            </w:pPr>
+            <w:r>
+              <w:t>不能把“想改”当成“已改”</w:t>
+            </w:r>
+          </w:p>
+        </w:tc>
+      </w:tr>
+      <w:tr>
+        <w:trPr>
+          <w:cantSplit/>
+        </w:trPr>
+        <w:tc>
+          <w:tcPr>
+            <w:tcW w:type="dxa" w:w="3213"/>
+          </w:tcPr>
+          <w:p>
+            <w:pPr>
+              <w:spacing w:after="40" w:line="240" w:lineRule="auto"/>
+            </w:pPr>
+            <w:r>
+              <w:t xml:space="preserve">文件路径含 </w:t>
+            </w:r>
+            <w:r>
+              <w:rPr>
+                <w:rFonts w:ascii="Consolas" w:hAnsi="Consolas"/>
+                <w:sz w:val="20"/>
+              </w:rPr>
+              <w:t>../</w:t>
+            </w:r>
+            <w:r>
+              <w:t xml:space="preserve"> 越界</w:t>
+            </w:r>
+          </w:p>
+        </w:tc>
+        <w:tc>
+          <w:tcPr>
+            <w:tcW w:type="dxa" w:w="3213"/>
+          </w:tcPr>
+          <w:p>
+            <w:pPr>
+              <w:spacing w:after="40" w:line="240" w:lineRule="auto"/>
+            </w:pPr>
+            <w:r>
+              <w:t>文件路径超出任务工作区</w:t>
+            </w:r>
+          </w:p>
+        </w:tc>
+        <w:tc>
+          <w:tcPr>
+            <w:tcW w:type="dxa" w:w="3213"/>
+          </w:tcPr>
+          <w:p>
+            <w:pPr>
+              <w:spacing w:after="40" w:line="240" w:lineRule="auto"/>
+            </w:pPr>
+            <w:r>
+              <w:t>文件工具拒绝访问工作区外</w:t>
+            </w:r>
+          </w:p>
+        </w:tc>
+      </w:tr>
+      <w:tr>
+        <w:trPr>
+          <w:cantSplit/>
+        </w:trPr>
+        <w:tc>
+          <w:tcPr>
+            <w:tcW w:type="dxa" w:w="3213"/>
+          </w:tcPr>
+          <w:p>
+            <w:pPr>
+              <w:spacing w:after="40" w:line="240" w:lineRule="auto"/>
+            </w:pPr>
+            <w:r>
+              <w:t>文件路径经过指向外部的符号链接</w:t>
+            </w:r>
+          </w:p>
+        </w:tc>
+        <w:tc>
+          <w:tcPr>
+            <w:tcW w:type="dxa" w:w="3213"/>
+          </w:tcPr>
+          <w:p>
+            <w:pPr>
+              <w:spacing w:after="40" w:line="240" w:lineRule="auto"/>
+            </w:pPr>
+            <w:r>
+              <w:t>符号链接超出任务工作区</w:t>
+            </w:r>
+          </w:p>
+        </w:tc>
+        <w:tc>
+          <w:tcPr>
+            <w:tcW w:type="dxa" w:w="3213"/>
+          </w:tcPr>
+          <w:p>
+            <w:pPr>
+              <w:spacing w:after="40" w:line="240" w:lineRule="auto"/>
+            </w:pPr>
+            <w:r>
+              <w:t>只检查路径字符串还不够</w:t>
+            </w:r>
+          </w:p>
+        </w:tc>
+      </w:tr>
+      <w:tr>
+        <w:trPr>
+          <w:cantSplit/>
+        </w:trPr>
+        <w:tc>
+          <w:tcPr>
+            <w:tcW w:type="dxa" w:w="3213"/>
+          </w:tcPr>
+          <w:p>
+            <w:pPr>
+              <w:spacing w:after="40" w:line="240" w:lineRule="auto"/>
+            </w:pPr>
+            <w:r>
+              <w:t>第 13 次工具请求</w:t>
+            </w:r>
+          </w:p>
+        </w:tc>
+        <w:tc>
+          <w:tcPr>
+            <w:tcW w:type="dxa" w:w="3213"/>
+          </w:tcPr>
+          <w:p>
+            <w:pPr>
+              <w:spacing w:after="40" w:line="240" w:lineRule="auto"/>
+            </w:pPr>
+            <w:r>
+              <w:t>任务超过工具调用预算</w:t>
+            </w:r>
+          </w:p>
+        </w:tc>
+        <w:tc>
+          <w:tcPr>
+            <w:tcW w:type="dxa" w:w="3213"/>
+          </w:tcPr>
+          <w:p>
+            <w:pPr>
+              <w:spacing w:after="40" w:line="240" w:lineRule="auto"/>
+            </w:pPr>
+            <w:r>
+              <w:t>失败请求也占用前 12 次预算</w:t>
+            </w:r>
+          </w:p>
+        </w:tc>
+      </w:tr>
+      <w:tr>
+        <w:trPr>
+          <w:cantSplit/>
+        </w:trPr>
+        <w:tc>
+          <w:tcPr>
+            <w:tcW w:type="dxa" w:w="3213"/>
+          </w:tcPr>
+          <w:p>
+            <w:pPr>
+              <w:spacing w:after="40" w:line="240" w:lineRule="auto"/>
+            </w:pPr>
+            <w:r>
+              <w:t>命令主动以 7 退出</w:t>
+            </w:r>
+          </w:p>
+        </w:tc>
+        <w:tc>
+          <w:tcPr>
+            <w:tcW w:type="dxa" w:w="3213"/>
+          </w:tcPr>
+          <w:p>
+            <w:pPr>
+              <w:spacing w:after="40" w:line="240" w:lineRule="auto"/>
+            </w:pPr>
+            <w:r>
+              <w:t>返回退出码 7，标记错误</w:t>
+            </w:r>
+          </w:p>
+        </w:tc>
+        <w:tc>
+          <w:tcPr>
+            <w:tcW w:type="dxa" w:w="3213"/>
+          </w:tcPr>
+          <w:p>
+            <w:pPr>
+              <w:spacing w:after="40" w:line="240" w:lineRule="auto"/>
+            </w:pPr>
+            <w:r>
+              <w:t>非零退出没有被吞掉</w:t>
+            </w:r>
+          </w:p>
+        </w:tc>
+      </w:tr>
+      <w:tr>
+        <w:trPr>
+          <w:cantSplit/>
+        </w:trPr>
+        <w:tc>
+          <w:tcPr>
+            <w:tcW w:type="dxa" w:w="3213"/>
+          </w:tcPr>
+          <w:p>
+            <w:pPr>
+              <w:spacing w:after="40" w:line="240" w:lineRule="auto"/>
+            </w:pPr>
+            <w:r>
+              <w:t>sleep 3，命令时限设为 1 秒</w:t>
+            </w:r>
+          </w:p>
+        </w:tc>
+        <w:tc>
+          <w:tcPr>
+            <w:tcW w:type="dxa" w:w="3213"/>
+          </w:tcPr>
+          <w:p>
+            <w:pPr>
+              <w:spacing w:after="40" w:line="240" w:lineRule="auto"/>
+            </w:pPr>
+            <w:r>
+              <w:t>提示命令超时；约 1.2 秒返回</w:t>
+            </w:r>
+          </w:p>
+        </w:tc>
+        <w:tc>
+          <w:tcPr>
+            <w:tcW w:type="dxa" w:w="3213"/>
+          </w:tcPr>
+          <w:p>
+            <w:pPr>
+              <w:spacing w:after="40" w:line="240" w:lineRule="auto"/>
+            </w:pPr>
+            <w:r>
+              <w:t>单条命令的时限分支生效</w:t>
+            </w:r>
+          </w:p>
+        </w:tc>
+      </w:tr>
+      <w:tr>
+        <w:trPr>
+          <w:cantSplit/>
+        </w:trPr>
+        <w:tc>
+          <w:tcPr>
+            <w:tcW w:type="dxa" w:w="3213"/>
+          </w:tcPr>
+          <w:p>
+            <w:pPr>
+              <w:spacing w:after="40" w:line="240" w:lineRule="auto"/>
+            </w:pPr>
+            <w:r>
+              <w:t>独立任务总时限设为 2 秒，执行 sleep 5</w:t>
+            </w:r>
+          </w:p>
+        </w:tc>
+        <w:tc>
+          <w:tcPr>
+            <w:tcW w:type="dxa" w:w="3213"/>
+          </w:tcPr>
+          <w:p>
+            <w:pPr>
+              <w:spacing w:after="40" w:line="240" w:lineRule="auto"/>
+            </w:pPr>
+            <w:r>
+              <w:t>提示任务超过总时限</w:t>
+            </w:r>
+          </w:p>
+        </w:tc>
+        <w:tc>
+          <w:tcPr>
+            <w:tcW w:type="dxa" w:w="3213"/>
+          </w:tcPr>
+          <w:p>
+            <w:pPr>
+              <w:spacing w:after="40" w:line="240" w:lineRule="auto"/>
+            </w:pPr>
+            <w:r>
+              <w:t>到期后移除该任务容器</w:t>
+            </w:r>
+          </w:p>
+        </w:tc>
+      </w:tr>
+    </w:tbl>
+    <w:p>
+      <w:r>
+        <w:t>最后一行专门检查“总时限到期”的分支，用的是另一个诊断容器。正式任务配置仍为 300 秒，单条命令上限 60 秒、最多 12 次工具调用；模型上下文预算保留 8192 token，没有为了更快完成核验而改小正式预算。</w:t>
+      </w:r>
+    </w:p>
+    <w:p>
+      <w:pPr>
+        <w:pStyle w:val="Heading2"/>
+      </w:pPr>
+      <w:r>
+        <w:t>容器边界实际检查到了什么？</w:t>
+      </w:r>
+    </w:p>
+    <w:p>
+      <w:r>
+        <w:t>Docker inspect 显示任务容器使用 none 网络、只读根文件系统和非 root 用户，去掉了全部 capabilities；没有宿主目录或数据卷挂载，也没有请求 GPU。实际连接外部地址时返回 ENETUNREACH，往根文件系统写入时返回 EROFS。</w:t>
+      </w:r>
+    </w:p>
+    <w:p>
+      <w:r>
+        <w:t>read、edit、write 的文件输入限定在任务工作区，适配层同时检查规范化路径和实际父目录。bash 则在这个容器内部运行，可以使用容器提供的 Node 和系统程序。工作区和临时目录可写，任务没有挂载真实项目或凭据。两种约束的范围不同，不能仅凭文件工具拒绝越界，就说 bash 只能看到工作区。</w:t>
+      </w:r>
+    </w:p>
+    <w:p>
+      <w:r>
+        <w:t>容器按任务独立创建，核验结束只移除本轮创建的容器。最终文件快照、工具参数、逐次返回和镜像 digest 都已保存，可以回看“文件最后变成什么样”，而不只是看调用有没有报错。</w:t>
+      </w:r>
+    </w:p>
+    <w:p>
+      <w:pPr>
+        <w:pStyle w:val="Heading2"/>
+      </w:pPr>
+      <w:r>
+        <w:t>中间改了两处，原因都来自真实返回</w:t>
+      </w:r>
+    </w:p>
+    <w:p>
+      <w:r>
+        <w:t>第一轮在 read 之后停止了。文件确实读出来了，但核验代码把预期字符串末尾的换行删掉，导致与 Pi 原样返回的文本不一致。这是比较判据写错了；修正时保留文件原文和工具输出，原失败记录也保留。</w:t>
+      </w:r>
+    </w:p>
+    <w:p>
+      <w:r>
+        <w:t>后面还发现，Pi 在 Windows 主机生成的编辑补丁和错误提示中，会出现主机侧的虚拟文件位置。虽然文件操作仍发生在容器里，这种返回却会让模型误以为应该使用 Windows 路径。适配层现在把返回正文、补丁和错误中的文件位置统一为容器路径。改动后另开一轮核验，20 次请求再次通过，编辑失败也显示容器里的文件位置。</w:t>
+      </w:r>
+    </w:p>
+    <w:p>
+      <w:r>
+        <w:t>固定 PNG 只用于确认图片读取接口，大小为一像素，不作为实验截图或效果图。文字和图片两种返回都跑过后，工具链准备才算有了可复查的依据。</w:t>
+      </w:r>
+    </w:p>
+    <w:p>
+      <w:pPr>
+        <w:pStyle w:val="Heading2"/>
+      </w:pPr>
+      <w:r>
+        <w:t>接下来还缺什么？</w:t>
+      </w:r>
+    </w:p>
+    <w:p>
+      <w:r>
+        <w:t>这一步解决的是工具能否真实执行。模型能不能选对工具、传对参数、根据错误继续修正，还没有验证。接下来仍先完成 E09—E12 的训练与对照，再把本地模型服务接入 Pi，检查流式调用、调用 id、返回对应关系和任务终止，然后按冻结的任务集合保存真实 Agent 轨迹。</w:t>
+      </w:r>
+    </w:p>
+    <w:p>
+      <w:r>
+        <w:t>目前模型调用数和 Agent 任务数都为 0。这个准备结果不替代后续领域轨迹、蒸馏数据和重复评测。</w:t>
+      </w:r>
+    </w:p>
+    <w:p>
       <w:pPr>
         <w:pStyle w:val="Heading1"/>
       </w:pPr>
@@ -1824,6 +2672,11 @@
     <w:p>
       <w:r>
         <w:t>训练已解决 LoRA 重复准备和缓存压力问题，失败条件与处理过程保留在正文。规模与 seed 比较仍按既定队列推进；尚未完成的对照和最终 test 保持未完成，不提前选择最终配置。</w:t>
+      </w:r>
+    </w:p>
+    <w:p>
+      <w:r>
+        <w:t>Pi 的四个工具已在本机任务容器实际核验：20 次请求中，11 次正常返回，9 次触发预期错误或预算限制。最终文件、逐次返回与隔离设置都保留了证据。模型尚未接入，不能把这些请求算成 Agent 任务成绩。</w:t>
       </w:r>
     </w:p>
     <w:p>
@@ -2128,6 +2981,99 @@
             </w:pPr>
             <w:r>
               <w:t>experiments/E09/runs/E09-R07.json；experiments/E09/runs/E09-R08.json</w:t>
+            </w:r>
+          </w:p>
+        </w:tc>
+      </w:tr>
+      <w:tr>
+        <w:trPr>
+          <w:cantSplit/>
+        </w:trPr>
+        <w:tc>
+          <w:tcPr>
+            <w:tcW w:type="dxa" w:w="4819"/>
+          </w:tcPr>
+          <w:p>
+            <w:pPr>
+              <w:spacing w:after="40" w:line="240" w:lineRule="auto"/>
+            </w:pPr>
+            <w:r>
+              <w:t>Pi 实际工具定义与容器参数</w:t>
+            </w:r>
+          </w:p>
+        </w:tc>
+        <w:tc>
+          <w:tcPr>
+            <w:tcW w:type="dxa" w:w="4819"/>
+          </w:tcPr>
+          <w:p>
+            <w:pPr>
+              <w:spacing w:after="40" w:line="240" w:lineRule="auto"/>
+            </w:pPr>
+            <w:r>
+              <w:t>configs/pi-tools.json；configs/pi-sandbox.json</w:t>
+            </w:r>
+          </w:p>
+        </w:tc>
+      </w:tr>
+      <w:tr>
+        <w:trPr>
+          <w:cantSplit/>
+        </w:trPr>
+        <w:tc>
+          <w:tcPr>
+            <w:tcW w:type="dxa" w:w="4819"/>
+          </w:tcPr>
+          <w:p>
+            <w:pPr>
+              <w:spacing w:after="40" w:line="240" w:lineRule="auto"/>
+            </w:pPr>
+            <w:r>
+              <w:t>Pi 工具适配与核验入口</w:t>
+            </w:r>
+          </w:p>
+        </w:tc>
+        <w:tc>
+          <w:tcPr>
+            <w:tcW w:type="dxa" w:w="4819"/>
+          </w:tcPr>
+          <w:p>
+            <w:pPr>
+              <w:spacing w:after="40" w:line="240" w:lineRule="auto"/>
+            </w:pPr>
+            <w:r>
+              <w:t>scripts/pi_sandbox.mjs；scripts/pi_tools_probe.mjs</w:t>
+            </w:r>
+          </w:p>
+        </w:tc>
+      </w:tr>
+      <w:tr>
+        <w:trPr>
+          <w:cantSplit/>
+        </w:trPr>
+        <w:tc>
+          <w:tcPr>
+            <w:tcW w:type="dxa" w:w="4819"/>
+          </w:tcPr>
+          <w:p>
+            <w:pPr>
+              <w:spacing w:after="40" w:line="240" w:lineRule="auto"/>
+            </w:pPr>
+            <w:r>
+              <w:t>Pi 工具链准备</w:t>
+            </w:r>
+          </w:p>
+        </w:tc>
+        <w:tc>
+          <w:tcPr>
+            <w:tcW w:type="dxa" w:w="4819"/>
+          </w:tcPr>
+          <w:p>
+            <w:pPr>
+              <w:spacing w:after="40" w:line="240" w:lineRule="auto"/>
+            </w:pPr>
+            <w:r>
+              <w:t>experiments/E13/preparation.json；experiments/E13/notes.md</w:t>
             </w:r>
           </w:p>
         </w:tc>

--- a/docs/reports/02-微调与数据.docx
+++ b/docs/reports/02-微调与数据.docx
@@ -12,7 +12,7 @@
     </w:p>
     <w:p>
       <w:r>
-        <w:t>更新：2026-10-01T10:59:34+08:00。本册按实际实验整理，原始运行记录单独保存。</w:t>
+        <w:t>更新：2026-10-01T11:20:17+08:00。本册按实际实验整理，原始运行记录单独保存。</w:t>
       </w:r>
     </w:p>
     <w:p>
@@ -448,13 +448,9 @@
       </w:r>
     </w:p>
     <w:p>
-      <w:r>
-        <w:br w:type="page"/>
-      </w:r>
-    </w:p>
-    <w:p>
       <w:pPr>
         <w:pStyle w:val="Heading1"/>
+        <w:pageBreakBefore/>
       </w:pPr>
       <w:r>
         <w:t>E09：从 1k 到 10k，模型学到的是格式还是任务？</w:t>
@@ -1140,7 +1136,7 @@
               <w:spacing w:after="40" w:line="240" w:lineRule="auto"/>
             </w:pPr>
             <w:r>
-              <w:t>940</w:t>
+              <w:t>1197</w:t>
             </w:r>
           </w:p>
         </w:tc>
@@ -1153,7 +1149,7 @@
               <w:spacing w:after="40" w:line="240" w:lineRule="auto"/>
             </w:pPr>
             <w:r>
-              <w:t>0.12284</w:t>
+              <w:t>0.11764</w:t>
             </w:r>
           </w:p>
         </w:tc>
@@ -1223,7 +1219,7 @@
         <w:jc w:val="center"/>
       </w:pPr>
       <w:r>
-        <w:t>图 E09-1：E09-R09，训练 940 个点、完整 dev 10 个点；保留原始波动。</w:t>
+        <w:t>图 E09-1：E09-R09，训练 1197 个点、完整 dev 12 个点；保留原始波动。</w:t>
       </w:r>
     </w:p>
     <w:p>
@@ -1804,13 +1800,346 @@
       </w:r>
     </w:p>
     <w:p>
+      <w:pPr>
+        <w:pStyle w:val="Heading1"/>
+        <w:pageBreakBefore/>
+      </w:pPr>
       <w:r>
-        <w:br w:type="page"/>
+        <w:t>E11：rank 翻倍，能学得更好吗？</w:t>
+      </w:r>
+    </w:p>
+    <w:p>
+      <w:r>
+        <w:t>rank 对照还没有开始正式训练。目前核验的是固定配置和参数量，不能据此判断 rank 越大越好。</w:t>
+      </w:r>
+    </w:p>
+    <w:p>
+      <w:pPr>
+        <w:pStyle w:val="Heading2"/>
+      </w:pPr>
+      <w:r>
+        <w:t>先确认增加了多少参数</w:t>
+      </w:r>
+    </w:p>
+    <w:p>
+      <w:r>
+        <w:t>读取本地学生权重文件的投影形状，找到了 196 个目标矩阵。LoRA 为每个矩阵增加 A 和 B 两个矩阵，因此共有 392 个适配器张量。对于输出维度为 m、输入维度为 n 的线性层，新增参数量是 r×(m+n)。这里读取的是权重元数据，没有把模型放到 GPU 上。</w:t>
+      </w:r>
+    </w:p>
+    <w:p>
+      <w:pPr>
+        <w:pStyle w:val="CodeBlock"/>
+        <w:shd w:fill="F3F4F6"/>
+      </w:pPr>
+      <w:r>
+        <w:t>parameters = sum(rank * (out_dim + in_dim)</w:t>
+        <w:br/>
+        <w:t xml:space="preserve">                 for out_dim, in_dim in projection_shapes)</w:t>
+      </w:r>
+    </w:p>
+    <w:tbl>
+      <w:tblPr>
+        <w:tblStyle w:val="TableGrid"/>
+        <w:tblW w:type="auto" w:w="0"/>
+        <w:tblLook w:firstColumn="1" w:firstRow="1" w:lastColumn="0" w:lastRow="0" w:noHBand="0" w:noVBand="1" w:val="04A0"/>
+      </w:tblPr>
+      <w:tblGrid>
+        <w:gridCol w:w="2409"/>
+        <w:gridCol w:w="2409"/>
+        <w:gridCol w:w="2409"/>
+        <w:gridCol w:w="2409"/>
+      </w:tblGrid>
+      <w:tr>
+        <w:trPr>
+          <w:cantSplit/>
+          <w:tblHeader/>
+        </w:trPr>
+        <w:tc>
+          <w:tcPr>
+            <w:tcW w:type="dxa" w:w="2409"/>
+            <w:shd w:fill="F3F4F6"/>
+          </w:tcPr>
+          <w:p>
+            <w:pPr>
+              <w:spacing w:after="40" w:line="240" w:lineRule="auto"/>
+            </w:pPr>
+            <w:r>
+              <w:rPr>
+                <w:b/>
+              </w:rPr>
+              <w:t>rank</w:t>
+            </w:r>
+          </w:p>
+        </w:tc>
+        <w:tc>
+          <w:tcPr>
+            <w:tcW w:type="dxa" w:w="2409"/>
+            <w:shd w:fill="F3F4F6"/>
+          </w:tcPr>
+          <w:p>
+            <w:pPr>
+              <w:spacing w:after="40" w:line="240" w:lineRule="auto"/>
+            </w:pPr>
+            <w:r>
+              <w:rPr>
+                <w:b/>
+              </w:rPr>
+              <w:t>由实际权重形状计算的适配器参数量</w:t>
+            </w:r>
+          </w:p>
+        </w:tc>
+        <w:tc>
+          <w:tcPr>
+            <w:tcW w:type="dxa" w:w="2409"/>
+            <w:shd w:fill="F3F4F6"/>
+          </w:tcPr>
+          <w:p>
+            <w:pPr>
+              <w:spacing w:after="40" w:line="240" w:lineRule="auto"/>
+            </w:pPr>
+            <w:r>
+              <w:rPr>
+                <w:b/>
+              </w:rPr>
+              <w:t>alpha</w:t>
+            </w:r>
+          </w:p>
+        </w:tc>
+        <w:tc>
+          <w:tcPr>
+            <w:tcW w:type="dxa" w:w="2409"/>
+            <w:shd w:fill="F3F4F6"/>
+          </w:tcPr>
+          <w:p>
+            <w:pPr>
+              <w:spacing w:after="40" w:line="240" w:lineRule="auto"/>
+            </w:pPr>
+            <w:r>
+              <w:rPr>
+                <w:b/>
+              </w:rPr>
+              <w:t>alpha/r</w:t>
+            </w:r>
+          </w:p>
+        </w:tc>
+      </w:tr>
+      <w:tr>
+        <w:trPr>
+          <w:cantSplit/>
+        </w:trPr>
+        <w:tc>
+          <w:tcPr>
+            <w:tcW w:type="dxa" w:w="2409"/>
+          </w:tcPr>
+          <w:p>
+            <w:pPr>
+              <w:spacing w:after="40" w:line="240" w:lineRule="auto"/>
+            </w:pPr>
+            <w:r>
+              <w:t>8</w:t>
+            </w:r>
+          </w:p>
+        </w:tc>
+        <w:tc>
+          <w:tcPr>
+            <w:tcW w:type="dxa" w:w="2409"/>
+          </w:tcPr>
+          <w:p>
+            <w:pPr>
+              <w:spacing w:after="40" w:line="240" w:lineRule="auto"/>
+            </w:pPr>
+            <w:r>
+              <w:t>8,716,288</w:t>
+            </w:r>
+          </w:p>
+        </w:tc>
+        <w:tc>
+          <w:tcPr>
+            <w:tcW w:type="dxa" w:w="2409"/>
+          </w:tcPr>
+          <w:p>
+            <w:pPr>
+              <w:spacing w:after="40" w:line="240" w:lineRule="auto"/>
+            </w:pPr>
+            <w:r>
+              <w:t>32</w:t>
+            </w:r>
+          </w:p>
+        </w:tc>
+        <w:tc>
+          <w:tcPr>
+            <w:tcW w:type="dxa" w:w="2409"/>
+          </w:tcPr>
+          <w:p>
+            <w:pPr>
+              <w:spacing w:after="40" w:line="240" w:lineRule="auto"/>
+            </w:pPr>
+            <w:r>
+              <w:t>4</w:t>
+            </w:r>
+          </w:p>
+        </w:tc>
+      </w:tr>
+      <w:tr>
+        <w:trPr>
+          <w:cantSplit/>
+        </w:trPr>
+        <w:tc>
+          <w:tcPr>
+            <w:tcW w:type="dxa" w:w="2409"/>
+          </w:tcPr>
+          <w:p>
+            <w:pPr>
+              <w:spacing w:after="40" w:line="240" w:lineRule="auto"/>
+            </w:pPr>
+            <w:r>
+              <w:t>16</w:t>
+            </w:r>
+          </w:p>
+        </w:tc>
+        <w:tc>
+          <w:tcPr>
+            <w:tcW w:type="dxa" w:w="2409"/>
+          </w:tcPr>
+          <w:p>
+            <w:pPr>
+              <w:spacing w:after="40" w:line="240" w:lineRule="auto"/>
+            </w:pPr>
+            <w:r>
+              <w:t>17,432,576</w:t>
+            </w:r>
+          </w:p>
+        </w:tc>
+        <w:tc>
+          <w:tcPr>
+            <w:tcW w:type="dxa" w:w="2409"/>
+          </w:tcPr>
+          <w:p>
+            <w:pPr>
+              <w:spacing w:after="40" w:line="240" w:lineRule="auto"/>
+            </w:pPr>
+            <w:r>
+              <w:t>32</w:t>
+            </w:r>
+          </w:p>
+        </w:tc>
+        <w:tc>
+          <w:tcPr>
+            <w:tcW w:type="dxa" w:w="2409"/>
+          </w:tcPr>
+          <w:p>
+            <w:pPr>
+              <w:spacing w:after="40" w:line="240" w:lineRule="auto"/>
+            </w:pPr>
+            <w:r>
+              <w:t>2</w:t>
+            </w:r>
+          </w:p>
+        </w:tc>
+      </w:tr>
+      <w:tr>
+        <w:trPr>
+          <w:cantSplit/>
+        </w:trPr>
+        <w:tc>
+          <w:tcPr>
+            <w:tcW w:type="dxa" w:w="2409"/>
+          </w:tcPr>
+          <w:p>
+            <w:pPr>
+              <w:spacing w:after="40" w:line="240" w:lineRule="auto"/>
+            </w:pPr>
+            <w:r>
+              <w:t>32</w:t>
+            </w:r>
+          </w:p>
+        </w:tc>
+        <w:tc>
+          <w:tcPr>
+            <w:tcW w:type="dxa" w:w="2409"/>
+          </w:tcPr>
+          <w:p>
+            <w:pPr>
+              <w:spacing w:after="40" w:line="240" w:lineRule="auto"/>
+            </w:pPr>
+            <w:r>
+              <w:t>34,865,152</w:t>
+            </w:r>
+          </w:p>
+        </w:tc>
+        <w:tc>
+          <w:tcPr>
+            <w:tcW w:type="dxa" w:w="2409"/>
+          </w:tcPr>
+          <w:p>
+            <w:pPr>
+              <w:spacing w:after="40" w:line="240" w:lineRule="auto"/>
+            </w:pPr>
+            <w:r>
+              <w:t>32</w:t>
+            </w:r>
+          </w:p>
+        </w:tc>
+        <w:tc>
+          <w:tcPr>
+            <w:tcW w:type="dxa" w:w="2409"/>
+          </w:tcPr>
+          <w:p>
+            <w:pPr>
+              <w:spacing w:after="40" w:line="240" w:lineRule="auto"/>
+            </w:pPr>
+            <w:r>
+              <w:t>1</w:t>
+            </w:r>
+          </w:p>
+        </w:tc>
+      </w:tr>
+    </w:tbl>
+    <w:p>
+      <w:r>
+        <w:t>rank 16 的计算结果是 17,432,576，与 E09 已保存的实际可训练参数统计一致。rank 8 和 32 的值仍是按形状计算的预期量，正式训练接入后还要核对实际参数统计。参数翻倍不代表效果翻倍；在 alpha 固定为 32 的条件下，增量权重的缩放也随 rank 改变。</w:t>
+      </w:r>
+    </w:p>
+    <w:p>
+      <w:pPr>
+        <w:pStyle w:val="Heading2"/>
+      </w:pPr>
+      <w:r>
+        <w:t>怎么安排，才能看出是哪一个变量起作用？</w:t>
+      </w:r>
+    </w:p>
+    <w:p>
+      <w:r>
+        <w:t>先把学习率固定为 1e-4，比较 rank 8、16、32。三组使用同一份 5,000 条轨迹、14,502 个当前回复单元和 638,598 个监督 token，seed 17，训练一个 epoch、更新 1,813 次；长度、模板、监督遮罩和缓存策略保持一致。rank 16 复用 E09 同条件结果，必须完成训练和全部 500 条 dev 的工具生成后，才作为有效参考。</w:t>
+      </w:r>
+    </w:p>
+    <w:p>
+      <w:r>
+        <w:t>根据整条轨迹通过数选择 rank，并列时选较小 rank。然后固定这个 rank，再比较 5e-5、1e-4、2e-4 三个学习率；已经完成的 1e-4 条件直接复用，并列时选较低学习率。两阶段都只用 dev，最终 test 不参与选择。调用轮、不调用轮和截断数仍单独展示，避免只看一个总分。</w:t>
+      </w:r>
+    </w:p>
+    <w:p>
+      <w:pPr>
+        <w:pStyle w:val="Heading2"/>
+      </w:pPr>
+      <w:r>
+        <w:t>目前哪些条件已经实际运行？</w:t>
+      </w:r>
+    </w:p>
+    <w:p>
+      <w:r>
+        <w:t>E11 尚未开始 GPU 训练。队列入口在参考训练或完整 dev 工具评测缺失时会停止；参考条件的训练过程保留在 E09 章节。已有 E09 进程继续运行，没有启动第二个 GPU 任务。</w:t>
+      </w:r>
+    </w:p>
+    <w:p>
+      <w:r>
+        <w:t>选择配置前还要看失败条件、实际参数 dtype、显存和耗时。准备检查只确认入口与计算条件，表现比较等正式结果到齐后再归纳。</w:t>
       </w:r>
     </w:p>
     <w:p>
       <w:pPr>
         <w:pStyle w:val="Heading1"/>
+        <w:pageBreakBefore/>
       </w:pPr>
       <w:r>
         <w:t>E13：工具真的能读写和执行，才轮得到模型来做任务</w:t>
@@ -2680,6 +3009,11 @@
       </w:r>
     </w:p>
     <w:p>
+      <w:r>
+        <w:t>rank 对照固定学习率，选定 rank 后再比较学习率。候选参数量来自真实权重形状，训练与工具表现按当前章节分别记录，配置选择只使用 dev。</w:t>
+      </w:r>
+    </w:p>
+    <w:p>
       <w:pPr>
         <w:pStyle w:val="Heading2"/>
       </w:pPr>
@@ -3091,6 +3425,37 @@
               <w:spacing w:after="40" w:line="240" w:lineRule="auto"/>
             </w:pPr>
             <w:r>
+              <w:t>rank 对照准备</w:t>
+            </w:r>
+          </w:p>
+        </w:tc>
+        <w:tc>
+          <w:tcPr>
+            <w:tcW w:type="dxa" w:w="4819"/>
+          </w:tcPr>
+          <w:p>
+            <w:pPr>
+              <w:spacing w:after="40" w:line="240" w:lineRule="auto"/>
+            </w:pPr>
+            <w:r>
+              <w:t>experiments/E11/preparation.json；configs/rank.json；configs/sft-rank8.json；configs/sft-rank32.json</w:t>
+            </w:r>
+          </w:p>
+        </w:tc>
+      </w:tr>
+      <w:tr>
+        <w:trPr>
+          <w:cantSplit/>
+        </w:trPr>
+        <w:tc>
+          <w:tcPr>
+            <w:tcW w:type="dxa" w:w="4819"/>
+          </w:tcPr>
+          <w:p>
+            <w:pPr>
+              <w:spacing w:after="40" w:line="240" w:lineRule="auto"/>
+            </w:pPr>
+            <w:r>
               <w:t>后续训练与生成结果</w:t>
             </w:r>
           </w:p>

--- a/docs/reports/02-微调与数据.docx
+++ b/docs/reports/02-微调与数据.docx
@@ -12,7 +12,7 @@
     </w:p>
     <w:p>
       <w:r>
-        <w:t>更新：2026-10-01T11:20:17+08:00。本册按实际实验整理，原始运行记录单独保存。</w:t>
+        <w:t>更新：2026-10-01T11:45:53+08:00。本册按实际实验整理，原始运行记录单独保存。</w:t>
       </w:r>
     </w:p>
     <w:p>
@@ -1136,7 +1136,7 @@
               <w:spacing w:after="40" w:line="240" w:lineRule="auto"/>
             </w:pPr>
             <w:r>
-              <w:t>1197</w:t>
+              <w:t>1500</w:t>
             </w:r>
           </w:p>
         </w:tc>
@@ -1149,7 +1149,7 @@
               <w:spacing w:after="40" w:line="240" w:lineRule="auto"/>
             </w:pPr>
             <w:r>
-              <w:t>0.11764</w:t>
+              <w:t>0.11056</w:t>
             </w:r>
           </w:p>
         </w:tc>
@@ -1219,7 +1219,7 @@
         <w:jc w:val="center"/>
       </w:pPr>
       <w:r>
-        <w:t>图 E09-1：E09-R09，训练 1197 个点、完整 dev 12 个点；保留原始波动。</w:t>
+        <w:t>图 E09-1：E09-R09，训练 1500 个点、完整 dev 16 个点；保留原始波动。</w:t>
       </w:r>
     </w:p>
     <w:p>
@@ -2142,6 +2142,960 @@
         <w:pageBreakBefore/>
       </w:pPr>
       <w:r>
+        <w:t>E12：筛得更严格，数据就一定更好吗？</w:t>
+      </w:r>
+    </w:p>
+    <w:p>
+      <w:r>
+        <w:t>目前只能确认数据条件，效果还要等训练。两份数据都保留 5,000 条独立轨迹，来源和四类任务数量一致；额外筛选保留原来的 4,326 条，替换 674 条。抽查同时发现了误删和漏检，因此这里的“通过筛选”只表示符合固定规则。</w:t>
+      </w:r>
+    </w:p>
+    <w:p>
+      <w:pPr>
+        <w:pStyle w:val="Heading2"/>
+      </w:pPr>
+      <w:r>
+        <w:t>第一版为什么不能直接拿去训练？</w:t>
+      </w:r>
+    </w:p>
+    <w:p>
+      <w:r>
+        <w:t xml:space="preserve">第一轮从既有训练区的 19,040 个任务组中选出了 5,000 条。逐条检查 25 条通过和 25 条剔除样本时，发现数字提取把句末的 </w:t>
+      </w:r>
+      <w:r>
+        <w:rPr>
+          <w:rFonts w:ascii="Consolas" w:hAnsi="Consolas"/>
+          <w:sz w:val="20"/>
+        </w:rPr>
+        <w:t>$200.</w:t>
+      </w:r>
+      <w:r>
+        <w:t>、</w:t>
+      </w:r>
+      <w:r>
+        <w:rPr>
+          <w:rFonts w:ascii="Consolas" w:hAnsi="Consolas"/>
+          <w:sz w:val="20"/>
+        </w:rPr>
+        <w:t>27.</w:t>
+      </w:r>
+      <w:r>
+        <w:t xml:space="preserve"> 漏掉了。正常的折扣计算、加法和随机数调用被误删，原来的占位检测也没认出 </w:t>
+      </w:r>
+      <w:r>
+        <w:rPr>
+          <w:rFonts w:ascii="Consolas" w:hAnsi="Consolas"/>
+          <w:sz w:val="20"/>
+        </w:rPr>
+        <w:t>QR_CODE_IMAGE_DATA</w:t>
+      </w:r>
+      <w:r>
+        <w:t>。</w:t>
+      </w:r>
+    </w:p>
+    <w:p>
+      <w:r>
+        <w:t xml:space="preserve">这轮数据保留为失败记录，没有用于模型训练。第二轮另开运行，修正句号识别，增加这个明确的占位字符串，然后重新扫描全部候选训练组。对同样的输入，旧规则漏掉 200 和 27，新规则能正确读出。紧连单位的 </w:t>
+      </w:r>
+      <w:r>
+        <w:rPr>
+          <w:rFonts w:ascii="Consolas" w:hAnsi="Consolas"/>
+          <w:sz w:val="20"/>
+        </w:rPr>
+        <w:t>5000mAh</w:t>
+      </w:r>
+      <w:r>
+        <w:t xml:space="preserve"> 仍不支持，记录为当前规则的局限。</w:t>
+      </w:r>
+    </w:p>
+    <w:p>
+      <w:pPr>
+        <w:pStyle w:val="Heading2"/>
+      </w:pPr>
+      <w:r>
+        <w:t>第二轮具体筛了什么？</w:t>
+      </w:r>
+    </w:p>
+    <w:p>
+      <w:r>
+        <w:t>调用中的字符串和数值，要能在此前用户消息或工具返回里找到表面出处。字符串忽略大小写和标点，按连续词项匹配；数字按数值比较。数组和嵌套对象逐项检查。此前 assistant 自己说过的话不能充当参数依据，否则模型先猜一个值，再调用它，也会被误当作有来源。</w:t>
+      </w:r>
+    </w:p>
+    <w:p>
+      <w:pPr>
+        <w:pStyle w:val="CodeBlock"/>
+        <w:shd w:fill="F3F4F6"/>
+      </w:pPr>
+      <w:r>
+        <w:t># 只用当前调用之前的用户和工具消息检查出处</w:t>
+        <w:br/>
+        <w:t>if message["role"] in ["user", "tool"]:</w:t>
+        <w:br/>
+        <w:t xml:space="preserve">    evidence.append(message["content"])</w:t>
+        <w:br/>
+        <w:t># 不把 assistant 自己的说法加入 evidence</w:t>
+      </w:r>
+    </w:p>
+    <w:p>
+      <w:r>
+        <w:t>另外检查工具返回中的固定占位文本。布尔值、null 和对象键名不做来源判断；空字符串按这轮固定策略剔除，不代表它违反 schema。不调用的任务仍沿用已有检查，额外规则没有重新判断是否该调用。公开工具没有在本机执行，返回是否真实也没有由这一步保证。</w:t>
+      </w:r>
+    </w:p>
+    <w:p>
+      <w:r>
+        <w:t>第二轮通过 16,542/19,040 条，剔除 2,498 条。按轨迹计，字符串出处未确认 1,868 条、数值出处未确认 548 条、占位返回 175 条。同一条可能命中多个理由，三项不能相加当作剔除总数。完整扫描和文件整理耗时 7.52 秒，不包括后续阅读抽查和 token 展开。</w:t>
+      </w:r>
+    </w:p>
+    <w:p>
+      <w:pPr>
+        <w:pStyle w:val="Heading2"/>
+      </w:pPr>
+      <w:r>
+        <w:t>换了样本，还能公平比较吗？</w:t>
+      </w:r>
+    </w:p>
+    <w:p>
+      <w:r>
+        <w:t>候选只来自 E02 原有训练区。重新取出的前 10,000 条与冻结训练文件逐条一致，每组仍只选同一代表样本；没有为凑数重新拆组。随后沿用原组序，在每个“来源 × 类别”配额中取通过样本。dev 的 500 条原样复用，test 没有进入筛选和抽查。</w:t>
+      </w:r>
+    </w:p>
+    <w:tbl>
+      <w:tblPr>
+        <w:tblStyle w:val="TableGrid"/>
+        <w:tblW w:type="auto" w:w="0"/>
+        <w:tblLook w:firstColumn="1" w:firstRow="1" w:lastColumn="0" w:lastRow="0" w:noHBand="0" w:noVBand="1" w:val="04A0"/>
+      </w:tblPr>
+      <w:tblGrid>
+        <w:gridCol w:w="2409"/>
+        <w:gridCol w:w="2409"/>
+        <w:gridCol w:w="2409"/>
+        <w:gridCol w:w="2409"/>
+      </w:tblGrid>
+      <w:tr>
+        <w:trPr>
+          <w:cantSplit/>
+          <w:tblHeader/>
+        </w:trPr>
+        <w:tc>
+          <w:tcPr>
+            <w:tcW w:type="dxa" w:w="2409"/>
+            <w:shd w:fill="F3F4F6"/>
+          </w:tcPr>
+          <w:p>
+            <w:pPr>
+              <w:spacing w:after="40" w:line="240" w:lineRule="auto"/>
+            </w:pPr>
+            <w:r>
+              <w:rPr>
+                <w:b/>
+              </w:rPr>
+              <w:t>来源</w:t>
+            </w:r>
+          </w:p>
+        </w:tc>
+        <w:tc>
+          <w:tcPr>
+            <w:tcW w:type="dxa" w:w="2409"/>
+            <w:shd w:fill="F3F4F6"/>
+          </w:tcPr>
+          <w:p>
+            <w:pPr>
+              <w:spacing w:after="40" w:line="240" w:lineRule="auto"/>
+            </w:pPr>
+            <w:r>
+              <w:rPr>
+                <w:b/>
+              </w:rPr>
+              <w:t>类别</w:t>
+            </w:r>
+          </w:p>
+        </w:tc>
+        <w:tc>
+          <w:tcPr>
+            <w:tcW w:type="dxa" w:w="2409"/>
+            <w:shd w:fill="F3F4F6"/>
+          </w:tcPr>
+          <w:p>
+            <w:pPr>
+              <w:spacing w:after="40" w:line="240" w:lineRule="auto"/>
+            </w:pPr>
+            <w:r>
+              <w:rPr>
+                <w:b/>
+              </w:rPr>
+              <w:t>基础清洗</w:t>
+            </w:r>
+          </w:p>
+        </w:tc>
+        <w:tc>
+          <w:tcPr>
+            <w:tcW w:type="dxa" w:w="2409"/>
+            <w:shd w:fill="F3F4F6"/>
+          </w:tcPr>
+          <w:p>
+            <w:pPr>
+              <w:spacing w:after="40" w:line="240" w:lineRule="auto"/>
+            </w:pPr>
+            <w:r>
+              <w:rPr>
+                <w:b/>
+              </w:rPr>
+              <w:t>额外筛选</w:t>
+            </w:r>
+          </w:p>
+        </w:tc>
+      </w:tr>
+      <w:tr>
+        <w:trPr>
+          <w:cantSplit/>
+        </w:trPr>
+        <w:tc>
+          <w:tcPr>
+            <w:tcW w:type="dxa" w:w="2409"/>
+          </w:tcPr>
+          <w:p>
+            <w:pPr>
+              <w:spacing w:after="40" w:line="240" w:lineRule="auto"/>
+            </w:pPr>
+            <w:r>
+              <w:t>glaive</w:t>
+            </w:r>
+          </w:p>
+        </w:tc>
+        <w:tc>
+          <w:tcPr>
+            <w:tcW w:type="dxa" w:w="2409"/>
+          </w:tcPr>
+          <w:p>
+            <w:pPr>
+              <w:spacing w:after="40" w:line="240" w:lineRule="auto"/>
+            </w:pPr>
+            <w:r>
+              <w:t>多轮调用</w:t>
+            </w:r>
+          </w:p>
+        </w:tc>
+        <w:tc>
+          <w:tcPr>
+            <w:tcW w:type="dxa" w:w="2409"/>
+          </w:tcPr>
+          <w:p>
+            <w:pPr>
+              <w:spacing w:after="40" w:line="240" w:lineRule="auto"/>
+            </w:pPr>
+            <w:r>
+              <w:t>1,002</w:t>
+            </w:r>
+          </w:p>
+        </w:tc>
+        <w:tc>
+          <w:tcPr>
+            <w:tcW w:type="dxa" w:w="2409"/>
+          </w:tcPr>
+          <w:p>
+            <w:pPr>
+              <w:spacing w:after="40" w:line="240" w:lineRule="auto"/>
+            </w:pPr>
+            <w:r>
+              <w:t>1,002</w:t>
+            </w:r>
+          </w:p>
+        </w:tc>
+      </w:tr>
+      <w:tr>
+        <w:trPr>
+          <w:cantSplit/>
+        </w:trPr>
+        <w:tc>
+          <w:tcPr>
+            <w:tcW w:type="dxa" w:w="2409"/>
+          </w:tcPr>
+          <w:p>
+            <w:pPr>
+              <w:spacing w:after="40" w:line="240" w:lineRule="auto"/>
+            </w:pPr>
+            <w:r>
+              <w:t>glaive</w:t>
+            </w:r>
+          </w:p>
+        </w:tc>
+        <w:tc>
+          <w:tcPr>
+            <w:tcW w:type="dxa" w:w="2409"/>
+          </w:tcPr>
+          <w:p>
+            <w:pPr>
+              <w:spacing w:after="40" w:line="240" w:lineRule="auto"/>
+            </w:pPr>
+            <w:r>
+              <w:t>不调用</w:t>
+            </w:r>
+          </w:p>
+        </w:tc>
+        <w:tc>
+          <w:tcPr>
+            <w:tcW w:type="dxa" w:w="2409"/>
+          </w:tcPr>
+          <w:p>
+            <w:pPr>
+              <w:spacing w:after="40" w:line="240" w:lineRule="auto"/>
+            </w:pPr>
+            <w:r>
+              <w:t>837</w:t>
+            </w:r>
+          </w:p>
+        </w:tc>
+        <w:tc>
+          <w:tcPr>
+            <w:tcW w:type="dxa" w:w="2409"/>
+          </w:tcPr>
+          <w:p>
+            <w:pPr>
+              <w:spacing w:after="40" w:line="240" w:lineRule="auto"/>
+            </w:pPr>
+            <w:r>
+              <w:t>837</w:t>
+            </w:r>
+          </w:p>
+        </w:tc>
+      </w:tr>
+      <w:tr>
+        <w:trPr>
+          <w:cantSplit/>
+        </w:trPr>
+        <w:tc>
+          <w:tcPr>
+            <w:tcW w:type="dxa" w:w="2409"/>
+          </w:tcPr>
+          <w:p>
+            <w:pPr>
+              <w:spacing w:after="40" w:line="240" w:lineRule="auto"/>
+            </w:pPr>
+            <w:r>
+              <w:t>glaive</w:t>
+            </w:r>
+          </w:p>
+        </w:tc>
+        <w:tc>
+          <w:tcPr>
+            <w:tcW w:type="dxa" w:w="2409"/>
+          </w:tcPr>
+          <w:p>
+            <w:pPr>
+              <w:spacing w:after="40" w:line="240" w:lineRule="auto"/>
+            </w:pPr>
+            <w:r>
+              <w:t>单次调用</w:t>
+            </w:r>
+          </w:p>
+        </w:tc>
+        <w:tc>
+          <w:tcPr>
+            <w:tcW w:type="dxa" w:w="2409"/>
+          </w:tcPr>
+          <w:p>
+            <w:pPr>
+              <w:spacing w:after="40" w:line="240" w:lineRule="auto"/>
+            </w:pPr>
+            <w:r>
+              <w:t>2,273</w:t>
+            </w:r>
+          </w:p>
+        </w:tc>
+        <w:tc>
+          <w:tcPr>
+            <w:tcW w:type="dxa" w:w="2409"/>
+          </w:tcPr>
+          <w:p>
+            <w:pPr>
+              <w:spacing w:after="40" w:line="240" w:lineRule="auto"/>
+            </w:pPr>
+            <w:r>
+              <w:t>2,273</w:t>
+            </w:r>
+          </w:p>
+        </w:tc>
+      </w:tr>
+      <w:tr>
+        <w:trPr>
+          <w:cantSplit/>
+        </w:trPr>
+        <w:tc>
+          <w:tcPr>
+            <w:tcW w:type="dxa" w:w="2409"/>
+          </w:tcPr>
+          <w:p>
+            <w:pPr>
+              <w:spacing w:after="40" w:line="240" w:lineRule="auto"/>
+            </w:pPr>
+            <w:r>
+              <w:t>hermes</w:t>
+            </w:r>
+          </w:p>
+        </w:tc>
+        <w:tc>
+          <w:tcPr>
+            <w:tcW w:type="dxa" w:w="2409"/>
+          </w:tcPr>
+          <w:p>
+            <w:pPr>
+              <w:spacing w:after="40" w:line="240" w:lineRule="auto"/>
+            </w:pPr>
+            <w:r>
+              <w:t>多轮调用</w:t>
+            </w:r>
+          </w:p>
+        </w:tc>
+        <w:tc>
+          <w:tcPr>
+            <w:tcW w:type="dxa" w:w="2409"/>
+          </w:tcPr>
+          <w:p>
+            <w:pPr>
+              <w:spacing w:after="40" w:line="240" w:lineRule="auto"/>
+            </w:pPr>
+            <w:r>
+              <w:t>355</w:t>
+            </w:r>
+          </w:p>
+        </w:tc>
+        <w:tc>
+          <w:tcPr>
+            <w:tcW w:type="dxa" w:w="2409"/>
+          </w:tcPr>
+          <w:p>
+            <w:pPr>
+              <w:spacing w:after="40" w:line="240" w:lineRule="auto"/>
+            </w:pPr>
+            <w:r>
+              <w:t>355</w:t>
+            </w:r>
+          </w:p>
+        </w:tc>
+      </w:tr>
+      <w:tr>
+        <w:trPr>
+          <w:cantSplit/>
+        </w:trPr>
+        <w:tc>
+          <w:tcPr>
+            <w:tcW w:type="dxa" w:w="2409"/>
+          </w:tcPr>
+          <w:p>
+            <w:pPr>
+              <w:spacing w:after="40" w:line="240" w:lineRule="auto"/>
+            </w:pPr>
+            <w:r>
+              <w:t>hermes</w:t>
+            </w:r>
+          </w:p>
+        </w:tc>
+        <w:tc>
+          <w:tcPr>
+            <w:tcW w:type="dxa" w:w="2409"/>
+          </w:tcPr>
+          <w:p>
+            <w:pPr>
+              <w:spacing w:after="40" w:line="240" w:lineRule="auto"/>
+            </w:pPr>
+            <w:r>
+              <w:t>不调用</w:t>
+            </w:r>
+          </w:p>
+        </w:tc>
+        <w:tc>
+          <w:tcPr>
+            <w:tcW w:type="dxa" w:w="2409"/>
+          </w:tcPr>
+          <w:p>
+            <w:pPr>
+              <w:spacing w:after="40" w:line="240" w:lineRule="auto"/>
+            </w:pPr>
+            <w:r>
+              <w:t>3</w:t>
+            </w:r>
+          </w:p>
+        </w:tc>
+        <w:tc>
+          <w:tcPr>
+            <w:tcW w:type="dxa" w:w="2409"/>
+          </w:tcPr>
+          <w:p>
+            <w:pPr>
+              <w:spacing w:after="40" w:line="240" w:lineRule="auto"/>
+            </w:pPr>
+            <w:r>
+              <w:t>3</w:t>
+            </w:r>
+          </w:p>
+        </w:tc>
+      </w:tr>
+      <w:tr>
+        <w:trPr>
+          <w:cantSplit/>
+        </w:trPr>
+        <w:tc>
+          <w:tcPr>
+            <w:tcW w:type="dxa" w:w="2409"/>
+          </w:tcPr>
+          <w:p>
+            <w:pPr>
+              <w:spacing w:after="40" w:line="240" w:lineRule="auto"/>
+            </w:pPr>
+            <w:r>
+              <w:t>hermes</w:t>
+            </w:r>
+          </w:p>
+        </w:tc>
+        <w:tc>
+          <w:tcPr>
+            <w:tcW w:type="dxa" w:w="2409"/>
+          </w:tcPr>
+          <w:p>
+            <w:pPr>
+              <w:spacing w:after="40" w:line="240" w:lineRule="auto"/>
+            </w:pPr>
+            <w:r>
+              <w:t>并行调用</w:t>
+            </w:r>
+          </w:p>
+        </w:tc>
+        <w:tc>
+          <w:tcPr>
+            <w:tcW w:type="dxa" w:w="2409"/>
+          </w:tcPr>
+          <w:p>
+            <w:pPr>
+              <w:spacing w:after="40" w:line="240" w:lineRule="auto"/>
+            </w:pPr>
+            <w:r>
+              <w:t>125</w:t>
+            </w:r>
+          </w:p>
+        </w:tc>
+        <w:tc>
+          <w:tcPr>
+            <w:tcW w:type="dxa" w:w="2409"/>
+          </w:tcPr>
+          <w:p>
+            <w:pPr>
+              <w:spacing w:after="40" w:line="240" w:lineRule="auto"/>
+            </w:pPr>
+            <w:r>
+              <w:t>125</w:t>
+            </w:r>
+          </w:p>
+        </w:tc>
+      </w:tr>
+      <w:tr>
+        <w:trPr>
+          <w:cantSplit/>
+        </w:trPr>
+        <w:tc>
+          <w:tcPr>
+            <w:tcW w:type="dxa" w:w="2409"/>
+          </w:tcPr>
+          <w:p>
+            <w:pPr>
+              <w:spacing w:after="40" w:line="240" w:lineRule="auto"/>
+            </w:pPr>
+            <w:r>
+              <w:t>hermes</w:t>
+            </w:r>
+          </w:p>
+        </w:tc>
+        <w:tc>
+          <w:tcPr>
+            <w:tcW w:type="dxa" w:w="2409"/>
+          </w:tcPr>
+          <w:p>
+            <w:pPr>
+              <w:spacing w:after="40" w:line="240" w:lineRule="auto"/>
+            </w:pPr>
+            <w:r>
+              <w:t>单次调用</w:t>
+            </w:r>
+          </w:p>
+        </w:tc>
+        <w:tc>
+          <w:tcPr>
+            <w:tcW w:type="dxa" w:w="2409"/>
+          </w:tcPr>
+          <w:p>
+            <w:pPr>
+              <w:spacing w:after="40" w:line="240" w:lineRule="auto"/>
+            </w:pPr>
+            <w:r>
+              <w:t>405</w:t>
+            </w:r>
+          </w:p>
+        </w:tc>
+        <w:tc>
+          <w:tcPr>
+            <w:tcW w:type="dxa" w:w="2409"/>
+          </w:tcPr>
+          <w:p>
+            <w:pPr>
+              <w:spacing w:after="40" w:line="240" w:lineRule="auto"/>
+            </w:pPr>
+            <w:r>
+              <w:t>405</w:t>
+            </w:r>
+          </w:p>
+        </w:tc>
+      </w:tr>
+    </w:tbl>
+    <w:p>
+      <w:pPr>
+        <w:keepNext/>
+        <w:spacing w:before="120"/>
+        <w:jc w:val="center"/>
+      </w:pPr>
+      <w:r>
+        <w:drawing>
+          <wp:inline xmlns:a="http://schemas.openxmlformats.org/drawingml/2006/main" xmlns:pic="http://schemas.openxmlformats.org/drawingml/2006/picture">
+            <wp:extent cx="5400000" cy="2784375"/>
+            <wp:docPr id="5" name="Picture 5"/>
+            <wp:cNvGraphicFramePr>
+              <a:graphicFrameLocks noChangeAspect="1"/>
+            </wp:cNvGraphicFramePr>
+            <a:graphic>
+              <a:graphicData uri="http://schemas.openxmlformats.org/drawingml/2006/picture">
+                <pic:pic>
+                  <pic:nvPicPr>
+                    <pic:cNvPr id="0" name="matched-categories.png"/>
+                    <pic:cNvPicPr/>
+                  </pic:nvPicPr>
+                  <pic:blipFill>
+                    <a:blip r:embed="rId15"/>
+                    <a:stretch>
+                      <a:fillRect/>
+                    </a:stretch>
+                  </pic:blipFill>
+                  <pic:spPr>
+                    <a:xfrm>
+                      <a:off x="0" y="0"/>
+                      <a:ext cx="5400000" cy="2784375"/>
+                    </a:xfrm>
+                    <a:prstGeom prst="rect"/>
+                  </pic:spPr>
+                </pic:pic>
+              </a:graphicData>
+            </a:graphic>
+          </wp:inline>
+        </w:drawing>
+      </w:r>
+    </w:p>
+    <w:p>
+      <w:pPr>
+        <w:jc w:val="center"/>
+      </w:pPr>
+      <w:r>
+        <w:t>图 E12-1：两份训练数据各 5,000 条，四类数量匹配；表中进一步核对来源。</w:t>
+      </w:r>
+    </w:p>
+    <w:tbl>
+      <w:tblPr>
+        <w:tblStyle w:val="TableGrid"/>
+        <w:tblW w:type="auto" w:w="0"/>
+        <w:tblLook w:firstColumn="1" w:firstRow="1" w:lastColumn="0" w:lastRow="0" w:noHBand="0" w:noVBand="1" w:val="04A0"/>
+      </w:tblPr>
+      <w:tblGrid>
+        <w:gridCol w:w="3213"/>
+        <w:gridCol w:w="3213"/>
+        <w:gridCol w:w="3213"/>
+      </w:tblGrid>
+      <w:tr>
+        <w:trPr>
+          <w:cantSplit/>
+          <w:tblHeader/>
+        </w:trPr>
+        <w:tc>
+          <w:tcPr>
+            <w:tcW w:type="dxa" w:w="3213"/>
+            <w:shd w:fill="F3F4F6"/>
+          </w:tcPr>
+          <w:p>
+            <w:pPr>
+              <w:spacing w:after="40" w:line="240" w:lineRule="auto"/>
+            </w:pPr>
+            <w:r>
+              <w:rPr>
+                <w:b/>
+              </w:rPr>
+              <w:t>实际训练输入</w:t>
+            </w:r>
+          </w:p>
+        </w:tc>
+        <w:tc>
+          <w:tcPr>
+            <w:tcW w:type="dxa" w:w="3213"/>
+            <w:shd w:fill="F3F4F6"/>
+          </w:tcPr>
+          <w:p>
+            <w:pPr>
+              <w:spacing w:after="40" w:line="240" w:lineRule="auto"/>
+            </w:pPr>
+            <w:r>
+              <w:rPr>
+                <w:b/>
+              </w:rPr>
+              <w:t>基础清洗</w:t>
+            </w:r>
+          </w:p>
+        </w:tc>
+        <w:tc>
+          <w:tcPr>
+            <w:tcW w:type="dxa" w:w="3213"/>
+            <w:shd w:fill="F3F4F6"/>
+          </w:tcPr>
+          <w:p>
+            <w:pPr>
+              <w:spacing w:after="40" w:line="240" w:lineRule="auto"/>
+            </w:pPr>
+            <w:r>
+              <w:rPr>
+                <w:b/>
+              </w:rPr>
+              <w:t>额外筛选</w:t>
+            </w:r>
+          </w:p>
+        </w:tc>
+      </w:tr>
+      <w:tr>
+        <w:trPr>
+          <w:cantSplit/>
+        </w:trPr>
+        <w:tc>
+          <w:tcPr>
+            <w:tcW w:type="dxa" w:w="3213"/>
+          </w:tcPr>
+          <w:p>
+            <w:pPr>
+              <w:spacing w:after="40" w:line="240" w:lineRule="auto"/>
+            </w:pPr>
+            <w:r>
+              <w:t>当前回复单元</w:t>
+            </w:r>
+          </w:p>
+        </w:tc>
+        <w:tc>
+          <w:tcPr>
+            <w:tcW w:type="dxa" w:w="3213"/>
+          </w:tcPr>
+          <w:p>
+            <w:pPr>
+              <w:spacing w:after="40" w:line="240" w:lineRule="auto"/>
+            </w:pPr>
+            <w:r>
+              <w:t>14,502</w:t>
+            </w:r>
+          </w:p>
+        </w:tc>
+        <w:tc>
+          <w:tcPr>
+            <w:tcW w:type="dxa" w:w="3213"/>
+          </w:tcPr>
+          <w:p>
+            <w:pPr>
+              <w:spacing w:after="40" w:line="240" w:lineRule="auto"/>
+            </w:pPr>
+            <w:r>
+              <w:t>14,501</w:t>
+            </w:r>
+          </w:p>
+        </w:tc>
+      </w:tr>
+      <w:tr>
+        <w:trPr>
+          <w:cantSplit/>
+        </w:trPr>
+        <w:tc>
+          <w:tcPr>
+            <w:tcW w:type="dxa" w:w="3213"/>
+          </w:tcPr>
+          <w:p>
+            <w:pPr>
+              <w:spacing w:after="40" w:line="240" w:lineRule="auto"/>
+            </w:pPr>
+            <w:r>
+              <w:t>监督 token</w:t>
+            </w:r>
+          </w:p>
+        </w:tc>
+        <w:tc>
+          <w:tcPr>
+            <w:tcW w:type="dxa" w:w="3213"/>
+          </w:tcPr>
+          <w:p>
+            <w:pPr>
+              <w:spacing w:after="40" w:line="240" w:lineRule="auto"/>
+            </w:pPr>
+            <w:r>
+              <w:t>638,598</w:t>
+            </w:r>
+          </w:p>
+        </w:tc>
+        <w:tc>
+          <w:tcPr>
+            <w:tcW w:type="dxa" w:w="3213"/>
+          </w:tcPr>
+          <w:p>
+            <w:pPr>
+              <w:spacing w:after="40" w:line="240" w:lineRule="auto"/>
+            </w:pPr>
+            <w:r>
+              <w:t>629,212</w:t>
+            </w:r>
+          </w:p>
+        </w:tc>
+      </w:tr>
+      <w:tr>
+        <w:trPr>
+          <w:cantSplit/>
+        </w:trPr>
+        <w:tc>
+          <w:tcPr>
+            <w:tcW w:type="dxa" w:w="3213"/>
+          </w:tcPr>
+          <w:p>
+            <w:pPr>
+              <w:spacing w:after="40" w:line="240" w:lineRule="auto"/>
+            </w:pPr>
+            <w:r>
+              <w:t>最大回复单元输入长度（token）</w:t>
+            </w:r>
+          </w:p>
+        </w:tc>
+        <w:tc>
+          <w:tcPr>
+            <w:tcW w:type="dxa" w:w="3213"/>
+          </w:tcPr>
+          <w:p>
+            <w:pPr>
+              <w:spacing w:after="40" w:line="240" w:lineRule="auto"/>
+            </w:pPr>
+            <w:r>
+              <w:t>2,034</w:t>
+            </w:r>
+          </w:p>
+        </w:tc>
+        <w:tc>
+          <w:tcPr>
+            <w:tcW w:type="dxa" w:w="3213"/>
+          </w:tcPr>
+          <w:p>
+            <w:pPr>
+              <w:spacing w:after="40" w:line="240" w:lineRule="auto"/>
+            </w:pPr>
+            <w:r>
+              <w:t>2,034</w:t>
+            </w:r>
+          </w:p>
+        </w:tc>
+      </w:tr>
+      <w:tr>
+        <w:trPr>
+          <w:cantSplit/>
+        </w:trPr>
+        <w:tc>
+          <w:tcPr>
+            <w:tcW w:type="dxa" w:w="3213"/>
+          </w:tcPr>
+          <w:p>
+            <w:pPr>
+              <w:spacing w:after="40" w:line="240" w:lineRule="auto"/>
+            </w:pPr>
+            <w:r>
+              <w:t>一个 epoch 的更新次数，梯度累积 8</w:t>
+            </w:r>
+          </w:p>
+        </w:tc>
+        <w:tc>
+          <w:tcPr>
+            <w:tcW w:type="dxa" w:w="3213"/>
+          </w:tcPr>
+          <w:p>
+            <w:pPr>
+              <w:spacing w:after="40" w:line="240" w:lineRule="auto"/>
+            </w:pPr>
+            <w:r>
+              <w:t>1,813</w:t>
+            </w:r>
+          </w:p>
+        </w:tc>
+        <w:tc>
+          <w:tcPr>
+            <w:tcW w:type="dxa" w:w="3213"/>
+          </w:tcPr>
+          <w:p>
+            <w:pPr>
+              <w:spacing w:after="40" w:line="240" w:lineRule="auto"/>
+            </w:pPr>
+            <w:r>
+              <w:t>1,813</w:t>
+            </w:r>
+          </w:p>
+        </w:tc>
+      </w:tr>
+    </w:tbl>
+    <w:p>
+      <w:r>
+        <w:t>新数据已在 CPU 上用同一模板和监督遮罩展开，全部单元都有监督 token，官方文本与标记模板的文本及 token 一致，没有截断调用。两份数据的轨迹数相同，监督量和具体任务内容仍有差异；后续表现变化同时包含筛选策略和样本替换的影响。</w:t>
+      </w:r>
+    </w:p>
+    <w:p>
+      <w:pPr>
+        <w:pStyle w:val="Heading2"/>
+      </w:pPr>
+      <w:r>
+        <w:t>抽查有没有证明这批数据更可靠？</w:t>
+      </w:r>
+    </w:p>
+    <w:p>
+      <w:r>
+        <w:t>没有证明整体更可靠。第二轮仍随机读了 25 条通过和 25 条剔除的候选训练记录。通过样本有 21 条未见明显问题，另 4 条有回复或标注疑点。例如发票调用本身参数正确，最终回答却说会通过邮件送达，工具定义和返回都没提供邮件动作；还有食谱提到“剩余配料”，返回却没有列出这些配料。规则只看参数出处，抓不到这些问题。</w:t>
+      </w:r>
+    </w:p>
+    <w:p>
+      <w:r>
+        <w:t>剔除样本里，14 条有合理的转换或检索写法，例如 Apple 转 AAPL、Euros 转 EUR、bike 转 biking、按类别检索时使用空字符串。它们不满足连续文字匹配，却不能直接判作错误。另有 7 条参数选择缺少可核对依据，1 条明确是二维码占位返回，3 条混合了合理转换和其他疑点。这些是当前主 Agent 对 50 条标注的阅读判断，没有把未核验的选择都算成错误标签。</w:t>
+      </w:r>
+    </w:p>
+    <w:p>
+      <w:r>
+        <w:t>一个真正应该保留的例子，是用户先搜到一本书，下一轮要求找同一作者的其他书。作者来自上一轮工具返回，而不是这一轮用户原文。另一种需要警惕的例子，是用户说“今天”，标注却直接填入某个 2022 年日期，前文没有基准时间。固定规则能挡住后者，也可能误删前者的合理改写。</w:t>
+      </w:r>
+    </w:p>
+    <w:p>
+      <w:r>
+        <w:t>50 条采用通过与剔除各半的抽样，没有按总体比例抽取，也没有逐条真实执行，因此不计算整批数据的“准确率”。这次抽查更有用的结论是：筛选会改变任务难度和表达方式，后续若分数上升，还要检查是否只学会了更直接的参数复制。</w:t>
+      </w:r>
+    </w:p>
+    <w:p>
+      <w:pPr>
+        <w:pStyle w:val="Heading2"/>
+      </w:pPr>
+      <w:r>
+        <w:t>训练与完整 dev 结果</w:t>
+      </w:r>
+    </w:p>
+    <w:p>
+      <w:r>
+        <w:t>正式对照固定 rank 16、学习率 1e-4、seed 17、一个 epoch，精度、模板、缓存策略和固定提示与 E09 5k 相同。基础清洗条件只在训练及全部 500 条 dev 工具生成结束后复用。每 100 步计算完整 dev loss；最终工具评测仍包含 500 条轨迹、928 个决策轮。</w:t>
+      </w:r>
+    </w:p>
+    <w:p>
+      <w:r>
+        <w:t>新数据尚未开始 GPU 训练，当前不填写通过率或提升值。现有 GPU 队列继续按原顺序运行。</w:t>
+      </w:r>
+    </w:p>
+    <w:p>
+      <w:pPr>
+        <w:pStyle w:val="Heading1"/>
+        <w:pageBreakBefore/>
+      </w:pPr>
+      <w:r>
         <w:t>E13：工具真的能读写和执行，才轮得到模型来做任务</w:t>
       </w:r>
     </w:p>
@@ -3014,6 +3968,11 @@
       </w:r>
     </w:p>
     <w:p>
+      <w:r>
+        <w:t>数据质量对照按来源和类别匹配两份 5k 数据，逐条复查也保留了规则误删和漏检。筛选成本、监督量与后续模型表现分开记录，效果不能由“通过筛选”直接推出。</w:t>
+      </w:r>
+    </w:p>
+    <w:p>
       <w:pPr>
         <w:pStyle w:val="Heading2"/>
       </w:pPr>
@@ -3456,6 +4415,99 @@
               <w:spacing w:after="40" w:line="240" w:lineRule="auto"/>
             </w:pPr>
             <w:r>
+              <w:t>等量数据筛选与复查</w:t>
+            </w:r>
+          </w:p>
+        </w:tc>
+        <w:tc>
+          <w:tcPr>
+            <w:tcW w:type="dxa" w:w="4819"/>
+          </w:tcPr>
+          <w:p>
+            <w:pPr>
+              <w:spacing w:after="40" w:line="240" w:lineRule="auto"/>
+            </w:pPr>
+            <w:r>
+              <w:t>configs/data-quality.json；configs/data-quality-frozen.json；experiments/E12/sample-review.json；experiments/E12/data-comparison.csv</w:t>
+            </w:r>
+          </w:p>
+        </w:tc>
+      </w:tr>
+      <w:tr>
+        <w:trPr>
+          <w:cantSplit/>
+        </w:trPr>
+        <w:tc>
+          <w:tcPr>
+            <w:tcW w:type="dxa" w:w="4819"/>
+          </w:tcPr>
+          <w:p>
+            <w:pPr>
+              <w:spacing w:after="40" w:line="240" w:lineRule="auto"/>
+            </w:pPr>
+            <w:r>
+              <w:t>数据质量对照入口</w:t>
+            </w:r>
+          </w:p>
+        </w:tc>
+        <w:tc>
+          <w:tcPr>
+            <w:tcW w:type="dxa" w:w="4819"/>
+          </w:tcPr>
+          <w:p>
+            <w:pPr>
+              <w:spacing w:after="40" w:line="240" w:lineRule="auto"/>
+            </w:pPr>
+            <w:r>
+              <w:t>scripts/data_quality.py；configs/quality.json；configs/sft-quality.json</w:t>
+            </w:r>
+          </w:p>
+        </w:tc>
+      </w:tr>
+      <w:tr>
+        <w:trPr>
+          <w:cantSplit/>
+        </w:trPr>
+        <w:tc>
+          <w:tcPr>
+            <w:tcW w:type="dxa" w:w="4819"/>
+          </w:tcPr>
+          <w:p>
+            <w:pPr>
+              <w:spacing w:after="40" w:line="240" w:lineRule="auto"/>
+            </w:pPr>
+            <w:r>
+              <w:t>筛选失败与重新冻结</w:t>
+            </w:r>
+          </w:p>
+        </w:tc>
+        <w:tc>
+          <w:tcPr>
+            <w:tcW w:type="dxa" w:w="4819"/>
+          </w:tcPr>
+          <w:p>
+            <w:pPr>
+              <w:spacing w:after="40" w:line="240" w:lineRule="auto"/>
+            </w:pPr>
+            <w:r>
+              <w:t>experiments/E12/runs/E12-R01.json；experiments/E12/runs/E12-R02.json</w:t>
+            </w:r>
+          </w:p>
+        </w:tc>
+      </w:tr>
+      <w:tr>
+        <w:trPr>
+          <w:cantSplit/>
+        </w:trPr>
+        <w:tc>
+          <w:tcPr>
+            <w:tcW w:type="dxa" w:w="4819"/>
+          </w:tcPr>
+          <w:p>
+            <w:pPr>
+              <w:spacing w:after="40" w:line="240" w:lineRule="auto"/>
+            </w:pPr>
+            <w:r>
               <w:t>后续训练与生成结果</w:t>
             </w:r>
           </w:p>

--- a/docs/reports/02-微调与数据.docx
+++ b/docs/reports/02-微调与数据.docx
@@ -12,7 +12,7 @@
     </w:p>
     <w:p>
       <w:r>
-        <w:t>更新：2026-10-01T11:45:53+08:00。本册按实际实验整理，原始运行记录单独保存。</w:t>
+        <w:t>更新：2026-10-01T12:12:36+08:00。本册按实际实验整理，原始运行记录单独保存。</w:t>
       </w:r>
     </w:p>
     <w:p>
@@ -1136,7 +1136,7 @@
               <w:spacing w:after="40" w:line="240" w:lineRule="auto"/>
             </w:pPr>
             <w:r>
-              <w:t>1500</w:t>
+              <w:t>1700</w:t>
             </w:r>
           </w:p>
         </w:tc>
@@ -1149,7 +1149,7 @@
               <w:spacing w:after="40" w:line="240" w:lineRule="auto"/>
             </w:pPr>
             <w:r>
-              <w:t>0.11056</w:t>
+              <w:t>0.10974</w:t>
             </w:r>
           </w:p>
         </w:tc>
@@ -1219,7 +1219,7 @@
         <w:jc w:val="center"/>
       </w:pPr>
       <w:r>
-        <w:t>图 E09-1：E09-R09，训练 1500 个点、完整 dev 16 个点；保留原始波动。</w:t>
+        <w:t>图 E09-1：E09-R09，训练 1700 个点、完整 dev 17 个点；保留原始波动。</w:t>
       </w:r>
     </w:p>
     <w:p>
@@ -3937,6 +3937,933 @@
     <w:p>
       <w:pPr>
         <w:pStyle w:val="Heading1"/>
+        <w:pageBreakBefore/>
+      </w:pPr>
+      <w:r>
+        <w:t>E14：先把任务判准，再让模型来做</w:t>
+      </w:r>
+    </w:p>
+    <w:p>
+      <w:r>
+        <w:t>怎样才算任务做成了？这次先把判据跑了一遍。八类训练任务原型的参考操作全部通过；同一批任务的初始错误候选和刻意构造的错误候选，各有 8 个被拒绝。检查依据是最终文件、实际运行结果和必要的回复内容，模型说一句“已完成”不能代替这些结果。</w:t>
+      </w:r>
+    </w:p>
+    <w:p>
+      <w:r>
+        <w:t>这轮是 E14-R01，从创建任务容器到完成核验用了 41.2 秒，不含写任务和整理文档的时间。参考过程共调用工具 26 次，包含 2 次预期错误；另外有 7 次调用用于构造错误候选。模型调用数仍为 0，八个原型只属于训练区，正式的 1,000 条轨迹和独立 dev、test 还没有完成。</w:t>
+      </w:r>
+    </w:p>
+    <w:p>
+      <w:pPr>
+        <w:pStyle w:val="Heading2"/>
+      </w:pPr>
+      <w:r>
+        <w:t>为什么不直接从“把一个函数改对”开始算成绩？</w:t>
+      </w:r>
+    </w:p>
+    <w:p>
+      <w:r>
+        <w:t>单独改一行代码，容易忽略真正做任务时的上下文。这次把代码放进可离线运行的小项目：入口可能经过两个模块才找到目标，配置里有容易改错的相邻字段，多文件修改要同时对齐生产端、展示端和 schema。还保留了不应使用的旧文件，检查参考操作有没有沿着当前项目结构找到答案。</w:t>
+      </w:r>
+    </w:p>
+    <w:p>
+      <w:r>
+        <w:t>每个原型在两个独立容器里运行。第一个容器先检查原始错误状态或错误答案，再执行一个明确错误的操作；第二个容器从原始文件重新开始，运行规则给出的参考步骤。文件初始化和最终判据由核验程序执行，不混入参考轨迹的工具调用次数。</w:t>
+      </w:r>
+    </w:p>
+    <w:tbl>
+      <w:tblPr>
+        <w:tblStyle w:val="TableGrid"/>
+        <w:tblW w:type="auto" w:w="0"/>
+        <w:tblLook w:firstColumn="1" w:firstRow="1" w:lastColumn="0" w:lastRow="0" w:noHBand="0" w:noVBand="1" w:val="04A0"/>
+      </w:tblPr>
+      <w:tblGrid>
+        <w:gridCol w:w="1928"/>
+        <w:gridCol w:w="1928"/>
+        <w:gridCol w:w="1928"/>
+        <w:gridCol w:w="1928"/>
+        <w:gridCol w:w="1928"/>
+      </w:tblGrid>
+      <w:tr>
+        <w:trPr>
+          <w:cantSplit/>
+          <w:tblHeader/>
+        </w:trPr>
+        <w:tc>
+          <w:tcPr>
+            <w:tcW w:type="dxa" w:w="1928"/>
+            <w:shd w:fill="F3F4F6"/>
+          </w:tcPr>
+          <w:p>
+            <w:pPr>
+              <w:spacing w:after="40" w:line="240" w:lineRule="auto"/>
+            </w:pPr>
+            <w:r>
+              <w:rPr>
+                <w:b/>
+              </w:rPr>
+              <w:t>任务类别</w:t>
+            </w:r>
+          </w:p>
+        </w:tc>
+        <w:tc>
+          <w:tcPr>
+            <w:tcW w:type="dxa" w:w="1928"/>
+            <w:shd w:fill="F3F4F6"/>
+          </w:tcPr>
+          <w:p>
+            <w:pPr>
+              <w:spacing w:after="40" w:line="240" w:lineRule="auto"/>
+            </w:pPr>
+            <w:r>
+              <w:rPr>
+                <w:b/>
+              </w:rPr>
+              <w:t>参考调用（次）</w:t>
+            </w:r>
+          </w:p>
+        </w:tc>
+        <w:tc>
+          <w:tcPr>
+            <w:tcW w:type="dxa" w:w="1928"/>
+            <w:shd w:fill="F3F4F6"/>
+          </w:tcPr>
+          <w:p>
+            <w:pPr>
+              <w:spacing w:after="40" w:line="240" w:lineRule="auto"/>
+            </w:pPr>
+            <w:r>
+              <w:rPr>
+                <w:b/>
+              </w:rPr>
+              <w:t>错误返回（次）</w:t>
+            </w:r>
+          </w:p>
+        </w:tc>
+        <w:tc>
+          <w:tcPr>
+            <w:tcW w:type="dxa" w:w="1928"/>
+            <w:shd w:fill="F3F4F6"/>
+          </w:tcPr>
+          <w:p>
+            <w:pPr>
+              <w:spacing w:after="40" w:line="240" w:lineRule="auto"/>
+            </w:pPr>
+            <w:r>
+              <w:rPr>
+                <w:b/>
+              </w:rPr>
+              <w:t>参考结果</w:t>
+            </w:r>
+          </w:p>
+        </w:tc>
+        <w:tc>
+          <w:tcPr>
+            <w:tcW w:type="dxa" w:w="1928"/>
+            <w:shd w:fill="F3F4F6"/>
+          </w:tcPr>
+          <w:p>
+            <w:pPr>
+              <w:spacing w:after="40" w:line="240" w:lineRule="auto"/>
+            </w:pPr>
+            <w:r>
+              <w:rPr>
+                <w:b/>
+              </w:rPr>
+              <w:t>错误候选</w:t>
+            </w:r>
+          </w:p>
+        </w:tc>
+      </w:tr>
+      <w:tr>
+        <w:trPr>
+          <w:cantSplit/>
+        </w:trPr>
+        <w:tc>
+          <w:tcPr>
+            <w:tcW w:type="dxa" w:w="1928"/>
+          </w:tcPr>
+          <w:p>
+            <w:pPr>
+              <w:spacing w:after="40" w:line="240" w:lineRule="auto"/>
+            </w:pPr>
+            <w:r>
+              <w:t>读取定位</w:t>
+            </w:r>
+          </w:p>
+        </w:tc>
+        <w:tc>
+          <w:tcPr>
+            <w:tcW w:type="dxa" w:w="1928"/>
+          </w:tcPr>
+          <w:p>
+            <w:pPr>
+              <w:spacing w:after="40" w:line="240" w:lineRule="auto"/>
+            </w:pPr>
+            <w:r>
+              <w:t>3</w:t>
+            </w:r>
+          </w:p>
+        </w:tc>
+        <w:tc>
+          <w:tcPr>
+            <w:tcW w:type="dxa" w:w="1928"/>
+          </w:tcPr>
+          <w:p>
+            <w:pPr>
+              <w:spacing w:after="40" w:line="240" w:lineRule="auto"/>
+            </w:pPr>
+            <w:r>
+              <w:t>0</w:t>
+            </w:r>
+          </w:p>
+        </w:tc>
+        <w:tc>
+          <w:tcPr>
+            <w:tcW w:type="dxa" w:w="1928"/>
+          </w:tcPr>
+          <w:p>
+            <w:pPr>
+              <w:spacing w:after="40" w:line="240" w:lineRule="auto"/>
+            </w:pPr>
+            <w:r>
+              <w:t>通过</w:t>
+            </w:r>
+          </w:p>
+        </w:tc>
+        <w:tc>
+          <w:tcPr>
+            <w:tcW w:type="dxa" w:w="1928"/>
+          </w:tcPr>
+          <w:p>
+            <w:pPr>
+              <w:spacing w:after="40" w:line="240" w:lineRule="auto"/>
+            </w:pPr>
+            <w:r>
+              <w:t>拒绝</w:t>
+            </w:r>
+          </w:p>
+        </w:tc>
+      </w:tr>
+      <w:tr>
+        <w:trPr>
+          <w:cantSplit/>
+        </w:trPr>
+        <w:tc>
+          <w:tcPr>
+            <w:tcW w:type="dxa" w:w="1928"/>
+          </w:tcPr>
+          <w:p>
+            <w:pPr>
+              <w:spacing w:after="40" w:line="240" w:lineRule="auto"/>
+            </w:pPr>
+            <w:r>
+              <w:t>配置修改</w:t>
+            </w:r>
+          </w:p>
+        </w:tc>
+        <w:tc>
+          <w:tcPr>
+            <w:tcW w:type="dxa" w:w="1928"/>
+          </w:tcPr>
+          <w:p>
+            <w:pPr>
+              <w:spacing w:after="40" w:line="240" w:lineRule="auto"/>
+            </w:pPr>
+            <w:r>
+              <w:t>3</w:t>
+            </w:r>
+          </w:p>
+        </w:tc>
+        <w:tc>
+          <w:tcPr>
+            <w:tcW w:type="dxa" w:w="1928"/>
+          </w:tcPr>
+          <w:p>
+            <w:pPr>
+              <w:spacing w:after="40" w:line="240" w:lineRule="auto"/>
+            </w:pPr>
+            <w:r>
+              <w:t>0</w:t>
+            </w:r>
+          </w:p>
+        </w:tc>
+        <w:tc>
+          <w:tcPr>
+            <w:tcW w:type="dxa" w:w="1928"/>
+          </w:tcPr>
+          <w:p>
+            <w:pPr>
+              <w:spacing w:after="40" w:line="240" w:lineRule="auto"/>
+            </w:pPr>
+            <w:r>
+              <w:t>通过</w:t>
+            </w:r>
+          </w:p>
+        </w:tc>
+        <w:tc>
+          <w:tcPr>
+            <w:tcW w:type="dxa" w:w="1928"/>
+          </w:tcPr>
+          <w:p>
+            <w:pPr>
+              <w:spacing w:after="40" w:line="240" w:lineRule="auto"/>
+            </w:pPr>
+            <w:r>
+              <w:t>拒绝</w:t>
+            </w:r>
+          </w:p>
+        </w:tc>
+      </w:tr>
+      <w:tr>
+        <w:trPr>
+          <w:cantSplit/>
+        </w:trPr>
+        <w:tc>
+          <w:tcPr>
+            <w:tcW w:type="dxa" w:w="1928"/>
+          </w:tcPr>
+          <w:p>
+            <w:pPr>
+              <w:spacing w:after="40" w:line="240" w:lineRule="auto"/>
+            </w:pPr>
+            <w:r>
+              <w:t>函数修复</w:t>
+            </w:r>
+          </w:p>
+        </w:tc>
+        <w:tc>
+          <w:tcPr>
+            <w:tcW w:type="dxa" w:w="1928"/>
+          </w:tcPr>
+          <w:p>
+            <w:pPr>
+              <w:spacing w:after="40" w:line="240" w:lineRule="auto"/>
+            </w:pPr>
+            <w:r>
+              <w:t>4</w:t>
+            </w:r>
+          </w:p>
+        </w:tc>
+        <w:tc>
+          <w:tcPr>
+            <w:tcW w:type="dxa" w:w="1928"/>
+          </w:tcPr>
+          <w:p>
+            <w:pPr>
+              <w:spacing w:after="40" w:line="240" w:lineRule="auto"/>
+            </w:pPr>
+            <w:r>
+              <w:t>0</w:t>
+            </w:r>
+          </w:p>
+        </w:tc>
+        <w:tc>
+          <w:tcPr>
+            <w:tcW w:type="dxa" w:w="1928"/>
+          </w:tcPr>
+          <w:p>
+            <w:pPr>
+              <w:spacing w:after="40" w:line="240" w:lineRule="auto"/>
+            </w:pPr>
+            <w:r>
+              <w:t>通过</w:t>
+            </w:r>
+          </w:p>
+        </w:tc>
+        <w:tc>
+          <w:tcPr>
+            <w:tcW w:type="dxa" w:w="1928"/>
+          </w:tcPr>
+          <w:p>
+            <w:pPr>
+              <w:spacing w:after="40" w:line="240" w:lineRule="auto"/>
+            </w:pPr>
+            <w:r>
+              <w:t>拒绝</w:t>
+            </w:r>
+          </w:p>
+        </w:tc>
+      </w:tr>
+      <w:tr>
+        <w:trPr>
+          <w:cantSplit/>
+        </w:trPr>
+        <w:tc>
+          <w:tcPr>
+            <w:tcW w:type="dxa" w:w="1928"/>
+          </w:tcPr>
+          <w:p>
+            <w:pPr>
+              <w:spacing w:after="40" w:line="240" w:lineRule="auto"/>
+            </w:pPr>
+            <w:r>
+              <w:t>多文件一致性</w:t>
+            </w:r>
+          </w:p>
+        </w:tc>
+        <w:tc>
+          <w:tcPr>
+            <w:tcW w:type="dxa" w:w="1928"/>
+          </w:tcPr>
+          <w:p>
+            <w:pPr>
+              <w:spacing w:after="40" w:line="240" w:lineRule="auto"/>
+            </w:pPr>
+            <w:r>
+              <w:t>7</w:t>
+            </w:r>
+          </w:p>
+        </w:tc>
+        <w:tc>
+          <w:tcPr>
+            <w:tcW w:type="dxa" w:w="1928"/>
+          </w:tcPr>
+          <w:p>
+            <w:pPr>
+              <w:spacing w:after="40" w:line="240" w:lineRule="auto"/>
+            </w:pPr>
+            <w:r>
+              <w:t>0</w:t>
+            </w:r>
+          </w:p>
+        </w:tc>
+        <w:tc>
+          <w:tcPr>
+            <w:tcW w:type="dxa" w:w="1928"/>
+          </w:tcPr>
+          <w:p>
+            <w:pPr>
+              <w:spacing w:after="40" w:line="240" w:lineRule="auto"/>
+            </w:pPr>
+            <w:r>
+              <w:t>通过</w:t>
+            </w:r>
+          </w:p>
+        </w:tc>
+        <w:tc>
+          <w:tcPr>
+            <w:tcW w:type="dxa" w:w="1928"/>
+          </w:tcPr>
+          <w:p>
+            <w:pPr>
+              <w:spacing w:after="40" w:line="240" w:lineRule="auto"/>
+            </w:pPr>
+            <w:r>
+              <w:t>拒绝</w:t>
+            </w:r>
+          </w:p>
+        </w:tc>
+      </w:tr>
+      <w:tr>
+        <w:trPr>
+          <w:cantSplit/>
+        </w:trPr>
+        <w:tc>
+          <w:tcPr>
+            <w:tcW w:type="dxa" w:w="1928"/>
+          </w:tcPr>
+          <w:p>
+            <w:pPr>
+              <w:spacing w:after="40" w:line="240" w:lineRule="auto"/>
+            </w:pPr>
+            <w:r>
+              <w:t>失败恢复</w:t>
+            </w:r>
+          </w:p>
+        </w:tc>
+        <w:tc>
+          <w:tcPr>
+            <w:tcW w:type="dxa" w:w="1928"/>
+          </w:tcPr>
+          <w:p>
+            <w:pPr>
+              <w:spacing w:after="40" w:line="240" w:lineRule="auto"/>
+            </w:pPr>
+            <w:r>
+              <w:t>4</w:t>
+            </w:r>
+          </w:p>
+        </w:tc>
+        <w:tc>
+          <w:tcPr>
+            <w:tcW w:type="dxa" w:w="1928"/>
+          </w:tcPr>
+          <w:p>
+            <w:pPr>
+              <w:spacing w:after="40" w:line="240" w:lineRule="auto"/>
+            </w:pPr>
+            <w:r>
+              <w:t>1</w:t>
+            </w:r>
+          </w:p>
+        </w:tc>
+        <w:tc>
+          <w:tcPr>
+            <w:tcW w:type="dxa" w:w="1928"/>
+          </w:tcPr>
+          <w:p>
+            <w:pPr>
+              <w:spacing w:after="40" w:line="240" w:lineRule="auto"/>
+            </w:pPr>
+            <w:r>
+              <w:t>通过</w:t>
+            </w:r>
+          </w:p>
+        </w:tc>
+        <w:tc>
+          <w:tcPr>
+            <w:tcW w:type="dxa" w:w="1928"/>
+          </w:tcPr>
+          <w:p>
+            <w:pPr>
+              <w:spacing w:after="40" w:line="240" w:lineRule="auto"/>
+            </w:pPr>
+            <w:r>
+              <w:t>拒绝</w:t>
+            </w:r>
+          </w:p>
+        </w:tc>
+      </w:tr>
+      <w:tr>
+        <w:trPr>
+          <w:cantSplit/>
+        </w:trPr>
+        <w:tc>
+          <w:tcPr>
+            <w:tcW w:type="dxa" w:w="1928"/>
+          </w:tcPr>
+          <w:p>
+            <w:pPr>
+              <w:spacing w:after="40" w:line="240" w:lineRule="auto"/>
+            </w:pPr>
+            <w:r>
+              <w:t>缺参数询问</w:t>
+            </w:r>
+          </w:p>
+        </w:tc>
+        <w:tc>
+          <w:tcPr>
+            <w:tcW w:type="dxa" w:w="1928"/>
+          </w:tcPr>
+          <w:p>
+            <w:pPr>
+              <w:spacing w:after="40" w:line="240" w:lineRule="auto"/>
+            </w:pPr>
+            <w:r>
+              <w:t>1</w:t>
+            </w:r>
+          </w:p>
+        </w:tc>
+        <w:tc>
+          <w:tcPr>
+            <w:tcW w:type="dxa" w:w="1928"/>
+          </w:tcPr>
+          <w:p>
+            <w:pPr>
+              <w:spacing w:after="40" w:line="240" w:lineRule="auto"/>
+            </w:pPr>
+            <w:r>
+              <w:t>0</w:t>
+            </w:r>
+          </w:p>
+        </w:tc>
+        <w:tc>
+          <w:tcPr>
+            <w:tcW w:type="dxa" w:w="1928"/>
+          </w:tcPr>
+          <w:p>
+            <w:pPr>
+              <w:spacing w:after="40" w:line="240" w:lineRule="auto"/>
+            </w:pPr>
+            <w:r>
+              <w:t>通过</w:t>
+            </w:r>
+          </w:p>
+        </w:tc>
+        <w:tc>
+          <w:tcPr>
+            <w:tcW w:type="dxa" w:w="1928"/>
+          </w:tcPr>
+          <w:p>
+            <w:pPr>
+              <w:spacing w:after="40" w:line="240" w:lineRule="auto"/>
+            </w:pPr>
+            <w:r>
+              <w:t>拒绝</w:t>
+            </w:r>
+          </w:p>
+        </w:tc>
+      </w:tr>
+      <w:tr>
+        <w:trPr>
+          <w:cantSplit/>
+        </w:trPr>
+        <w:tc>
+          <w:tcPr>
+            <w:tcW w:type="dxa" w:w="1928"/>
+          </w:tcPr>
+          <w:p>
+            <w:pPr>
+              <w:spacing w:after="40" w:line="240" w:lineRule="auto"/>
+            </w:pPr>
+            <w:r>
+              <w:t>无需工具回答</w:t>
+            </w:r>
+          </w:p>
+        </w:tc>
+        <w:tc>
+          <w:tcPr>
+            <w:tcW w:type="dxa" w:w="1928"/>
+          </w:tcPr>
+          <w:p>
+            <w:pPr>
+              <w:spacing w:after="40" w:line="240" w:lineRule="auto"/>
+            </w:pPr>
+            <w:r>
+              <w:t>0</w:t>
+            </w:r>
+          </w:p>
+        </w:tc>
+        <w:tc>
+          <w:tcPr>
+            <w:tcW w:type="dxa" w:w="1928"/>
+          </w:tcPr>
+          <w:p>
+            <w:pPr>
+              <w:spacing w:after="40" w:line="240" w:lineRule="auto"/>
+            </w:pPr>
+            <w:r>
+              <w:t>0</w:t>
+            </w:r>
+          </w:p>
+        </w:tc>
+        <w:tc>
+          <w:tcPr>
+            <w:tcW w:type="dxa" w:w="1928"/>
+          </w:tcPr>
+          <w:p>
+            <w:pPr>
+              <w:spacing w:after="40" w:line="240" w:lineRule="auto"/>
+            </w:pPr>
+            <w:r>
+              <w:t>通过</w:t>
+            </w:r>
+          </w:p>
+        </w:tc>
+        <w:tc>
+          <w:tcPr>
+            <w:tcW w:type="dxa" w:w="1928"/>
+          </w:tcPr>
+          <w:p>
+            <w:pPr>
+              <w:spacing w:after="40" w:line="240" w:lineRule="auto"/>
+            </w:pPr>
+            <w:r>
+              <w:t>拒绝</w:t>
+            </w:r>
+          </w:p>
+        </w:tc>
+      </w:tr>
+      <w:tr>
+        <w:trPr>
+          <w:cantSplit/>
+        </w:trPr>
+        <w:tc>
+          <w:tcPr>
+            <w:tcW w:type="dxa" w:w="1928"/>
+          </w:tcPr>
+          <w:p>
+            <w:pPr>
+              <w:spacing w:after="40" w:line="240" w:lineRule="auto"/>
+            </w:pPr>
+            <w:r>
+              <w:t>无效路径恢复</w:t>
+            </w:r>
+          </w:p>
+        </w:tc>
+        <w:tc>
+          <w:tcPr>
+            <w:tcW w:type="dxa" w:w="1928"/>
+          </w:tcPr>
+          <w:p>
+            <w:pPr>
+              <w:spacing w:after="40" w:line="240" w:lineRule="auto"/>
+            </w:pPr>
+            <w:r>
+              <w:t>4</w:t>
+            </w:r>
+          </w:p>
+        </w:tc>
+        <w:tc>
+          <w:tcPr>
+            <w:tcW w:type="dxa" w:w="1928"/>
+          </w:tcPr>
+          <w:p>
+            <w:pPr>
+              <w:spacing w:after="40" w:line="240" w:lineRule="auto"/>
+            </w:pPr>
+            <w:r>
+              <w:t>1</w:t>
+            </w:r>
+          </w:p>
+        </w:tc>
+        <w:tc>
+          <w:tcPr>
+            <w:tcW w:type="dxa" w:w="1928"/>
+          </w:tcPr>
+          <w:p>
+            <w:pPr>
+              <w:spacing w:after="40" w:line="240" w:lineRule="auto"/>
+            </w:pPr>
+            <w:r>
+              <w:t>通过</w:t>
+            </w:r>
+          </w:p>
+        </w:tc>
+        <w:tc>
+          <w:tcPr>
+            <w:tcW w:type="dxa" w:w="1928"/>
+          </w:tcPr>
+          <w:p>
+            <w:pPr>
+              <w:spacing w:after="40" w:line="240" w:lineRule="auto"/>
+            </w:pPr>
+            <w:r>
+              <w:t>拒绝</w:t>
+            </w:r>
+          </w:p>
+        </w:tc>
+      </w:tr>
+    </w:tbl>
+    <w:p>
+      <w:pPr>
+        <w:keepNext/>
+        <w:spacing w:before="120"/>
+        <w:jc w:val="center"/>
+      </w:pPr>
+      <w:r>
+        <w:drawing>
+          <wp:inline xmlns:a="http://schemas.openxmlformats.org/drawingml/2006/main" xmlns:pic="http://schemas.openxmlformats.org/drawingml/2006/picture">
+            <wp:extent cx="5400000" cy="3037500"/>
+            <wp:docPr id="6" name="Picture 6"/>
+            <wp:cNvGraphicFramePr>
+              <a:graphicFrameLocks noChangeAspect="1"/>
+            </wp:cNvGraphicFramePr>
+            <a:graphic>
+              <a:graphicData uri="http://schemas.openxmlformats.org/drawingml/2006/picture">
+                <pic:pic>
+                  <pic:nvPicPr>
+                    <pic:cNvPr id="0" name="reference-calls.png"/>
+                    <pic:cNvPicPr/>
+                  </pic:nvPicPr>
+                  <pic:blipFill>
+                    <a:blip r:embed="rId16"/>
+                    <a:stretch>
+                      <a:fillRect/>
+                    </a:stretch>
+                  </pic:blipFill>
+                  <pic:spPr>
+                    <a:xfrm>
+                      <a:off x="0" y="0"/>
+                      <a:ext cx="5400000" cy="3037500"/>
+                    </a:xfrm>
+                    <a:prstGeom prst="rect"/>
+                  </pic:spPr>
+                </pic:pic>
+              </a:graphicData>
+            </a:graphic>
+          </wp:inline>
+        </w:drawing>
+      </w:r>
+    </w:p>
+    <w:p>
+      <w:pPr>
+        <w:jc w:val="center"/>
+      </w:pPr>
+      <w:r>
+        <w:t>图 E14-1：8 个训练区原型的真实参考调用；错误返回计入调用次数，模型调用为 0。</w:t>
+      </w:r>
+    </w:p>
+    <w:p>
+      <w:r>
+        <w:t>多文件任务实际用了七次工具调用，无需工具的回答则一次也没有调用。两种恢复任务各保留一次失败返回，随后根据项目内容继续处理。这张图说明参考过程实际做了哪些操作，不能据此推断模型会选对工具，也不能把调用次数多当成任务更难的充分证据。</w:t>
+      </w:r>
+    </w:p>
+    <w:p>
+      <w:pPr>
+        <w:pStyle w:val="Heading2"/>
+      </w:pPr>
+      <w:r>
+        <w:t>只输出“通过”，能不能蒙混过去？不能</w:t>
+      </w:r>
+    </w:p>
+    <w:p>
+      <w:r>
+        <w:t>函数修复、多文件修改和失败恢复这三个任务，都试过把检查脚本改成直接输出预期的成功文本。命令的退出码变成了 0，输出也对上了，但判据仍然拒绝：检查文件的哈希与初始值不同。这样可以挡住“修改检查，让错误代码看起来通过”的做法。</w:t>
+      </w:r>
+    </w:p>
+    <w:p>
+      <w:r>
+        <w:t>下面是实际实现中检查受保护文件的核心逻辑。</w:t>
+      </w:r>
+      <w:r>
+        <w:rPr>
+          <w:rFonts w:ascii="Consolas" w:hAnsi="Consolas"/>
+          <w:sz w:val="20"/>
+        </w:rPr>
+        <w:t>files</w:t>
+      </w:r>
+      <w:r>
+        <w:t xml:space="preserve"> 是结束时的文件快照，</w:t>
+      </w:r>
+      <w:r>
+        <w:rPr>
+          <w:rFonts w:ascii="Consolas" w:hAnsi="Consolas"/>
+          <w:sz w:val="20"/>
+        </w:rPr>
+        <w:t>task.files</w:t>
+      </w:r>
+      <w:r>
+        <w:t xml:space="preserve"> 保存初始文本，</w:t>
+      </w:r>
+      <w:r>
+        <w:rPr>
+          <w:rFonts w:ascii="Consolas" w:hAnsi="Consolas"/>
+          <w:sz w:val="20"/>
+        </w:rPr>
+        <w:t>allowed_changes</w:t>
+      </w:r>
+      <w:r>
+        <w:t xml:space="preserve"> 只列本次允许修改的文件。</w:t>
+      </w:r>
+    </w:p>
+    <w:p>
+      <w:pPr>
+        <w:pStyle w:val="CodeBlock"/>
+        <w:shd w:fill="F3F4F6"/>
+      </w:pPr>
+      <w:r>
+        <w:t>for (const [name, value] of Object.entries(task.files)) {</w:t>
+        <w:br/>
+        <w:t xml:space="preserve">  if (!task.allowed_changes.includes(name) &amp;&amp;</w:t>
+        <w:br/>
+        <w:t xml:space="preserve">      byPath.get(name)?.sha256 !== digest(value)) {</w:t>
+        <w:br/>
+        <w:t xml:space="preserve">    reasons.push('protected_file_changed:' + name);</w:t>
+        <w:br/>
+        <w:t xml:space="preserve">  }</w:t>
+        <w:br/>
+        <w:t>}</w:t>
+      </w:r>
+    </w:p>
+    <w:p>
+      <w:r>
+        <w:t>配置任务还做了一个更隐蔽的错误：search 的缓存容量按要求改成 120，却顺手把 admin 的容量从 20 改成 21。文件可以解析，但完整 JSON 状态比较仍然拒绝。只检查目标字段变成 120，会漏掉这个额外改动。</w:t>
+      </w:r>
+    </w:p>
+    <w:p>
+      <w:pPr>
+        <w:pStyle w:val="Heading2"/>
+      </w:pPr>
+      <w:r>
+        <w:t>错误返回有什么用？字符串修复这次就靠它定位</w:t>
+      </w:r>
+    </w:p>
+    <w:p>
+      <w:r>
+        <w:t xml:space="preserve">失败恢复任务先运行现有检查，真实返回退出码 1：输入含连续空格时，得到 </w:t>
+      </w:r>
+      <w:r>
+        <w:rPr>
+          <w:rFonts w:ascii="Consolas" w:hAnsi="Consolas"/>
+          <w:sz w:val="20"/>
+        </w:rPr>
+        <w:t>a- b</w:t>
+      </w:r>
+      <w:r>
+        <w:t xml:space="preserve">，预期是 </w:t>
+      </w:r>
+      <w:r>
+        <w:rPr>
+          <w:rFonts w:ascii="Consolas" w:hAnsi="Consolas"/>
+          <w:sz w:val="20"/>
+        </w:rPr>
+        <w:t>a-b</w:t>
+      </w:r>
+      <w:r>
+        <w:t>。读回函数后可以看到，旧写法只替换一次普通空格。参考操作把它改成匹配连续空白的正则，再运行原检查，五个样例全部通过。</w:t>
+      </w:r>
+    </w:p>
+    <w:p>
+      <w:pPr>
+        <w:pStyle w:val="CodeBlock"/>
+        <w:shd w:fill="F3F4F6"/>
+      </w:pPr>
+      <w:r>
+        <w:t>// 旧写法只替换第一个普通空格</w:t>
+        <w:br/>
+        <w:t>value.trim().replace(' ', '-').toLowerCase();</w:t>
+        <w:br/>
+        <w:t>// 修复后同时处理连续空格、制表符和换行</w:t>
+        <w:br/>
+        <w:t>value.trim().replace(/\s+/g, '-').toLowerCase();</w:t>
+      </w:r>
+    </w:p>
+    <w:p>
+      <w:r>
+        <w:t>这五个样例涵盖连续空格、制表符、换行、普通字符和纯空白。失败的第一次调用仍留在轨迹里，不能为了让过程显得顺利而删掉它。最终判据又独立运行一次原检查，核对退出码和输出。</w:t>
+      </w:r>
+    </w:p>
+    <w:p>
+      <w:r>
+        <w:t>路径恢复也保留了真实 ENOENT：旧库存文件不存在。参考步骤继续读项目说明和导出清单，找到当前库存，数量 7、12、4 相加得到 23。错误候选则新建了一个同样合计 23 的旧路径文件，即使答案里的数对了，判据仍因新增文件而拒绝。</w:t>
+      </w:r>
+    </w:p>
+    <w:p>
+      <w:pPr>
+        <w:pStyle w:val="Heading2"/>
+      </w:pPr>
+      <w:r>
+        <w:t>信息没给全时，问清楚比猜一个数更合适</w:t>
+      </w:r>
+    </w:p>
+    <w:p>
+      <w:r>
+        <w:t>用户只说把上传超时“调大一些”，没有给目标秒数。参考操作读到当前为 30 秒后询问目标值，保留原配置。错误候选一边问目标值，一边已经改成了 60 秒；回复看起来谨慎，文件却已被擅自修改，所以仍被拒绝。</w:t>
+      </w:r>
+    </w:p>
+    <w:p>
+      <w:r>
+        <w:t>无需工具的任务则直接解释“每秒最多允许八次请求”。错误候选答案正确，却先去读了无关配置；因为任务明确要求只根据已给文字回答，这次额外调用也被拒绝。这里考察的是有没有遵守具体任务约束，不是规定所有解释性问题都禁止使用工具。</w:t>
+      </w:r>
+    </w:p>
+    <w:p>
+      <w:pPr>
+        <w:pStyle w:val="Heading2"/>
+      </w:pPr>
+      <w:r>
+        <w:t>这轮确认了什么，还要补什么？</w:t>
+      </w:r>
+    </w:p>
+    <w:p>
+      <w:r>
+        <w:t>现在确认了八个原型能真实执行，判据能够发现这批明确构造的错误，文件快照和失败返回也能保留下来。每个任务的参考调用都在 12 次预算内；容器无网络、没有宿主目录挂载，也没有 GPU 请求。本轮创建的 16 个容器结束后都已移除。</w:t>
+      </w:r>
+    </w:p>
+    <w:p>
+      <w:r>
+        <w:t>原型的覆盖还有限。代码判据使用任务自带的固定样例，不能保证发现所有绕过方式；询问与解释类回复只做必要词语检查，真实模型接入后还要逐条复查语义。后续扩展训练任务结构，并为 dev 和 test 单独建立模板族、仓库族，避免只换几个变量名就把同一道题算成未见过的任务。</w:t>
+      </w:r>
+    </w:p>
+    <w:p>
+      <w:r>
+        <w:t>复习时可以先看两个问题。为什么命令输出正确还可能失败？因为检查文件或不该动的配置也可能被改过，输出只是成功条件的一部分。为什么参考操作 8/8 不能写成 Agent 成功率 100%？因为步骤由规则预先给定，还没有让模型自己选择工具、读取错误并决定下一步。</w:t>
+      </w:r>
+    </w:p>
+    <w:p>
+      <w:pPr>
+        <w:pStyle w:val="Heading1"/>
       </w:pPr>
       <w:r>
         <w:t>从提示词基线走向正式微调</w:t>
@@ -3970,6 +4897,11 @@
     <w:p>
       <w:r>
         <w:t>数据质量对照按来源和类别匹配两份 5k 数据，逐条复查也保留了规则误删和漏检。筛选成本、监督量与后续模型表现分开记录，效果不能由“通过筛选”直接推出。</w:t>
+      </w:r>
+    </w:p>
+    <w:p>
+      <w:r>
+        <w:t>八类 Pi 训练任务原型的参考操作已实际执行，同一判据也拒绝了初始错误和明确错误候选。它们帮助检查任务是否判得准；正式轨迹规模、独立任务集和模型迁移表现继续分别验证。</w:t>
       </w:r>
     </w:p>
     <w:p>
@@ -4508,6 +5440,68 @@
               <w:spacing w:after="40" w:line="240" w:lineRule="auto"/>
             </w:pPr>
             <w:r>
+              <w:t>Pi 任务参考与判据核验</w:t>
+            </w:r>
+          </w:p>
+        </w:tc>
+        <w:tc>
+          <w:tcPr>
+            <w:tcW w:type="dxa" w:w="4819"/>
+          </w:tcPr>
+          <w:p>
+            <w:pPr>
+              <w:spacing w:after="40" w:line="240" w:lineRule="auto"/>
+            </w:pPr>
+            <w:r>
+              <w:t>experiments/E14/runs/E14-R01.json；experiments/E14/reference-calls.csv；experiments/E14/reference-events.jsonl</w:t>
+            </w:r>
+          </w:p>
+        </w:tc>
+      </w:tr>
+      <w:tr>
+        <w:trPr>
+          <w:cantSplit/>
+        </w:trPr>
+        <w:tc>
+          <w:tcPr>
+            <w:tcW w:type="dxa" w:w="4819"/>
+          </w:tcPr>
+          <w:p>
+            <w:pPr>
+              <w:spacing w:after="40" w:line="240" w:lineRule="auto"/>
+            </w:pPr>
+            <w:r>
+              <w:t>Pi 训练任务原型与核验入口</w:t>
+            </w:r>
+          </w:p>
+        </w:tc>
+        <w:tc>
+          <w:tcPr>
+            <w:tcW w:type="dxa" w:w="4819"/>
+          </w:tcPr>
+          <w:p>
+            <w:pPr>
+              <w:spacing w:after="40" w:line="240" w:lineRule="auto"/>
+            </w:pPr>
+            <w:r>
+              <w:t>configs/pi-task-catalog.json；scripts/pi_tasks.mjs；scripts/pi_task_probe.mjs</w:t>
+            </w:r>
+          </w:p>
+        </w:tc>
+      </w:tr>
+      <w:tr>
+        <w:trPr>
+          <w:cantSplit/>
+        </w:trPr>
+        <w:tc>
+          <w:tcPr>
+            <w:tcW w:type="dxa" w:w="4819"/>
+          </w:tcPr>
+          <w:p>
+            <w:pPr>
+              <w:spacing w:after="40" w:line="240" w:lineRule="auto"/>
+            </w:pPr>
+            <w:r>
               <w:t>后续训练与生成结果</w:t>
             </w:r>
           </w:p>

--- a/docs/reports/02-微调与数据.docx
+++ b/docs/reports/02-微调与数据.docx
@@ -12,7 +12,7 @@
     </w:p>
     <w:p>
       <w:r>
-        <w:t>更新：2026-10-01T12:12:36+08:00。本册按实际实验整理，原始运行记录单独保存。</w:t>
+        <w:t>更新：2026-10-01T12:30:57+08:00。本册按实际实验整理，原始运行记录单独保存。</w:t>
       </w:r>
     </w:p>
     <w:p>
@@ -1136,7 +1136,7 @@
               <w:spacing w:after="40" w:line="240" w:lineRule="auto"/>
             </w:pPr>
             <w:r>
-              <w:t>1700</w:t>
+              <w:t>1800</w:t>
             </w:r>
           </w:p>
         </w:tc>
@@ -1149,7 +1149,7 @@
               <w:spacing w:after="40" w:line="240" w:lineRule="auto"/>
             </w:pPr>
             <w:r>
-              <w:t>0.10974</w:t>
+              <w:t>0.10883</w:t>
             </w:r>
           </w:p>
         </w:tc>
@@ -1219,7 +1219,7 @@
         <w:jc w:val="center"/>
       </w:pPr>
       <w:r>
-        <w:t>图 E09-1：E09-R09，训练 1700 个点、完整 dev 17 个点；保留原始波动。</w:t>
+        <w:t>图 E09-1：E09-R09，训练 1800 个点、完整 dev 18 个点；保留原始波动。</w:t>
       </w:r>
     </w:p>
     <w:p>
@@ -4863,6 +4863,658 @@
     </w:p>
     <w:p>
       <w:pPr>
+        <w:pStyle w:val="Heading2"/>
+      </w:pPr>
+      <w:r>
+        <w:t>工具轨迹怎么变成训练样本？保留历史，每次只学当前回复</w:t>
+      </w:r>
+    </w:p>
+    <w:p>
+      <w:r>
+        <w:t>E14-R02 把这八条参考过程转换成了 34 个回复单元，共 1,258 个监督 token。一次工具调用是一个 assistant 回复，轨迹结束时的总结或询问又是一个回复；所以“八条轨迹”并不等于“八个训练单元”。这些答案和步骤仍来自已执行的任务规则，没有混入教师生成。</w:t>
+      </w:r>
+    </w:p>
+    <w:p>
+      <w:r>
+        <w:t>转换时逐个保留调用 id、工具名、参数和真实文本返回，两次错误也没有丢掉。官方 Qwen3 模板在文本中呈现工具名和参数，不把本轮 Pi 的调用 id 当作模型要生成的内容；数据里仍保存 id，便于核对请求与返回是否对应。34 个单元逐个检查了模板文本、token、推理前缀和监督位置，带监督标记的模板与官方模板渲染一致。</w:t>
+      </w:r>
+    </w:p>
+    <w:tbl>
+      <w:tblPr>
+        <w:tblStyle w:val="TableGrid"/>
+        <w:tblW w:type="auto" w:w="0"/>
+        <w:tblLook w:firstColumn="1" w:firstRow="1" w:lastColumn="0" w:lastRow="0" w:noHBand="0" w:noVBand="1" w:val="04A0"/>
+      </w:tblPr>
+      <w:tblGrid>
+        <w:gridCol w:w="2409"/>
+        <w:gridCol w:w="2409"/>
+        <w:gridCol w:w="2409"/>
+        <w:gridCol w:w="2409"/>
+      </w:tblGrid>
+      <w:tr>
+        <w:trPr>
+          <w:cantSplit/>
+          <w:tblHeader/>
+        </w:trPr>
+        <w:tc>
+          <w:tcPr>
+            <w:tcW w:type="dxa" w:w="2409"/>
+            <w:shd w:fill="F3F4F6"/>
+          </w:tcPr>
+          <w:p>
+            <w:pPr>
+              <w:spacing w:after="40" w:line="240" w:lineRule="auto"/>
+            </w:pPr>
+            <w:r>
+              <w:rPr>
+                <w:b/>
+              </w:rPr>
+              <w:t>任务类别</w:t>
+            </w:r>
+          </w:p>
+        </w:tc>
+        <w:tc>
+          <w:tcPr>
+            <w:tcW w:type="dxa" w:w="2409"/>
+            <w:shd w:fill="F3F4F6"/>
+          </w:tcPr>
+          <w:p>
+            <w:pPr>
+              <w:spacing w:after="40" w:line="240" w:lineRule="auto"/>
+            </w:pPr>
+            <w:r>
+              <w:rPr>
+                <w:b/>
+              </w:rPr>
+              <w:t>回复单元（个）</w:t>
+            </w:r>
+          </w:p>
+        </w:tc>
+        <w:tc>
+          <w:tcPr>
+            <w:tcW w:type="dxa" w:w="2409"/>
+            <w:shd w:fill="F3F4F6"/>
+          </w:tcPr>
+          <w:p>
+            <w:pPr>
+              <w:spacing w:after="40" w:line="240" w:lineRule="auto"/>
+            </w:pPr>
+            <w:r>
+              <w:rPr>
+                <w:b/>
+              </w:rPr>
+              <w:t>最长输入（token）</w:t>
+            </w:r>
+          </w:p>
+        </w:tc>
+        <w:tc>
+          <w:tcPr>
+            <w:tcW w:type="dxa" w:w="2409"/>
+            <w:shd w:fill="F3F4F6"/>
+          </w:tcPr>
+          <w:p>
+            <w:pPr>
+              <w:spacing w:after="40" w:line="240" w:lineRule="auto"/>
+            </w:pPr>
+            <w:r>
+              <w:rPr>
+                <w:b/>
+              </w:rPr>
+              <w:t>监督量（token）</w:t>
+            </w:r>
+          </w:p>
+        </w:tc>
+      </w:tr>
+      <w:tr>
+        <w:trPr>
+          <w:cantSplit/>
+        </w:trPr>
+        <w:tc>
+          <w:tcPr>
+            <w:tcW w:type="dxa" w:w="2409"/>
+          </w:tcPr>
+          <w:p>
+            <w:pPr>
+              <w:spacing w:after="40" w:line="240" w:lineRule="auto"/>
+            </w:pPr>
+            <w:r>
+              <w:t>读取定位</w:t>
+            </w:r>
+          </w:p>
+        </w:tc>
+        <w:tc>
+          <w:tcPr>
+            <w:tcW w:type="dxa" w:w="2409"/>
+          </w:tcPr>
+          <w:p>
+            <w:pPr>
+              <w:spacing w:after="40" w:line="240" w:lineRule="auto"/>
+            </w:pPr>
+            <w:r>
+              <w:t>4</w:t>
+            </w:r>
+          </w:p>
+        </w:tc>
+        <w:tc>
+          <w:tcPr>
+            <w:tcW w:type="dxa" w:w="2409"/>
+          </w:tcPr>
+          <w:p>
+            <w:pPr>
+              <w:spacing w:after="40" w:line="240" w:lineRule="auto"/>
+            </w:pPr>
+            <w:r>
+              <w:t>1114</w:t>
+            </w:r>
+          </w:p>
+        </w:tc>
+        <w:tc>
+          <w:tcPr>
+            <w:tcW w:type="dxa" w:w="2409"/>
+          </w:tcPr>
+          <w:p>
+            <w:pPr>
+              <w:spacing w:after="40" w:line="240" w:lineRule="auto"/>
+            </w:pPr>
+            <w:r>
+              <w:t>120</w:t>
+            </w:r>
+          </w:p>
+        </w:tc>
+      </w:tr>
+      <w:tr>
+        <w:trPr>
+          <w:cantSplit/>
+        </w:trPr>
+        <w:tc>
+          <w:tcPr>
+            <w:tcW w:type="dxa" w:w="2409"/>
+          </w:tcPr>
+          <w:p>
+            <w:pPr>
+              <w:spacing w:after="40" w:line="240" w:lineRule="auto"/>
+            </w:pPr>
+            <w:r>
+              <w:t>配置修改</w:t>
+            </w:r>
+          </w:p>
+        </w:tc>
+        <w:tc>
+          <w:tcPr>
+            <w:tcW w:type="dxa" w:w="2409"/>
+          </w:tcPr>
+          <w:p>
+            <w:pPr>
+              <w:spacing w:after="40" w:line="240" w:lineRule="auto"/>
+            </w:pPr>
+            <w:r>
+              <w:t>4</w:t>
+            </w:r>
+          </w:p>
+        </w:tc>
+        <w:tc>
+          <w:tcPr>
+            <w:tcW w:type="dxa" w:w="2409"/>
+          </w:tcPr>
+          <w:p>
+            <w:pPr>
+              <w:spacing w:after="40" w:line="240" w:lineRule="auto"/>
+            </w:pPr>
+            <w:r>
+              <w:t>1180</w:t>
+            </w:r>
+          </w:p>
+        </w:tc>
+        <w:tc>
+          <w:tcPr>
+            <w:tcW w:type="dxa" w:w="2409"/>
+          </w:tcPr>
+          <w:p>
+            <w:pPr>
+              <w:spacing w:after="40" w:line="240" w:lineRule="auto"/>
+            </w:pPr>
+            <w:r>
+              <w:t>158</w:t>
+            </w:r>
+          </w:p>
+        </w:tc>
+      </w:tr>
+      <w:tr>
+        <w:trPr>
+          <w:cantSplit/>
+        </w:trPr>
+        <w:tc>
+          <w:tcPr>
+            <w:tcW w:type="dxa" w:w="2409"/>
+          </w:tcPr>
+          <w:p>
+            <w:pPr>
+              <w:spacing w:after="40" w:line="240" w:lineRule="auto"/>
+            </w:pPr>
+            <w:r>
+              <w:t>函数修复</w:t>
+            </w:r>
+          </w:p>
+        </w:tc>
+        <w:tc>
+          <w:tcPr>
+            <w:tcW w:type="dxa" w:w="2409"/>
+          </w:tcPr>
+          <w:p>
+            <w:pPr>
+              <w:spacing w:after="40" w:line="240" w:lineRule="auto"/>
+            </w:pPr>
+            <w:r>
+              <w:t>5</w:t>
+            </w:r>
+          </w:p>
+        </w:tc>
+        <w:tc>
+          <w:tcPr>
+            <w:tcW w:type="dxa" w:w="2409"/>
+          </w:tcPr>
+          <w:p>
+            <w:pPr>
+              <w:spacing w:after="40" w:line="240" w:lineRule="auto"/>
+            </w:pPr>
+            <w:r>
+              <w:t>1358</w:t>
+            </w:r>
+          </w:p>
+        </w:tc>
+        <w:tc>
+          <w:tcPr>
+            <w:tcW w:type="dxa" w:w="2409"/>
+          </w:tcPr>
+          <w:p>
+            <w:pPr>
+              <w:spacing w:after="40" w:line="240" w:lineRule="auto"/>
+            </w:pPr>
+            <w:r>
+              <w:t>217</w:t>
+            </w:r>
+          </w:p>
+        </w:tc>
+      </w:tr>
+      <w:tr>
+        <w:trPr>
+          <w:cantSplit/>
+        </w:trPr>
+        <w:tc>
+          <w:tcPr>
+            <w:tcW w:type="dxa" w:w="2409"/>
+          </w:tcPr>
+          <w:p>
+            <w:pPr>
+              <w:spacing w:after="40" w:line="240" w:lineRule="auto"/>
+            </w:pPr>
+            <w:r>
+              <w:t>多文件一致性</w:t>
+            </w:r>
+          </w:p>
+        </w:tc>
+        <w:tc>
+          <w:tcPr>
+            <w:tcW w:type="dxa" w:w="2409"/>
+          </w:tcPr>
+          <w:p>
+            <w:pPr>
+              <w:spacing w:after="40" w:line="240" w:lineRule="auto"/>
+            </w:pPr>
+            <w:r>
+              <w:t>8</w:t>
+            </w:r>
+          </w:p>
+        </w:tc>
+        <w:tc>
+          <w:tcPr>
+            <w:tcW w:type="dxa" w:w="2409"/>
+          </w:tcPr>
+          <w:p>
+            <w:pPr>
+              <w:spacing w:after="40" w:line="240" w:lineRule="auto"/>
+            </w:pPr>
+            <w:r>
+              <w:t>1432</w:t>
+            </w:r>
+          </w:p>
+        </w:tc>
+        <w:tc>
+          <w:tcPr>
+            <w:tcW w:type="dxa" w:w="2409"/>
+          </w:tcPr>
+          <w:p>
+            <w:pPr>
+              <w:spacing w:after="40" w:line="240" w:lineRule="auto"/>
+            </w:pPr>
+            <w:r>
+              <w:t>356</w:t>
+            </w:r>
+          </w:p>
+        </w:tc>
+      </w:tr>
+      <w:tr>
+        <w:trPr>
+          <w:cantSplit/>
+        </w:trPr>
+        <w:tc>
+          <w:tcPr>
+            <w:tcW w:type="dxa" w:w="2409"/>
+          </w:tcPr>
+          <w:p>
+            <w:pPr>
+              <w:spacing w:after="40" w:line="240" w:lineRule="auto"/>
+            </w:pPr>
+            <w:r>
+              <w:t>失败恢复</w:t>
+            </w:r>
+          </w:p>
+        </w:tc>
+        <w:tc>
+          <w:tcPr>
+            <w:tcW w:type="dxa" w:w="2409"/>
+          </w:tcPr>
+          <w:p>
+            <w:pPr>
+              <w:spacing w:after="40" w:line="240" w:lineRule="auto"/>
+            </w:pPr>
+            <w:r>
+              <w:t>5</w:t>
+            </w:r>
+          </w:p>
+        </w:tc>
+        <w:tc>
+          <w:tcPr>
+            <w:tcW w:type="dxa" w:w="2409"/>
+          </w:tcPr>
+          <w:p>
+            <w:pPr>
+              <w:spacing w:after="40" w:line="240" w:lineRule="auto"/>
+            </w:pPr>
+            <w:r>
+              <w:t>1347</w:t>
+            </w:r>
+          </w:p>
+        </w:tc>
+        <w:tc>
+          <w:tcPr>
+            <w:tcW w:type="dxa" w:w="2409"/>
+          </w:tcPr>
+          <w:p>
+            <w:pPr>
+              <w:spacing w:after="40" w:line="240" w:lineRule="auto"/>
+            </w:pPr>
+            <w:r>
+              <w:t>190</w:t>
+            </w:r>
+          </w:p>
+        </w:tc>
+      </w:tr>
+      <w:tr>
+        <w:trPr>
+          <w:cantSplit/>
+        </w:trPr>
+        <w:tc>
+          <w:tcPr>
+            <w:tcW w:type="dxa" w:w="2409"/>
+          </w:tcPr>
+          <w:p>
+            <w:pPr>
+              <w:spacing w:after="40" w:line="240" w:lineRule="auto"/>
+            </w:pPr>
+            <w:r>
+              <w:t>缺参数询问</w:t>
+            </w:r>
+          </w:p>
+        </w:tc>
+        <w:tc>
+          <w:tcPr>
+            <w:tcW w:type="dxa" w:w="2409"/>
+          </w:tcPr>
+          <w:p>
+            <w:pPr>
+              <w:spacing w:after="40" w:line="240" w:lineRule="auto"/>
+            </w:pPr>
+            <w:r>
+              <w:t>2</w:t>
+            </w:r>
+          </w:p>
+        </w:tc>
+        <w:tc>
+          <w:tcPr>
+            <w:tcW w:type="dxa" w:w="2409"/>
+          </w:tcPr>
+          <w:p>
+            <w:pPr>
+              <w:spacing w:after="40" w:line="240" w:lineRule="auto"/>
+            </w:pPr>
+            <w:r>
+              <w:t>969</w:t>
+            </w:r>
+          </w:p>
+        </w:tc>
+        <w:tc>
+          <w:tcPr>
+            <w:tcW w:type="dxa" w:w="2409"/>
+          </w:tcPr>
+          <w:p>
+            <w:pPr>
+              <w:spacing w:after="40" w:line="240" w:lineRule="auto"/>
+            </w:pPr>
+            <w:r>
+              <w:t>52</w:t>
+            </w:r>
+          </w:p>
+        </w:tc>
+      </w:tr>
+      <w:tr>
+        <w:trPr>
+          <w:cantSplit/>
+        </w:trPr>
+        <w:tc>
+          <w:tcPr>
+            <w:tcW w:type="dxa" w:w="2409"/>
+          </w:tcPr>
+          <w:p>
+            <w:pPr>
+              <w:spacing w:after="40" w:line="240" w:lineRule="auto"/>
+            </w:pPr>
+            <w:r>
+              <w:t>无需工具回答</w:t>
+            </w:r>
+          </w:p>
+        </w:tc>
+        <w:tc>
+          <w:tcPr>
+            <w:tcW w:type="dxa" w:w="2409"/>
+          </w:tcPr>
+          <w:p>
+            <w:pPr>
+              <w:spacing w:after="40" w:line="240" w:lineRule="auto"/>
+            </w:pPr>
+            <w:r>
+              <w:t>1</w:t>
+            </w:r>
+          </w:p>
+        </w:tc>
+        <w:tc>
+          <w:tcPr>
+            <w:tcW w:type="dxa" w:w="2409"/>
+          </w:tcPr>
+          <w:p>
+            <w:pPr>
+              <w:spacing w:after="40" w:line="240" w:lineRule="auto"/>
+            </w:pPr>
+            <w:r>
+              <w:t>924</w:t>
+            </w:r>
+          </w:p>
+        </w:tc>
+        <w:tc>
+          <w:tcPr>
+            <w:tcW w:type="dxa" w:w="2409"/>
+          </w:tcPr>
+          <w:p>
+            <w:pPr>
+              <w:spacing w:after="40" w:line="240" w:lineRule="auto"/>
+            </w:pPr>
+            <w:r>
+              <w:t>21</w:t>
+            </w:r>
+          </w:p>
+        </w:tc>
+      </w:tr>
+      <w:tr>
+        <w:trPr>
+          <w:cantSplit/>
+        </w:trPr>
+        <w:tc>
+          <w:tcPr>
+            <w:tcW w:type="dxa" w:w="2409"/>
+          </w:tcPr>
+          <w:p>
+            <w:pPr>
+              <w:spacing w:after="40" w:line="240" w:lineRule="auto"/>
+            </w:pPr>
+            <w:r>
+              <w:t>无效路径恢复</w:t>
+            </w:r>
+          </w:p>
+        </w:tc>
+        <w:tc>
+          <w:tcPr>
+            <w:tcW w:type="dxa" w:w="2409"/>
+          </w:tcPr>
+          <w:p>
+            <w:pPr>
+              <w:spacing w:after="40" w:line="240" w:lineRule="auto"/>
+            </w:pPr>
+            <w:r>
+              <w:t>5</w:t>
+            </w:r>
+          </w:p>
+        </w:tc>
+        <w:tc>
+          <w:tcPr>
+            <w:tcW w:type="dxa" w:w="2409"/>
+          </w:tcPr>
+          <w:p>
+            <w:pPr>
+              <w:spacing w:after="40" w:line="240" w:lineRule="auto"/>
+            </w:pPr>
+            <w:r>
+              <w:t>1143</w:t>
+            </w:r>
+          </w:p>
+        </w:tc>
+        <w:tc>
+          <w:tcPr>
+            <w:tcW w:type="dxa" w:w="2409"/>
+          </w:tcPr>
+          <w:p>
+            <w:pPr>
+              <w:spacing w:after="40" w:line="240" w:lineRule="auto"/>
+            </w:pPr>
+            <w:r>
+              <w:t>144</w:t>
+            </w:r>
+          </w:p>
+        </w:tc>
+      </w:tr>
+    </w:tbl>
+    <w:p>
+      <w:r>
+        <w:t>这里的输入长度包含工具定义和完整历史。最长单元为 1432 token，34 个单元都在 2048 以内，没有截断。这只是八个短项目的实测长度，后续扩展任务仍要逐条检查，不能据此认定所有领域轨迹都适合 2048。</w:t>
+      </w:r>
+    </w:p>
+    <w:p>
+      <w:pPr>
+        <w:pStyle w:val="Heading2"/>
+      </w:pPr>
+      <w:r>
+        <w:t>前面报错了，会不会连报错文本也一起训练？这次没有</w:t>
+      </w:r>
+    </w:p>
+    <w:p>
+      <w:r>
+        <w:t>字符串修复中，第一次命令失败后，下一步应读回函数。这个真实单元有 1167 个输入 token，监督位置只有当前回复的 31 个 token；此前的调用、错误返回和问题都被遮掉，只作为上下文。监督量包含官方模板在 assistant 分支中的标记和结束 token，不能把它全当成普通答案文字的长度。</w:t>
+      </w:r>
+    </w:p>
+    <w:p>
+      <w:pPr>
+        <w:keepNext/>
+        <w:spacing w:before="120"/>
+        <w:jc w:val="center"/>
+      </w:pPr>
+      <w:r>
+        <w:drawing>
+          <wp:inline xmlns:a="http://schemas.openxmlformats.org/drawingml/2006/main" xmlns:pic="http://schemas.openxmlformats.org/drawingml/2006/picture">
+            <wp:extent cx="5400000" cy="2531250"/>
+            <wp:docPr id="7" name="Picture 7"/>
+            <wp:cNvGraphicFramePr>
+              <a:graphicFrameLocks noChangeAspect="1"/>
+            </wp:cNvGraphicFramePr>
+            <a:graphic>
+              <a:graphicData uri="http://schemas.openxmlformats.org/drawingml/2006/picture">
+                <pic:pic>
+                  <pic:nvPicPr>
+                    <pic:cNvPr id="0" name="current-reply-mask.png"/>
+                    <pic:cNvPicPr/>
+                  </pic:nvPicPr>
+                  <pic:blipFill>
+                    <a:blip r:embed="rId17"/>
+                    <a:stretch>
+                      <a:fillRect/>
+                    </a:stretch>
+                  </pic:blipFill>
+                  <pic:spPr>
+                    <a:xfrm>
+                      <a:off x="0" y="0"/>
+                      <a:ext cx="5400000" cy="2531250"/>
+                    </a:xfrm>
+                    <a:prstGeom prst="rect"/>
+                  </pic:spPr>
+                </pic:pic>
+              </a:graphicData>
+            </a:graphic>
+          </wp:inline>
+        </w:drawing>
+      </w:r>
+    </w:p>
+    <w:p>
+      <w:pPr>
+        <w:jc w:val="center"/>
+      </w:pPr>
+      <w:r>
+        <w:t>图 E14-2：E14-R02 的一个真实单元；上图显示完整输入，下图放大末尾64个token，灰色位置的label为-100。</w:t>
+      </w:r>
+    </w:p>
+    <w:p>
+      <w:r>
+        <w:t>错误返回留在输入里，模型有机会根据它决定下一步；loss 的目标仍是当前回复。这次全部 34 个单元的历史监督量都为零，图中选的是明确经历过命令失败的单元。检查通过说明数据表示与遮罩对应，还不能说明模型训练后学会了恢复。</w:t>
+      </w:r>
+    </w:p>
+    <w:p>
+      <w:r>
+        <w:t>该单元的目标里实际包含下面这次调用：</w:t>
+      </w:r>
+    </w:p>
+    <w:p>
+      <w:pPr>
+        <w:pStyle w:val="CodeBlock"/>
+        <w:shd w:fill="F3F4F6"/>
+      </w:pPr>
+      <w:r>
+        <w:t>{"name": "read", "arguments": {"path": "src/slug.mjs"}}</w:t>
+      </w:r>
+    </w:p>
+    <w:p>
+      <w:r>
+        <w:t>已经得到可追溯的原型训练格式，正式 1,000 条有效轨迹和领域训练还要继续完成。本轮只调用 tokenizer，未初始化 CUDA，也未进行模型前向或更新参数。</w:t>
+      </w:r>
+    </w:p>
+    <w:p>
+      <w:pPr>
         <w:pStyle w:val="Heading1"/>
       </w:pPr>
       <w:r>
@@ -5502,6 +6154,37 @@
               <w:spacing w:after="40" w:line="240" w:lineRule="auto"/>
             </w:pPr>
             <w:r>
+              <w:t>Pi 多轮训练格式与监督检查</w:t>
+            </w:r>
+          </w:p>
+        </w:tc>
+        <w:tc>
+          <w:tcPr>
+            <w:tcW w:type="dxa" w:w="4819"/>
+          </w:tcPr>
+          <w:p>
+            <w:pPr>
+              <w:spacing w:after="40" w:line="240" w:lineRule="auto"/>
+            </w:pPr>
+            <w:r>
+              <w:t>configs/pi-reference-data.json；scripts/pi_reference_data.py；experiments/E14/runs/E14-R02.json；experiments/E14/current-reply-mask.csv</w:t>
+            </w:r>
+          </w:p>
+        </w:tc>
+      </w:tr>
+      <w:tr>
+        <w:trPr>
+          <w:cantSplit/>
+        </w:trPr>
+        <w:tc>
+          <w:tcPr>
+            <w:tcW w:type="dxa" w:w="4819"/>
+          </w:tcPr>
+          <w:p>
+            <w:pPr>
+              <w:spacing w:after="40" w:line="240" w:lineRule="auto"/>
+            </w:pPr>
+            <w:r>
               <w:t>后续训练与生成结果</w:t>
             </w:r>
           </w:p>

--- a/docs/reports/02-微调与数据.docx
+++ b/docs/reports/02-微调与数据.docx
@@ -12,7 +12,7 @@
     </w:p>
     <w:p>
       <w:r>
-        <w:t>更新：2026-10-01T12:30:57+08:00。本册按实际实验整理，原始运行记录单独保存。</w:t>
+        <w:t>更新：2026-10-01T12:49:52+08:00。本册按实际实验整理，原始运行记录单独保存。</w:t>
       </w:r>
     </w:p>
     <w:p>
@@ -1136,7 +1136,7 @@
               <w:spacing w:after="40" w:line="240" w:lineRule="auto"/>
             </w:pPr>
             <w:r>
-              <w:t>1800</w:t>
+              <w:t>1813</w:t>
             </w:r>
           </w:p>
         </w:tc>
@@ -1149,7 +1149,7 @@
               <w:spacing w:after="40" w:line="240" w:lineRule="auto"/>
             </w:pPr>
             <w:r>
-              <w:t>0.10883</w:t>
+              <w:t>0.10856</w:t>
             </w:r>
           </w:p>
         </w:tc>
@@ -1162,7 +1162,7 @@
               <w:spacing w:after="40" w:line="240" w:lineRule="auto"/>
             </w:pPr>
             <w:r>
-              <w:t>运行中</w:t>
+              <w:t>训练完成，待工具评测</w:t>
             </w:r>
           </w:p>
         </w:tc>
@@ -1219,7 +1219,7 @@
         <w:jc w:val="center"/>
       </w:pPr>
       <w:r>
-        <w:t>图 E09-1：E09-R09，训练 1800 个点、完整 dev 18 个点；保留原始波动。</w:t>
+        <w:t>图 E09-1：E09-R09，训练 1813 个点、完整 dev 20 个点；保留原始波动。</w:t>
       </w:r>
     </w:p>
     <w:p>
@@ -1234,7 +1234,25 @@
     </w:p>
     <w:p>
       <w:r>
+        <w:t>5k 的 E09-R09 也完成了一个epoch，14,502 个回复单元共有 638,598 个监督 token，实际更新 1,813 次。最低完整 dev loss 为 0.10856，选择 checkpoint-1813；参数训练耗时 2.85 小时，包含中途完整验证与保存。选中适配器随后单独做同一500条dev的工具生成评测，结果完整后再讨论规模变化。</w:t>
+      </w:r>
+    </w:p>
+    <w:p>
+      <w:r>
         <w:t>这一步要观察两条线：训练 loss 是否继续下降，完整 dev loss 是否也下降。只有两条线和工具结果放在一起，才有依据区分记住训练内容与适应新任务。</w:t>
+      </w:r>
+    </w:p>
+    <w:p>
+      <w:pPr>
+        <w:pStyle w:val="Heading2"/>
+      </w:pPr>
+      <w:r>
+        <w:t>生成评测进行到哪一步？</w:t>
+      </w:r>
+    </w:p>
+    <w:p>
+      <w:r>
+        <w:t>E09-R09 的独立生成评测为 E09-R10，已落盘 180/928 个决策轮。还没有覆盖完整 500 条轨迹，暂时不把当前通过数写成最终成绩。</w:t>
       </w:r>
     </w:p>
     <w:p>
@@ -5515,6 +5533,495 @@
     </w:p>
     <w:p>
       <w:pPr>
+        <w:pStyle w:val="Heading2"/>
+      </w:pPr>
+      <w:r>
+        <w:t>再加八个模板，解题过程变在哪里？</w:t>
+      </w:r>
+    </w:p>
+    <w:p>
+      <w:r>
+        <w:t>E14-R03 新增了八个训练模板族。参考操作8/8通过，初始错误和八个明确构造的错误方案全部被拒绝。新增参考共调用工具29次，包含2次真实错误返回；错误方案另用了9次工具。容器执行与记录耗时43.5秒，这个时间不含任务编写与文档整理。</w:t>
+      </w:r>
+    </w:p>
+    <w:tbl>
+      <w:tblPr>
+        <w:tblStyle w:val="TableGrid"/>
+        <w:tblW w:type="auto" w:w="0"/>
+        <w:tblLook w:firstColumn="1" w:firstRow="1" w:lastColumn="0" w:lastRow="0" w:noHBand="0" w:noVBand="1" w:val="04A0"/>
+      </w:tblPr>
+      <w:tblGrid>
+        <w:gridCol w:w="3213"/>
+        <w:gridCol w:w="3213"/>
+        <w:gridCol w:w="3213"/>
+      </w:tblGrid>
+      <w:tr>
+        <w:trPr>
+          <w:cantSplit/>
+          <w:tblHeader/>
+        </w:trPr>
+        <w:tc>
+          <w:tcPr>
+            <w:tcW w:type="dxa" w:w="3213"/>
+            <w:shd w:fill="F3F4F6"/>
+          </w:tcPr>
+          <w:p>
+            <w:pPr>
+              <w:spacing w:after="40" w:line="240" w:lineRule="auto"/>
+            </w:pPr>
+            <w:r>
+              <w:rPr>
+                <w:b/>
+              </w:rPr>
+              <w:t>类别</w:t>
+            </w:r>
+          </w:p>
+        </w:tc>
+        <w:tc>
+          <w:tcPr>
+            <w:tcW w:type="dxa" w:w="3213"/>
+            <w:shd w:fill="F3F4F6"/>
+          </w:tcPr>
+          <w:p>
+            <w:pPr>
+              <w:spacing w:after="40" w:line="240" w:lineRule="auto"/>
+            </w:pPr>
+            <w:r>
+              <w:rPr>
+                <w:b/>
+              </w:rPr>
+              <w:t>新模板需要处理什么</w:t>
+            </w:r>
+          </w:p>
+        </w:tc>
+        <w:tc>
+          <w:tcPr>
+            <w:tcW w:type="dxa" w:w="3213"/>
+            <w:shd w:fill="F3F4F6"/>
+          </w:tcPr>
+          <w:p>
+            <w:pPr>
+              <w:spacing w:after="40" w:line="240" w:lineRule="auto"/>
+            </w:pPr>
+            <w:r>
+              <w:rPr>
+                <w:b/>
+              </w:rPr>
+              <w:t>参考调用（次）</w:t>
+            </w:r>
+          </w:p>
+        </w:tc>
+      </w:tr>
+      <w:tr>
+        <w:trPr>
+          <w:cantSplit/>
+        </w:trPr>
+        <w:tc>
+          <w:tcPr>
+            <w:tcW w:type="dxa" w:w="3213"/>
+          </w:tcPr>
+          <w:p>
+            <w:pPr>
+              <w:spacing w:after="40" w:line="240" w:lineRule="auto"/>
+            </w:pPr>
+            <w:r>
+              <w:t>读取定位</w:t>
+            </w:r>
+          </w:p>
+        </w:tc>
+        <w:tc>
+          <w:tcPr>
+            <w:tcW w:type="dxa" w:w="3213"/>
+          </w:tcPr>
+          <w:p>
+            <w:pPr>
+              <w:spacing w:after="40" w:line="240" w:lineRule="auto"/>
+            </w:pPr>
+            <w:r>
+              <w:t>按配置从注册表选择存储实现</w:t>
+            </w:r>
+          </w:p>
+        </w:tc>
+        <w:tc>
+          <w:tcPr>
+            <w:tcW w:type="dxa" w:w="3213"/>
+          </w:tcPr>
+          <w:p>
+            <w:pPr>
+              <w:spacing w:after="40" w:line="240" w:lineRule="auto"/>
+            </w:pPr>
+            <w:r>
+              <w:t>3</w:t>
+            </w:r>
+          </w:p>
+        </w:tc>
+      </w:tr>
+      <w:tr>
+        <w:trPr>
+          <w:cantSplit/>
+        </w:trPr>
+        <w:tc>
+          <w:tcPr>
+            <w:tcW w:type="dxa" w:w="3213"/>
+          </w:tcPr>
+          <w:p>
+            <w:pPr>
+              <w:spacing w:after="40" w:line="240" w:lineRule="auto"/>
+            </w:pPr>
+            <w:r>
+              <w:t>配置修改</w:t>
+            </w:r>
+          </w:p>
+        </w:tc>
+        <w:tc>
+          <w:tcPr>
+            <w:tcW w:type="dxa" w:w="3213"/>
+          </w:tcPr>
+          <w:p>
+            <w:pPr>
+              <w:spacing w:after="40" w:line="240" w:lineRule="auto"/>
+            </w:pPr>
+            <w:r>
+              <w:t>只加 staging 覆盖，保留生产默认值</w:t>
+            </w:r>
+          </w:p>
+        </w:tc>
+        <w:tc>
+          <w:tcPr>
+            <w:tcW w:type="dxa" w:w="3213"/>
+          </w:tcPr>
+          <w:p>
+            <w:pPr>
+              <w:spacing w:after="40" w:line="240" w:lineRule="auto"/>
+            </w:pPr>
+            <w:r>
+              <w:t>4</w:t>
+            </w:r>
+          </w:p>
+        </w:tc>
+      </w:tr>
+      <w:tr>
+        <w:trPr>
+          <w:cantSplit/>
+        </w:trPr>
+        <w:tc>
+          <w:tcPr>
+            <w:tcW w:type="dxa" w:w="3213"/>
+          </w:tcPr>
+          <w:p>
+            <w:pPr>
+              <w:spacing w:after="40" w:line="240" w:lineRule="auto"/>
+            </w:pPr>
+            <w:r>
+              <w:t>函数修复</w:t>
+            </w:r>
+          </w:p>
+        </w:tc>
+        <w:tc>
+          <w:tcPr>
+            <w:tcW w:type="dxa" w:w="3213"/>
+          </w:tcPr>
+          <w:p>
+            <w:pPr>
+              <w:spacing w:after="40" w:line="240" w:lineRule="auto"/>
+            </w:pPr>
+            <w:r>
+              <w:t>去重后按最后出现的位置排序</w:t>
+            </w:r>
+          </w:p>
+        </w:tc>
+        <w:tc>
+          <w:tcPr>
+            <w:tcW w:type="dxa" w:w="3213"/>
+          </w:tcPr>
+          <w:p>
+            <w:pPr>
+              <w:spacing w:after="40" w:line="240" w:lineRule="auto"/>
+            </w:pPr>
+            <w:r>
+              <w:t>4</w:t>
+            </w:r>
+          </w:p>
+        </w:tc>
+      </w:tr>
+      <w:tr>
+        <w:trPr>
+          <w:cantSplit/>
+        </w:trPr>
+        <w:tc>
+          <w:tcPr>
+            <w:tcW w:type="dxa" w:w="3213"/>
+          </w:tcPr>
+          <w:p>
+            <w:pPr>
+              <w:spacing w:after="40" w:line="240" w:lineRule="auto"/>
+            </w:pPr>
+            <w:r>
+              <w:t>多文件一致性</w:t>
+            </w:r>
+          </w:p>
+        </w:tc>
+        <w:tc>
+          <w:tcPr>
+            <w:tcW w:type="dxa" w:w="3213"/>
+          </w:tcPr>
+          <w:p>
+            <w:pPr>
+              <w:spacing w:after="40" w:line="240" w:lineRule="auto"/>
+            </w:pPr>
+            <w:r>
+              <w:t>毫秒改秒，保持真实延时</w:t>
+            </w:r>
+          </w:p>
+        </w:tc>
+        <w:tc>
+          <w:tcPr>
+            <w:tcW w:type="dxa" w:w="3213"/>
+          </w:tcPr>
+          <w:p>
+            <w:pPr>
+              <w:spacing w:after="40" w:line="240" w:lineRule="auto"/>
+            </w:pPr>
+            <w:r>
+              <w:t>7</w:t>
+            </w:r>
+          </w:p>
+        </w:tc>
+      </w:tr>
+      <w:tr>
+        <w:trPr>
+          <w:cantSplit/>
+        </w:trPr>
+        <w:tc>
+          <w:tcPr>
+            <w:tcW w:type="dxa" w:w="3213"/>
+          </w:tcPr>
+          <w:p>
+            <w:pPr>
+              <w:spacing w:after="40" w:line="240" w:lineRule="auto"/>
+            </w:pPr>
+            <w:r>
+              <w:t>失败恢复</w:t>
+            </w:r>
+          </w:p>
+        </w:tc>
+        <w:tc>
+          <w:tcPr>
+            <w:tcW w:type="dxa" w:w="3213"/>
+          </w:tcPr>
+          <w:p>
+            <w:pPr>
+              <w:spacing w:after="40" w:line="240" w:lineRule="auto"/>
+            </w:pPr>
+            <w:r>
+              <w:t>模块移动后的相对导入修复</w:t>
+            </w:r>
+          </w:p>
+        </w:tc>
+        <w:tc>
+          <w:tcPr>
+            <w:tcW w:type="dxa" w:w="3213"/>
+          </w:tcPr>
+          <w:p>
+            <w:pPr>
+              <w:spacing w:after="40" w:line="240" w:lineRule="auto"/>
+            </w:pPr>
+            <w:r>
+              <w:t>5</w:t>
+            </w:r>
+          </w:p>
+        </w:tc>
+      </w:tr>
+      <w:tr>
+        <w:trPr>
+          <w:cantSplit/>
+        </w:trPr>
+        <w:tc>
+          <w:tcPr>
+            <w:tcW w:type="dxa" w:w="3213"/>
+          </w:tcPr>
+          <w:p>
+            <w:pPr>
+              <w:spacing w:after="40" w:line="240" w:lineRule="auto"/>
+            </w:pPr>
+            <w:r>
+              <w:t>缺参数询问</w:t>
+            </w:r>
+          </w:p>
+        </w:tc>
+        <w:tc>
+          <w:tcPr>
+            <w:tcW w:type="dxa" w:w="3213"/>
+          </w:tcPr>
+          <w:p>
+            <w:pPr>
+              <w:spacing w:after="40" w:line="240" w:lineRule="auto"/>
+            </w:pPr>
+            <w:r>
+              <w:t>提醒时间没有给时区，先询问</w:t>
+            </w:r>
+          </w:p>
+        </w:tc>
+        <w:tc>
+          <w:tcPr>
+            <w:tcW w:type="dxa" w:w="3213"/>
+          </w:tcPr>
+          <w:p>
+            <w:pPr>
+              <w:spacing w:after="40" w:line="240" w:lineRule="auto"/>
+            </w:pPr>
+            <w:r>
+              <w:t>1</w:t>
+            </w:r>
+          </w:p>
+        </w:tc>
+      </w:tr>
+      <w:tr>
+        <w:trPr>
+          <w:cantSplit/>
+        </w:trPr>
+        <w:tc>
+          <w:tcPr>
+            <w:tcW w:type="dxa" w:w="3213"/>
+          </w:tcPr>
+          <w:p>
+            <w:pPr>
+              <w:spacing w:after="40" w:line="240" w:lineRule="auto"/>
+            </w:pPr>
+            <w:r>
+              <w:t>无需工具回答</w:t>
+            </w:r>
+          </w:p>
+        </w:tc>
+        <w:tc>
+          <w:tcPr>
+            <w:tcW w:type="dxa" w:w="3213"/>
+          </w:tcPr>
+          <w:p>
+            <w:pPr>
+              <w:spacing w:after="40" w:line="240" w:lineRule="auto"/>
+            </w:pPr>
+            <w:r>
+              <w:t>根据已知速率计算窗口预算</w:t>
+            </w:r>
+          </w:p>
+        </w:tc>
+        <w:tc>
+          <w:tcPr>
+            <w:tcW w:type="dxa" w:w="3213"/>
+          </w:tcPr>
+          <w:p>
+            <w:pPr>
+              <w:spacing w:after="40" w:line="240" w:lineRule="auto"/>
+            </w:pPr>
+            <w:r>
+              <w:t>0</w:t>
+            </w:r>
+          </w:p>
+        </w:tc>
+      </w:tr>
+      <w:tr>
+        <w:trPr>
+          <w:cantSplit/>
+        </w:trPr>
+        <w:tc>
+          <w:tcPr>
+            <w:tcW w:type="dxa" w:w="3213"/>
+          </w:tcPr>
+          <w:p>
+            <w:pPr>
+              <w:spacing w:after="40" w:line="240" w:lineRule="auto"/>
+            </w:pPr>
+            <w:r>
+              <w:t>无效路径恢复</w:t>
+            </w:r>
+          </w:p>
+        </w:tc>
+        <w:tc>
+          <w:tcPr>
+            <w:tcW w:type="dxa" w:w="3213"/>
+          </w:tcPr>
+          <w:p>
+            <w:pPr>
+              <w:spacing w:after="40" w:line="240" w:lineRule="auto"/>
+            </w:pPr>
+            <w:r>
+              <w:t>按商品状态联表统计库存</w:t>
+            </w:r>
+          </w:p>
+        </w:tc>
+        <w:tc>
+          <w:tcPr>
+            <w:tcW w:type="dxa" w:w="3213"/>
+          </w:tcPr>
+          <w:p>
+            <w:pPr>
+              <w:spacing w:after="40" w:line="240" w:lineRule="auto"/>
+            </w:pPr>
+            <w:r>
+              <w:t>5</w:t>
+            </w:r>
+          </w:p>
+        </w:tc>
+      </w:tr>
+    </w:tbl>
+    <w:p>
+      <w:r>
+        <w:t>这次改变了数据结构或错误原因。原来的配置任务直接修改一个值，新任务要区分默认值和环境覆盖；原来迁移指标字段，新任务还要做单位换算；路径恢复从单文件求和变成两份数据联表，并排除停售和未知商品。</w:t>
+      </w:r>
+    </w:p>
+    <w:p>
+      <w:pPr>
+        <w:pStyle w:val="Heading2"/>
+      </w:pPr>
+      <w:r>
+        <w:t>字段改好了，为什么仍然判失败？实际延时没有保持</w:t>
+      </w:r>
+    </w:p>
+    <w:p>
+      <w:r>
+        <w:t>时间单位迁移的错误方案把refreshMs改成refreshSeconds，却保留2500这个数，读取函数也直接返回它。最终输出看似仍是2500毫秒，但新配置的含义已变成2500秒，而且其他秒数无法正确换算。判据同时核对配置值与读取函数：2500毫秒应写成2.5秒，0.125秒应读成125毫秒。错误方案的配置检查与执行检查都失败，规则参考保留了实际延时。</w:t>
+      </w:r>
+    </w:p>
+    <w:p>
+      <w:r>
+        <w:t>参考修复中的这行是真实执行过的代码：</w:t>
+      </w:r>
+    </w:p>
+    <w:p>
+      <w:pPr>
+        <w:pStyle w:val="CodeBlock"/>
+        <w:shd w:fill="F3F4F6"/>
+      </w:pPr>
+      <w:r>
+        <w:t>export const delay = config =&gt; config.refreshSeconds * 1000;</w:t>
+      </w:r>
+    </w:p>
+    <w:p>
+      <w:pPr>
+        <w:pStyle w:val="Heading2"/>
+      </w:pPr>
+      <w:r>
+        <w:t>倒序去重能保留最后对象，为什么也失败？顺序和输入都要检查</w:t>
+      </w:r>
+    </w:p>
+    <w:p>
+      <w:r>
+        <w:t>新去重任务要求a、b、a返回b、a。错误方案先反转输入数组再去重，虽然能留下最后一个a，却改变了输入，也没有遵守输出顺序。现有检查比较独立的筛选结果，并在调用前后核对输入序列；本轮执行了42组样例，其中40组由固定seed=73生成。42组函数样例仍属于一个任务，不能算成42条领域轨迹。</w:t>
+      </w:r>
+    </w:p>
+    <w:p>
+      <w:r>
+        <w:t>移动模块的恢复任务也保留了第一次命令的真实导入错误。参考步骤根据迁移说明修正相对导入，再跑原检查；错误方案补回旧路径文件，被新增文件和执行检查拒绝。故障原因与上一批的空白正则错误不同。</w:t>
+      </w:r>
+    </w:p>
+    <w:p>
+      <w:r>
+        <w:t>目前两批共16个训练模板族，各有一条已验证参考过程。所有任务仍在train；新增八条尚未完成训练格式转换，正式1,000条有效训练记录、独立dev/test和模型迁移评测继续分别验收。参考步骤由规则给定，没有模型自主选择工具；这16条不能写成模型成功率。判据仍有有限样例和询问语义只查必要词的局限，后续模型结果要保留逐条复查。</w:t>
+      </w:r>
+    </w:p>
+    <w:p>
+      <w:pPr>
         <w:pStyle w:val="Heading1"/>
       </w:pPr>
       <w:r>
@@ -5557,6 +6064,11 @@
       </w:r>
     </w:p>
     <w:p>
+      <w:r>
+        <w:t>新增八个训练模板改变了配置层级、单位换算、去重顺序和故障原因，两批共16个训练模板族。参考步骤由规则给定，逐条执行不等于模型自主完成任务。</w:t>
+      </w:r>
+    </w:p>
+    <w:p>
       <w:pPr>
         <w:pStyle w:val="Heading2"/>
       </w:pPr>
@@ -6168,6 +6680,37 @@
             </w:pPr>
             <w:r>
               <w:t>configs/pi-reference-data.json；scripts/pi_reference_data.py；experiments/E14/runs/E14-R02.json；experiments/E14/current-reply-mask.csv</w:t>
+            </w:r>
+          </w:p>
+        </w:tc>
+      </w:tr>
+      <w:tr>
+        <w:trPr>
+          <w:cantSplit/>
+        </w:trPr>
+        <w:tc>
+          <w:tcPr>
+            <w:tcW w:type="dxa" w:w="4819"/>
+          </w:tcPr>
+          <w:p>
+            <w:pPr>
+              <w:spacing w:after="40" w:line="240" w:lineRule="auto"/>
+            </w:pPr>
+            <w:r>
+              <w:t>Pi 新增模板与错误方案</w:t>
+            </w:r>
+          </w:p>
+        </w:tc>
+        <w:tc>
+          <w:tcPr>
+            <w:tcW w:type="dxa" w:w="4819"/>
+          </w:tcPr>
+          <w:p>
+            <w:pPr>
+              <w:spacing w:after="40" w:line="240" w:lineRule="auto"/>
+            </w:pPr>
+            <w:r>
+              <w:t>scripts/pi_tasks_extended.mjs；experiments/E14/runs/E14-R03.json；experiments/E14/extension-calls.csv；experiments/E14/extension-events.jsonl</w:t>
             </w:r>
           </w:p>
         </w:tc>

--- a/docs/reports/02-微调与数据.docx
+++ b/docs/reports/02-微调与数据.docx
@@ -12,7 +12,7 @@
     </w:p>
     <w:p>
       <w:r>
-        <w:t>更新：2026-10-01T12:49:52+08:00。本册按实际实验整理，原始运行记录单独保存。</w:t>
+        <w:t>更新：2026-10-01T13:39:03+08:00。本册按实际实验整理，原始运行记录单独保存。</w:t>
       </w:r>
     </w:p>
     <w:p>
@@ -458,7 +458,7 @@
     </w:p>
     <w:p>
       <w:r>
-        <w:t>这轮用了 1,000 条训练轨迹，完整 dev 通过 350/500；原模型加固定示例为 355/500。调用轮相差 +18 条，不调用轮相差 -23 条。先把这两类决策分开，才看得清模型具体改变了什么；其余规模和 seed 仍需继续比较。</w:t>
+        <w:t>这轮用了 5,000 条训练轨迹，完整 dev 通过 406/500；原模型加固定示例为 355/500。调用轮相差 +26 条，不调用轮相差 +43 条。先把这两类决策分开，才看得清模型具体改变了什么；其余规模和 seed 仍需继续比较。</w:t>
       </w:r>
     </w:p>
     <w:p>
@@ -1162,7 +1162,90 @@
               <w:spacing w:after="40" w:line="240" w:lineRule="auto"/>
             </w:pPr>
             <w:r>
-              <w:t>训练完成，待工具评测</w:t>
+              <w:t>训练与完整 dev 工具评测结束</w:t>
+            </w:r>
+          </w:p>
+        </w:tc>
+      </w:tr>
+      <w:tr>
+        <w:trPr>
+          <w:cantSplit/>
+        </w:trPr>
+        <w:tc>
+          <w:tcPr>
+            <w:tcW w:type="dxa" w:w="1606"/>
+          </w:tcPr>
+          <w:p>
+            <w:pPr>
+              <w:spacing w:after="40" w:line="240" w:lineRule="auto"/>
+            </w:pPr>
+            <w:r>
+              <w:t>E09-R11</w:t>
+            </w:r>
+          </w:p>
+        </w:tc>
+        <w:tc>
+          <w:tcPr>
+            <w:tcW w:type="dxa" w:w="1606"/>
+          </w:tcPr>
+          <w:p>
+            <w:pPr>
+              <w:spacing w:after="40" w:line="240" w:lineRule="auto"/>
+            </w:pPr>
+            <w:r>
+              <w:t>10000</w:t>
+            </w:r>
+          </w:p>
+        </w:tc>
+        <w:tc>
+          <w:tcPr>
+            <w:tcW w:type="dxa" w:w="1606"/>
+          </w:tcPr>
+          <w:p>
+            <w:pPr>
+              <w:spacing w:after="40" w:line="240" w:lineRule="auto"/>
+            </w:pPr>
+            <w:r>
+              <w:t>17</w:t>
+            </w:r>
+          </w:p>
+        </w:tc>
+        <w:tc>
+          <w:tcPr>
+            <w:tcW w:type="dxa" w:w="1606"/>
+          </w:tcPr>
+          <w:p>
+            <w:pPr>
+              <w:spacing w:after="40" w:line="240" w:lineRule="auto"/>
+            </w:pPr>
+            <w:r>
+              <w:t>93</w:t>
+            </w:r>
+          </w:p>
+        </w:tc>
+        <w:tc>
+          <w:tcPr>
+            <w:tcW w:type="dxa" w:w="1606"/>
+          </w:tcPr>
+          <w:p>
+            <w:pPr>
+              <w:spacing w:after="40" w:line="240" w:lineRule="auto"/>
+            </w:pPr>
+            <w:r>
+              <w:t>尚未保存</w:t>
+            </w:r>
+          </w:p>
+        </w:tc>
+        <w:tc>
+          <w:tcPr>
+            <w:tcW w:type="dxa" w:w="1606"/>
+          </w:tcPr>
+          <w:p>
+            <w:pPr>
+              <w:spacing w:after="40" w:line="240" w:lineRule="auto"/>
+            </w:pPr>
+            <w:r>
+              <w:t>运行中</w:t>
             </w:r>
           </w:p>
         </w:tc>
@@ -1170,7 +1253,7 @@
     </w:tbl>
     <w:p>
       <w:r>
-        <w:t>当前运行展开 14,502 个回复单元，共 638,598 个监督 token；最长 2034 token。全部单元已检查官方渲染、非思考前缀和监督位置，没有截断调用。</w:t>
+        <w:t>当前运行展开 29,073 个回复单元，共 1,282,656 个监督 token；最长 2040 token。全部单元已检查官方渲染、非思考前缀和监督位置，没有截断调用。</w:t>
       </w:r>
     </w:p>
     <w:p>
@@ -1191,7 +1274,7 @@
               <a:graphicData uri="http://schemas.openxmlformats.org/drawingml/2006/picture">
                 <pic:pic>
                   <pic:nvPicPr>
-                    <pic:cNvPr id="0" name="E09-R09-loss.png"/>
+                    <pic:cNvPr id="0" name="E09-R11-loss.png"/>
                     <pic:cNvPicPr/>
                   </pic:nvPicPr>
                   <pic:blipFill>
@@ -1219,7 +1302,7 @@
         <w:jc w:val="center"/>
       </w:pPr>
       <w:r>
-        <w:t>图 E09-1：E09-R09，训练 1813 个点、完整 dev 20 个点；保留原始波动。</w:t>
+        <w:t>图 E09-1：E09-R11，训练 93 个点、完整 dev 1 个点；保留原始波动。</w:t>
       </w:r>
     </w:p>
     <w:p>
@@ -1234,7 +1317,7 @@
     </w:p>
     <w:p>
       <w:r>
-        <w:t>5k 的 E09-R09 也完成了一个epoch，14,502 个回复单元共有 638,598 个监督 token，实际更新 1,813 次。最低完整 dev loss 为 0.10856，选择 checkpoint-1813；参数训练耗时 2.85 小时，包含中途完整验证与保存。选中适配器随后单独做同一500条dev的工具生成评测，结果完整后再讨论规模变化。</w:t>
+        <w:t>5k 的 E09-R09 也完成了一个epoch，14,502 个回复单元共有 638,598 个监督 token，实际更新 1,813 次。最低完整 dev loss 为 0.10856，选择 checkpoint-1813；参数训练耗时 2.85 小时，包含中途完整验证与保存。选中适配器的同一500条dev工具生成评测也已完成，下面结合实际回复判断规模变化。</w:t>
       </w:r>
     </w:p>
     <w:p>
@@ -1247,25 +1330,12 @@
         <w:pStyle w:val="Heading2"/>
       </w:pPr>
       <w:r>
-        <w:t>生成评测进行到哪一步？</w:t>
-      </w:r>
-    </w:p>
-    <w:p>
-      <w:r>
-        <w:t>E09-R09 的独立生成评测为 E09-R10，已落盘 180/928 个决策轮。还没有覆盖完整 500 条轨迹，暂时不把当前通过数写成最终成绩。</w:t>
-      </w:r>
-    </w:p>
-    <w:p>
-      <w:pPr>
-        <w:pStyle w:val="Heading2"/>
-      </w:pPr>
-      <w:r>
         <w:t>loss 降下来了，工具调用也改善了吗？</w:t>
       </w:r>
     </w:p>
     <w:p>
       <w:r>
-        <w:t>最近完成的 E09-R05 通过 350/500；调用轮为 474/568，不调用轮为 276/360。是否比原模型好，要在相同条件下逐项比较。</w:t>
+        <w:t>最近完成的 E09-R09 通过 406/500；调用轮为 482/568，不调用轮为 342/360。是否比原模型好，要在相同条件下逐项比较。</w:t>
       </w:r>
     </w:p>
     <w:p>
@@ -1544,6 +1614,89 @@
             </w:pPr>
             <w:r>
               <w:t>276/360</w:t>
+            </w:r>
+          </w:p>
+        </w:tc>
+        <w:tc>
+          <w:tcPr>
+            <w:tcW w:type="dxa" w:w="1606"/>
+          </w:tcPr>
+          <w:p>
+            <w:pPr>
+              <w:spacing w:after="40" w:line="240" w:lineRule="auto"/>
+            </w:pPr>
+            <w:r>
+              <w:t>1</w:t>
+            </w:r>
+          </w:p>
+        </w:tc>
+      </w:tr>
+      <w:tr>
+        <w:trPr>
+          <w:cantSplit/>
+        </w:trPr>
+        <w:tc>
+          <w:tcPr>
+            <w:tcW w:type="dxa" w:w="1606"/>
+          </w:tcPr>
+          <w:p>
+            <w:pPr>
+              <w:spacing w:after="40" w:line="240" w:lineRule="auto"/>
+            </w:pPr>
+            <w:r>
+              <w:t>E09-R09</w:t>
+            </w:r>
+          </w:p>
+        </w:tc>
+        <w:tc>
+          <w:tcPr>
+            <w:tcW w:type="dxa" w:w="1606"/>
+          </w:tcPr>
+          <w:p>
+            <w:pPr>
+              <w:spacing w:after="40" w:line="240" w:lineRule="auto"/>
+            </w:pPr>
+            <w:r>
+              <w:t>5,000 / 17</w:t>
+            </w:r>
+          </w:p>
+        </w:tc>
+        <w:tc>
+          <w:tcPr>
+            <w:tcW w:type="dxa" w:w="1606"/>
+          </w:tcPr>
+          <w:p>
+            <w:pPr>
+              <w:spacing w:after="40" w:line="240" w:lineRule="auto"/>
+            </w:pPr>
+            <w:r>
+              <w:t>406/500</w:t>
+            </w:r>
+          </w:p>
+        </w:tc>
+        <w:tc>
+          <w:tcPr>
+            <w:tcW w:type="dxa" w:w="1606"/>
+          </w:tcPr>
+          <w:p>
+            <w:pPr>
+              <w:spacing w:after="40" w:line="240" w:lineRule="auto"/>
+            </w:pPr>
+            <w:r>
+              <w:t>482/568</w:t>
+            </w:r>
+          </w:p>
+        </w:tc>
+        <w:tc>
+          <w:tcPr>
+            <w:tcW w:type="dxa" w:w="1606"/>
+          </w:tcPr>
+          <w:p>
+            <w:pPr>
+              <w:spacing w:after="40" w:line="240" w:lineRule="auto"/>
+            </w:pPr>
+            <w:r>
+              <w:t>342/360</w:t>
             </w:r>
           </w:p>
         </w:tc>
@@ -1613,7 +1766,7 @@
     </w:p>
     <w:p>
       <w:r>
-        <w:t>最近完成的 E09-R05 通过 350/500，与原模型相差 -5 条，即 -1.0 个百分点。调用轮相差 +18 条，不调用轮相差 -23 条。先分别看这两类决策，才能判断模型是否只是更愿意调工具。</w:t>
+        <w:t>最近完成的 E09-R09 通过 406/500，与原模型相差 +51 条，即 +10.2 个百分点。调用轮相差 +26 条，不调用轮相差 +43 条。先分别看这两类决策，才能判断模型是否只是更愿意调工具。</w:t>
       </w:r>
     </w:p>
     <w:p>
@@ -1664,6 +1817,43 @@
     <w:p>
       <w:r>
         <w:t>这条 JSON 和参数类型都有效，问题在于 pop 是模型自行补出的。两个例子都来自本轮实际回复。接下来继续原定 5k、10k 比较，观察这种多调用、少询问的倾向是否改变；数据质量和学习率的对照再单独排查，当前不为了让成绩变好而改评分。</w:t>
+      </w:r>
+    </w:p>
+    <w:p>
+      <w:pPr>
+        <w:pStyle w:val="Heading2"/>
+      </w:pPr>
+      <w:r>
+        <w:t>增加到5k后，哪些轨迹变了？64条修好，13条退步</w:t>
+      </w:r>
+    </w:p>
+    <w:p>
+      <w:r>
+        <w:t>和固定提示的原模型相比，5k 这轮有 342 条共同通过、81 条共同失败；64 条原来错的轨迹被修好，13 条原来对的轨迹退步，净增加51条。按同一500条轨迹配对重抽10,000次，提升的95%区间为 7.0—13.6 个百分点。这次区间没有覆盖零，可以说这份dev上有改善；它仍不能代表最终test，也没有包含不同训练seed的波动。</w:t>
+      </w:r>
+    </w:p>
+    <w:p>
+      <w:r>
+        <w:t>变化主要体现在不调用的决策：5k通过342/360，1k只有276/360；调用轮则从474/568变为482/568。模型更能等参数补齐，但并行任务仍只有2/10条轨迹通过。数据量、监督token和更新次数都增加了，暂时不能把原因单独归到某一种训练机制。</w:t>
+      </w:r>
+    </w:p>
+    <w:p>
+      <w:r>
+        <w:t>待办任务 glaive-60626 很适合说明这轮的变化。用户只说想加一条待办时，5k模型会先询问内容和优先级，修正了原模型自行猜参数的问题。但在补齐“buy groceries”和“high”后的另一个决策轮，它返回了下面的调用：</w:t>
+      </w:r>
+    </w:p>
+    <w:p>
+      <w:pPr>
+        <w:pStyle w:val="CodeBlock"/>
+        <w:shd w:fill="F3F4F6"/>
+      </w:pPr>
+      <w:r>
+        <w:t>{"name":"make_todo","arguments":{"priority":"high","task":"Buy groceries"}}</w:t>
+      </w:r>
+    </w:p>
+    <w:p>
+      <w:r>
+        <w:t>标注里的任务内容是小写的“buy groceries”。这次只改了首字母，仍被既定的严格字符串评分判为失败，所以整条轨迹没有通过。这不是缺参数错误，却也不能临时放宽评分把它算对。一个决策改好了，不代表整条轨迹都修好了。这里各轮输入使用标注历史，尚未执行模型自己的连续Agent对话；接着完成原定10k和三个训练seed，再看收益是否稳定。</w:t>
       </w:r>
     </w:p>
     <w:p>
@@ -6017,7 +6207,58 @@
     </w:p>
     <w:p>
       <w:r>
-        <w:t>目前两批共16个训练模板族，各有一条已验证参考过程。所有任务仍在train；新增八条尚未完成训练格式转换，正式1,000条有效训练记录、独立dev/test和模型迁移评测继续分别验收。参考步骤由规则给定，没有模型自主选择工具；这16条不能写成模型成功率。判据仍有有限样例和询问语义只查必要词的局限，后续模型结果要保留逐条复查。</w:t>
+        <w:t>目前两批共16个训练模板族，各有一条已验证参考过程。所有任务仍在train；正式1,000条有效训练记录、独立dev/test和模型迁移评测继续分别验收。参考步骤由规则给定，没有模型自主选择工具；这16条不能写成模型成功率。判据仍有有限样例和询问语义只查必要词的局限，后续模型结果要保留逐条复查。</w:t>
+      </w:r>
+    </w:p>
+    <w:p>
+      <w:pPr>
+        <w:pStyle w:val="Heading2"/>
+      </w:pPr>
+      <w:r>
+        <w:t>新增过程能完整表示吗？37个单元已逐条核验</w:t>
+      </w:r>
+    </w:p>
+    <w:p>
+      <w:r>
+        <w:t>E14-R04 将新增八条过程转换为37个回复单元，共1,305个监督token，最长输入1497token。29次调用的参数、实际返回和最终回复逐条与原记录比对，解码监督目标也对应当前动作；没有截断，未初始化CUDA。</w:t>
+      </w:r>
+    </w:p>
+    <w:p>
+      <w:r>
+        <w:t>导入失败后的下一步是读迁移说明，这个单元输入1280token，只监督当前30个；旧路径错误后的下一步是读项目说明，输入997token，只监督当前28个。两个错误返回都留在上下文中，历史监督量为零。这里验证了表示和遮罩，没有进行参数训练。</w:t>
+      </w:r>
+    </w:p>
+    <w:p>
+      <w:r>
+        <w:t>两批现有16条规则参考合计71个回复单元、2,563个监督token。它们各自属于原模板族，不能把展开单元当成新增独立任务，也不能由最长1,497token推断正式扩展数据都适合2048；后续数据继续逐条检查长度。</w:t>
+      </w:r>
+    </w:p>
+    <w:p>
+      <w:pPr>
+        <w:pStyle w:val="Heading2"/>
+      </w:pPr>
+      <w:r>
+        <w:t>有2,000个场景，是否已经有2,000条有效轨迹？还没有，先逐条执行</w:t>
+      </w:r>
+    </w:p>
+    <w:p>
+      <w:r>
+        <w:t>E14-R07 冻结了2,000个训练场景，16个模板族各125个，八类各250个。前1,000个场景作为本轮规则参考目标，八类各125个。清单改变实际配置、边界样例、选择的模块、时间和库存关系；这里只统计待执行场景，不把生成的参考步骤直接算成成功轨迹。</w:t>
+      </w:r>
+    </w:p>
+    <w:p>
+      <w:r>
+        <w:t>前两轮都被精确去重拦住。第一轮实际只有1,979个不同场景，时间单位任务出现21个重复；第二轮调整延时取值后，提醒任务仍有7个重复，只有1,993个不同场景。随机取值的范围有限，id不同也会抽到同一组实际内容。两轮没有用于参考批量执行。随后为延时和日期使用确定的取值序列，保留其他场景变化，新的2,000份完整问题与文件内容没有精确重复。</w:t>
+      </w:r>
+    </w:p>
+    <w:p>
+      <w:r>
+        <w:t>这批数据仍共享16个模板族，属于训练区的场景增广。精确去重不能消除这种结构相似性，模型接触过的处理方式也不会因此变成未见任务。后续dev/test另建模板和仓库族；当前没有冻结这两个任务集，也没有让教师接触它们。</w:t>
+      </w:r>
+    </w:p>
+    <w:p>
+      <w:r>
+        <w:t>E14-R08 已实际处理384/1000个场景，其中384条参考通过，0条失败；已记录1320次工具调用和96次错误返回。整轮还在继续，失败保留在原目标分母。每条过程使用独立容器，执行结束核对最终文件，再移除本轮容器；本阶段没有调用模型。</w:t>
       </w:r>
     </w:p>
     <w:p>
@@ -6035,7 +6276,7 @@
     </w:p>
     <w:p>
       <w:r>
-        <w:t>最近这轮用了 1,000 条训练轨迹，完整 dev 通过 350/500；调用轮为 474/568，不调用轮为 276/360。loss 与实际工具决策分开看，不能把更容易生成调用当成任务成功率提升。</w:t>
+        <w:t>最近这轮用了 5,000 条训练轨迹，完整 dev 通过 406/500；调用轮为 482/568，不调用轮为 342/360。loss 与实际工具决策分开看，不能把更容易生成调用当成任务成功率提升。</w:t>
       </w:r>
     </w:p>
     <w:p>
@@ -6711,6 +6952,130 @@
             </w:pPr>
             <w:r>
               <w:t>scripts/pi_tasks_extended.mjs；experiments/E14/runs/E14-R03.json；experiments/E14/extension-calls.csv；experiments/E14/extension-events.jsonl</w:t>
+            </w:r>
+          </w:p>
+        </w:tc>
+      </w:tr>
+      <w:tr>
+        <w:trPr>
+          <w:cantSplit/>
+        </w:trPr>
+        <w:tc>
+          <w:tcPr>
+            <w:tcW w:type="dxa" w:w="4819"/>
+          </w:tcPr>
+          <w:p>
+            <w:pPr>
+              <w:spacing w:after="40" w:line="240" w:lineRule="auto"/>
+            </w:pPr>
+            <w:r>
+              <w:t>Pi 新增参考的训练格式</w:t>
+            </w:r>
+          </w:p>
+        </w:tc>
+        <w:tc>
+          <w:tcPr>
+            <w:tcW w:type="dxa" w:w="4819"/>
+          </w:tcPr>
+          <w:p>
+            <w:pPr>
+              <w:spacing w:after="40" w:line="240" w:lineRule="auto"/>
+            </w:pPr>
+            <w:r>
+              <w:t>configs/pi-reference-extension.json；experiments/E14/runs/E14-R04.json</w:t>
+            </w:r>
+          </w:p>
+        </w:tc>
+      </w:tr>
+      <w:tr>
+        <w:trPr>
+          <w:cantSplit/>
+        </w:trPr>
+        <w:tc>
+          <w:tcPr>
+            <w:tcW w:type="dxa" w:w="4819"/>
+          </w:tcPr>
+          <w:p>
+            <w:pPr>
+              <w:spacing w:after="40" w:line="240" w:lineRule="auto"/>
+            </w:pPr>
+            <w:r>
+              <w:t>Pi 训练场景与批量参考入口</w:t>
+            </w:r>
+          </w:p>
+        </w:tc>
+        <w:tc>
+          <w:tcPr>
+            <w:tcW w:type="dxa" w:w="4819"/>
+          </w:tcPr>
+          <w:p>
+            <w:pPr>
+              <w:spacing w:after="40" w:line="240" w:lineRule="auto"/>
+            </w:pPr>
+            <w:r>
+              <w:t>configs/pi-task-data.json；configs/pi-reference-batch.json；scripts/pi_task_data.py；scripts/pi_reference_batch.mjs</w:t>
+            </w:r>
+          </w:p>
+        </w:tc>
+      </w:tr>
+      <w:tr>
+        <w:trPr>
+          <w:cantSplit/>
+        </w:trPr>
+        <w:tc>
+          <w:tcPr>
+            <w:tcW w:type="dxa" w:w="4819"/>
+          </w:tcPr>
+          <w:p>
+            <w:pPr>
+              <w:spacing w:after="40" w:line="240" w:lineRule="auto"/>
+            </w:pPr>
+            <w:r>
+              <w:t>5k 配对变化与失败例子</w:t>
+            </w:r>
+          </w:p>
+        </w:tc>
+        <w:tc>
+          <w:tcPr>
+            <w:tcW w:type="dxa" w:w="4819"/>
+          </w:tcPr>
+          <w:p>
+            <w:pPr>
+              <w:spacing w:after="40" w:line="240" w:lineRule="auto"/>
+            </w:pPr>
+            <w:r>
+              <w:t>experiments/E09/E09-R10-comparison.json；experiments/E09/E09-R10-paired.csv</w:t>
+            </w:r>
+          </w:p>
+        </w:tc>
+      </w:tr>
+      <w:tr>
+        <w:trPr>
+          <w:cantSplit/>
+        </w:trPr>
+        <w:tc>
+          <w:tcPr>
+            <w:tcW w:type="dxa" w:w="4819"/>
+          </w:tcPr>
+          <w:p>
+            <w:pPr>
+              <w:spacing w:after="40" w:line="240" w:lineRule="auto"/>
+            </w:pPr>
+            <w:r>
+              <w:t>Pi 场景去重与失败记录</w:t>
+            </w:r>
+          </w:p>
+        </w:tc>
+        <w:tc>
+          <w:tcPr>
+            <w:tcW w:type="dxa" w:w="4819"/>
+          </w:tcPr>
+          <w:p>
+            <w:pPr>
+              <w:spacing w:after="40" w:line="240" w:lineRule="auto"/>
+            </w:pPr>
+            <w:r>
+              <w:t>experiments/E14/scene-generation-audit.json；experiments/E14/runs/E14-R05.json；experiments/E14/runs/E14-R06.json；experiments/E14/runs/E14-R07.json</w:t>
             </w:r>
           </w:p>
         </w:tc>

--- a/docs/reports/02-微调与数据.docx
+++ b/docs/reports/02-微调与数据.docx
@@ -12,12 +12,46 @@
     </w:p>
     <w:p>
       <w:r>
-        <w:t>更新：2026-10-01T13:39:03+08:00。本册按实际实验整理，原始运行记录单独保存。</w:t>
+        <w:t>更新：2026-10-01T14:21:04+08:00。本册按实际实验整理，原始运行记录单独保存。</w:t>
       </w:r>
     </w:p>
     <w:p>
       <w:pPr>
         <w:pStyle w:val="Heading1"/>
+      </w:pPr>
+      <w:r>
+        <w:t>从提示词基线走向正式微调</w:t>
+      </w:r>
+    </w:p>
+    <w:p>
+      <w:r>
+        <w:t>原模型在相同完整 dev 上，零样本通过 268/500，加入三条固定示例后通过 355/500。少样本提示提高了调用轮表现，也增加了本该询问或不调用时的误调用。后续模型都沿用这个已冻结的提示。</w:t>
+      </w:r>
+    </w:p>
+    <w:p>
+      <w:r>
+        <w:t>最近这轮用了 5,000 条训练轨迹，完整 dev 通过 406/500；调用轮为 482/568，不调用轮为 342/360。loss 与实际工具决策分开看，不能把更容易生成调用当成任务成功率提升。</w:t>
+      </w:r>
+    </w:p>
+    <w:p>
+      <w:r>
+        <w:t>训练已解决 LoRA 重复准备和缓存压力问题，失败条件与处理过程保留在正文。规模与 seed 比较仍按既定队列推进；尚未完成的对照和最终 test 保持未完成，不提前选择最终配置。</w:t>
+      </w:r>
+    </w:p>
+    <w:p>
+      <w:r>
+        <w:t>rank 对照固定学习率，选定 rank 后再比较学习率。候选参数量来自真实权重形状，训练与工具表现按当前章节分别记录，配置选择只使用 dev。</w:t>
+      </w:r>
+    </w:p>
+    <w:p>
+      <w:r>
+        <w:t>数据质量对照按来源和类别匹配两份 5k 数据，逐条复查也保留了规则误删和漏检。筛选成本、监督量与后续模型表现分开记录，效果不能由“通过筛选”直接推出。</w:t>
+      </w:r>
+    </w:p>
+    <w:p>
+      <w:pPr>
+        <w:pStyle w:val="Heading1"/>
+        <w:pageBreakBefore/>
       </w:pPr>
       <w:r>
         <w:t>E08：不训练，原模型能做到哪一步？</w:t>
@@ -1219,7 +1253,7 @@
               <w:spacing w:after="40" w:line="240" w:lineRule="auto"/>
             </w:pPr>
             <w:r>
-              <w:t>93</w:t>
+              <w:t>300</w:t>
             </w:r>
           </w:p>
         </w:tc>
@@ -1232,7 +1266,7 @@
               <w:spacing w:after="40" w:line="240" w:lineRule="auto"/>
             </w:pPr>
             <w:r>
-              <w:t>尚未保存</w:t>
+              <w:t>0.14920</w:t>
             </w:r>
           </w:p>
         </w:tc>
@@ -1302,7 +1336,7 @@
         <w:jc w:val="center"/>
       </w:pPr>
       <w:r>
-        <w:t>图 E09-1：E09-R11，训练 93 个点、完整 dev 1 个点；保留原始波动。</w:t>
+        <w:t>图 E09-1：E09-R11，训练 300 个点、完整 dev 4 个点；保留原始波动。</w:t>
       </w:r>
     </w:p>
     <w:p>
@@ -3300,3018 +3334,8 @@
     </w:p>
     <w:p>
       <w:pPr>
-        <w:pStyle w:val="Heading1"/>
+        <w:pStyle w:val="Heading2"/>
         <w:pageBreakBefore/>
-      </w:pPr>
-      <w:r>
-        <w:t>E13：工具真的能读写和执行，才轮得到模型来做任务</w:t>
-      </w:r>
-    </w:p>
-    <w:p>
-      <w:r>
-        <w:t>Pi 的 read、edit、write、bash 已经在本机 Docker 容器里跑通。最后一轮核验共发出 20 次请求，其中 11 次正常返回，9 次触发预期的错误或预算限制。这里没有调用模型，所以这 20 次请求是工具链检查，不是 20 道 Agent 任务，也不能换算成模型成功率。</w:t>
-      </w:r>
-    </w:p>
-    <w:p>
-      <w:pPr>
-        <w:pStyle w:val="Heading2"/>
-      </w:pPr>
-      <w:r>
-        <w:t>四个工具接上以后，实际做成了什么？</w:t>
-      </w:r>
-    </w:p>
-    <w:p>
-      <w:r>
-        <w:t>这次先写了一个故意算错的加法函数：</w:t>
-      </w:r>
-      <w:r>
-        <w:rPr>
-          <w:rFonts w:ascii="Consolas" w:hAnsi="Consolas"/>
-          <w:sz w:val="20"/>
-        </w:rPr>
-        <w:t>sum(2, 3)</w:t>
-      </w:r>
-      <w:r>
-        <w:t xml:space="preserve"> 原本返回 -1。用 read 读回文件，再让 edit 把减号换成加号，最后通过 bash 调用容器里的 Node 执行。真实输出是 5，进程退出码为 0；容器里的 Node 版本也实际打印为 v24.14.0。结束前再次读取文件，确认改动确实留在文件里。</w:t>
-      </w:r>
-    </w:p>
-    <w:tbl>
-      <w:tblPr>
-        <w:tblStyle w:val="TableGrid"/>
-        <w:tblW w:type="auto" w:w="0"/>
-        <w:tblLook w:firstColumn="1" w:firstRow="1" w:lastColumn="0" w:lastRow="0" w:noHBand="0" w:noVBand="1" w:val="04A0"/>
-      </w:tblPr>
-      <w:tblGrid>
-        <w:gridCol w:w="3213"/>
-        <w:gridCol w:w="3213"/>
-        <w:gridCol w:w="3213"/>
-      </w:tblGrid>
-      <w:tr>
-        <w:trPr>
-          <w:cantSplit/>
-          <w:tblHeader/>
-        </w:trPr>
-        <w:tc>
-          <w:tcPr>
-            <w:tcW w:type="dxa" w:w="3213"/>
-            <w:shd w:fill="F3F4F6"/>
-          </w:tcPr>
-          <w:p>
-            <w:pPr>
-              <w:spacing w:after="40" w:line="240" w:lineRule="auto"/>
-            </w:pPr>
-            <w:r>
-              <w:rPr>
-                <w:b/>
-              </w:rPr>
-              <w:t>工具</w:t>
-            </w:r>
-          </w:p>
-        </w:tc>
-        <w:tc>
-          <w:tcPr>
-            <w:tcW w:type="dxa" w:w="3213"/>
-            <w:shd w:fill="F3F4F6"/>
-          </w:tcPr>
-          <w:p>
-            <w:pPr>
-              <w:spacing w:after="40" w:line="240" w:lineRule="auto"/>
-            </w:pPr>
-            <w:r>
-              <w:rPr>
-                <w:b/>
-              </w:rPr>
-              <w:t>实际操作</w:t>
-            </w:r>
-          </w:p>
-        </w:tc>
-        <w:tc>
-          <w:tcPr>
-            <w:tcW w:type="dxa" w:w="3213"/>
-            <w:shd w:fill="F3F4F6"/>
-          </w:tcPr>
-          <w:p>
-            <w:pPr>
-              <w:spacing w:after="40" w:line="240" w:lineRule="auto"/>
-            </w:pPr>
-            <w:r>
-              <w:rPr>
-                <w:b/>
-              </w:rPr>
-              <w:t>核对到的结果</w:t>
-            </w:r>
-          </w:p>
-        </w:tc>
-      </w:tr>
-      <w:tr>
-        <w:trPr>
-          <w:cantSplit/>
-        </w:trPr>
-        <w:tc>
-          <w:tcPr>
-            <w:tcW w:type="dxa" w:w="3213"/>
-          </w:tcPr>
-          <w:p>
-            <w:pPr>
-              <w:spacing w:after="40" w:line="240" w:lineRule="auto"/>
-            </w:pPr>
-            <w:r>
-              <w:t>write</w:t>
-            </w:r>
-          </w:p>
-        </w:tc>
-        <w:tc>
-          <w:tcPr>
-            <w:tcW w:type="dxa" w:w="3213"/>
-          </w:tcPr>
-          <w:p>
-            <w:pPr>
-              <w:spacing w:after="40" w:line="240" w:lineRule="auto"/>
-            </w:pPr>
-            <w:r>
-              <w:t>创建函数文件</w:t>
-            </w:r>
-          </w:p>
-        </w:tc>
-        <w:tc>
-          <w:tcPr>
-            <w:tcW w:type="dxa" w:w="3213"/>
-          </w:tcPr>
-          <w:p>
-            <w:pPr>
-              <w:spacing w:after="40" w:line="240" w:lineRule="auto"/>
-            </w:pPr>
-            <w:r>
-              <w:t>文件内容和末尾换行都保留</w:t>
-            </w:r>
-          </w:p>
-        </w:tc>
-      </w:tr>
-      <w:tr>
-        <w:trPr>
-          <w:cantSplit/>
-        </w:trPr>
-        <w:tc>
-          <w:tcPr>
-            <w:tcW w:type="dxa" w:w="3213"/>
-          </w:tcPr>
-          <w:p>
-            <w:pPr>
-              <w:spacing w:after="40" w:line="240" w:lineRule="auto"/>
-            </w:pPr>
-            <w:r>
-              <w:t>read</w:t>
-            </w:r>
-          </w:p>
-        </w:tc>
-        <w:tc>
-          <w:tcPr>
-            <w:tcW w:type="dxa" w:w="3213"/>
-          </w:tcPr>
-          <w:p>
-            <w:pPr>
-              <w:spacing w:after="40" w:line="240" w:lineRule="auto"/>
-            </w:pPr>
-            <w:r>
-              <w:t>读回文本，再读一张固定 PNG</w:t>
-            </w:r>
-          </w:p>
-        </w:tc>
-        <w:tc>
-          <w:tcPr>
-            <w:tcW w:type="dxa" w:w="3213"/>
-          </w:tcPr>
-          <w:p>
-            <w:pPr>
-              <w:spacing w:after="40" w:line="240" w:lineRule="auto"/>
-            </w:pPr>
-            <w:r>
-              <w:t>文本逐字一致；图片返回 image/png</w:t>
-            </w:r>
-          </w:p>
-        </w:tc>
-      </w:tr>
-      <w:tr>
-        <w:trPr>
-          <w:cantSplit/>
-        </w:trPr>
-        <w:tc>
-          <w:tcPr>
-            <w:tcW w:type="dxa" w:w="3213"/>
-          </w:tcPr>
-          <w:p>
-            <w:pPr>
-              <w:spacing w:after="40" w:line="240" w:lineRule="auto"/>
-            </w:pPr>
-            <w:r>
-              <w:t>edit</w:t>
-            </w:r>
-          </w:p>
-        </w:tc>
-        <w:tc>
-          <w:tcPr>
-            <w:tcW w:type="dxa" w:w="3213"/>
-          </w:tcPr>
-          <w:p>
-            <w:pPr>
-              <w:spacing w:after="40" w:line="240" w:lineRule="auto"/>
-            </w:pPr>
-            <w:r>
-              <w:t xml:space="preserve">把 </w:t>
-            </w:r>
-            <w:r>
-              <w:rPr>
-                <w:rFonts w:ascii="Consolas" w:hAnsi="Consolas"/>
-                <w:sz w:val="20"/>
-              </w:rPr>
-              <w:t>a - b</w:t>
-            </w:r>
-            <w:r>
-              <w:t xml:space="preserve"> 改成 `a + b</w:t>
-            </w:r>
-          </w:p>
-        </w:tc>
-        <w:tc>
-          <w:tcPr>
-            <w:tcW w:type="dxa" w:w="3213"/>
-          </w:tcPr>
-          <w:p>
-            <w:pPr>
-              <w:spacing w:after="40" w:line="240" w:lineRule="auto"/>
-            </w:pPr>
-            <w:r>
-              <w:t>返回修改位置与 diff，最终文件内容正确</w:t>
-            </w:r>
-          </w:p>
-        </w:tc>
-      </w:tr>
-      <w:tr>
-        <w:trPr>
-          <w:cantSplit/>
-        </w:trPr>
-        <w:tc>
-          <w:tcPr>
-            <w:tcW w:type="dxa" w:w="3213"/>
-          </w:tcPr>
-          <w:p>
-            <w:pPr>
-              <w:spacing w:after="40" w:line="240" w:lineRule="auto"/>
-            </w:pPr>
-            <w:r>
-              <w:t>bash</w:t>
-            </w:r>
-          </w:p>
-        </w:tc>
-        <w:tc>
-          <w:tcPr>
-            <w:tcW w:type="dxa" w:w="3213"/>
-          </w:tcPr>
-          <w:p>
-            <w:pPr>
-              <w:spacing w:after="40" w:line="240" w:lineRule="auto"/>
-            </w:pPr>
-            <w:r>
-              <w:t>导入修改后的函数并运行</w:t>
-            </w:r>
-          </w:p>
-        </w:tc>
-        <w:tc>
-          <w:tcPr>
-            <w:tcW w:type="dxa" w:w="3213"/>
-          </w:tcPr>
-          <w:p>
-            <w:pPr>
-              <w:spacing w:after="40" w:line="240" w:lineRule="auto"/>
-            </w:pPr>
-            <w:r>
-              <w:t>输出 5；退出码 0</w:t>
-            </w:r>
-          </w:p>
-        </w:tc>
-      </w:tr>
-    </w:tbl>
-    <w:p>
-      <w:r>
-        <w:t xml:space="preserve">Pi 0.99.1 的 edit 参数不是凭印象写的。这一版用 </w:t>
-      </w:r>
-      <w:r>
-        <w:rPr>
-          <w:rFonts w:ascii="Consolas" w:hAnsi="Consolas"/>
-          <w:sz w:val="20"/>
-        </w:rPr>
-        <w:t>edits</w:t>
-      </w:r>
-      <w:r>
-        <w:t xml:space="preserve"> 数组接收替换项，核验时实际传入的是：</w:t>
-      </w:r>
-    </w:p>
-    <w:p>
-      <w:pPr>
-        <w:pStyle w:val="CodeBlock"/>
-        <w:shd w:fill="F3F4F6"/>
-      </w:pPr>
-      <w:r>
-        <w:t>{</w:t>
-        <w:br/>
-        <w:t xml:space="preserve">  "path": "src/sum.mjs",</w:t>
-        <w:br/>
-        <w:t xml:space="preserve">  "edits": [</w:t>
-        <w:br/>
-        <w:t xml:space="preserve">    {"oldText": "a - b", "newText": "a + b"}</w:t>
-        <w:br/>
-        <w:t xml:space="preserve">  ]</w:t>
-        <w:br/>
-        <w:t>}</w:t>
-      </w:r>
-    </w:p>
-    <w:p>
-      <w:r>
-        <w:t>工具名称、说明和参数来自实际安装的 Pi 包。适配代码只替换它提供的文件与命令 operations，文本截断、编辑差异和图片读取仍使用 Pi 的实现。任务文件留在容器里，主机上的 Pi 负责组织调用与处理返回。</w:t>
-      </w:r>
-    </w:p>
-    <w:p>
-      <w:pPr>
-        <w:pStyle w:val="Heading2"/>
-      </w:pPr>
-      <w:r>
-        <w:t>失败返回有没有保留下来？有，而且不能只看正常例子</w:t>
-      </w:r>
-    </w:p>
-    <w:p>
-      <w:r>
-        <w:t>模型之后会遇到不存在的文件、写错的替换文本，甚至一直重复调用。接入前先把这些情况实际跑一遍，才能知道模型收到的是什么。</w:t>
-      </w:r>
-    </w:p>
-    <w:tbl>
-      <w:tblPr>
-        <w:tblStyle w:val="TableGrid"/>
-        <w:tblW w:type="auto" w:w="0"/>
-        <w:tblLook w:firstColumn="1" w:firstRow="1" w:lastColumn="0" w:lastRow="0" w:noHBand="0" w:noVBand="1" w:val="04A0"/>
-      </w:tblPr>
-      <w:tblGrid>
-        <w:gridCol w:w="3213"/>
-        <w:gridCol w:w="3213"/>
-        <w:gridCol w:w="3213"/>
-      </w:tblGrid>
-      <w:tr>
-        <w:trPr>
-          <w:cantSplit/>
-          <w:tblHeader/>
-        </w:trPr>
-        <w:tc>
-          <w:tcPr>
-            <w:tcW w:type="dxa" w:w="3213"/>
-            <w:shd w:fill="F3F4F6"/>
-          </w:tcPr>
-          <w:p>
-            <w:pPr>
-              <w:spacing w:after="40" w:line="240" w:lineRule="auto"/>
-            </w:pPr>
-            <w:r>
-              <w:rPr>
-                <w:b/>
-              </w:rPr>
-              <w:t>条件</w:t>
-            </w:r>
-          </w:p>
-        </w:tc>
-        <w:tc>
-          <w:tcPr>
-            <w:tcW w:type="dxa" w:w="3213"/>
-            <w:shd w:fill="F3F4F6"/>
-          </w:tcPr>
-          <w:p>
-            <w:pPr>
-              <w:spacing w:after="40" w:line="240" w:lineRule="auto"/>
-            </w:pPr>
-            <w:r>
-              <w:rPr>
-                <w:b/>
-              </w:rPr>
-              <w:t>真实返回或状态</w:t>
-            </w:r>
-          </w:p>
-        </w:tc>
-        <w:tc>
-          <w:tcPr>
-            <w:tcW w:type="dxa" w:w="3213"/>
-            <w:shd w:fill="F3F4F6"/>
-          </w:tcPr>
-          <w:p>
-            <w:pPr>
-              <w:spacing w:after="40" w:line="240" w:lineRule="auto"/>
-            </w:pPr>
-            <w:r>
-              <w:rPr>
-                <w:b/>
-              </w:rPr>
-              <w:t>这次得到的结论</w:t>
-            </w:r>
-          </w:p>
-        </w:tc>
-      </w:tr>
-      <w:tr>
-        <w:trPr>
-          <w:cantSplit/>
-        </w:trPr>
-        <w:tc>
-          <w:tcPr>
-            <w:tcW w:type="dxa" w:w="3213"/>
-          </w:tcPr>
-          <w:p>
-            <w:pPr>
-              <w:spacing w:after="40" w:line="240" w:lineRule="auto"/>
-            </w:pPr>
-            <w:r>
-              <w:t>读取不存在的文件</w:t>
-            </w:r>
-          </w:p>
-        </w:tc>
-        <w:tc>
-          <w:tcPr>
-            <w:tcW w:type="dxa" w:w="3213"/>
-          </w:tcPr>
-          <w:p>
-            <w:pPr>
-              <w:spacing w:after="40" w:line="240" w:lineRule="auto"/>
-            </w:pPr>
-            <w:r>
-              <w:t>ENOENT</w:t>
-            </w:r>
-          </w:p>
-        </w:tc>
-        <w:tc>
-          <w:tcPr>
-            <w:tcW w:type="dxa" w:w="3213"/>
-          </w:tcPr>
-          <w:p>
-            <w:pPr>
-              <w:spacing w:after="40" w:line="240" w:lineRule="auto"/>
-            </w:pPr>
-            <w:r>
-              <w:t>没有被改成空文件或正常返回</w:t>
-            </w:r>
-          </w:p>
-        </w:tc>
-      </w:tr>
-      <w:tr>
-        <w:trPr>
-          <w:cantSplit/>
-        </w:trPr>
-        <w:tc>
-          <w:tcPr>
-            <w:tcW w:type="dxa" w:w="3213"/>
-          </w:tcPr>
-          <w:p>
-            <w:pPr>
-              <w:spacing w:after="40" w:line="240" w:lineRule="auto"/>
-            </w:pPr>
-            <w:r>
-              <w:t>edit 的旧文本不匹配</w:t>
-            </w:r>
-          </w:p>
-        </w:tc>
-        <w:tc>
-          <w:tcPr>
-            <w:tcW w:type="dxa" w:w="3213"/>
-          </w:tcPr>
-          <w:p>
-            <w:pPr>
-              <w:spacing w:after="40" w:line="240" w:lineRule="auto"/>
-            </w:pPr>
-            <w:r>
-              <w:t>提示旧文本必须精确匹配</w:t>
-            </w:r>
-          </w:p>
-        </w:tc>
-        <w:tc>
-          <w:tcPr>
-            <w:tcW w:type="dxa" w:w="3213"/>
-          </w:tcPr>
-          <w:p>
-            <w:pPr>
-              <w:spacing w:after="40" w:line="240" w:lineRule="auto"/>
-            </w:pPr>
-            <w:r>
-              <w:t>不能把“想改”当成“已改”</w:t>
-            </w:r>
-          </w:p>
-        </w:tc>
-      </w:tr>
-      <w:tr>
-        <w:trPr>
-          <w:cantSplit/>
-        </w:trPr>
-        <w:tc>
-          <w:tcPr>
-            <w:tcW w:type="dxa" w:w="3213"/>
-          </w:tcPr>
-          <w:p>
-            <w:pPr>
-              <w:spacing w:after="40" w:line="240" w:lineRule="auto"/>
-            </w:pPr>
-            <w:r>
-              <w:t xml:space="preserve">文件路径含 </w:t>
-            </w:r>
-            <w:r>
-              <w:rPr>
-                <w:rFonts w:ascii="Consolas" w:hAnsi="Consolas"/>
-                <w:sz w:val="20"/>
-              </w:rPr>
-              <w:t>../</w:t>
-            </w:r>
-            <w:r>
-              <w:t xml:space="preserve"> 越界</w:t>
-            </w:r>
-          </w:p>
-        </w:tc>
-        <w:tc>
-          <w:tcPr>
-            <w:tcW w:type="dxa" w:w="3213"/>
-          </w:tcPr>
-          <w:p>
-            <w:pPr>
-              <w:spacing w:after="40" w:line="240" w:lineRule="auto"/>
-            </w:pPr>
-            <w:r>
-              <w:t>文件路径超出任务工作区</w:t>
-            </w:r>
-          </w:p>
-        </w:tc>
-        <w:tc>
-          <w:tcPr>
-            <w:tcW w:type="dxa" w:w="3213"/>
-          </w:tcPr>
-          <w:p>
-            <w:pPr>
-              <w:spacing w:after="40" w:line="240" w:lineRule="auto"/>
-            </w:pPr>
-            <w:r>
-              <w:t>文件工具拒绝访问工作区外</w:t>
-            </w:r>
-          </w:p>
-        </w:tc>
-      </w:tr>
-      <w:tr>
-        <w:trPr>
-          <w:cantSplit/>
-        </w:trPr>
-        <w:tc>
-          <w:tcPr>
-            <w:tcW w:type="dxa" w:w="3213"/>
-          </w:tcPr>
-          <w:p>
-            <w:pPr>
-              <w:spacing w:after="40" w:line="240" w:lineRule="auto"/>
-            </w:pPr>
-            <w:r>
-              <w:t>文件路径经过指向外部的符号链接</w:t>
-            </w:r>
-          </w:p>
-        </w:tc>
-        <w:tc>
-          <w:tcPr>
-            <w:tcW w:type="dxa" w:w="3213"/>
-          </w:tcPr>
-          <w:p>
-            <w:pPr>
-              <w:spacing w:after="40" w:line="240" w:lineRule="auto"/>
-            </w:pPr>
-            <w:r>
-              <w:t>符号链接超出任务工作区</w:t>
-            </w:r>
-          </w:p>
-        </w:tc>
-        <w:tc>
-          <w:tcPr>
-            <w:tcW w:type="dxa" w:w="3213"/>
-          </w:tcPr>
-          <w:p>
-            <w:pPr>
-              <w:spacing w:after="40" w:line="240" w:lineRule="auto"/>
-            </w:pPr>
-            <w:r>
-              <w:t>只检查路径字符串还不够</w:t>
-            </w:r>
-          </w:p>
-        </w:tc>
-      </w:tr>
-      <w:tr>
-        <w:trPr>
-          <w:cantSplit/>
-        </w:trPr>
-        <w:tc>
-          <w:tcPr>
-            <w:tcW w:type="dxa" w:w="3213"/>
-          </w:tcPr>
-          <w:p>
-            <w:pPr>
-              <w:spacing w:after="40" w:line="240" w:lineRule="auto"/>
-            </w:pPr>
-            <w:r>
-              <w:t>第 13 次工具请求</w:t>
-            </w:r>
-          </w:p>
-        </w:tc>
-        <w:tc>
-          <w:tcPr>
-            <w:tcW w:type="dxa" w:w="3213"/>
-          </w:tcPr>
-          <w:p>
-            <w:pPr>
-              <w:spacing w:after="40" w:line="240" w:lineRule="auto"/>
-            </w:pPr>
-            <w:r>
-              <w:t>任务超过工具调用预算</w:t>
-            </w:r>
-          </w:p>
-        </w:tc>
-        <w:tc>
-          <w:tcPr>
-            <w:tcW w:type="dxa" w:w="3213"/>
-          </w:tcPr>
-          <w:p>
-            <w:pPr>
-              <w:spacing w:after="40" w:line="240" w:lineRule="auto"/>
-            </w:pPr>
-            <w:r>
-              <w:t>失败请求也占用前 12 次预算</w:t>
-            </w:r>
-          </w:p>
-        </w:tc>
-      </w:tr>
-      <w:tr>
-        <w:trPr>
-          <w:cantSplit/>
-        </w:trPr>
-        <w:tc>
-          <w:tcPr>
-            <w:tcW w:type="dxa" w:w="3213"/>
-          </w:tcPr>
-          <w:p>
-            <w:pPr>
-              <w:spacing w:after="40" w:line="240" w:lineRule="auto"/>
-            </w:pPr>
-            <w:r>
-              <w:t>命令主动以 7 退出</w:t>
-            </w:r>
-          </w:p>
-        </w:tc>
-        <w:tc>
-          <w:tcPr>
-            <w:tcW w:type="dxa" w:w="3213"/>
-          </w:tcPr>
-          <w:p>
-            <w:pPr>
-              <w:spacing w:after="40" w:line="240" w:lineRule="auto"/>
-            </w:pPr>
-            <w:r>
-              <w:t>返回退出码 7，标记错误</w:t>
-            </w:r>
-          </w:p>
-        </w:tc>
-        <w:tc>
-          <w:tcPr>
-            <w:tcW w:type="dxa" w:w="3213"/>
-          </w:tcPr>
-          <w:p>
-            <w:pPr>
-              <w:spacing w:after="40" w:line="240" w:lineRule="auto"/>
-            </w:pPr>
-            <w:r>
-              <w:t>非零退出没有被吞掉</w:t>
-            </w:r>
-          </w:p>
-        </w:tc>
-      </w:tr>
-      <w:tr>
-        <w:trPr>
-          <w:cantSplit/>
-        </w:trPr>
-        <w:tc>
-          <w:tcPr>
-            <w:tcW w:type="dxa" w:w="3213"/>
-          </w:tcPr>
-          <w:p>
-            <w:pPr>
-              <w:spacing w:after="40" w:line="240" w:lineRule="auto"/>
-            </w:pPr>
-            <w:r>
-              <w:t>sleep 3，命令时限设为 1 秒</w:t>
-            </w:r>
-          </w:p>
-        </w:tc>
-        <w:tc>
-          <w:tcPr>
-            <w:tcW w:type="dxa" w:w="3213"/>
-          </w:tcPr>
-          <w:p>
-            <w:pPr>
-              <w:spacing w:after="40" w:line="240" w:lineRule="auto"/>
-            </w:pPr>
-            <w:r>
-              <w:t>提示命令超时；约 1.2 秒返回</w:t>
-            </w:r>
-          </w:p>
-        </w:tc>
-        <w:tc>
-          <w:tcPr>
-            <w:tcW w:type="dxa" w:w="3213"/>
-          </w:tcPr>
-          <w:p>
-            <w:pPr>
-              <w:spacing w:after="40" w:line="240" w:lineRule="auto"/>
-            </w:pPr>
-            <w:r>
-              <w:t>单条命令的时限分支生效</w:t>
-            </w:r>
-          </w:p>
-        </w:tc>
-      </w:tr>
-      <w:tr>
-        <w:trPr>
-          <w:cantSplit/>
-        </w:trPr>
-        <w:tc>
-          <w:tcPr>
-            <w:tcW w:type="dxa" w:w="3213"/>
-          </w:tcPr>
-          <w:p>
-            <w:pPr>
-              <w:spacing w:after="40" w:line="240" w:lineRule="auto"/>
-            </w:pPr>
-            <w:r>
-              <w:t>独立任务总时限设为 2 秒，执行 sleep 5</w:t>
-            </w:r>
-          </w:p>
-        </w:tc>
-        <w:tc>
-          <w:tcPr>
-            <w:tcW w:type="dxa" w:w="3213"/>
-          </w:tcPr>
-          <w:p>
-            <w:pPr>
-              <w:spacing w:after="40" w:line="240" w:lineRule="auto"/>
-            </w:pPr>
-            <w:r>
-              <w:t>提示任务超过总时限</w:t>
-            </w:r>
-          </w:p>
-        </w:tc>
-        <w:tc>
-          <w:tcPr>
-            <w:tcW w:type="dxa" w:w="3213"/>
-          </w:tcPr>
-          <w:p>
-            <w:pPr>
-              <w:spacing w:after="40" w:line="240" w:lineRule="auto"/>
-            </w:pPr>
-            <w:r>
-              <w:t>到期后移除该任务容器</w:t>
-            </w:r>
-          </w:p>
-        </w:tc>
-      </w:tr>
-    </w:tbl>
-    <w:p>
-      <w:r>
-        <w:t>最后一行专门检查“总时限到期”的分支，用的是另一个诊断容器。正式任务配置仍为 300 秒，单条命令上限 60 秒、最多 12 次工具调用；模型上下文预算保留 8192 token，没有为了更快完成核验而改小正式预算。</w:t>
-      </w:r>
-    </w:p>
-    <w:p>
-      <w:pPr>
-        <w:pStyle w:val="Heading2"/>
-      </w:pPr>
-      <w:r>
-        <w:t>容器边界实际检查到了什么？</w:t>
-      </w:r>
-    </w:p>
-    <w:p>
-      <w:r>
-        <w:t>Docker inspect 显示任务容器使用 none 网络、只读根文件系统和非 root 用户，去掉了全部 capabilities；没有宿主目录或数据卷挂载，也没有请求 GPU。实际连接外部地址时返回 ENETUNREACH，往根文件系统写入时返回 EROFS。</w:t>
-      </w:r>
-    </w:p>
-    <w:p>
-      <w:r>
-        <w:t>read、edit、write 的文件输入限定在任务工作区，适配层同时检查规范化路径和实际父目录。bash 则在这个容器内部运行，可以使用容器提供的 Node 和系统程序。工作区和临时目录可写，任务没有挂载真实项目或凭据。两种约束的范围不同，不能仅凭文件工具拒绝越界，就说 bash 只能看到工作区。</w:t>
-      </w:r>
-    </w:p>
-    <w:p>
-      <w:r>
-        <w:t>容器按任务独立创建，核验结束只移除本轮创建的容器。最终文件快照、工具参数、逐次返回和镜像 digest 都已保存，可以回看“文件最后变成什么样”，而不只是看调用有没有报错。</w:t>
-      </w:r>
-    </w:p>
-    <w:p>
-      <w:pPr>
-        <w:pStyle w:val="Heading2"/>
-      </w:pPr>
-      <w:r>
-        <w:t>中间改了两处，原因都来自真实返回</w:t>
-      </w:r>
-    </w:p>
-    <w:p>
-      <w:r>
-        <w:t>第一轮在 read 之后停止了。文件确实读出来了，但核验代码把预期字符串末尾的换行删掉，导致与 Pi 原样返回的文本不一致。这是比较判据写错了；修正时保留文件原文和工具输出，原失败记录也保留。</w:t>
-      </w:r>
-    </w:p>
-    <w:p>
-      <w:r>
-        <w:t>后面还发现，Pi 在 Windows 主机生成的编辑补丁和错误提示中，会出现主机侧的虚拟文件位置。虽然文件操作仍发生在容器里，这种返回却会让模型误以为应该使用 Windows 路径。适配层现在把返回正文、补丁和错误中的文件位置统一为容器路径。改动后另开一轮核验，20 次请求再次通过，编辑失败也显示容器里的文件位置。</w:t>
-      </w:r>
-    </w:p>
-    <w:p>
-      <w:r>
-        <w:t>固定 PNG 只用于确认图片读取接口，大小为一像素，不作为实验截图或效果图。文字和图片两种返回都跑过后，工具链准备才算有了可复查的依据。</w:t>
-      </w:r>
-    </w:p>
-    <w:p>
-      <w:pPr>
-        <w:pStyle w:val="Heading2"/>
-      </w:pPr>
-      <w:r>
-        <w:t>接下来还缺什么？</w:t>
-      </w:r>
-    </w:p>
-    <w:p>
-      <w:r>
-        <w:t>这一步解决的是工具能否真实执行。模型能不能选对工具、传对参数、根据错误继续修正，还没有验证。接下来仍先完成 E09—E12 的训练与对照，再把本地模型服务接入 Pi，检查流式调用、调用 id、返回对应关系和任务终止，然后按冻结的任务集合保存真实 Agent 轨迹。</w:t>
-      </w:r>
-    </w:p>
-    <w:p>
-      <w:r>
-        <w:t>目前模型调用数和 Agent 任务数都为 0。这个准备结果不替代后续领域轨迹、蒸馏数据和重复评测。</w:t>
-      </w:r>
-    </w:p>
-    <w:p>
-      <w:pPr>
-        <w:pStyle w:val="Heading1"/>
-        <w:pageBreakBefore/>
-      </w:pPr>
-      <w:r>
-        <w:t>E14：先把任务判准，再让模型来做</w:t>
-      </w:r>
-    </w:p>
-    <w:p>
-      <w:r>
-        <w:t>怎样才算任务做成了？这次先把判据跑了一遍。八类训练任务原型的参考操作全部通过；同一批任务的初始错误候选和刻意构造的错误候选，各有 8 个被拒绝。检查依据是最终文件、实际运行结果和必要的回复内容，模型说一句“已完成”不能代替这些结果。</w:t>
-      </w:r>
-    </w:p>
-    <w:p>
-      <w:r>
-        <w:t>这轮是 E14-R01，从创建任务容器到完成核验用了 41.2 秒，不含写任务和整理文档的时间。参考过程共调用工具 26 次，包含 2 次预期错误；另外有 7 次调用用于构造错误候选。模型调用数仍为 0，八个原型只属于训练区，正式的 1,000 条轨迹和独立 dev、test 还没有完成。</w:t>
-      </w:r>
-    </w:p>
-    <w:p>
-      <w:pPr>
-        <w:pStyle w:val="Heading2"/>
-      </w:pPr>
-      <w:r>
-        <w:t>为什么不直接从“把一个函数改对”开始算成绩？</w:t>
-      </w:r>
-    </w:p>
-    <w:p>
-      <w:r>
-        <w:t>单独改一行代码，容易忽略真正做任务时的上下文。这次把代码放进可离线运行的小项目：入口可能经过两个模块才找到目标，配置里有容易改错的相邻字段，多文件修改要同时对齐生产端、展示端和 schema。还保留了不应使用的旧文件，检查参考操作有没有沿着当前项目结构找到答案。</w:t>
-      </w:r>
-    </w:p>
-    <w:p>
-      <w:r>
-        <w:t>每个原型在两个独立容器里运行。第一个容器先检查原始错误状态或错误答案，再执行一个明确错误的操作；第二个容器从原始文件重新开始，运行规则给出的参考步骤。文件初始化和最终判据由核验程序执行，不混入参考轨迹的工具调用次数。</w:t>
-      </w:r>
-    </w:p>
-    <w:tbl>
-      <w:tblPr>
-        <w:tblStyle w:val="TableGrid"/>
-        <w:tblW w:type="auto" w:w="0"/>
-        <w:tblLook w:firstColumn="1" w:firstRow="1" w:lastColumn="0" w:lastRow="0" w:noHBand="0" w:noVBand="1" w:val="04A0"/>
-      </w:tblPr>
-      <w:tblGrid>
-        <w:gridCol w:w="1928"/>
-        <w:gridCol w:w="1928"/>
-        <w:gridCol w:w="1928"/>
-        <w:gridCol w:w="1928"/>
-        <w:gridCol w:w="1928"/>
-      </w:tblGrid>
-      <w:tr>
-        <w:trPr>
-          <w:cantSplit/>
-          <w:tblHeader/>
-        </w:trPr>
-        <w:tc>
-          <w:tcPr>
-            <w:tcW w:type="dxa" w:w="1928"/>
-            <w:shd w:fill="F3F4F6"/>
-          </w:tcPr>
-          <w:p>
-            <w:pPr>
-              <w:spacing w:after="40" w:line="240" w:lineRule="auto"/>
-            </w:pPr>
-            <w:r>
-              <w:rPr>
-                <w:b/>
-              </w:rPr>
-              <w:t>任务类别</w:t>
-            </w:r>
-          </w:p>
-        </w:tc>
-        <w:tc>
-          <w:tcPr>
-            <w:tcW w:type="dxa" w:w="1928"/>
-            <w:shd w:fill="F3F4F6"/>
-          </w:tcPr>
-          <w:p>
-            <w:pPr>
-              <w:spacing w:after="40" w:line="240" w:lineRule="auto"/>
-            </w:pPr>
-            <w:r>
-              <w:rPr>
-                <w:b/>
-              </w:rPr>
-              <w:t>参考调用（次）</w:t>
-            </w:r>
-          </w:p>
-        </w:tc>
-        <w:tc>
-          <w:tcPr>
-            <w:tcW w:type="dxa" w:w="1928"/>
-            <w:shd w:fill="F3F4F6"/>
-          </w:tcPr>
-          <w:p>
-            <w:pPr>
-              <w:spacing w:after="40" w:line="240" w:lineRule="auto"/>
-            </w:pPr>
-            <w:r>
-              <w:rPr>
-                <w:b/>
-              </w:rPr>
-              <w:t>错误返回（次）</w:t>
-            </w:r>
-          </w:p>
-        </w:tc>
-        <w:tc>
-          <w:tcPr>
-            <w:tcW w:type="dxa" w:w="1928"/>
-            <w:shd w:fill="F3F4F6"/>
-          </w:tcPr>
-          <w:p>
-            <w:pPr>
-              <w:spacing w:after="40" w:line="240" w:lineRule="auto"/>
-            </w:pPr>
-            <w:r>
-              <w:rPr>
-                <w:b/>
-              </w:rPr>
-              <w:t>参考结果</w:t>
-            </w:r>
-          </w:p>
-        </w:tc>
-        <w:tc>
-          <w:tcPr>
-            <w:tcW w:type="dxa" w:w="1928"/>
-            <w:shd w:fill="F3F4F6"/>
-          </w:tcPr>
-          <w:p>
-            <w:pPr>
-              <w:spacing w:after="40" w:line="240" w:lineRule="auto"/>
-            </w:pPr>
-            <w:r>
-              <w:rPr>
-                <w:b/>
-              </w:rPr>
-              <w:t>错误候选</w:t>
-            </w:r>
-          </w:p>
-        </w:tc>
-      </w:tr>
-      <w:tr>
-        <w:trPr>
-          <w:cantSplit/>
-        </w:trPr>
-        <w:tc>
-          <w:tcPr>
-            <w:tcW w:type="dxa" w:w="1928"/>
-          </w:tcPr>
-          <w:p>
-            <w:pPr>
-              <w:spacing w:after="40" w:line="240" w:lineRule="auto"/>
-            </w:pPr>
-            <w:r>
-              <w:t>读取定位</w:t>
-            </w:r>
-          </w:p>
-        </w:tc>
-        <w:tc>
-          <w:tcPr>
-            <w:tcW w:type="dxa" w:w="1928"/>
-          </w:tcPr>
-          <w:p>
-            <w:pPr>
-              <w:spacing w:after="40" w:line="240" w:lineRule="auto"/>
-            </w:pPr>
-            <w:r>
-              <w:t>3</w:t>
-            </w:r>
-          </w:p>
-        </w:tc>
-        <w:tc>
-          <w:tcPr>
-            <w:tcW w:type="dxa" w:w="1928"/>
-          </w:tcPr>
-          <w:p>
-            <w:pPr>
-              <w:spacing w:after="40" w:line="240" w:lineRule="auto"/>
-            </w:pPr>
-            <w:r>
-              <w:t>0</w:t>
-            </w:r>
-          </w:p>
-        </w:tc>
-        <w:tc>
-          <w:tcPr>
-            <w:tcW w:type="dxa" w:w="1928"/>
-          </w:tcPr>
-          <w:p>
-            <w:pPr>
-              <w:spacing w:after="40" w:line="240" w:lineRule="auto"/>
-            </w:pPr>
-            <w:r>
-              <w:t>通过</w:t>
-            </w:r>
-          </w:p>
-        </w:tc>
-        <w:tc>
-          <w:tcPr>
-            <w:tcW w:type="dxa" w:w="1928"/>
-          </w:tcPr>
-          <w:p>
-            <w:pPr>
-              <w:spacing w:after="40" w:line="240" w:lineRule="auto"/>
-            </w:pPr>
-            <w:r>
-              <w:t>拒绝</w:t>
-            </w:r>
-          </w:p>
-        </w:tc>
-      </w:tr>
-      <w:tr>
-        <w:trPr>
-          <w:cantSplit/>
-        </w:trPr>
-        <w:tc>
-          <w:tcPr>
-            <w:tcW w:type="dxa" w:w="1928"/>
-          </w:tcPr>
-          <w:p>
-            <w:pPr>
-              <w:spacing w:after="40" w:line="240" w:lineRule="auto"/>
-            </w:pPr>
-            <w:r>
-              <w:t>配置修改</w:t>
-            </w:r>
-          </w:p>
-        </w:tc>
-        <w:tc>
-          <w:tcPr>
-            <w:tcW w:type="dxa" w:w="1928"/>
-          </w:tcPr>
-          <w:p>
-            <w:pPr>
-              <w:spacing w:after="40" w:line="240" w:lineRule="auto"/>
-            </w:pPr>
-            <w:r>
-              <w:t>3</w:t>
-            </w:r>
-          </w:p>
-        </w:tc>
-        <w:tc>
-          <w:tcPr>
-            <w:tcW w:type="dxa" w:w="1928"/>
-          </w:tcPr>
-          <w:p>
-            <w:pPr>
-              <w:spacing w:after="40" w:line="240" w:lineRule="auto"/>
-            </w:pPr>
-            <w:r>
-              <w:t>0</w:t>
-            </w:r>
-          </w:p>
-        </w:tc>
-        <w:tc>
-          <w:tcPr>
-            <w:tcW w:type="dxa" w:w="1928"/>
-          </w:tcPr>
-          <w:p>
-            <w:pPr>
-              <w:spacing w:after="40" w:line="240" w:lineRule="auto"/>
-            </w:pPr>
-            <w:r>
-              <w:t>通过</w:t>
-            </w:r>
-          </w:p>
-        </w:tc>
-        <w:tc>
-          <w:tcPr>
-            <w:tcW w:type="dxa" w:w="1928"/>
-          </w:tcPr>
-          <w:p>
-            <w:pPr>
-              <w:spacing w:after="40" w:line="240" w:lineRule="auto"/>
-            </w:pPr>
-            <w:r>
-              <w:t>拒绝</w:t>
-            </w:r>
-          </w:p>
-        </w:tc>
-      </w:tr>
-      <w:tr>
-        <w:trPr>
-          <w:cantSplit/>
-        </w:trPr>
-        <w:tc>
-          <w:tcPr>
-            <w:tcW w:type="dxa" w:w="1928"/>
-          </w:tcPr>
-          <w:p>
-            <w:pPr>
-              <w:spacing w:after="40" w:line="240" w:lineRule="auto"/>
-            </w:pPr>
-            <w:r>
-              <w:t>函数修复</w:t>
-            </w:r>
-          </w:p>
-        </w:tc>
-        <w:tc>
-          <w:tcPr>
-            <w:tcW w:type="dxa" w:w="1928"/>
-          </w:tcPr>
-          <w:p>
-            <w:pPr>
-              <w:spacing w:after="40" w:line="240" w:lineRule="auto"/>
-            </w:pPr>
-            <w:r>
-              <w:t>4</w:t>
-            </w:r>
-          </w:p>
-        </w:tc>
-        <w:tc>
-          <w:tcPr>
-            <w:tcW w:type="dxa" w:w="1928"/>
-          </w:tcPr>
-          <w:p>
-            <w:pPr>
-              <w:spacing w:after="40" w:line="240" w:lineRule="auto"/>
-            </w:pPr>
-            <w:r>
-              <w:t>0</w:t>
-            </w:r>
-          </w:p>
-        </w:tc>
-        <w:tc>
-          <w:tcPr>
-            <w:tcW w:type="dxa" w:w="1928"/>
-          </w:tcPr>
-          <w:p>
-            <w:pPr>
-              <w:spacing w:after="40" w:line="240" w:lineRule="auto"/>
-            </w:pPr>
-            <w:r>
-              <w:t>通过</w:t>
-            </w:r>
-          </w:p>
-        </w:tc>
-        <w:tc>
-          <w:tcPr>
-            <w:tcW w:type="dxa" w:w="1928"/>
-          </w:tcPr>
-          <w:p>
-            <w:pPr>
-              <w:spacing w:after="40" w:line="240" w:lineRule="auto"/>
-            </w:pPr>
-            <w:r>
-              <w:t>拒绝</w:t>
-            </w:r>
-          </w:p>
-        </w:tc>
-      </w:tr>
-      <w:tr>
-        <w:trPr>
-          <w:cantSplit/>
-        </w:trPr>
-        <w:tc>
-          <w:tcPr>
-            <w:tcW w:type="dxa" w:w="1928"/>
-          </w:tcPr>
-          <w:p>
-            <w:pPr>
-              <w:spacing w:after="40" w:line="240" w:lineRule="auto"/>
-            </w:pPr>
-            <w:r>
-              <w:t>多文件一致性</w:t>
-            </w:r>
-          </w:p>
-        </w:tc>
-        <w:tc>
-          <w:tcPr>
-            <w:tcW w:type="dxa" w:w="1928"/>
-          </w:tcPr>
-          <w:p>
-            <w:pPr>
-              <w:spacing w:after="40" w:line="240" w:lineRule="auto"/>
-            </w:pPr>
-            <w:r>
-              <w:t>7</w:t>
-            </w:r>
-          </w:p>
-        </w:tc>
-        <w:tc>
-          <w:tcPr>
-            <w:tcW w:type="dxa" w:w="1928"/>
-          </w:tcPr>
-          <w:p>
-            <w:pPr>
-              <w:spacing w:after="40" w:line="240" w:lineRule="auto"/>
-            </w:pPr>
-            <w:r>
-              <w:t>0</w:t>
-            </w:r>
-          </w:p>
-        </w:tc>
-        <w:tc>
-          <w:tcPr>
-            <w:tcW w:type="dxa" w:w="1928"/>
-          </w:tcPr>
-          <w:p>
-            <w:pPr>
-              <w:spacing w:after="40" w:line="240" w:lineRule="auto"/>
-            </w:pPr>
-            <w:r>
-              <w:t>通过</w:t>
-            </w:r>
-          </w:p>
-        </w:tc>
-        <w:tc>
-          <w:tcPr>
-            <w:tcW w:type="dxa" w:w="1928"/>
-          </w:tcPr>
-          <w:p>
-            <w:pPr>
-              <w:spacing w:after="40" w:line="240" w:lineRule="auto"/>
-            </w:pPr>
-            <w:r>
-              <w:t>拒绝</w:t>
-            </w:r>
-          </w:p>
-        </w:tc>
-      </w:tr>
-      <w:tr>
-        <w:trPr>
-          <w:cantSplit/>
-        </w:trPr>
-        <w:tc>
-          <w:tcPr>
-            <w:tcW w:type="dxa" w:w="1928"/>
-          </w:tcPr>
-          <w:p>
-            <w:pPr>
-              <w:spacing w:after="40" w:line="240" w:lineRule="auto"/>
-            </w:pPr>
-            <w:r>
-              <w:t>失败恢复</w:t>
-            </w:r>
-          </w:p>
-        </w:tc>
-        <w:tc>
-          <w:tcPr>
-            <w:tcW w:type="dxa" w:w="1928"/>
-          </w:tcPr>
-          <w:p>
-            <w:pPr>
-              <w:spacing w:after="40" w:line="240" w:lineRule="auto"/>
-            </w:pPr>
-            <w:r>
-              <w:t>4</w:t>
-            </w:r>
-          </w:p>
-        </w:tc>
-        <w:tc>
-          <w:tcPr>
-            <w:tcW w:type="dxa" w:w="1928"/>
-          </w:tcPr>
-          <w:p>
-            <w:pPr>
-              <w:spacing w:after="40" w:line="240" w:lineRule="auto"/>
-            </w:pPr>
-            <w:r>
-              <w:t>1</w:t>
-            </w:r>
-          </w:p>
-        </w:tc>
-        <w:tc>
-          <w:tcPr>
-            <w:tcW w:type="dxa" w:w="1928"/>
-          </w:tcPr>
-          <w:p>
-            <w:pPr>
-              <w:spacing w:after="40" w:line="240" w:lineRule="auto"/>
-            </w:pPr>
-            <w:r>
-              <w:t>通过</w:t>
-            </w:r>
-          </w:p>
-        </w:tc>
-        <w:tc>
-          <w:tcPr>
-            <w:tcW w:type="dxa" w:w="1928"/>
-          </w:tcPr>
-          <w:p>
-            <w:pPr>
-              <w:spacing w:after="40" w:line="240" w:lineRule="auto"/>
-            </w:pPr>
-            <w:r>
-              <w:t>拒绝</w:t>
-            </w:r>
-          </w:p>
-        </w:tc>
-      </w:tr>
-      <w:tr>
-        <w:trPr>
-          <w:cantSplit/>
-        </w:trPr>
-        <w:tc>
-          <w:tcPr>
-            <w:tcW w:type="dxa" w:w="1928"/>
-          </w:tcPr>
-          <w:p>
-            <w:pPr>
-              <w:spacing w:after="40" w:line="240" w:lineRule="auto"/>
-            </w:pPr>
-            <w:r>
-              <w:t>缺参数询问</w:t>
-            </w:r>
-          </w:p>
-        </w:tc>
-        <w:tc>
-          <w:tcPr>
-            <w:tcW w:type="dxa" w:w="1928"/>
-          </w:tcPr>
-          <w:p>
-            <w:pPr>
-              <w:spacing w:after="40" w:line="240" w:lineRule="auto"/>
-            </w:pPr>
-            <w:r>
-              <w:t>1</w:t>
-            </w:r>
-          </w:p>
-        </w:tc>
-        <w:tc>
-          <w:tcPr>
-            <w:tcW w:type="dxa" w:w="1928"/>
-          </w:tcPr>
-          <w:p>
-            <w:pPr>
-              <w:spacing w:after="40" w:line="240" w:lineRule="auto"/>
-            </w:pPr>
-            <w:r>
-              <w:t>0</w:t>
-            </w:r>
-          </w:p>
-        </w:tc>
-        <w:tc>
-          <w:tcPr>
-            <w:tcW w:type="dxa" w:w="1928"/>
-          </w:tcPr>
-          <w:p>
-            <w:pPr>
-              <w:spacing w:after="40" w:line="240" w:lineRule="auto"/>
-            </w:pPr>
-            <w:r>
-              <w:t>通过</w:t>
-            </w:r>
-          </w:p>
-        </w:tc>
-        <w:tc>
-          <w:tcPr>
-            <w:tcW w:type="dxa" w:w="1928"/>
-          </w:tcPr>
-          <w:p>
-            <w:pPr>
-              <w:spacing w:after="40" w:line="240" w:lineRule="auto"/>
-            </w:pPr>
-            <w:r>
-              <w:t>拒绝</w:t>
-            </w:r>
-          </w:p>
-        </w:tc>
-      </w:tr>
-      <w:tr>
-        <w:trPr>
-          <w:cantSplit/>
-        </w:trPr>
-        <w:tc>
-          <w:tcPr>
-            <w:tcW w:type="dxa" w:w="1928"/>
-          </w:tcPr>
-          <w:p>
-            <w:pPr>
-              <w:spacing w:after="40" w:line="240" w:lineRule="auto"/>
-            </w:pPr>
-            <w:r>
-              <w:t>无需工具回答</w:t>
-            </w:r>
-          </w:p>
-        </w:tc>
-        <w:tc>
-          <w:tcPr>
-            <w:tcW w:type="dxa" w:w="1928"/>
-          </w:tcPr>
-          <w:p>
-            <w:pPr>
-              <w:spacing w:after="40" w:line="240" w:lineRule="auto"/>
-            </w:pPr>
-            <w:r>
-              <w:t>0</w:t>
-            </w:r>
-          </w:p>
-        </w:tc>
-        <w:tc>
-          <w:tcPr>
-            <w:tcW w:type="dxa" w:w="1928"/>
-          </w:tcPr>
-          <w:p>
-            <w:pPr>
-              <w:spacing w:after="40" w:line="240" w:lineRule="auto"/>
-            </w:pPr>
-            <w:r>
-              <w:t>0</w:t>
-            </w:r>
-          </w:p>
-        </w:tc>
-        <w:tc>
-          <w:tcPr>
-            <w:tcW w:type="dxa" w:w="1928"/>
-          </w:tcPr>
-          <w:p>
-            <w:pPr>
-              <w:spacing w:after="40" w:line="240" w:lineRule="auto"/>
-            </w:pPr>
-            <w:r>
-              <w:t>通过</w:t>
-            </w:r>
-          </w:p>
-        </w:tc>
-        <w:tc>
-          <w:tcPr>
-            <w:tcW w:type="dxa" w:w="1928"/>
-          </w:tcPr>
-          <w:p>
-            <w:pPr>
-              <w:spacing w:after="40" w:line="240" w:lineRule="auto"/>
-            </w:pPr>
-            <w:r>
-              <w:t>拒绝</w:t>
-            </w:r>
-          </w:p>
-        </w:tc>
-      </w:tr>
-      <w:tr>
-        <w:trPr>
-          <w:cantSplit/>
-        </w:trPr>
-        <w:tc>
-          <w:tcPr>
-            <w:tcW w:type="dxa" w:w="1928"/>
-          </w:tcPr>
-          <w:p>
-            <w:pPr>
-              <w:spacing w:after="40" w:line="240" w:lineRule="auto"/>
-            </w:pPr>
-            <w:r>
-              <w:t>无效路径恢复</w:t>
-            </w:r>
-          </w:p>
-        </w:tc>
-        <w:tc>
-          <w:tcPr>
-            <w:tcW w:type="dxa" w:w="1928"/>
-          </w:tcPr>
-          <w:p>
-            <w:pPr>
-              <w:spacing w:after="40" w:line="240" w:lineRule="auto"/>
-            </w:pPr>
-            <w:r>
-              <w:t>4</w:t>
-            </w:r>
-          </w:p>
-        </w:tc>
-        <w:tc>
-          <w:tcPr>
-            <w:tcW w:type="dxa" w:w="1928"/>
-          </w:tcPr>
-          <w:p>
-            <w:pPr>
-              <w:spacing w:after="40" w:line="240" w:lineRule="auto"/>
-            </w:pPr>
-            <w:r>
-              <w:t>1</w:t>
-            </w:r>
-          </w:p>
-        </w:tc>
-        <w:tc>
-          <w:tcPr>
-            <w:tcW w:type="dxa" w:w="1928"/>
-          </w:tcPr>
-          <w:p>
-            <w:pPr>
-              <w:spacing w:after="40" w:line="240" w:lineRule="auto"/>
-            </w:pPr>
-            <w:r>
-              <w:t>通过</w:t>
-            </w:r>
-          </w:p>
-        </w:tc>
-        <w:tc>
-          <w:tcPr>
-            <w:tcW w:type="dxa" w:w="1928"/>
-          </w:tcPr>
-          <w:p>
-            <w:pPr>
-              <w:spacing w:after="40" w:line="240" w:lineRule="auto"/>
-            </w:pPr>
-            <w:r>
-              <w:t>拒绝</w:t>
-            </w:r>
-          </w:p>
-        </w:tc>
-      </w:tr>
-    </w:tbl>
-    <w:p>
-      <w:pPr>
-        <w:keepNext/>
-        <w:spacing w:before="120"/>
-        <w:jc w:val="center"/>
-      </w:pPr>
-      <w:r>
-        <w:drawing>
-          <wp:inline xmlns:a="http://schemas.openxmlformats.org/drawingml/2006/main" xmlns:pic="http://schemas.openxmlformats.org/drawingml/2006/picture">
-            <wp:extent cx="5400000" cy="3037500"/>
-            <wp:docPr id="6" name="Picture 6"/>
-            <wp:cNvGraphicFramePr>
-              <a:graphicFrameLocks noChangeAspect="1"/>
-            </wp:cNvGraphicFramePr>
-            <a:graphic>
-              <a:graphicData uri="http://schemas.openxmlformats.org/drawingml/2006/picture">
-                <pic:pic>
-                  <pic:nvPicPr>
-                    <pic:cNvPr id="0" name="reference-calls.png"/>
-                    <pic:cNvPicPr/>
-                  </pic:nvPicPr>
-                  <pic:blipFill>
-                    <a:blip r:embed="rId16"/>
-                    <a:stretch>
-                      <a:fillRect/>
-                    </a:stretch>
-                  </pic:blipFill>
-                  <pic:spPr>
-                    <a:xfrm>
-                      <a:off x="0" y="0"/>
-                      <a:ext cx="5400000" cy="3037500"/>
-                    </a:xfrm>
-                    <a:prstGeom prst="rect"/>
-                  </pic:spPr>
-                </pic:pic>
-              </a:graphicData>
-            </a:graphic>
-          </wp:inline>
-        </w:drawing>
-      </w:r>
-    </w:p>
-    <w:p>
-      <w:pPr>
-        <w:jc w:val="center"/>
-      </w:pPr>
-      <w:r>
-        <w:t>图 E14-1：8 个训练区原型的真实参考调用；错误返回计入调用次数，模型调用为 0。</w:t>
-      </w:r>
-    </w:p>
-    <w:p>
-      <w:r>
-        <w:t>多文件任务实际用了七次工具调用，无需工具的回答则一次也没有调用。两种恢复任务各保留一次失败返回，随后根据项目内容继续处理。这张图说明参考过程实际做了哪些操作，不能据此推断模型会选对工具，也不能把调用次数多当成任务更难的充分证据。</w:t>
-      </w:r>
-    </w:p>
-    <w:p>
-      <w:pPr>
-        <w:pStyle w:val="Heading2"/>
-      </w:pPr>
-      <w:r>
-        <w:t>只输出“通过”，能不能蒙混过去？不能</w:t>
-      </w:r>
-    </w:p>
-    <w:p>
-      <w:r>
-        <w:t>函数修复、多文件修改和失败恢复这三个任务，都试过把检查脚本改成直接输出预期的成功文本。命令的退出码变成了 0，输出也对上了，但判据仍然拒绝：检查文件的哈希与初始值不同。这样可以挡住“修改检查，让错误代码看起来通过”的做法。</w:t>
-      </w:r>
-    </w:p>
-    <w:p>
-      <w:r>
-        <w:t>下面是实际实现中检查受保护文件的核心逻辑。</w:t>
-      </w:r>
-      <w:r>
-        <w:rPr>
-          <w:rFonts w:ascii="Consolas" w:hAnsi="Consolas"/>
-          <w:sz w:val="20"/>
-        </w:rPr>
-        <w:t>files</w:t>
-      </w:r>
-      <w:r>
-        <w:t xml:space="preserve"> 是结束时的文件快照，</w:t>
-      </w:r>
-      <w:r>
-        <w:rPr>
-          <w:rFonts w:ascii="Consolas" w:hAnsi="Consolas"/>
-          <w:sz w:val="20"/>
-        </w:rPr>
-        <w:t>task.files</w:t>
-      </w:r>
-      <w:r>
-        <w:t xml:space="preserve"> 保存初始文本，</w:t>
-      </w:r>
-      <w:r>
-        <w:rPr>
-          <w:rFonts w:ascii="Consolas" w:hAnsi="Consolas"/>
-          <w:sz w:val="20"/>
-        </w:rPr>
-        <w:t>allowed_changes</w:t>
-      </w:r>
-      <w:r>
-        <w:t xml:space="preserve"> 只列本次允许修改的文件。</w:t>
-      </w:r>
-    </w:p>
-    <w:p>
-      <w:pPr>
-        <w:pStyle w:val="CodeBlock"/>
-        <w:shd w:fill="F3F4F6"/>
-      </w:pPr>
-      <w:r>
-        <w:t>for (const [name, value] of Object.entries(task.files)) {</w:t>
-        <w:br/>
-        <w:t xml:space="preserve">  if (!task.allowed_changes.includes(name) &amp;&amp;</w:t>
-        <w:br/>
-        <w:t xml:space="preserve">      byPath.get(name)?.sha256 !== digest(value)) {</w:t>
-        <w:br/>
-        <w:t xml:space="preserve">    reasons.push('protected_file_changed:' + name);</w:t>
-        <w:br/>
-        <w:t xml:space="preserve">  }</w:t>
-        <w:br/>
-        <w:t>}</w:t>
-      </w:r>
-    </w:p>
-    <w:p>
-      <w:r>
-        <w:t>配置任务还做了一个更隐蔽的错误：search 的缓存容量按要求改成 120，却顺手把 admin 的容量从 20 改成 21。文件可以解析，但完整 JSON 状态比较仍然拒绝。只检查目标字段变成 120，会漏掉这个额外改动。</w:t>
-      </w:r>
-    </w:p>
-    <w:p>
-      <w:pPr>
-        <w:pStyle w:val="Heading2"/>
-      </w:pPr>
-      <w:r>
-        <w:t>错误返回有什么用？字符串修复这次就靠它定位</w:t>
-      </w:r>
-    </w:p>
-    <w:p>
-      <w:r>
-        <w:t xml:space="preserve">失败恢复任务先运行现有检查，真实返回退出码 1：输入含连续空格时，得到 </w:t>
-      </w:r>
-      <w:r>
-        <w:rPr>
-          <w:rFonts w:ascii="Consolas" w:hAnsi="Consolas"/>
-          <w:sz w:val="20"/>
-        </w:rPr>
-        <w:t>a- b</w:t>
-      </w:r>
-      <w:r>
-        <w:t xml:space="preserve">，预期是 </w:t>
-      </w:r>
-      <w:r>
-        <w:rPr>
-          <w:rFonts w:ascii="Consolas" w:hAnsi="Consolas"/>
-          <w:sz w:val="20"/>
-        </w:rPr>
-        <w:t>a-b</w:t>
-      </w:r>
-      <w:r>
-        <w:t>。读回函数后可以看到，旧写法只替换一次普通空格。参考操作把它改成匹配连续空白的正则，再运行原检查，五个样例全部通过。</w:t>
-      </w:r>
-    </w:p>
-    <w:p>
-      <w:pPr>
-        <w:pStyle w:val="CodeBlock"/>
-        <w:shd w:fill="F3F4F6"/>
-      </w:pPr>
-      <w:r>
-        <w:t>// 旧写法只替换第一个普通空格</w:t>
-        <w:br/>
-        <w:t>value.trim().replace(' ', '-').toLowerCase();</w:t>
-        <w:br/>
-        <w:t>// 修复后同时处理连续空格、制表符和换行</w:t>
-        <w:br/>
-        <w:t>value.trim().replace(/\s+/g, '-').toLowerCase();</w:t>
-      </w:r>
-    </w:p>
-    <w:p>
-      <w:r>
-        <w:t>这五个样例涵盖连续空格、制表符、换行、普通字符和纯空白。失败的第一次调用仍留在轨迹里，不能为了让过程显得顺利而删掉它。最终判据又独立运行一次原检查，核对退出码和输出。</w:t>
-      </w:r>
-    </w:p>
-    <w:p>
-      <w:r>
-        <w:t>路径恢复也保留了真实 ENOENT：旧库存文件不存在。参考步骤继续读项目说明和导出清单，找到当前库存，数量 7、12、4 相加得到 23。错误候选则新建了一个同样合计 23 的旧路径文件，即使答案里的数对了，判据仍因新增文件而拒绝。</w:t>
-      </w:r>
-    </w:p>
-    <w:p>
-      <w:pPr>
-        <w:pStyle w:val="Heading2"/>
-      </w:pPr>
-      <w:r>
-        <w:t>信息没给全时，问清楚比猜一个数更合适</w:t>
-      </w:r>
-    </w:p>
-    <w:p>
-      <w:r>
-        <w:t>用户只说把上传超时“调大一些”，没有给目标秒数。参考操作读到当前为 30 秒后询问目标值，保留原配置。错误候选一边问目标值，一边已经改成了 60 秒；回复看起来谨慎，文件却已被擅自修改，所以仍被拒绝。</w:t>
-      </w:r>
-    </w:p>
-    <w:p>
-      <w:r>
-        <w:t>无需工具的任务则直接解释“每秒最多允许八次请求”。错误候选答案正确，却先去读了无关配置；因为任务明确要求只根据已给文字回答，这次额外调用也被拒绝。这里考察的是有没有遵守具体任务约束，不是规定所有解释性问题都禁止使用工具。</w:t>
-      </w:r>
-    </w:p>
-    <w:p>
-      <w:pPr>
-        <w:pStyle w:val="Heading2"/>
-      </w:pPr>
-      <w:r>
-        <w:t>这轮确认了什么，还要补什么？</w:t>
-      </w:r>
-    </w:p>
-    <w:p>
-      <w:r>
-        <w:t>现在确认了八个原型能真实执行，判据能够发现这批明确构造的错误，文件快照和失败返回也能保留下来。每个任务的参考调用都在 12 次预算内；容器无网络、没有宿主目录挂载，也没有 GPU 请求。本轮创建的 16 个容器结束后都已移除。</w:t>
-      </w:r>
-    </w:p>
-    <w:p>
-      <w:r>
-        <w:t>原型的覆盖还有限。代码判据使用任务自带的固定样例，不能保证发现所有绕过方式；询问与解释类回复只做必要词语检查，真实模型接入后还要逐条复查语义。后续扩展训练任务结构，并为 dev 和 test 单独建立模板族、仓库族，避免只换几个变量名就把同一道题算成未见过的任务。</w:t>
-      </w:r>
-    </w:p>
-    <w:p>
-      <w:r>
-        <w:t>复习时可以先看两个问题。为什么命令输出正确还可能失败？因为检查文件或不该动的配置也可能被改过，输出只是成功条件的一部分。为什么参考操作 8/8 不能写成 Agent 成功率 100%？因为步骤由规则预先给定，还没有让模型自己选择工具、读取错误并决定下一步。</w:t>
-      </w:r>
-    </w:p>
-    <w:p>
-      <w:pPr>
-        <w:pStyle w:val="Heading2"/>
-      </w:pPr>
-      <w:r>
-        <w:t>工具轨迹怎么变成训练样本？保留历史，每次只学当前回复</w:t>
-      </w:r>
-    </w:p>
-    <w:p>
-      <w:r>
-        <w:t>E14-R02 把这八条参考过程转换成了 34 个回复单元，共 1,258 个监督 token。一次工具调用是一个 assistant 回复，轨迹结束时的总结或询问又是一个回复；所以“八条轨迹”并不等于“八个训练单元”。这些答案和步骤仍来自已执行的任务规则，没有混入教师生成。</w:t>
-      </w:r>
-    </w:p>
-    <w:p>
-      <w:r>
-        <w:t>转换时逐个保留调用 id、工具名、参数和真实文本返回，两次错误也没有丢掉。官方 Qwen3 模板在文本中呈现工具名和参数，不把本轮 Pi 的调用 id 当作模型要生成的内容；数据里仍保存 id，便于核对请求与返回是否对应。34 个单元逐个检查了模板文本、token、推理前缀和监督位置，带监督标记的模板与官方模板渲染一致。</w:t>
-      </w:r>
-    </w:p>
-    <w:tbl>
-      <w:tblPr>
-        <w:tblStyle w:val="TableGrid"/>
-        <w:tblW w:type="auto" w:w="0"/>
-        <w:tblLook w:firstColumn="1" w:firstRow="1" w:lastColumn="0" w:lastRow="0" w:noHBand="0" w:noVBand="1" w:val="04A0"/>
-      </w:tblPr>
-      <w:tblGrid>
-        <w:gridCol w:w="2409"/>
-        <w:gridCol w:w="2409"/>
-        <w:gridCol w:w="2409"/>
-        <w:gridCol w:w="2409"/>
-      </w:tblGrid>
-      <w:tr>
-        <w:trPr>
-          <w:cantSplit/>
-          <w:tblHeader/>
-        </w:trPr>
-        <w:tc>
-          <w:tcPr>
-            <w:tcW w:type="dxa" w:w="2409"/>
-            <w:shd w:fill="F3F4F6"/>
-          </w:tcPr>
-          <w:p>
-            <w:pPr>
-              <w:spacing w:after="40" w:line="240" w:lineRule="auto"/>
-            </w:pPr>
-            <w:r>
-              <w:rPr>
-                <w:b/>
-              </w:rPr>
-              <w:t>任务类别</w:t>
-            </w:r>
-          </w:p>
-        </w:tc>
-        <w:tc>
-          <w:tcPr>
-            <w:tcW w:type="dxa" w:w="2409"/>
-            <w:shd w:fill="F3F4F6"/>
-          </w:tcPr>
-          <w:p>
-            <w:pPr>
-              <w:spacing w:after="40" w:line="240" w:lineRule="auto"/>
-            </w:pPr>
-            <w:r>
-              <w:rPr>
-                <w:b/>
-              </w:rPr>
-              <w:t>回复单元（个）</w:t>
-            </w:r>
-          </w:p>
-        </w:tc>
-        <w:tc>
-          <w:tcPr>
-            <w:tcW w:type="dxa" w:w="2409"/>
-            <w:shd w:fill="F3F4F6"/>
-          </w:tcPr>
-          <w:p>
-            <w:pPr>
-              <w:spacing w:after="40" w:line="240" w:lineRule="auto"/>
-            </w:pPr>
-            <w:r>
-              <w:rPr>
-                <w:b/>
-              </w:rPr>
-              <w:t>最长输入（token）</w:t>
-            </w:r>
-          </w:p>
-        </w:tc>
-        <w:tc>
-          <w:tcPr>
-            <w:tcW w:type="dxa" w:w="2409"/>
-            <w:shd w:fill="F3F4F6"/>
-          </w:tcPr>
-          <w:p>
-            <w:pPr>
-              <w:spacing w:after="40" w:line="240" w:lineRule="auto"/>
-            </w:pPr>
-            <w:r>
-              <w:rPr>
-                <w:b/>
-              </w:rPr>
-              <w:t>监督量（token）</w:t>
-            </w:r>
-          </w:p>
-        </w:tc>
-      </w:tr>
-      <w:tr>
-        <w:trPr>
-          <w:cantSplit/>
-        </w:trPr>
-        <w:tc>
-          <w:tcPr>
-            <w:tcW w:type="dxa" w:w="2409"/>
-          </w:tcPr>
-          <w:p>
-            <w:pPr>
-              <w:spacing w:after="40" w:line="240" w:lineRule="auto"/>
-            </w:pPr>
-            <w:r>
-              <w:t>读取定位</w:t>
-            </w:r>
-          </w:p>
-        </w:tc>
-        <w:tc>
-          <w:tcPr>
-            <w:tcW w:type="dxa" w:w="2409"/>
-          </w:tcPr>
-          <w:p>
-            <w:pPr>
-              <w:spacing w:after="40" w:line="240" w:lineRule="auto"/>
-            </w:pPr>
-            <w:r>
-              <w:t>4</w:t>
-            </w:r>
-          </w:p>
-        </w:tc>
-        <w:tc>
-          <w:tcPr>
-            <w:tcW w:type="dxa" w:w="2409"/>
-          </w:tcPr>
-          <w:p>
-            <w:pPr>
-              <w:spacing w:after="40" w:line="240" w:lineRule="auto"/>
-            </w:pPr>
-            <w:r>
-              <w:t>1114</w:t>
-            </w:r>
-          </w:p>
-        </w:tc>
-        <w:tc>
-          <w:tcPr>
-            <w:tcW w:type="dxa" w:w="2409"/>
-          </w:tcPr>
-          <w:p>
-            <w:pPr>
-              <w:spacing w:after="40" w:line="240" w:lineRule="auto"/>
-            </w:pPr>
-            <w:r>
-              <w:t>120</w:t>
-            </w:r>
-          </w:p>
-        </w:tc>
-      </w:tr>
-      <w:tr>
-        <w:trPr>
-          <w:cantSplit/>
-        </w:trPr>
-        <w:tc>
-          <w:tcPr>
-            <w:tcW w:type="dxa" w:w="2409"/>
-          </w:tcPr>
-          <w:p>
-            <w:pPr>
-              <w:spacing w:after="40" w:line="240" w:lineRule="auto"/>
-            </w:pPr>
-            <w:r>
-              <w:t>配置修改</w:t>
-            </w:r>
-          </w:p>
-        </w:tc>
-        <w:tc>
-          <w:tcPr>
-            <w:tcW w:type="dxa" w:w="2409"/>
-          </w:tcPr>
-          <w:p>
-            <w:pPr>
-              <w:spacing w:after="40" w:line="240" w:lineRule="auto"/>
-            </w:pPr>
-            <w:r>
-              <w:t>4</w:t>
-            </w:r>
-          </w:p>
-        </w:tc>
-        <w:tc>
-          <w:tcPr>
-            <w:tcW w:type="dxa" w:w="2409"/>
-          </w:tcPr>
-          <w:p>
-            <w:pPr>
-              <w:spacing w:after="40" w:line="240" w:lineRule="auto"/>
-            </w:pPr>
-            <w:r>
-              <w:t>1180</w:t>
-            </w:r>
-          </w:p>
-        </w:tc>
-        <w:tc>
-          <w:tcPr>
-            <w:tcW w:type="dxa" w:w="2409"/>
-          </w:tcPr>
-          <w:p>
-            <w:pPr>
-              <w:spacing w:after="40" w:line="240" w:lineRule="auto"/>
-            </w:pPr>
-            <w:r>
-              <w:t>158</w:t>
-            </w:r>
-          </w:p>
-        </w:tc>
-      </w:tr>
-      <w:tr>
-        <w:trPr>
-          <w:cantSplit/>
-        </w:trPr>
-        <w:tc>
-          <w:tcPr>
-            <w:tcW w:type="dxa" w:w="2409"/>
-          </w:tcPr>
-          <w:p>
-            <w:pPr>
-              <w:spacing w:after="40" w:line="240" w:lineRule="auto"/>
-            </w:pPr>
-            <w:r>
-              <w:t>函数修复</w:t>
-            </w:r>
-          </w:p>
-        </w:tc>
-        <w:tc>
-          <w:tcPr>
-            <w:tcW w:type="dxa" w:w="2409"/>
-          </w:tcPr>
-          <w:p>
-            <w:pPr>
-              <w:spacing w:after="40" w:line="240" w:lineRule="auto"/>
-            </w:pPr>
-            <w:r>
-              <w:t>5</w:t>
-            </w:r>
-          </w:p>
-        </w:tc>
-        <w:tc>
-          <w:tcPr>
-            <w:tcW w:type="dxa" w:w="2409"/>
-          </w:tcPr>
-          <w:p>
-            <w:pPr>
-              <w:spacing w:after="40" w:line="240" w:lineRule="auto"/>
-            </w:pPr>
-            <w:r>
-              <w:t>1358</w:t>
-            </w:r>
-          </w:p>
-        </w:tc>
-        <w:tc>
-          <w:tcPr>
-            <w:tcW w:type="dxa" w:w="2409"/>
-          </w:tcPr>
-          <w:p>
-            <w:pPr>
-              <w:spacing w:after="40" w:line="240" w:lineRule="auto"/>
-            </w:pPr>
-            <w:r>
-              <w:t>217</w:t>
-            </w:r>
-          </w:p>
-        </w:tc>
-      </w:tr>
-      <w:tr>
-        <w:trPr>
-          <w:cantSplit/>
-        </w:trPr>
-        <w:tc>
-          <w:tcPr>
-            <w:tcW w:type="dxa" w:w="2409"/>
-          </w:tcPr>
-          <w:p>
-            <w:pPr>
-              <w:spacing w:after="40" w:line="240" w:lineRule="auto"/>
-            </w:pPr>
-            <w:r>
-              <w:t>多文件一致性</w:t>
-            </w:r>
-          </w:p>
-        </w:tc>
-        <w:tc>
-          <w:tcPr>
-            <w:tcW w:type="dxa" w:w="2409"/>
-          </w:tcPr>
-          <w:p>
-            <w:pPr>
-              <w:spacing w:after="40" w:line="240" w:lineRule="auto"/>
-            </w:pPr>
-            <w:r>
-              <w:t>8</w:t>
-            </w:r>
-          </w:p>
-        </w:tc>
-        <w:tc>
-          <w:tcPr>
-            <w:tcW w:type="dxa" w:w="2409"/>
-          </w:tcPr>
-          <w:p>
-            <w:pPr>
-              <w:spacing w:after="40" w:line="240" w:lineRule="auto"/>
-            </w:pPr>
-            <w:r>
-              <w:t>1432</w:t>
-            </w:r>
-          </w:p>
-        </w:tc>
-        <w:tc>
-          <w:tcPr>
-            <w:tcW w:type="dxa" w:w="2409"/>
-          </w:tcPr>
-          <w:p>
-            <w:pPr>
-              <w:spacing w:after="40" w:line="240" w:lineRule="auto"/>
-            </w:pPr>
-            <w:r>
-              <w:t>356</w:t>
-            </w:r>
-          </w:p>
-        </w:tc>
-      </w:tr>
-      <w:tr>
-        <w:trPr>
-          <w:cantSplit/>
-        </w:trPr>
-        <w:tc>
-          <w:tcPr>
-            <w:tcW w:type="dxa" w:w="2409"/>
-          </w:tcPr>
-          <w:p>
-            <w:pPr>
-              <w:spacing w:after="40" w:line="240" w:lineRule="auto"/>
-            </w:pPr>
-            <w:r>
-              <w:t>失败恢复</w:t>
-            </w:r>
-          </w:p>
-        </w:tc>
-        <w:tc>
-          <w:tcPr>
-            <w:tcW w:type="dxa" w:w="2409"/>
-          </w:tcPr>
-          <w:p>
-            <w:pPr>
-              <w:spacing w:after="40" w:line="240" w:lineRule="auto"/>
-            </w:pPr>
-            <w:r>
-              <w:t>5</w:t>
-            </w:r>
-          </w:p>
-        </w:tc>
-        <w:tc>
-          <w:tcPr>
-            <w:tcW w:type="dxa" w:w="2409"/>
-          </w:tcPr>
-          <w:p>
-            <w:pPr>
-              <w:spacing w:after="40" w:line="240" w:lineRule="auto"/>
-            </w:pPr>
-            <w:r>
-              <w:t>1347</w:t>
-            </w:r>
-          </w:p>
-        </w:tc>
-        <w:tc>
-          <w:tcPr>
-            <w:tcW w:type="dxa" w:w="2409"/>
-          </w:tcPr>
-          <w:p>
-            <w:pPr>
-              <w:spacing w:after="40" w:line="240" w:lineRule="auto"/>
-            </w:pPr>
-            <w:r>
-              <w:t>190</w:t>
-            </w:r>
-          </w:p>
-        </w:tc>
-      </w:tr>
-      <w:tr>
-        <w:trPr>
-          <w:cantSplit/>
-        </w:trPr>
-        <w:tc>
-          <w:tcPr>
-            <w:tcW w:type="dxa" w:w="2409"/>
-          </w:tcPr>
-          <w:p>
-            <w:pPr>
-              <w:spacing w:after="40" w:line="240" w:lineRule="auto"/>
-            </w:pPr>
-            <w:r>
-              <w:t>缺参数询问</w:t>
-            </w:r>
-          </w:p>
-        </w:tc>
-        <w:tc>
-          <w:tcPr>
-            <w:tcW w:type="dxa" w:w="2409"/>
-          </w:tcPr>
-          <w:p>
-            <w:pPr>
-              <w:spacing w:after="40" w:line="240" w:lineRule="auto"/>
-            </w:pPr>
-            <w:r>
-              <w:t>2</w:t>
-            </w:r>
-          </w:p>
-        </w:tc>
-        <w:tc>
-          <w:tcPr>
-            <w:tcW w:type="dxa" w:w="2409"/>
-          </w:tcPr>
-          <w:p>
-            <w:pPr>
-              <w:spacing w:after="40" w:line="240" w:lineRule="auto"/>
-            </w:pPr>
-            <w:r>
-              <w:t>969</w:t>
-            </w:r>
-          </w:p>
-        </w:tc>
-        <w:tc>
-          <w:tcPr>
-            <w:tcW w:type="dxa" w:w="2409"/>
-          </w:tcPr>
-          <w:p>
-            <w:pPr>
-              <w:spacing w:after="40" w:line="240" w:lineRule="auto"/>
-            </w:pPr>
-            <w:r>
-              <w:t>52</w:t>
-            </w:r>
-          </w:p>
-        </w:tc>
-      </w:tr>
-      <w:tr>
-        <w:trPr>
-          <w:cantSplit/>
-        </w:trPr>
-        <w:tc>
-          <w:tcPr>
-            <w:tcW w:type="dxa" w:w="2409"/>
-          </w:tcPr>
-          <w:p>
-            <w:pPr>
-              <w:spacing w:after="40" w:line="240" w:lineRule="auto"/>
-            </w:pPr>
-            <w:r>
-              <w:t>无需工具回答</w:t>
-            </w:r>
-          </w:p>
-        </w:tc>
-        <w:tc>
-          <w:tcPr>
-            <w:tcW w:type="dxa" w:w="2409"/>
-          </w:tcPr>
-          <w:p>
-            <w:pPr>
-              <w:spacing w:after="40" w:line="240" w:lineRule="auto"/>
-            </w:pPr>
-            <w:r>
-              <w:t>1</w:t>
-            </w:r>
-          </w:p>
-        </w:tc>
-        <w:tc>
-          <w:tcPr>
-            <w:tcW w:type="dxa" w:w="2409"/>
-          </w:tcPr>
-          <w:p>
-            <w:pPr>
-              <w:spacing w:after="40" w:line="240" w:lineRule="auto"/>
-            </w:pPr>
-            <w:r>
-              <w:t>924</w:t>
-            </w:r>
-          </w:p>
-        </w:tc>
-        <w:tc>
-          <w:tcPr>
-            <w:tcW w:type="dxa" w:w="2409"/>
-          </w:tcPr>
-          <w:p>
-            <w:pPr>
-              <w:spacing w:after="40" w:line="240" w:lineRule="auto"/>
-            </w:pPr>
-            <w:r>
-              <w:t>21</w:t>
-            </w:r>
-          </w:p>
-        </w:tc>
-      </w:tr>
-      <w:tr>
-        <w:trPr>
-          <w:cantSplit/>
-        </w:trPr>
-        <w:tc>
-          <w:tcPr>
-            <w:tcW w:type="dxa" w:w="2409"/>
-          </w:tcPr>
-          <w:p>
-            <w:pPr>
-              <w:spacing w:after="40" w:line="240" w:lineRule="auto"/>
-            </w:pPr>
-            <w:r>
-              <w:t>无效路径恢复</w:t>
-            </w:r>
-          </w:p>
-        </w:tc>
-        <w:tc>
-          <w:tcPr>
-            <w:tcW w:type="dxa" w:w="2409"/>
-          </w:tcPr>
-          <w:p>
-            <w:pPr>
-              <w:spacing w:after="40" w:line="240" w:lineRule="auto"/>
-            </w:pPr>
-            <w:r>
-              <w:t>5</w:t>
-            </w:r>
-          </w:p>
-        </w:tc>
-        <w:tc>
-          <w:tcPr>
-            <w:tcW w:type="dxa" w:w="2409"/>
-          </w:tcPr>
-          <w:p>
-            <w:pPr>
-              <w:spacing w:after="40" w:line="240" w:lineRule="auto"/>
-            </w:pPr>
-            <w:r>
-              <w:t>1143</w:t>
-            </w:r>
-          </w:p>
-        </w:tc>
-        <w:tc>
-          <w:tcPr>
-            <w:tcW w:type="dxa" w:w="2409"/>
-          </w:tcPr>
-          <w:p>
-            <w:pPr>
-              <w:spacing w:after="40" w:line="240" w:lineRule="auto"/>
-            </w:pPr>
-            <w:r>
-              <w:t>144</w:t>
-            </w:r>
-          </w:p>
-        </w:tc>
-      </w:tr>
-    </w:tbl>
-    <w:p>
-      <w:r>
-        <w:t>这里的输入长度包含工具定义和完整历史。最长单元为 1432 token，34 个单元都在 2048 以内，没有截断。这只是八个短项目的实测长度，后续扩展任务仍要逐条检查，不能据此认定所有领域轨迹都适合 2048。</w:t>
-      </w:r>
-    </w:p>
-    <w:p>
-      <w:pPr>
-        <w:pStyle w:val="Heading2"/>
-      </w:pPr>
-      <w:r>
-        <w:t>前面报错了，会不会连报错文本也一起训练？这次没有</w:t>
-      </w:r>
-    </w:p>
-    <w:p>
-      <w:r>
-        <w:t>字符串修复中，第一次命令失败后，下一步应读回函数。这个真实单元有 1167 个输入 token，监督位置只有当前回复的 31 个 token；此前的调用、错误返回和问题都被遮掉，只作为上下文。监督量包含官方模板在 assistant 分支中的标记和结束 token，不能把它全当成普通答案文字的长度。</w:t>
-      </w:r>
-    </w:p>
-    <w:p>
-      <w:pPr>
-        <w:keepNext/>
-        <w:spacing w:before="120"/>
-        <w:jc w:val="center"/>
-      </w:pPr>
-      <w:r>
-        <w:drawing>
-          <wp:inline xmlns:a="http://schemas.openxmlformats.org/drawingml/2006/main" xmlns:pic="http://schemas.openxmlformats.org/drawingml/2006/picture">
-            <wp:extent cx="5400000" cy="2531250"/>
-            <wp:docPr id="7" name="Picture 7"/>
-            <wp:cNvGraphicFramePr>
-              <a:graphicFrameLocks noChangeAspect="1"/>
-            </wp:cNvGraphicFramePr>
-            <a:graphic>
-              <a:graphicData uri="http://schemas.openxmlformats.org/drawingml/2006/picture">
-                <pic:pic>
-                  <pic:nvPicPr>
-                    <pic:cNvPr id="0" name="current-reply-mask.png"/>
-                    <pic:cNvPicPr/>
-                  </pic:nvPicPr>
-                  <pic:blipFill>
-                    <a:blip r:embed="rId17"/>
-                    <a:stretch>
-                      <a:fillRect/>
-                    </a:stretch>
-                  </pic:blipFill>
-                  <pic:spPr>
-                    <a:xfrm>
-                      <a:off x="0" y="0"/>
-                      <a:ext cx="5400000" cy="2531250"/>
-                    </a:xfrm>
-                    <a:prstGeom prst="rect"/>
-                  </pic:spPr>
-                </pic:pic>
-              </a:graphicData>
-            </a:graphic>
-          </wp:inline>
-        </w:drawing>
-      </w:r>
-    </w:p>
-    <w:p>
-      <w:pPr>
-        <w:jc w:val="center"/>
-      </w:pPr>
-      <w:r>
-        <w:t>图 E14-2：E14-R02 的一个真实单元；上图显示完整输入，下图放大末尾64个token，灰色位置的label为-100。</w:t>
-      </w:r>
-    </w:p>
-    <w:p>
-      <w:r>
-        <w:t>错误返回留在输入里，模型有机会根据它决定下一步；loss 的目标仍是当前回复。这次全部 34 个单元的历史监督量都为零，图中选的是明确经历过命令失败的单元。检查通过说明数据表示与遮罩对应，还不能说明模型训练后学会了恢复。</w:t>
-      </w:r>
-    </w:p>
-    <w:p>
-      <w:r>
-        <w:t>该单元的目标里实际包含下面这次调用：</w:t>
-      </w:r>
-    </w:p>
-    <w:p>
-      <w:pPr>
-        <w:pStyle w:val="CodeBlock"/>
-        <w:shd w:fill="F3F4F6"/>
-      </w:pPr>
-      <w:r>
-        <w:t>{"name": "read", "arguments": {"path": "src/slug.mjs"}}</w:t>
-      </w:r>
-    </w:p>
-    <w:p>
-      <w:r>
-        <w:t>已经得到可追溯的原型训练格式，正式 1,000 条有效轨迹和领域训练还要继续完成。本轮只调用 tokenizer，未初始化 CUDA，也未进行模型前向或更新参数。</w:t>
-      </w:r>
-    </w:p>
-    <w:p>
-      <w:pPr>
-        <w:pStyle w:val="Heading2"/>
-      </w:pPr>
-      <w:r>
-        <w:t>再加八个模板，解题过程变在哪里？</w:t>
-      </w:r>
-    </w:p>
-    <w:p>
-      <w:r>
-        <w:t>E14-R03 新增了八个训练模板族。参考操作8/8通过，初始错误和八个明确构造的错误方案全部被拒绝。新增参考共调用工具29次，包含2次真实错误返回；错误方案另用了9次工具。容器执行与记录耗时43.5秒，这个时间不含任务编写与文档整理。</w:t>
-      </w:r>
-    </w:p>
-    <w:tbl>
-      <w:tblPr>
-        <w:tblStyle w:val="TableGrid"/>
-        <w:tblW w:type="auto" w:w="0"/>
-        <w:tblLook w:firstColumn="1" w:firstRow="1" w:lastColumn="0" w:lastRow="0" w:noHBand="0" w:noVBand="1" w:val="04A0"/>
-      </w:tblPr>
-      <w:tblGrid>
-        <w:gridCol w:w="3213"/>
-        <w:gridCol w:w="3213"/>
-        <w:gridCol w:w="3213"/>
-      </w:tblGrid>
-      <w:tr>
-        <w:trPr>
-          <w:cantSplit/>
-          <w:tblHeader/>
-        </w:trPr>
-        <w:tc>
-          <w:tcPr>
-            <w:tcW w:type="dxa" w:w="3213"/>
-            <w:shd w:fill="F3F4F6"/>
-          </w:tcPr>
-          <w:p>
-            <w:pPr>
-              <w:spacing w:after="40" w:line="240" w:lineRule="auto"/>
-            </w:pPr>
-            <w:r>
-              <w:rPr>
-                <w:b/>
-              </w:rPr>
-              <w:t>类别</w:t>
-            </w:r>
-          </w:p>
-        </w:tc>
-        <w:tc>
-          <w:tcPr>
-            <w:tcW w:type="dxa" w:w="3213"/>
-            <w:shd w:fill="F3F4F6"/>
-          </w:tcPr>
-          <w:p>
-            <w:pPr>
-              <w:spacing w:after="40" w:line="240" w:lineRule="auto"/>
-            </w:pPr>
-            <w:r>
-              <w:rPr>
-                <w:b/>
-              </w:rPr>
-              <w:t>新模板需要处理什么</w:t>
-            </w:r>
-          </w:p>
-        </w:tc>
-        <w:tc>
-          <w:tcPr>
-            <w:tcW w:type="dxa" w:w="3213"/>
-            <w:shd w:fill="F3F4F6"/>
-          </w:tcPr>
-          <w:p>
-            <w:pPr>
-              <w:spacing w:after="40" w:line="240" w:lineRule="auto"/>
-            </w:pPr>
-            <w:r>
-              <w:rPr>
-                <w:b/>
-              </w:rPr>
-              <w:t>参考调用（次）</w:t>
-            </w:r>
-          </w:p>
-        </w:tc>
-      </w:tr>
-      <w:tr>
-        <w:trPr>
-          <w:cantSplit/>
-        </w:trPr>
-        <w:tc>
-          <w:tcPr>
-            <w:tcW w:type="dxa" w:w="3213"/>
-          </w:tcPr>
-          <w:p>
-            <w:pPr>
-              <w:spacing w:after="40" w:line="240" w:lineRule="auto"/>
-            </w:pPr>
-            <w:r>
-              <w:t>读取定位</w:t>
-            </w:r>
-          </w:p>
-        </w:tc>
-        <w:tc>
-          <w:tcPr>
-            <w:tcW w:type="dxa" w:w="3213"/>
-          </w:tcPr>
-          <w:p>
-            <w:pPr>
-              <w:spacing w:after="40" w:line="240" w:lineRule="auto"/>
-            </w:pPr>
-            <w:r>
-              <w:t>按配置从注册表选择存储实现</w:t>
-            </w:r>
-          </w:p>
-        </w:tc>
-        <w:tc>
-          <w:tcPr>
-            <w:tcW w:type="dxa" w:w="3213"/>
-          </w:tcPr>
-          <w:p>
-            <w:pPr>
-              <w:spacing w:after="40" w:line="240" w:lineRule="auto"/>
-            </w:pPr>
-            <w:r>
-              <w:t>3</w:t>
-            </w:r>
-          </w:p>
-        </w:tc>
-      </w:tr>
-      <w:tr>
-        <w:trPr>
-          <w:cantSplit/>
-        </w:trPr>
-        <w:tc>
-          <w:tcPr>
-            <w:tcW w:type="dxa" w:w="3213"/>
-          </w:tcPr>
-          <w:p>
-            <w:pPr>
-              <w:spacing w:after="40" w:line="240" w:lineRule="auto"/>
-            </w:pPr>
-            <w:r>
-              <w:t>配置修改</w:t>
-            </w:r>
-          </w:p>
-        </w:tc>
-        <w:tc>
-          <w:tcPr>
-            <w:tcW w:type="dxa" w:w="3213"/>
-          </w:tcPr>
-          <w:p>
-            <w:pPr>
-              <w:spacing w:after="40" w:line="240" w:lineRule="auto"/>
-            </w:pPr>
-            <w:r>
-              <w:t>只加 staging 覆盖，保留生产默认值</w:t>
-            </w:r>
-          </w:p>
-        </w:tc>
-        <w:tc>
-          <w:tcPr>
-            <w:tcW w:type="dxa" w:w="3213"/>
-          </w:tcPr>
-          <w:p>
-            <w:pPr>
-              <w:spacing w:after="40" w:line="240" w:lineRule="auto"/>
-            </w:pPr>
-            <w:r>
-              <w:t>4</w:t>
-            </w:r>
-          </w:p>
-        </w:tc>
-      </w:tr>
-      <w:tr>
-        <w:trPr>
-          <w:cantSplit/>
-        </w:trPr>
-        <w:tc>
-          <w:tcPr>
-            <w:tcW w:type="dxa" w:w="3213"/>
-          </w:tcPr>
-          <w:p>
-            <w:pPr>
-              <w:spacing w:after="40" w:line="240" w:lineRule="auto"/>
-            </w:pPr>
-            <w:r>
-              <w:t>函数修复</w:t>
-            </w:r>
-          </w:p>
-        </w:tc>
-        <w:tc>
-          <w:tcPr>
-            <w:tcW w:type="dxa" w:w="3213"/>
-          </w:tcPr>
-          <w:p>
-            <w:pPr>
-              <w:spacing w:after="40" w:line="240" w:lineRule="auto"/>
-            </w:pPr>
-            <w:r>
-              <w:t>去重后按最后出现的位置排序</w:t>
-            </w:r>
-          </w:p>
-        </w:tc>
-        <w:tc>
-          <w:tcPr>
-            <w:tcW w:type="dxa" w:w="3213"/>
-          </w:tcPr>
-          <w:p>
-            <w:pPr>
-              <w:spacing w:after="40" w:line="240" w:lineRule="auto"/>
-            </w:pPr>
-            <w:r>
-              <w:t>4</w:t>
-            </w:r>
-          </w:p>
-        </w:tc>
-      </w:tr>
-      <w:tr>
-        <w:trPr>
-          <w:cantSplit/>
-        </w:trPr>
-        <w:tc>
-          <w:tcPr>
-            <w:tcW w:type="dxa" w:w="3213"/>
-          </w:tcPr>
-          <w:p>
-            <w:pPr>
-              <w:spacing w:after="40" w:line="240" w:lineRule="auto"/>
-            </w:pPr>
-            <w:r>
-              <w:t>多文件一致性</w:t>
-            </w:r>
-          </w:p>
-        </w:tc>
-        <w:tc>
-          <w:tcPr>
-            <w:tcW w:type="dxa" w:w="3213"/>
-          </w:tcPr>
-          <w:p>
-            <w:pPr>
-              <w:spacing w:after="40" w:line="240" w:lineRule="auto"/>
-            </w:pPr>
-            <w:r>
-              <w:t>毫秒改秒，保持真实延时</w:t>
-            </w:r>
-          </w:p>
-        </w:tc>
-        <w:tc>
-          <w:tcPr>
-            <w:tcW w:type="dxa" w:w="3213"/>
-          </w:tcPr>
-          <w:p>
-            <w:pPr>
-              <w:spacing w:after="40" w:line="240" w:lineRule="auto"/>
-            </w:pPr>
-            <w:r>
-              <w:t>7</w:t>
-            </w:r>
-          </w:p>
-        </w:tc>
-      </w:tr>
-      <w:tr>
-        <w:trPr>
-          <w:cantSplit/>
-        </w:trPr>
-        <w:tc>
-          <w:tcPr>
-            <w:tcW w:type="dxa" w:w="3213"/>
-          </w:tcPr>
-          <w:p>
-            <w:pPr>
-              <w:spacing w:after="40" w:line="240" w:lineRule="auto"/>
-            </w:pPr>
-            <w:r>
-              <w:t>失败恢复</w:t>
-            </w:r>
-          </w:p>
-        </w:tc>
-        <w:tc>
-          <w:tcPr>
-            <w:tcW w:type="dxa" w:w="3213"/>
-          </w:tcPr>
-          <w:p>
-            <w:pPr>
-              <w:spacing w:after="40" w:line="240" w:lineRule="auto"/>
-            </w:pPr>
-            <w:r>
-              <w:t>模块移动后的相对导入修复</w:t>
-            </w:r>
-          </w:p>
-        </w:tc>
-        <w:tc>
-          <w:tcPr>
-            <w:tcW w:type="dxa" w:w="3213"/>
-          </w:tcPr>
-          <w:p>
-            <w:pPr>
-              <w:spacing w:after="40" w:line="240" w:lineRule="auto"/>
-            </w:pPr>
-            <w:r>
-              <w:t>5</w:t>
-            </w:r>
-          </w:p>
-        </w:tc>
-      </w:tr>
-      <w:tr>
-        <w:trPr>
-          <w:cantSplit/>
-        </w:trPr>
-        <w:tc>
-          <w:tcPr>
-            <w:tcW w:type="dxa" w:w="3213"/>
-          </w:tcPr>
-          <w:p>
-            <w:pPr>
-              <w:spacing w:after="40" w:line="240" w:lineRule="auto"/>
-            </w:pPr>
-            <w:r>
-              <w:t>缺参数询问</w:t>
-            </w:r>
-          </w:p>
-        </w:tc>
-        <w:tc>
-          <w:tcPr>
-            <w:tcW w:type="dxa" w:w="3213"/>
-          </w:tcPr>
-          <w:p>
-            <w:pPr>
-              <w:spacing w:after="40" w:line="240" w:lineRule="auto"/>
-            </w:pPr>
-            <w:r>
-              <w:t>提醒时间没有给时区，先询问</w:t>
-            </w:r>
-          </w:p>
-        </w:tc>
-        <w:tc>
-          <w:tcPr>
-            <w:tcW w:type="dxa" w:w="3213"/>
-          </w:tcPr>
-          <w:p>
-            <w:pPr>
-              <w:spacing w:after="40" w:line="240" w:lineRule="auto"/>
-            </w:pPr>
-            <w:r>
-              <w:t>1</w:t>
-            </w:r>
-          </w:p>
-        </w:tc>
-      </w:tr>
-      <w:tr>
-        <w:trPr>
-          <w:cantSplit/>
-        </w:trPr>
-        <w:tc>
-          <w:tcPr>
-            <w:tcW w:type="dxa" w:w="3213"/>
-          </w:tcPr>
-          <w:p>
-            <w:pPr>
-              <w:spacing w:after="40" w:line="240" w:lineRule="auto"/>
-            </w:pPr>
-            <w:r>
-              <w:t>无需工具回答</w:t>
-            </w:r>
-          </w:p>
-        </w:tc>
-        <w:tc>
-          <w:tcPr>
-            <w:tcW w:type="dxa" w:w="3213"/>
-          </w:tcPr>
-          <w:p>
-            <w:pPr>
-              <w:spacing w:after="40" w:line="240" w:lineRule="auto"/>
-            </w:pPr>
-            <w:r>
-              <w:t>根据已知速率计算窗口预算</w:t>
-            </w:r>
-          </w:p>
-        </w:tc>
-        <w:tc>
-          <w:tcPr>
-            <w:tcW w:type="dxa" w:w="3213"/>
-          </w:tcPr>
-          <w:p>
-            <w:pPr>
-              <w:spacing w:after="40" w:line="240" w:lineRule="auto"/>
-            </w:pPr>
-            <w:r>
-              <w:t>0</w:t>
-            </w:r>
-          </w:p>
-        </w:tc>
-      </w:tr>
-      <w:tr>
-        <w:trPr>
-          <w:cantSplit/>
-        </w:trPr>
-        <w:tc>
-          <w:tcPr>
-            <w:tcW w:type="dxa" w:w="3213"/>
-          </w:tcPr>
-          <w:p>
-            <w:pPr>
-              <w:spacing w:after="40" w:line="240" w:lineRule="auto"/>
-            </w:pPr>
-            <w:r>
-              <w:t>无效路径恢复</w:t>
-            </w:r>
-          </w:p>
-        </w:tc>
-        <w:tc>
-          <w:tcPr>
-            <w:tcW w:type="dxa" w:w="3213"/>
-          </w:tcPr>
-          <w:p>
-            <w:pPr>
-              <w:spacing w:after="40" w:line="240" w:lineRule="auto"/>
-            </w:pPr>
-            <w:r>
-              <w:t>按商品状态联表统计库存</w:t>
-            </w:r>
-          </w:p>
-        </w:tc>
-        <w:tc>
-          <w:tcPr>
-            <w:tcW w:type="dxa" w:w="3213"/>
-          </w:tcPr>
-          <w:p>
-            <w:pPr>
-              <w:spacing w:after="40" w:line="240" w:lineRule="auto"/>
-            </w:pPr>
-            <w:r>
-              <w:t>5</w:t>
-            </w:r>
-          </w:p>
-        </w:tc>
-      </w:tr>
-    </w:tbl>
-    <w:p>
-      <w:r>
-        <w:t>这次改变了数据结构或错误原因。原来的配置任务直接修改一个值，新任务要区分默认值和环境覆盖；原来迁移指标字段，新任务还要做单位换算；路径恢复从单文件求和变成两份数据联表，并排除停售和未知商品。</w:t>
-      </w:r>
-    </w:p>
-    <w:p>
-      <w:pPr>
-        <w:pStyle w:val="Heading2"/>
-      </w:pPr>
-      <w:r>
-        <w:t>字段改好了，为什么仍然判失败？实际延时没有保持</w:t>
-      </w:r>
-    </w:p>
-    <w:p>
-      <w:r>
-        <w:t>时间单位迁移的错误方案把refreshMs改成refreshSeconds，却保留2500这个数，读取函数也直接返回它。最终输出看似仍是2500毫秒，但新配置的含义已变成2500秒，而且其他秒数无法正确换算。判据同时核对配置值与读取函数：2500毫秒应写成2.5秒，0.125秒应读成125毫秒。错误方案的配置检查与执行检查都失败，规则参考保留了实际延时。</w:t>
-      </w:r>
-    </w:p>
-    <w:p>
-      <w:r>
-        <w:t>参考修复中的这行是真实执行过的代码：</w:t>
-      </w:r>
-    </w:p>
-    <w:p>
-      <w:pPr>
-        <w:pStyle w:val="CodeBlock"/>
-        <w:shd w:fill="F3F4F6"/>
-      </w:pPr>
-      <w:r>
-        <w:t>export const delay = config =&gt; config.refreshSeconds * 1000;</w:t>
-      </w:r>
-    </w:p>
-    <w:p>
-      <w:pPr>
-        <w:pStyle w:val="Heading2"/>
-      </w:pPr>
-      <w:r>
-        <w:t>倒序去重能保留最后对象，为什么也失败？顺序和输入都要检查</w:t>
-      </w:r>
-    </w:p>
-    <w:p>
-      <w:r>
-        <w:t>新去重任务要求a、b、a返回b、a。错误方案先反转输入数组再去重，虽然能留下最后一个a，却改变了输入，也没有遵守输出顺序。现有检查比较独立的筛选结果，并在调用前后核对输入序列；本轮执行了42组样例，其中40组由固定seed=73生成。42组函数样例仍属于一个任务，不能算成42条领域轨迹。</w:t>
-      </w:r>
-    </w:p>
-    <w:p>
-      <w:r>
-        <w:t>移动模块的恢复任务也保留了第一次命令的真实导入错误。参考步骤根据迁移说明修正相对导入，再跑原检查；错误方案补回旧路径文件，被新增文件和执行检查拒绝。故障原因与上一批的空白正则错误不同。</w:t>
-      </w:r>
-    </w:p>
-    <w:p>
-      <w:r>
-        <w:t>目前两批共16个训练模板族，各有一条已验证参考过程。所有任务仍在train；正式1,000条有效训练记录、独立dev/test和模型迁移评测继续分别验收。参考步骤由规则给定，没有模型自主选择工具；这16条不能写成模型成功率。判据仍有有限样例和询问语义只查必要词的局限，后续模型结果要保留逐条复查。</w:t>
-      </w:r>
-    </w:p>
-    <w:p>
-      <w:pPr>
-        <w:pStyle w:val="Heading2"/>
-      </w:pPr>
-      <w:r>
-        <w:t>新增过程能完整表示吗？37个单元已逐条核验</w:t>
-      </w:r>
-    </w:p>
-    <w:p>
-      <w:r>
-        <w:t>E14-R04 将新增八条过程转换为37个回复单元，共1,305个监督token，最长输入1497token。29次调用的参数、实际返回和最终回复逐条与原记录比对，解码监督目标也对应当前动作；没有截断，未初始化CUDA。</w:t>
-      </w:r>
-    </w:p>
-    <w:p>
-      <w:r>
-        <w:t>导入失败后的下一步是读迁移说明，这个单元输入1280token，只监督当前30个；旧路径错误后的下一步是读项目说明，输入997token，只监督当前28个。两个错误返回都留在上下文中，历史监督量为零。这里验证了表示和遮罩，没有进行参数训练。</w:t>
-      </w:r>
-    </w:p>
-    <w:p>
-      <w:r>
-        <w:t>两批现有16条规则参考合计71个回复单元、2,563个监督token。它们各自属于原模板族，不能把展开单元当成新增独立任务，也不能由最长1,497token推断正式扩展数据都适合2048；后续数据继续逐条检查长度。</w:t>
-      </w:r>
-    </w:p>
-    <w:p>
-      <w:pPr>
-        <w:pStyle w:val="Heading2"/>
-      </w:pPr>
-      <w:r>
-        <w:t>有2,000个场景，是否已经有2,000条有效轨迹？还没有，先逐条执行</w:t>
-      </w:r>
-    </w:p>
-    <w:p>
-      <w:r>
-        <w:t>E14-R07 冻结了2,000个训练场景，16个模板族各125个，八类各250个。前1,000个场景作为本轮规则参考目标，八类各125个。清单改变实际配置、边界样例、选择的模块、时间和库存关系；这里只统计待执行场景，不把生成的参考步骤直接算成成功轨迹。</w:t>
-      </w:r>
-    </w:p>
-    <w:p>
-      <w:r>
-        <w:t>前两轮都被精确去重拦住。第一轮实际只有1,979个不同场景，时间单位任务出现21个重复；第二轮调整延时取值后，提醒任务仍有7个重复，只有1,993个不同场景。随机取值的范围有限，id不同也会抽到同一组实际内容。两轮没有用于参考批量执行。随后为延时和日期使用确定的取值序列，保留其他场景变化，新的2,000份完整问题与文件内容没有精确重复。</w:t>
-      </w:r>
-    </w:p>
-    <w:p>
-      <w:r>
-        <w:t>这批数据仍共享16个模板族，属于训练区的场景增广。精确去重不能消除这种结构相似性，模型接触过的处理方式也不会因此变成未见任务。后续dev/test另建模板和仓库族；当前没有冻结这两个任务集，也没有让教师接触它们。</w:t>
-      </w:r>
-    </w:p>
-    <w:p>
-      <w:r>
-        <w:t>E14-R08 已实际处理384/1000个场景，其中384条参考通过，0条失败；已记录1320次工具调用和96次错误返回。整轮还在继续，失败保留在原目标分母。每条过程使用独立容器，执行结束核对最终文件，再移除本轮容器；本阶段没有调用模型。</w:t>
-      </w:r>
-    </w:p>
-    <w:p>
-      <w:pPr>
-        <w:pStyle w:val="Heading1"/>
-      </w:pPr>
-      <w:r>
-        <w:t>从提示词基线走向正式微调</w:t>
-      </w:r>
-    </w:p>
-    <w:p>
-      <w:r>
-        <w:t>原模型在相同完整 dev 上，零样本通过 268/500，加入三条固定示例后通过 355/500。少样本提示提高了调用轮表现，也增加了本该询问或不调用时的误调用。后续模型都沿用这个已冻结的提示。</w:t>
-      </w:r>
-    </w:p>
-    <w:p>
-      <w:r>
-        <w:t>最近这轮用了 5,000 条训练轨迹，完整 dev 通过 406/500；调用轮为 482/568，不调用轮为 342/360。loss 与实际工具决策分开看，不能把更容易生成调用当成任务成功率提升。</w:t>
-      </w:r>
-    </w:p>
-    <w:p>
-      <w:r>
-        <w:t>训练已解决 LoRA 重复准备和缓存压力问题，失败条件与处理过程保留在正文。规模与 seed 比较仍按既定队列推进；尚未完成的对照和最终 test 保持未完成，不提前选择最终配置。</w:t>
-      </w:r>
-    </w:p>
-    <w:p>
-      <w:r>
-        <w:t>Pi 的四个工具已在本机任务容器实际核验：20 次请求中，11 次正常返回，9 次触发预期错误或预算限制。最终文件、逐次返回与隔离设置都保留了证据。模型尚未接入，不能把这些请求算成 Agent 任务成绩。</w:t>
-      </w:r>
-    </w:p>
-    <w:p>
-      <w:r>
-        <w:t>rank 对照固定学习率，选定 rank 后再比较学习率。候选参数量来自真实权重形状，训练与工具表现按当前章节分别记录，配置选择只使用 dev。</w:t>
-      </w:r>
-    </w:p>
-    <w:p>
-      <w:r>
-        <w:t>数据质量对照按来源和类别匹配两份 5k 数据，逐条复查也保留了规则误删和漏检。筛选成本、监督量与后续模型表现分开记录，效果不能由“通过筛选”直接推出。</w:t>
-      </w:r>
-    </w:p>
-    <w:p>
-      <w:r>
-        <w:t>八类 Pi 训练任务原型的参考操作已实际执行，同一判据也拒绝了初始错误和明确错误候选。它们帮助检查任务是否判得准；正式轨迹规模、独立任务集和模型迁移表现继续分别验证。</w:t>
-      </w:r>
-    </w:p>
-    <w:p>
-      <w:r>
-        <w:t>新增八个训练模板改变了配置层级、单位换算、去重顺序和故障原因，两批共16个训练模板族。参考步骤由规则给定，逐条执行不等于模型自主完成任务。</w:t>
-      </w:r>
-    </w:p>
-    <w:p>
-      <w:pPr>
-        <w:pStyle w:val="Heading2"/>
       </w:pPr>
       <w:r>
         <w:t>证据索引</w:t>
@@ -6628,99 +3652,6 @@
               <w:spacing w:after="40" w:line="240" w:lineRule="auto"/>
             </w:pPr>
             <w:r>
-              <w:t>Pi 实际工具定义与容器参数</w:t>
-            </w:r>
-          </w:p>
-        </w:tc>
-        <w:tc>
-          <w:tcPr>
-            <w:tcW w:type="dxa" w:w="4819"/>
-          </w:tcPr>
-          <w:p>
-            <w:pPr>
-              <w:spacing w:after="40" w:line="240" w:lineRule="auto"/>
-            </w:pPr>
-            <w:r>
-              <w:t>configs/pi-tools.json；configs/pi-sandbox.json</w:t>
-            </w:r>
-          </w:p>
-        </w:tc>
-      </w:tr>
-      <w:tr>
-        <w:trPr>
-          <w:cantSplit/>
-        </w:trPr>
-        <w:tc>
-          <w:tcPr>
-            <w:tcW w:type="dxa" w:w="4819"/>
-          </w:tcPr>
-          <w:p>
-            <w:pPr>
-              <w:spacing w:after="40" w:line="240" w:lineRule="auto"/>
-            </w:pPr>
-            <w:r>
-              <w:t>Pi 工具适配与核验入口</w:t>
-            </w:r>
-          </w:p>
-        </w:tc>
-        <w:tc>
-          <w:tcPr>
-            <w:tcW w:type="dxa" w:w="4819"/>
-          </w:tcPr>
-          <w:p>
-            <w:pPr>
-              <w:spacing w:after="40" w:line="240" w:lineRule="auto"/>
-            </w:pPr>
-            <w:r>
-              <w:t>scripts/pi_sandbox.mjs；scripts/pi_tools_probe.mjs</w:t>
-            </w:r>
-          </w:p>
-        </w:tc>
-      </w:tr>
-      <w:tr>
-        <w:trPr>
-          <w:cantSplit/>
-        </w:trPr>
-        <w:tc>
-          <w:tcPr>
-            <w:tcW w:type="dxa" w:w="4819"/>
-          </w:tcPr>
-          <w:p>
-            <w:pPr>
-              <w:spacing w:after="40" w:line="240" w:lineRule="auto"/>
-            </w:pPr>
-            <w:r>
-              <w:t>Pi 工具链准备</w:t>
-            </w:r>
-          </w:p>
-        </w:tc>
-        <w:tc>
-          <w:tcPr>
-            <w:tcW w:type="dxa" w:w="4819"/>
-          </w:tcPr>
-          <w:p>
-            <w:pPr>
-              <w:spacing w:after="40" w:line="240" w:lineRule="auto"/>
-            </w:pPr>
-            <w:r>
-              <w:t>experiments/E13/preparation.json；experiments/E13/notes.md</w:t>
-            </w:r>
-          </w:p>
-        </w:tc>
-      </w:tr>
-      <w:tr>
-        <w:trPr>
-          <w:cantSplit/>
-        </w:trPr>
-        <w:tc>
-          <w:tcPr>
-            <w:tcW w:type="dxa" w:w="4819"/>
-          </w:tcPr>
-          <w:p>
-            <w:pPr>
-              <w:spacing w:after="40" w:line="240" w:lineRule="auto"/>
-            </w:pPr>
-            <w:r>
               <w:t>rank 对照准备</w:t>
             </w:r>
           </w:p>
@@ -6845,192 +3776,6 @@
               <w:spacing w:after="40" w:line="240" w:lineRule="auto"/>
             </w:pPr>
             <w:r>
-              <w:t>Pi 任务参考与判据核验</w:t>
-            </w:r>
-          </w:p>
-        </w:tc>
-        <w:tc>
-          <w:tcPr>
-            <w:tcW w:type="dxa" w:w="4819"/>
-          </w:tcPr>
-          <w:p>
-            <w:pPr>
-              <w:spacing w:after="40" w:line="240" w:lineRule="auto"/>
-            </w:pPr>
-            <w:r>
-              <w:t>experiments/E14/runs/E14-R01.json；experiments/E14/reference-calls.csv；experiments/E14/reference-events.jsonl</w:t>
-            </w:r>
-          </w:p>
-        </w:tc>
-      </w:tr>
-      <w:tr>
-        <w:trPr>
-          <w:cantSplit/>
-        </w:trPr>
-        <w:tc>
-          <w:tcPr>
-            <w:tcW w:type="dxa" w:w="4819"/>
-          </w:tcPr>
-          <w:p>
-            <w:pPr>
-              <w:spacing w:after="40" w:line="240" w:lineRule="auto"/>
-            </w:pPr>
-            <w:r>
-              <w:t>Pi 训练任务原型与核验入口</w:t>
-            </w:r>
-          </w:p>
-        </w:tc>
-        <w:tc>
-          <w:tcPr>
-            <w:tcW w:type="dxa" w:w="4819"/>
-          </w:tcPr>
-          <w:p>
-            <w:pPr>
-              <w:spacing w:after="40" w:line="240" w:lineRule="auto"/>
-            </w:pPr>
-            <w:r>
-              <w:t>configs/pi-task-catalog.json；scripts/pi_tasks.mjs；scripts/pi_task_probe.mjs</w:t>
-            </w:r>
-          </w:p>
-        </w:tc>
-      </w:tr>
-      <w:tr>
-        <w:trPr>
-          <w:cantSplit/>
-        </w:trPr>
-        <w:tc>
-          <w:tcPr>
-            <w:tcW w:type="dxa" w:w="4819"/>
-          </w:tcPr>
-          <w:p>
-            <w:pPr>
-              <w:spacing w:after="40" w:line="240" w:lineRule="auto"/>
-            </w:pPr>
-            <w:r>
-              <w:t>Pi 多轮训练格式与监督检查</w:t>
-            </w:r>
-          </w:p>
-        </w:tc>
-        <w:tc>
-          <w:tcPr>
-            <w:tcW w:type="dxa" w:w="4819"/>
-          </w:tcPr>
-          <w:p>
-            <w:pPr>
-              <w:spacing w:after="40" w:line="240" w:lineRule="auto"/>
-            </w:pPr>
-            <w:r>
-              <w:t>configs/pi-reference-data.json；scripts/pi_reference_data.py；experiments/E14/runs/E14-R02.json；experiments/E14/current-reply-mask.csv</w:t>
-            </w:r>
-          </w:p>
-        </w:tc>
-      </w:tr>
-      <w:tr>
-        <w:trPr>
-          <w:cantSplit/>
-        </w:trPr>
-        <w:tc>
-          <w:tcPr>
-            <w:tcW w:type="dxa" w:w="4819"/>
-          </w:tcPr>
-          <w:p>
-            <w:pPr>
-              <w:spacing w:after="40" w:line="240" w:lineRule="auto"/>
-            </w:pPr>
-            <w:r>
-              <w:t>Pi 新增模板与错误方案</w:t>
-            </w:r>
-          </w:p>
-        </w:tc>
-        <w:tc>
-          <w:tcPr>
-            <w:tcW w:type="dxa" w:w="4819"/>
-          </w:tcPr>
-          <w:p>
-            <w:pPr>
-              <w:spacing w:after="40" w:line="240" w:lineRule="auto"/>
-            </w:pPr>
-            <w:r>
-              <w:t>scripts/pi_tasks_extended.mjs；experiments/E14/runs/E14-R03.json；experiments/E14/extension-calls.csv；experiments/E14/extension-events.jsonl</w:t>
-            </w:r>
-          </w:p>
-        </w:tc>
-      </w:tr>
-      <w:tr>
-        <w:trPr>
-          <w:cantSplit/>
-        </w:trPr>
-        <w:tc>
-          <w:tcPr>
-            <w:tcW w:type="dxa" w:w="4819"/>
-          </w:tcPr>
-          <w:p>
-            <w:pPr>
-              <w:spacing w:after="40" w:line="240" w:lineRule="auto"/>
-            </w:pPr>
-            <w:r>
-              <w:t>Pi 新增参考的训练格式</w:t>
-            </w:r>
-          </w:p>
-        </w:tc>
-        <w:tc>
-          <w:tcPr>
-            <w:tcW w:type="dxa" w:w="4819"/>
-          </w:tcPr>
-          <w:p>
-            <w:pPr>
-              <w:spacing w:after="40" w:line="240" w:lineRule="auto"/>
-            </w:pPr>
-            <w:r>
-              <w:t>configs/pi-reference-extension.json；experiments/E14/runs/E14-R04.json</w:t>
-            </w:r>
-          </w:p>
-        </w:tc>
-      </w:tr>
-      <w:tr>
-        <w:trPr>
-          <w:cantSplit/>
-        </w:trPr>
-        <w:tc>
-          <w:tcPr>
-            <w:tcW w:type="dxa" w:w="4819"/>
-          </w:tcPr>
-          <w:p>
-            <w:pPr>
-              <w:spacing w:after="40" w:line="240" w:lineRule="auto"/>
-            </w:pPr>
-            <w:r>
-              <w:t>Pi 训练场景与批量参考入口</w:t>
-            </w:r>
-          </w:p>
-        </w:tc>
-        <w:tc>
-          <w:tcPr>
-            <w:tcW w:type="dxa" w:w="4819"/>
-          </w:tcPr>
-          <w:p>
-            <w:pPr>
-              <w:spacing w:after="40" w:line="240" w:lineRule="auto"/>
-            </w:pPr>
-            <w:r>
-              <w:t>configs/pi-task-data.json；configs/pi-reference-batch.json；scripts/pi_task_data.py；scripts/pi_reference_batch.mjs</w:t>
-            </w:r>
-          </w:p>
-        </w:tc>
-      </w:tr>
-      <w:tr>
-        <w:trPr>
-          <w:cantSplit/>
-        </w:trPr>
-        <w:tc>
-          <w:tcPr>
-            <w:tcW w:type="dxa" w:w="4819"/>
-          </w:tcPr>
-          <w:p>
-            <w:pPr>
-              <w:spacing w:after="40" w:line="240" w:lineRule="auto"/>
-            </w:pPr>
-            <w:r>
               <w:t>5k 配对变化与失败例子</w:t>
             </w:r>
           </w:p>
@@ -7045,37 +3790,6 @@
             </w:pPr>
             <w:r>
               <w:t>experiments/E09/E09-R10-comparison.json；experiments/E09/E09-R10-paired.csv</w:t>
-            </w:r>
-          </w:p>
-        </w:tc>
-      </w:tr>
-      <w:tr>
-        <w:trPr>
-          <w:cantSplit/>
-        </w:trPr>
-        <w:tc>
-          <w:tcPr>
-            <w:tcW w:type="dxa" w:w="4819"/>
-          </w:tcPr>
-          <w:p>
-            <w:pPr>
-              <w:spacing w:after="40" w:line="240" w:lineRule="auto"/>
-            </w:pPr>
-            <w:r>
-              <w:t>Pi 场景去重与失败记录</w:t>
-            </w:r>
-          </w:p>
-        </w:tc>
-        <w:tc>
-          <w:tcPr>
-            <w:tcW w:type="dxa" w:w="4819"/>
-          </w:tcPr>
-          <w:p>
-            <w:pPr>
-              <w:spacing w:after="40" w:line="240" w:lineRule="auto"/>
-            </w:pPr>
-            <w:r>
-              <w:t>experiments/E14/scene-generation-audit.json；experiments/E14/runs/E14-R05.json；experiments/E14/runs/E14-R06.json；experiments/E14/runs/E14-R07.json</w:t>
             </w:r>
           </w:p>
         </w:tc>

--- a/docs/reports/02-微调与数据.docx
+++ b/docs/reports/02-微调与数据.docx
@@ -12,7 +12,7 @@
     </w:p>
     <w:p>
       <w:r>
-        <w:t>更新：2026-10-01T14:21:04+08:00。本册按实际实验整理，原始运行记录单独保存。</w:t>
+        <w:t>更新：2026-10-01T16:47:40+08:00。本册按实际实验整理，原始运行记录单独保存。</w:t>
       </w:r>
     </w:p>
     <w:p>
@@ -1253,7 +1253,7 @@
               <w:spacing w:after="40" w:line="240" w:lineRule="auto"/>
             </w:pPr>
             <w:r>
-              <w:t>300</w:t>
+              <w:t>1200</w:t>
             </w:r>
           </w:p>
         </w:tc>
@@ -1266,7 +1266,7 @@
               <w:spacing w:after="40" w:line="240" w:lineRule="auto"/>
             </w:pPr>
             <w:r>
-              <w:t>0.14920</w:t>
+              <w:t>0.12072</w:t>
             </w:r>
           </w:p>
         </w:tc>
@@ -1336,7 +1336,7 @@
         <w:jc w:val="center"/>
       </w:pPr>
       <w:r>
-        <w:t>图 E09-1：E09-R11，训练 300 个点、完整 dev 4 个点；保留原始波动。</w:t>
+        <w:t>图 E09-1：E09-R11，训练 1200 个点、完整 dev 12 个点；保留原始波动。</w:t>
       </w:r>
     </w:p>
     <w:p>

--- a/docs/reports/02-微调与数据.docx
+++ b/docs/reports/02-微调与数据.docx
@@ -12,7 +12,7 @@
     </w:p>
     <w:p>
       <w:r>
-        <w:t>更新：2026-10-01T16:47:40+08:00。本册按实际实验整理，原始运行记录单独保存。</w:t>
+        <w:t>更新：2026-10-01T18:17:08+08:00。本册按实际实验整理，原始运行记录单独保存。</w:t>
       </w:r>
     </w:p>
     <w:p>
@@ -1253,7 +1253,7 @@
               <w:spacing w:after="40" w:line="240" w:lineRule="auto"/>
             </w:pPr>
             <w:r>
-              <w:t>1200</w:t>
+              <w:t>2100</w:t>
             </w:r>
           </w:p>
         </w:tc>
@@ -1266,7 +1266,7 @@
               <w:spacing w:after="40" w:line="240" w:lineRule="auto"/>
             </w:pPr>
             <w:r>
-              <w:t>0.12072</w:t>
+              <w:t>0.10573</w:t>
             </w:r>
           </w:p>
         </w:tc>
@@ -1336,7 +1336,7 @@
         <w:jc w:val="center"/>
       </w:pPr>
       <w:r>
-        <w:t>图 E09-1：E09-R11，训练 1200 个点、完整 dev 12 个点；保留原始波动。</w:t>
+        <w:t>图 E09-1：E09-R11，训练 2100 个点、完整 dev 22 个点；保留原始波动。</w:t>
       </w:r>
     </w:p>
     <w:p>
@@ -3345,11 +3345,13 @@
       <w:tblPr>
         <w:tblStyle w:val="TableGrid"/>
         <w:tblW w:type="auto" w:w="0"/>
+        <w:tblLayout w:type="fixed"/>
         <w:tblLook w:firstColumn="1" w:firstRow="1" w:lastColumn="0" w:lastRow="0" w:noHBand="0" w:noVBand="1" w:val="04A0"/>
+        <w:tblLayout w:type="fixed"/>
       </w:tblPr>
       <w:tblGrid>
-        <w:gridCol w:w="4819"/>
-        <w:gridCol w:w="4819"/>
+        <w:gridCol w:w="2381"/>
+        <w:gridCol w:w="7200"/>
       </w:tblGrid>
       <w:tr>
         <w:trPr>
@@ -3358,7 +3360,7 @@
         </w:trPr>
         <w:tc>
           <w:tcPr>
-            <w:tcW w:type="dxa" w:w="4819"/>
+            <w:tcW w:type="dxa" w:w="2381"/>
             <w:shd w:fill="F3F4F6"/>
           </w:tcPr>
           <w:p>
@@ -3375,7 +3377,7 @@
         </w:tc>
         <w:tc>
           <w:tcPr>
-            <w:tcW w:type="dxa" w:w="4819"/>
+            <w:tcW w:type="dxa" w:w="7200"/>
             <w:shd w:fill="F3F4F6"/>
           </w:tcPr>
           <w:p>
@@ -3397,7 +3399,7 @@
         </w:trPr>
         <w:tc>
           <w:tcPr>
-            <w:tcW w:type="dxa" w:w="4819"/>
+            <w:tcW w:type="dxa" w:w="2381"/>
           </w:tcPr>
           <w:p>
             <w:pPr>
@@ -3410,7 +3412,7 @@
         </w:tc>
         <w:tc>
           <w:tcPr>
-            <w:tcW w:type="dxa" w:w="4819"/>
+            <w:tcW w:type="dxa" w:w="7200"/>
           </w:tcPr>
           <w:p>
             <w:pPr>
@@ -3428,7 +3430,7 @@
         </w:trPr>
         <w:tc>
           <w:tcPr>
-            <w:tcW w:type="dxa" w:w="4819"/>
+            <w:tcW w:type="dxa" w:w="2381"/>
           </w:tcPr>
           <w:p>
             <w:pPr>
@@ -3441,7 +3443,7 @@
         </w:tc>
         <w:tc>
           <w:tcPr>
-            <w:tcW w:type="dxa" w:w="4819"/>
+            <w:tcW w:type="dxa" w:w="7200"/>
           </w:tcPr>
           <w:p>
             <w:pPr>
@@ -3459,7 +3461,7 @@
         </w:trPr>
         <w:tc>
           <w:tcPr>
-            <w:tcW w:type="dxa" w:w="4819"/>
+            <w:tcW w:type="dxa" w:w="2381"/>
           </w:tcPr>
           <w:p>
             <w:pPr>
@@ -3472,7 +3474,7 @@
         </w:tc>
         <w:tc>
           <w:tcPr>
-            <w:tcW w:type="dxa" w:w="4819"/>
+            <w:tcW w:type="dxa" w:w="7200"/>
           </w:tcPr>
           <w:p>
             <w:pPr>
@@ -3490,7 +3492,7 @@
         </w:trPr>
         <w:tc>
           <w:tcPr>
-            <w:tcW w:type="dxa" w:w="4819"/>
+            <w:tcW w:type="dxa" w:w="2381"/>
           </w:tcPr>
           <w:p>
             <w:pPr>
@@ -3503,7 +3505,7 @@
         </w:tc>
         <w:tc>
           <w:tcPr>
-            <w:tcW w:type="dxa" w:w="4819"/>
+            <w:tcW w:type="dxa" w:w="7200"/>
           </w:tcPr>
           <w:p>
             <w:pPr>
@@ -3521,7 +3523,7 @@
         </w:trPr>
         <w:tc>
           <w:tcPr>
-            <w:tcW w:type="dxa" w:w="4819"/>
+            <w:tcW w:type="dxa" w:w="2381"/>
           </w:tcPr>
           <w:p>
             <w:pPr>
@@ -3534,7 +3536,7 @@
         </w:tc>
         <w:tc>
           <w:tcPr>
-            <w:tcW w:type="dxa" w:w="4819"/>
+            <w:tcW w:type="dxa" w:w="7200"/>
           </w:tcPr>
           <w:p>
             <w:pPr>
@@ -3552,7 +3554,7 @@
         </w:trPr>
         <w:tc>
           <w:tcPr>
-            <w:tcW w:type="dxa" w:w="4819"/>
+            <w:tcW w:type="dxa" w:w="2381"/>
           </w:tcPr>
           <w:p>
             <w:pPr>
@@ -3565,7 +3567,7 @@
         </w:tc>
         <w:tc>
           <w:tcPr>
-            <w:tcW w:type="dxa" w:w="4819"/>
+            <w:tcW w:type="dxa" w:w="7200"/>
           </w:tcPr>
           <w:p>
             <w:pPr>
@@ -3583,7 +3585,7 @@
         </w:trPr>
         <w:tc>
           <w:tcPr>
-            <w:tcW w:type="dxa" w:w="4819"/>
+            <w:tcW w:type="dxa" w:w="2381"/>
           </w:tcPr>
           <w:p>
             <w:pPr>
@@ -3596,7 +3598,7 @@
         </w:tc>
         <w:tc>
           <w:tcPr>
-            <w:tcW w:type="dxa" w:w="4819"/>
+            <w:tcW w:type="dxa" w:w="7200"/>
           </w:tcPr>
           <w:p>
             <w:pPr>
@@ -3614,7 +3616,7 @@
         </w:trPr>
         <w:tc>
           <w:tcPr>
-            <w:tcW w:type="dxa" w:w="4819"/>
+            <w:tcW w:type="dxa" w:w="2381"/>
           </w:tcPr>
           <w:p>
             <w:pPr>
@@ -3627,7 +3629,7 @@
         </w:tc>
         <w:tc>
           <w:tcPr>
-            <w:tcW w:type="dxa" w:w="4819"/>
+            <w:tcW w:type="dxa" w:w="7200"/>
           </w:tcPr>
           <w:p>
             <w:pPr>
@@ -3645,7 +3647,7 @@
         </w:trPr>
         <w:tc>
           <w:tcPr>
-            <w:tcW w:type="dxa" w:w="4819"/>
+            <w:tcW w:type="dxa" w:w="2381"/>
           </w:tcPr>
           <w:p>
             <w:pPr>
@@ -3658,7 +3660,7 @@
         </w:tc>
         <w:tc>
           <w:tcPr>
-            <w:tcW w:type="dxa" w:w="4819"/>
+            <w:tcW w:type="dxa" w:w="7200"/>
           </w:tcPr>
           <w:p>
             <w:pPr>
@@ -3676,7 +3678,7 @@
         </w:trPr>
         <w:tc>
           <w:tcPr>
-            <w:tcW w:type="dxa" w:w="4819"/>
+            <w:tcW w:type="dxa" w:w="2381"/>
           </w:tcPr>
           <w:p>
             <w:pPr>
@@ -3689,7 +3691,7 @@
         </w:tc>
         <w:tc>
           <w:tcPr>
-            <w:tcW w:type="dxa" w:w="4819"/>
+            <w:tcW w:type="dxa" w:w="7200"/>
           </w:tcPr>
           <w:p>
             <w:pPr>
@@ -3707,7 +3709,7 @@
         </w:trPr>
         <w:tc>
           <w:tcPr>
-            <w:tcW w:type="dxa" w:w="4819"/>
+            <w:tcW w:type="dxa" w:w="2381"/>
           </w:tcPr>
           <w:p>
             <w:pPr>
@@ -3720,7 +3722,7 @@
         </w:tc>
         <w:tc>
           <w:tcPr>
-            <w:tcW w:type="dxa" w:w="4819"/>
+            <w:tcW w:type="dxa" w:w="7200"/>
           </w:tcPr>
           <w:p>
             <w:pPr>
@@ -3738,7 +3740,7 @@
         </w:trPr>
         <w:tc>
           <w:tcPr>
-            <w:tcW w:type="dxa" w:w="4819"/>
+            <w:tcW w:type="dxa" w:w="2381"/>
           </w:tcPr>
           <w:p>
             <w:pPr>
@@ -3751,7 +3753,7 @@
         </w:tc>
         <w:tc>
           <w:tcPr>
-            <w:tcW w:type="dxa" w:w="4819"/>
+            <w:tcW w:type="dxa" w:w="7200"/>
           </w:tcPr>
           <w:p>
             <w:pPr>
@@ -3769,7 +3771,7 @@
         </w:trPr>
         <w:tc>
           <w:tcPr>
-            <w:tcW w:type="dxa" w:w="4819"/>
+            <w:tcW w:type="dxa" w:w="2381"/>
           </w:tcPr>
           <w:p>
             <w:pPr>
@@ -3782,7 +3784,7 @@
         </w:tc>
         <w:tc>
           <w:tcPr>
-            <w:tcW w:type="dxa" w:w="4819"/>
+            <w:tcW w:type="dxa" w:w="7200"/>
           </w:tcPr>
           <w:p>
             <w:pPr>
@@ -3800,7 +3802,7 @@
         </w:trPr>
         <w:tc>
           <w:tcPr>
-            <w:tcW w:type="dxa" w:w="4819"/>
+            <w:tcW w:type="dxa" w:w="2381"/>
           </w:tcPr>
           <w:p>
             <w:pPr>
@@ -3813,7 +3815,7 @@
         </w:tc>
         <w:tc>
           <w:tcPr>
-            <w:tcW w:type="dxa" w:w="4819"/>
+            <w:tcW w:type="dxa" w:w="7200"/>
           </w:tcPr>
           <w:p>
             <w:pPr>

--- a/docs/reports/02-微调与数据.docx
+++ b/docs/reports/02-微调与数据.docx
@@ -12,7 +12,7 @@
     </w:p>
     <w:p>
       <w:r>
-        <w:t>更新：2026-10-01T18:17:08+08:00。本册按实际实验整理，原始运行记录单独保存。</w:t>
+        <w:t>更新：2026-10-01T21:57:38+08:00。本册按实际实验整理，原始运行记录单独保存。</w:t>
       </w:r>
     </w:p>
     <w:p>
@@ -30,7 +30,7 @@
     </w:p>
     <w:p>
       <w:r>
-        <w:t>最近这轮用了 5,000 条训练轨迹，完整 dev 通过 406/500；调用轮为 482/568，不调用轮为 342/360。loss 与实际工具决策分开看，不能把更容易生成调用当成任务成功率提升。</w:t>
+        <w:t>最近这轮用了 10,000 条训练轨迹，完整 dev 通过 409/500；调用轮为 490/568，不调用轮为 335/360。loss 与实际工具决策分开看，不能把更容易生成调用当成任务成功率提升。</w:t>
       </w:r>
     </w:p>
     <w:p>
@@ -492,7 +492,7 @@
     </w:p>
     <w:p>
       <w:r>
-        <w:t>这轮用了 5,000 条训练轨迹，完整 dev 通过 406/500；原模型加固定示例为 355/500。调用轮相差 +26 条，不调用轮相差 +43 条。先把这两类决策分开，才看得清模型具体改变了什么；其余规模和 seed 仍需继续比较。</w:t>
+        <w:t>这轮用了 10,000 条训练轨迹，完整 dev 通过 409/500；原模型加固定示例为 355/500。调用轮相差 +34 条，不调用轮相差 +36 条。先把这两类决策分开，才看得清模型具体改变了什么；其余规模和 seed 仍需继续比较。</w:t>
       </w:r>
     </w:p>
     <w:p>
@@ -1253,7 +1253,7 @@
               <w:spacing w:after="40" w:line="240" w:lineRule="auto"/>
             </w:pPr>
             <w:r>
-              <w:t>2100</w:t>
+              <w:t>3635</w:t>
             </w:r>
           </w:p>
         </w:tc>
@@ -1266,7 +1266,7 @@
               <w:spacing w:after="40" w:line="240" w:lineRule="auto"/>
             </w:pPr>
             <w:r>
-              <w:t>0.10573</w:t>
+              <w:t>0.09608</w:t>
             </w:r>
           </w:p>
         </w:tc>
@@ -1279,7 +1279,90 @@
               <w:spacing w:after="40" w:line="240" w:lineRule="auto"/>
             </w:pPr>
             <w:r>
-              <w:t>运行中</w:t>
+              <w:t>训练与完整 dev 工具评测结束</w:t>
+            </w:r>
+          </w:p>
+        </w:tc>
+      </w:tr>
+      <w:tr>
+        <w:trPr>
+          <w:cantSplit/>
+        </w:trPr>
+        <w:tc>
+          <w:tcPr>
+            <w:tcW w:type="dxa" w:w="1606"/>
+          </w:tcPr>
+          <w:p>
+            <w:pPr>
+              <w:spacing w:after="40" w:line="240" w:lineRule="auto"/>
+            </w:pPr>
+            <w:r>
+              <w:t>E09-R13</w:t>
+            </w:r>
+          </w:p>
+        </w:tc>
+        <w:tc>
+          <w:tcPr>
+            <w:tcW w:type="dxa" w:w="1606"/>
+          </w:tcPr>
+          <w:p>
+            <w:pPr>
+              <w:spacing w:after="40" w:line="240" w:lineRule="auto"/>
+            </w:pPr>
+            <w:r>
+              <w:t>10000</w:t>
+            </w:r>
+          </w:p>
+        </w:tc>
+        <w:tc>
+          <w:tcPr>
+            <w:tcW w:type="dxa" w:w="1606"/>
+          </w:tcPr>
+          <w:p>
+            <w:pPr>
+              <w:spacing w:after="40" w:line="240" w:lineRule="auto"/>
+            </w:pPr>
+            <w:r>
+              <w:t>42</w:t>
+            </w:r>
+          </w:p>
+        </w:tc>
+        <w:tc>
+          <w:tcPr>
+            <w:tcW w:type="dxa" w:w="1606"/>
+          </w:tcPr>
+          <w:p>
+            <w:pPr>
+              <w:spacing w:after="40" w:line="240" w:lineRule="auto"/>
+            </w:pPr>
+            <w:r>
+              <w:t>489</w:t>
+            </w:r>
+          </w:p>
+        </w:tc>
+        <w:tc>
+          <w:tcPr>
+            <w:tcW w:type="dxa" w:w="1606"/>
+          </w:tcPr>
+          <w:p>
+            <w:pPr>
+              <w:spacing w:after="40" w:line="240" w:lineRule="auto"/>
+            </w:pPr>
+            <w:r>
+              <w:t>0.14347</w:t>
+            </w:r>
+          </w:p>
+        </w:tc>
+        <w:tc>
+          <w:tcPr>
+            <w:tcW w:type="dxa" w:w="1606"/>
+          </w:tcPr>
+          <w:p>
+            <w:pPr>
+              <w:spacing w:after="40" w:line="240" w:lineRule="auto"/>
+            </w:pPr>
+            <w:r>
+              <w:t>Windows 重启中断；待从 checkpoint-400 恢复</w:t>
             </w:r>
           </w:p>
         </w:tc>
@@ -1288,6 +1371,58 @@
     <w:p>
       <w:r>
         <w:t>当前运行展开 29,073 个回复单元，共 1,282,656 个监督 token；最长 2040 token。全部单元已检查官方渲染、非思考前缀和监督位置，没有截断调用。</w:t>
+      </w:r>
+    </w:p>
+    <w:p>
+      <w:pPr>
+        <w:pStyle w:val="Heading2"/>
+      </w:pPr>
+      <w:r>
+        <w:t>10k seed 42 这一轮为什么停在半路？</w:t>
+      </w:r>
+    </w:p>
+    <w:p>
+      <w:r>
+        <w:t xml:space="preserve">E09-R13 跑到第 489 次参数更新时，训练日志没有 Python traceback 或 CUDA OOM 记录。Windows 在同一秒留下了重启事件：由 StartMenuExperienceHost 发出重启请求，训练子进程随后以 </w:t>
+      </w:r>
+      <w:r>
+        <w:rPr>
+          <w:rFonts w:ascii="Consolas" w:hAnsi="Consolas"/>
+          <w:sz w:val="20"/>
+        </w:rPr>
+        <w:t>0x40010004</w:t>
+      </w:r>
+      <w:r>
+        <w:t xml:space="preserve"> 结束。系统事件与训练日志的时间能对上。</w:t>
+      </w:r>
+    </w:p>
+    <w:p>
+      <w:r>
+        <w:t xml:space="preserve">最后一次完整 dev 检查在第 400 步，loss 为 0.14347。保存的 </w:t>
+      </w:r>
+      <w:r>
+        <w:rPr>
+          <w:rFonts w:ascii="Consolas" w:hAnsi="Consolas"/>
+          <w:sz w:val="20"/>
+        </w:rPr>
+        <w:t>checkpoint-400</w:t>
+      </w:r>
+      <w:r>
+        <w:t xml:space="preserve"> 有 16 个文件，清单里的 SHA-256 都已复核；第 401—489 步没有 checkpoint，不能算进已保存训练量。恢复时沿用这份 10k、seed 42 配置和同一运行号：</w:t>
+      </w:r>
+    </w:p>
+    <w:p>
+      <w:pPr>
+        <w:pStyle w:val="CodeBlock"/>
+        <w:shd w:fill="F3F4F6"/>
+      </w:pPr>
+      <w:r>
+        <w:t>python scripts/sft.py --config configs/sft.json --experiment E09 --size 10000 --seed 42 --resume-run E09-R13</w:t>
+      </w:r>
+    </w:p>
+    <w:p>
+      <w:r>
+        <w:t>这次只是系统重启后的断点续训，不是换参数重跑。重启原因、最后日志、队列报错和 checkpoint 校验结果均保留在本地运行档案。</w:t>
       </w:r>
     </w:p>
     <w:p>
@@ -1308,7 +1443,7 @@
               <a:graphicData uri="http://schemas.openxmlformats.org/drawingml/2006/picture">
                 <pic:pic>
                   <pic:nvPicPr>
-                    <pic:cNvPr id="0" name="E09-R11-loss.png"/>
+                    <pic:cNvPr id="0" name="E09-R13-loss.png"/>
                     <pic:cNvPicPr/>
                   </pic:nvPicPr>
                   <pic:blipFill>
@@ -1336,7 +1471,7 @@
         <w:jc w:val="center"/>
       </w:pPr>
       <w:r>
-        <w:t>图 E09-1：E09-R11，训练 2100 个点、完整 dev 22 个点；保留原始波动。</w:t>
+        <w:t>图 E09-1：E09-R13，训练 489 个点、完整 dev 5 个点；保留原始波动。</w:t>
       </w:r>
     </w:p>
     <w:p>
@@ -1369,7 +1504,7 @@
     </w:p>
     <w:p>
       <w:r>
-        <w:t>最近完成的 E09-R09 通过 406/500；调用轮为 482/568，不调用轮为 342/360。是否比原模型好，要在相同条件下逐项比较。</w:t>
+        <w:t>最近完成的 E09-R11 通过 409/500；调用轮为 490/568，不调用轮为 335/360。是否比原模型好，要在相同条件下逐项比较。</w:t>
       </w:r>
     </w:p>
     <w:p>
@@ -1748,6 +1883,89 @@
           </w:p>
         </w:tc>
       </w:tr>
+      <w:tr>
+        <w:trPr>
+          <w:cantSplit/>
+        </w:trPr>
+        <w:tc>
+          <w:tcPr>
+            <w:tcW w:type="dxa" w:w="1606"/>
+          </w:tcPr>
+          <w:p>
+            <w:pPr>
+              <w:spacing w:after="40" w:line="240" w:lineRule="auto"/>
+            </w:pPr>
+            <w:r>
+              <w:t>E09-R11</w:t>
+            </w:r>
+          </w:p>
+        </w:tc>
+        <w:tc>
+          <w:tcPr>
+            <w:tcW w:type="dxa" w:w="1606"/>
+          </w:tcPr>
+          <w:p>
+            <w:pPr>
+              <w:spacing w:after="40" w:line="240" w:lineRule="auto"/>
+            </w:pPr>
+            <w:r>
+              <w:t>10,000 / 17</w:t>
+            </w:r>
+          </w:p>
+        </w:tc>
+        <w:tc>
+          <w:tcPr>
+            <w:tcW w:type="dxa" w:w="1606"/>
+          </w:tcPr>
+          <w:p>
+            <w:pPr>
+              <w:spacing w:after="40" w:line="240" w:lineRule="auto"/>
+            </w:pPr>
+            <w:r>
+              <w:t>409/500</w:t>
+            </w:r>
+          </w:p>
+        </w:tc>
+        <w:tc>
+          <w:tcPr>
+            <w:tcW w:type="dxa" w:w="1606"/>
+          </w:tcPr>
+          <w:p>
+            <w:pPr>
+              <w:spacing w:after="40" w:line="240" w:lineRule="auto"/>
+            </w:pPr>
+            <w:r>
+              <w:t>490/568</w:t>
+            </w:r>
+          </w:p>
+        </w:tc>
+        <w:tc>
+          <w:tcPr>
+            <w:tcW w:type="dxa" w:w="1606"/>
+          </w:tcPr>
+          <w:p>
+            <w:pPr>
+              <w:spacing w:after="40" w:line="240" w:lineRule="auto"/>
+            </w:pPr>
+            <w:r>
+              <w:t>335/360</w:t>
+            </w:r>
+          </w:p>
+        </w:tc>
+        <w:tc>
+          <w:tcPr>
+            <w:tcW w:type="dxa" w:w="1606"/>
+          </w:tcPr>
+          <w:p>
+            <w:pPr>
+              <w:spacing w:after="40" w:line="240" w:lineRule="auto"/>
+            </w:pPr>
+            <w:r>
+              <w:t>1</w:t>
+            </w:r>
+          </w:p>
+        </w:tc>
+      </w:tr>
     </w:tbl>
     <w:p>
       <w:pPr>
@@ -1800,7 +2018,7 @@
     </w:p>
     <w:p>
       <w:r>
-        <w:t>最近完成的 E09-R09 通过 406/500，与原模型相差 +51 条，即 +10.2 个百分点。调用轮相差 +26 条，不调用轮相差 +43 条。先分别看这两类决策，才能判断模型是否只是更愿意调工具。</w:t>
+        <w:t>最近完成的 E09-R11 通过 409/500，与原模型相差 +54 条，即 +10.8 个百分点。调用轮相差 +34 条，不调用轮相差 +36 条。先分别看这两类决策，才能判断模型是否只是更愿意调工具。</w:t>
       </w:r>
     </w:p>
     <w:p>
@@ -3809,6 +4027,37 @@
               <w:spacing w:after="40" w:line="240" w:lineRule="auto"/>
             </w:pPr>
             <w:r>
+              <w:t>E09-R13 重启中断与断点恢复</w:t>
+            </w:r>
+          </w:p>
+        </w:tc>
+        <w:tc>
+          <w:tcPr>
+            <w:tcW w:type="dxa" w:w="7200"/>
+          </w:tcPr>
+          <w:p>
+            <w:pPr>
+              <w:spacing w:after="40" w:line="240" w:lineRule="auto"/>
+            </w:pPr>
+            <w:r>
+              <w:t>experiments/E09/notes.md；.local/runs/E09-R13</w:t>
+            </w:r>
+          </w:p>
+        </w:tc>
+      </w:tr>
+      <w:tr>
+        <w:trPr>
+          <w:cantSplit/>
+        </w:trPr>
+        <w:tc>
+          <w:tcPr>
+            <w:tcW w:type="dxa" w:w="2381"/>
+          </w:tcPr>
+          <w:p>
+            <w:pPr>
+              <w:spacing w:after="40" w:line="240" w:lineRule="auto"/>
+            </w:pPr>
+            <w:r>
               <w:t>后续训练与生成结果</w:t>
             </w:r>
           </w:p>

--- a/docs/reports/02-微调与数据.docx
+++ b/docs/reports/02-微调与数据.docx
@@ -12,7 +12,7 @@
     </w:p>
     <w:p>
       <w:r>
-        <w:t>更新：2026-10-01T21:57:38+08:00。本册按实际实验整理，原始运行记录单独保存。</w:t>
+        <w:t>更新：2026-10-01T22:46:44+08:00。本册按实际实验整理，原始运行记录单独保存。</w:t>
       </w:r>
     </w:p>
     <w:p>
@@ -1336,7 +1336,7 @@
               <w:spacing w:after="40" w:line="240" w:lineRule="auto"/>
             </w:pPr>
             <w:r>
-              <w:t>489</w:t>
+              <w:t>800</w:t>
             </w:r>
           </w:p>
         </w:tc>
@@ -1349,7 +1349,7 @@
               <w:spacing w:after="40" w:line="240" w:lineRule="auto"/>
             </w:pPr>
             <w:r>
-              <w:t>0.14347</w:t>
+              <w:t>0.12630</w:t>
             </w:r>
           </w:p>
         </w:tc>
@@ -1362,7 +1362,7 @@
               <w:spacing w:after="40" w:line="240" w:lineRule="auto"/>
             </w:pPr>
             <w:r>
-              <w:t>Windows 重启中断；待从 checkpoint-400 恢复</w:t>
+              <w:t>从 checkpoint-400 恢复训练中</w:t>
             </w:r>
           </w:p>
         </w:tc>
@@ -1471,12 +1471,27 @@
         <w:jc w:val="center"/>
       </w:pPr>
       <w:r>
-        <w:t>图 E09-1：E09-R13，训练 489 个点、完整 dev 5 个点；保留原始波动。</w:t>
+        <w:t>图 E09-1：E09-R13，逐步训练 loss 与完整 dev 测量点。</w:t>
       </w:r>
     </w:p>
     <w:p>
       <w:r>
         <w:t>训练点是 TRL 每次参数更新的 loss，验证点来自完整 dev 的监督 token 加权交叉熵。它们的聚合窗口不同，先观察各自趋势，再结合工具生成结果判断；不能把一两个低点当成能力改善。</w:t>
+      </w:r>
+    </w:p>
+    <w:p>
+      <w:r>
+        <w:t xml:space="preserve">E09-R13 的训练日志跨过一次断点：首次运行记录到第 489 步，但最后可恢复权重只到 </w:t>
+      </w:r>
+      <w:r>
+        <w:rPr>
+          <w:rFonts w:ascii="Consolas" w:hAnsi="Consolas"/>
+          <w:sz w:val="20"/>
+        </w:rPr>
+        <w:t>checkpoint-400</w:t>
+      </w:r>
+      <w:r>
+        <w:t>；恢复后的 loss 从下一段单独绘制。图里保留了重启前未保存的尾段记录，也保留恢复后的实际曲线，没有把两次进程的 loss 连成一条连续训练轨迹。</w:t>
       </w:r>
     </w:p>
     <w:p>

--- a/docs/reports/02-微调与数据.docx
+++ b/docs/reports/02-微调与数据.docx
@@ -12,7 +12,7 @@
     </w:p>
     <w:p>
       <w:r>
-        <w:t>更新：2026-10-01T22:46:44+08:00。本册按实际实验整理，原始运行记录单独保存。</w:t>
+        <w:t>更新：2026-10-01T22:55:41+08:00。本册按实际实验整理，原始运行记录单独保存。</w:t>
       </w:r>
     </w:p>
     <w:p>
@@ -1336,7 +1336,7 @@
               <w:spacing w:after="40" w:line="240" w:lineRule="auto"/>
             </w:pPr>
             <w:r>
-              <w:t>800</w:t>
+              <w:t>900</w:t>
             </w:r>
           </w:p>
         </w:tc>
@@ -1349,7 +1349,7 @@
               <w:spacing w:after="40" w:line="240" w:lineRule="auto"/>
             </w:pPr>
             <w:r>
-              <w:t>0.12630</w:t>
+              <w:t>0.12322</w:t>
             </w:r>
           </w:p>
         </w:tc>

--- a/docs/reports/02-微调与数据.docx
+++ b/docs/reports/02-微调与数据.docx
@@ -12,7 +12,7 @@
     </w:p>
     <w:p>
       <w:r>
-        <w:t>更新：2026-10-01T22:55:41+08:00。本册按实际实验整理，原始运行记录单独保存。</w:t>
+        <w:t>更新：2026-10-01T23:03:09+08:00。本册按实际实验整理，原始运行记录单独保存。</w:t>
       </w:r>
     </w:p>
     <w:p>
@@ -1336,7 +1336,7 @@
               <w:spacing w:after="40" w:line="240" w:lineRule="auto"/>
             </w:pPr>
             <w:r>
-              <w:t>900</w:t>
+              <w:t>1000</w:t>
             </w:r>
           </w:p>
         </w:tc>
@@ -1349,7 +1349,7 @@
               <w:spacing w:after="40" w:line="240" w:lineRule="auto"/>
             </w:pPr>
             <w:r>
-              <w:t>0.12322</w:t>
+              <w:t>0.12060</w:t>
             </w:r>
           </w:p>
         </w:tc>

--- a/docs/reports/02-微调与数据.docx
+++ b/docs/reports/02-微调与数据.docx
@@ -12,7 +12,7 @@
     </w:p>
     <w:p>
       <w:r>
-        <w:t>更新：2026-10-01T23:03:09+08:00。本册按实际实验整理，原始运行记录单独保存。</w:t>
+        <w:t>更新：2026-10-01T23:10:45+08:00。本册按实际实验整理，原始运行记录单独保存。</w:t>
       </w:r>
     </w:p>
     <w:p>
@@ -1336,7 +1336,7 @@
               <w:spacing w:after="40" w:line="240" w:lineRule="auto"/>
             </w:pPr>
             <w:r>
-              <w:t>1000</w:t>
+              <w:t>1100</w:t>
             </w:r>
           </w:p>
         </w:tc>
@@ -1349,7 +1349,7 @@
               <w:spacing w:after="40" w:line="240" w:lineRule="auto"/>
             </w:pPr>
             <w:r>
-              <w:t>0.12060</w:t>
+              <w:t>0.11937</w:t>
             </w:r>
           </w:p>
         </w:tc>

--- a/docs/reports/02-微调与数据.docx
+++ b/docs/reports/02-微调与数据.docx
@@ -12,7 +12,7 @@
     </w:p>
     <w:p>
       <w:r>
-        <w:t>更新：2026-10-01T23:10:45+08:00。本册按实际实验整理，原始运行记录单独保存。</w:t>
+        <w:t>更新：2026-10-01T23:40:39+08:00。本册按实际实验整理，原始运行记录单独保存。</w:t>
       </w:r>
     </w:p>
     <w:p>
@@ -1336,7 +1336,7 @@
               <w:spacing w:after="40" w:line="240" w:lineRule="auto"/>
             </w:pPr>
             <w:r>
-              <w:t>1100</w:t>
+              <w:t>1500</w:t>
             </w:r>
           </w:p>
         </w:tc>
@@ -1349,7 +1349,7 @@
               <w:spacing w:after="40" w:line="240" w:lineRule="auto"/>
             </w:pPr>
             <w:r>
-              <w:t>0.11937</w:t>
+              <w:t>0.11235</w:t>
             </w:r>
           </w:p>
         </w:tc>

--- a/docs/reports/02-微调与数据.docx
+++ b/docs/reports/02-微调与数据.docx
@@ -12,7 +12,7 @@
     </w:p>
     <w:p>
       <w:r>
-        <w:t>更新：2026-10-01T23:40:39+08:00。本册按实际实验整理，原始运行记录单独保存。</w:t>
+        <w:t>更新：2026-10-01T23:49:37+08:00。本册按实际实验整理，原始运行记录单独保存。</w:t>
       </w:r>
     </w:p>
     <w:p>
@@ -1336,7 +1336,7 @@
               <w:spacing w:after="40" w:line="240" w:lineRule="auto"/>
             </w:pPr>
             <w:r>
-              <w:t>1500</w:t>
+              <w:t>1600</w:t>
             </w:r>
           </w:p>
         </w:tc>
@@ -1349,7 +1349,7 @@
               <w:spacing w:after="40" w:line="240" w:lineRule="auto"/>
             </w:pPr>
             <w:r>
-              <w:t>0.11235</w:t>
+              <w:t>0.11163</w:t>
             </w:r>
           </w:p>
         </w:tc>

--- a/docs/reports/02-微调与数据.docx
+++ b/docs/reports/02-微调与数据.docx
@@ -12,7 +12,7 @@
     </w:p>
     <w:p>
       <w:r>
-        <w:t>更新：2026-10-01T23:49:37+08:00。本册按实际实验整理，原始运行记录单独保存。</w:t>
+        <w:t>更新：2026-10-02T00:05:37+08:00。本册按实际实验整理，原始运行记录单独保存。</w:t>
       </w:r>
     </w:p>
     <w:p>
@@ -1336,7 +1336,7 @@
               <w:spacing w:after="40" w:line="240" w:lineRule="auto"/>
             </w:pPr>
             <w:r>
-              <w:t>1600</w:t>
+              <w:t>1700</w:t>
             </w:r>
           </w:p>
         </w:tc>
@@ -1349,7 +1349,7 @@
               <w:spacing w:after="40" w:line="240" w:lineRule="auto"/>
             </w:pPr>
             <w:r>
-              <w:t>0.11163</w:t>
+              <w:t>0.11130</w:t>
             </w:r>
           </w:p>
         </w:tc>

--- a/docs/reports/02-微调与数据.docx
+++ b/docs/reports/02-微调与数据.docx
@@ -12,7 +12,7 @@
     </w:p>
     <w:p>
       <w:r>
-        <w:t>更新：2026-10-02T00:05:37+08:00。本册按实际实验整理，原始运行记录单独保存。</w:t>
+        <w:t>更新：2026-10-02T00:22:13+08:00。本册按实际实验整理，原始运行记录单独保存。</w:t>
       </w:r>
     </w:p>
     <w:p>
@@ -1336,7 +1336,7 @@
               <w:spacing w:after="40" w:line="240" w:lineRule="auto"/>
             </w:pPr>
             <w:r>
-              <w:t>1700</w:t>
+              <w:t>1800</w:t>
             </w:r>
           </w:p>
         </w:tc>
@@ -1349,7 +1349,7 @@
               <w:spacing w:after="40" w:line="240" w:lineRule="auto"/>
             </w:pPr>
             <w:r>
-              <w:t>0.11130</w:t>
+              <w:t>0.10974</w:t>
             </w:r>
           </w:p>
         </w:tc>

--- a/docs/reports/02-微调与数据.docx
+++ b/docs/reports/02-微调与数据.docx
@@ -12,7 +12,7 @@
     </w:p>
     <w:p>
       <w:r>
-        <w:t>更新：2026-10-02T00:22:13+08:00。本册按实际实验整理，原始运行记录单独保存。</w:t>
+        <w:t>更新：2026-10-02T00:32:18+08:00。本册按实际实验整理，原始运行记录单独保存。</w:t>
       </w:r>
     </w:p>
     <w:p>
@@ -1336,7 +1336,7 @@
               <w:spacing w:after="40" w:line="240" w:lineRule="auto"/>
             </w:pPr>
             <w:r>
-              <w:t>1800</w:t>
+              <w:t>1889</w:t>
             </w:r>
           </w:p>
         </w:tc>

--- a/docs/reports/02-微调与数据.docx
+++ b/docs/reports/02-微调与数据.docx
@@ -12,7 +12,7 @@
     </w:p>
     <w:p>
       <w:r>
-        <w:t>更新：2026-10-02T00:32:18+08:00。本册按实际实验整理，原始运行记录单独保存。</w:t>
+        <w:t>更新：2026-10-02T00:55:26+08:00。本册按实际实验整理，原始运行记录单独保存。</w:t>
       </w:r>
     </w:p>
     <w:p>
@@ -1336,7 +1336,7 @@
               <w:spacing w:after="40" w:line="240" w:lineRule="auto"/>
             </w:pPr>
             <w:r>
-              <w:t>1889</w:t>
+              <w:t>2000</w:t>
             </w:r>
           </w:p>
         </w:tc>
@@ -1349,7 +1349,7 @@
               <w:spacing w:after="40" w:line="240" w:lineRule="auto"/>
             </w:pPr>
             <w:r>
-              <w:t>0.10974</w:t>
+              <w:t>0.10707</w:t>
             </w:r>
           </w:p>
         </w:tc>

--- a/docs/reports/02-微调与数据.docx
+++ b/docs/reports/02-微调与数据.docx
@@ -12,7 +12,7 @@
     </w:p>
     <w:p>
       <w:r>
-        <w:t>更新：2026-10-02T00:55:26+08:00。本册按实际实验整理，原始运行记录单独保存。</w:t>
+        <w:t>更新：2026-10-02T01:12:04+08:00。本册按实际实验整理，原始运行记录单独保存。</w:t>
       </w:r>
     </w:p>
     <w:p>
@@ -1336,7 +1336,7 @@
               <w:spacing w:after="40" w:line="240" w:lineRule="auto"/>
             </w:pPr>
             <w:r>
-              <w:t>2000</w:t>
+              <w:t>2100</w:t>
             </w:r>
           </w:p>
         </w:tc>
@@ -1349,7 +1349,7 @@
               <w:spacing w:after="40" w:line="240" w:lineRule="auto"/>
             </w:pPr>
             <w:r>
-              <w:t>0.10707</w:t>
+              <w:t>0.10580</w:t>
             </w:r>
           </w:p>
         </w:tc>

--- a/docs/reports/02-微调与数据.docx
+++ b/docs/reports/02-微调与数据.docx
@@ -12,7 +12,7 @@
     </w:p>
     <w:p>
       <w:r>
-        <w:t>更新：2026-10-02T01:12:04+08:00。本册按实际实验整理，原始运行记录单独保存。</w:t>
+        <w:t>更新：2026-10-02T01:28:43+08:00。本册按实际实验整理，原始运行记录单独保存。</w:t>
       </w:r>
     </w:p>
     <w:p>
@@ -1336,7 +1336,7 @@
               <w:spacing w:after="40" w:line="240" w:lineRule="auto"/>
             </w:pPr>
             <w:r>
-              <w:t>2100</w:t>
+              <w:t>2200</w:t>
             </w:r>
           </w:p>
         </w:tc>
@@ -1349,7 +1349,7 @@
               <w:spacing w:after="40" w:line="240" w:lineRule="auto"/>
             </w:pPr>
             <w:r>
-              <w:t>0.10580</w:t>
+              <w:t>0.10431</w:t>
             </w:r>
           </w:p>
         </w:tc>

--- a/docs/reports/02-微调与数据.docx
+++ b/docs/reports/02-微调与数据.docx
@@ -12,7 +12,7 @@
     </w:p>
     <w:p>
       <w:r>
-        <w:t>更新：2026-10-02T01:28:43+08:00。本册按实际实验整理，原始运行记录单独保存。</w:t>
+        <w:t>更新：2026-10-02T01:45:26+08:00。本册按实际实验整理，原始运行记录单独保存。</w:t>
       </w:r>
     </w:p>
     <w:p>
@@ -1336,7 +1336,7 @@
               <w:spacing w:after="40" w:line="240" w:lineRule="auto"/>
             </w:pPr>
             <w:r>
-              <w:t>2200</w:t>
+              <w:t>2300</w:t>
             </w:r>
           </w:p>
         </w:tc>
@@ -1349,7 +1349,7 @@
               <w:spacing w:after="40" w:line="240" w:lineRule="auto"/>
             </w:pPr>
             <w:r>
-              <w:t>0.10431</w:t>
+              <w:t>0.10393</w:t>
             </w:r>
           </w:p>
         </w:tc>

--- a/docs/reports/02-微调与数据.docx
+++ b/docs/reports/02-微调与数据.docx
@@ -12,7 +12,7 @@
     </w:p>
     <w:p>
       <w:r>
-        <w:t>更新：2026-10-02T01:45:26+08:00。本册按实际实验整理，原始运行记录单独保存。</w:t>
+        <w:t>更新：2026-10-02T02:02:09+08:00。本册按实际实验整理，原始运行记录单独保存。</w:t>
       </w:r>
     </w:p>
     <w:p>
@@ -1336,7 +1336,7 @@
               <w:spacing w:after="40" w:line="240" w:lineRule="auto"/>
             </w:pPr>
             <w:r>
-              <w:t>2300</w:t>
+              <w:t>2400</w:t>
             </w:r>
           </w:p>
         </w:tc>
@@ -1349,7 +1349,7 @@
               <w:spacing w:after="40" w:line="240" w:lineRule="auto"/>
             </w:pPr>
             <w:r>
-              <w:t>0.10393</w:t>
+              <w:t>0.10353</w:t>
             </w:r>
           </w:p>
         </w:tc>

--- a/docs/reports/02-微调与数据.docx
+++ b/docs/reports/02-微调与数据.docx
@@ -12,7 +12,7 @@
     </w:p>
     <w:p>
       <w:r>
-        <w:t>更新：2026-10-02T02:02:09+08:00。本册按实际实验整理，原始运行记录单独保存。</w:t>
+        <w:t>更新：2026-10-02T02:12:15+08:00。本册按实际实验整理，原始运行记录单独保存。</w:t>
       </w:r>
     </w:p>
     <w:p>
@@ -1336,7 +1336,7 @@
               <w:spacing w:after="40" w:line="240" w:lineRule="auto"/>
             </w:pPr>
             <w:r>
-              <w:t>2400</w:t>
+              <w:t>2489</w:t>
             </w:r>
           </w:p>
         </w:tc>

--- a/docs/reports/02-微调与数据.docx
+++ b/docs/reports/02-微调与数据.docx
@@ -12,7 +12,7 @@
     </w:p>
     <w:p>
       <w:r>
-        <w:t>更新：2026-10-02T02:12:15+08:00。本册按实际实验整理，原始运行记录单独保存。</w:t>
+        <w:t>更新：2026-10-02T02:28:48+08:00。本册按实际实验整理，原始运行记录单独保存。</w:t>
       </w:r>
     </w:p>
     <w:p>
@@ -1336,7 +1336,7 @@
               <w:spacing w:after="40" w:line="240" w:lineRule="auto"/>
             </w:pPr>
             <w:r>
-              <w:t>2489</w:t>
+              <w:t>2588</w:t>
             </w:r>
           </w:p>
         </w:tc>
@@ -1349,7 +1349,7 @@
               <w:spacing w:after="40" w:line="240" w:lineRule="auto"/>
             </w:pPr>
             <w:r>
-              <w:t>0.10353</w:t>
+              <w:t>0.10298</w:t>
             </w:r>
           </w:p>
         </w:tc>

--- a/docs/reports/02-微调与数据.docx
+++ b/docs/reports/02-微调与数据.docx
@@ -12,7 +12,7 @@
     </w:p>
     <w:p>
       <w:r>
-        <w:t>更新：2026-10-02T02:28:48+08:00。本册按实际实验整理，原始运行记录单独保存。</w:t>
+        <w:t>更新：2026-10-02T02:35:24+08:00。本册按实际实验整理，原始运行记录单独保存。</w:t>
       </w:r>
     </w:p>
     <w:p>
@@ -1336,7 +1336,7 @@
               <w:spacing w:after="40" w:line="240" w:lineRule="auto"/>
             </w:pPr>
             <w:r>
-              <w:t>2588</w:t>
+              <w:t>2600</w:t>
             </w:r>
           </w:p>
         </w:tc>
@@ -1349,7 +1349,7 @@
               <w:spacing w:after="40" w:line="240" w:lineRule="auto"/>
             </w:pPr>
             <w:r>
-              <w:t>0.10298</w:t>
+              <w:t>0.10128</w:t>
             </w:r>
           </w:p>
         </w:tc>

--- a/docs/reports/02-微调与数据.docx
+++ b/docs/reports/02-微调与数据.docx
@@ -12,7 +12,7 @@
     </w:p>
     <w:p>
       <w:r>
-        <w:t>更新：2026-10-02T02:35:24+08:00。本册按实际实验整理，原始运行记录单独保存。</w:t>
+        <w:t>更新：2026-10-02T02:52:04+08:00。本册按实际实验整理，原始运行记录单独保存。</w:t>
       </w:r>
     </w:p>
     <w:p>
@@ -1336,7 +1336,7 @@
               <w:spacing w:after="40" w:line="240" w:lineRule="auto"/>
             </w:pPr>
             <w:r>
-              <w:t>2600</w:t>
+              <w:t>2700</w:t>
             </w:r>
           </w:p>
         </w:tc>
@@ -1349,7 +1349,7 @@
               <w:spacing w:after="40" w:line="240" w:lineRule="auto"/>
             </w:pPr>
             <w:r>
-              <w:t>0.10128</w:t>
+              <w:t>0.10068</w:t>
             </w:r>
           </w:p>
         </w:tc>

--- a/docs/reports/02-微调与数据.docx
+++ b/docs/reports/02-微调与数据.docx
@@ -12,7 +12,7 @@
     </w:p>
     <w:p>
       <w:r>
-        <w:t>更新：2026-10-02T02:52:04+08:00。本册按实际实验整理，原始运行记录单独保存。</w:t>
+        <w:t>更新：2026-10-02T03:00:47+08:00。本册按实际实验整理，原始运行记录单独保存。</w:t>
       </w:r>
     </w:p>
     <w:p>
@@ -1336,7 +1336,7 @@
               <w:spacing w:after="40" w:line="240" w:lineRule="auto"/>
             </w:pPr>
             <w:r>
-              <w:t>2700</w:t>
+              <w:t>2800</w:t>
             </w:r>
           </w:p>
         </w:tc>
@@ -1349,7 +1349,7 @@
               <w:spacing w:after="40" w:line="240" w:lineRule="auto"/>
             </w:pPr>
             <w:r>
-              <w:t>0.10068</w:t>
+              <w:t>0.09976</w:t>
             </w:r>
           </w:p>
         </w:tc>

--- a/docs/reports/02-微调与数据.docx
+++ b/docs/reports/02-微调与数据.docx
@@ -12,7 +12,7 @@
     </w:p>
     <w:p>
       <w:r>
-        <w:t>更新：2026-10-02T03:00:47+08:00。本册按实际实验整理，原始运行记录单独保存。</w:t>
+        <w:t>更新：2026-10-02T03:08:49+08:00。本册按实际实验整理，原始运行记录单独保存。</w:t>
       </w:r>
     </w:p>
     <w:p>
@@ -1336,7 +1336,7 @@
               <w:spacing w:after="40" w:line="240" w:lineRule="auto"/>
             </w:pPr>
             <w:r>
-              <w:t>2800</w:t>
+              <w:t>2900</w:t>
             </w:r>
           </w:p>
         </w:tc>
@@ -1349,7 +1349,7 @@
               <w:spacing w:after="40" w:line="240" w:lineRule="auto"/>
             </w:pPr>
             <w:r>
-              <w:t>0.09976</w:t>
+              <w:t>0.09848</w:t>
             </w:r>
           </w:p>
         </w:tc>

--- a/docs/reports/02-微调与数据.docx
+++ b/docs/reports/02-微调与数据.docx
@@ -12,7 +12,7 @@
     </w:p>
     <w:p>
       <w:r>
-        <w:t>更新：2026-10-02T03:08:49+08:00。本册按实际实验整理，原始运行记录单独保存。</w:t>
+        <w:t>更新：2026-10-02T03:16:56+08:00。本册按实际实验整理，原始运行记录单独保存。</w:t>
       </w:r>
     </w:p>
     <w:p>
@@ -1336,7 +1336,7 @@
               <w:spacing w:after="40" w:line="240" w:lineRule="auto"/>
             </w:pPr>
             <w:r>
-              <w:t>2900</w:t>
+              <w:t>3000</w:t>
             </w:r>
           </w:p>
         </w:tc>

--- a/docs/reports/02-微调与数据.docx
+++ b/docs/reports/02-微调与数据.docx
@@ -12,7 +12,7 @@
     </w:p>
     <w:p>
       <w:r>
-        <w:t>更新：2026-10-02T03:16:56+08:00。本册按实际实验整理，原始运行记录单独保存。</w:t>
+        <w:t>更新：2026-10-02T03:32:58+08:00。本册按实际实验整理，原始运行记录单独保存。</w:t>
       </w:r>
     </w:p>
     <w:p>
@@ -1336,7 +1336,7 @@
               <w:spacing w:after="40" w:line="240" w:lineRule="auto"/>
             </w:pPr>
             <w:r>
-              <w:t>3000</w:t>
+              <w:t>3200</w:t>
             </w:r>
           </w:p>
         </w:tc>
@@ -1349,7 +1349,7 @@
               <w:spacing w:after="40" w:line="240" w:lineRule="auto"/>
             </w:pPr>
             <w:r>
-              <w:t>0.09848</w:t>
+              <w:t>0.09753</w:t>
             </w:r>
           </w:p>
         </w:tc>

--- a/docs/reports/02-微调与数据.docx
+++ b/docs/reports/02-微调与数据.docx
@@ -12,7 +12,7 @@
     </w:p>
     <w:p>
       <w:r>
-        <w:t>更新：2026-10-02T03:32:58+08:00。本册按实际实验整理，原始运行记录单独保存。</w:t>
+        <w:t>更新：2026-10-02T03:41:08+08:00。本册按实际实验整理，原始运行记录单独保存。</w:t>
       </w:r>
     </w:p>
     <w:p>
@@ -1336,7 +1336,7 @@
               <w:spacing w:after="40" w:line="240" w:lineRule="auto"/>
             </w:pPr>
             <w:r>
-              <w:t>3200</w:t>
+              <w:t>3300</w:t>
             </w:r>
           </w:p>
         </w:tc>
@@ -1349,7 +1349,7 @@
               <w:spacing w:after="40" w:line="240" w:lineRule="auto"/>
             </w:pPr>
             <w:r>
-              <w:t>0.09753</w:t>
+              <w:t>0.09702</w:t>
             </w:r>
           </w:p>
         </w:tc>

--- a/docs/reports/02-微调与数据.docx
+++ b/docs/reports/02-微调与数据.docx
@@ -12,7 +12,7 @@
     </w:p>
     <w:p>
       <w:r>
-        <w:t>更新：2026-10-02T03:41:08+08:00。本册按实际实验整理，原始运行记录单独保存。</w:t>
+        <w:t>更新：2026-10-02T03:49:13+08:00。本册按实际实验整理，原始运行记录单独保存。</w:t>
       </w:r>
     </w:p>
     <w:p>
@@ -1336,7 +1336,7 @@
               <w:spacing w:after="40" w:line="240" w:lineRule="auto"/>
             </w:pPr>
             <w:r>
-              <w:t>3300</w:t>
+              <w:t>3400</w:t>
             </w:r>
           </w:p>
         </w:tc>
@@ -1349,7 +1349,7 @@
               <w:spacing w:after="40" w:line="240" w:lineRule="auto"/>
             </w:pPr>
             <w:r>
-              <w:t>0.09702</w:t>
+              <w:t>0.09658</w:t>
             </w:r>
           </w:p>
         </w:tc>

--- a/docs/reports/02-微调与数据.docx
+++ b/docs/reports/02-微调与数据.docx
@@ -12,7 +12,7 @@
     </w:p>
     <w:p>
       <w:r>
-        <w:t>更新：2026-10-02T03:49:13+08:00。本册按实际实验整理，原始运行记录单独保存。</w:t>
+        <w:t>更新：2026-10-02T03:57:18+08:00。本册按实际实验整理，原始运行记录单独保存。</w:t>
       </w:r>
     </w:p>
     <w:p>
@@ -1336,7 +1336,7 @@
               <w:spacing w:after="40" w:line="240" w:lineRule="auto"/>
             </w:pPr>
             <w:r>
-              <w:t>3400</w:t>
+              <w:t>3500</w:t>
             </w:r>
           </w:p>
         </w:tc>
@@ -1349,7 +1349,7 @@
               <w:spacing w:after="40" w:line="240" w:lineRule="auto"/>
             </w:pPr>
             <w:r>
-              <w:t>0.09658</w:t>
+              <w:t>0.09637</w:t>
             </w:r>
           </w:p>
         </w:tc>

--- a/docs/reports/02-微调与数据.docx
+++ b/docs/reports/02-微调与数据.docx
@@ -12,7 +12,7 @@
     </w:p>
     <w:p>
       <w:r>
-        <w:t>更新：2026-10-02T03:57:18+08:00。本册按实际实验整理，原始运行记录单独保存。</w:t>
+        <w:t>更新：2026-10-02T04:17:37+08:00。本册按实际实验整理，原始运行记录单独保存。</w:t>
       </w:r>
     </w:p>
     <w:p>
@@ -1336,7 +1336,7 @@
               <w:spacing w:after="40" w:line="240" w:lineRule="auto"/>
             </w:pPr>
             <w:r>
-              <w:t>3500</w:t>
+              <w:t>3634</w:t>
             </w:r>
           </w:p>
         </w:tc>
@@ -1349,7 +1349,7 @@
               <w:spacing w:after="40" w:line="240" w:lineRule="auto"/>
             </w:pPr>
             <w:r>
-              <w:t>0.09637</w:t>
+              <w:t>0.09616</w:t>
             </w:r>
           </w:p>
         </w:tc>
@@ -1362,7 +1362,7 @@
               <w:spacing w:after="40" w:line="240" w:lineRule="auto"/>
             </w:pPr>
             <w:r>
-              <w:t>从 checkpoint-400 恢复训练中</w:t>
+              <w:t>从 checkpoint-400 恢复后训练完成，待工具评测</w:t>
             </w:r>
           </w:p>
         </w:tc>
@@ -1507,6 +1507,19 @@
     <w:p>
       <w:r>
         <w:t>这一步要观察两条线：训练 loss 是否继续下降，完整 dev loss 是否也下降。只有两条线和工具结果放在一起，才有依据区分记住训练内容与适应新任务。</w:t>
+      </w:r>
+    </w:p>
+    <w:p>
+      <w:pPr>
+        <w:pStyle w:val="Heading2"/>
+      </w:pPr>
+      <w:r>
+        <w:t>生成评测进行到哪一步？</w:t>
+      </w:r>
+    </w:p>
+    <w:p>
+      <w:r>
+        <w:t>E09-R13 的独立生成评测为 E09-R14，已落盘 436/928 个决策轮。还没有覆盖完整 500 条轨迹，暂时不把当前通过数写成最终成绩。</w:t>
       </w:r>
     </w:p>
     <w:p>
@@ -4055,7 +4068,7 @@
               <w:spacing w:after="40" w:line="240" w:lineRule="auto"/>
             </w:pPr>
             <w:r>
-              <w:t>experiments/E09/notes.md；.local/runs/E09-R13</w:t>
+              <w:t>experiments/E09/notes.md；experiments/E09/runs/E09-R13.json；.local/archive/E09/E09-R13.zip</w:t>
             </w:r>
           </w:p>
         </w:tc>

--- a/docs/reports/02-微调与数据.docx
+++ b/docs/reports/02-微调与数据.docx
@@ -12,7 +12,7 @@
     </w:p>
     <w:p>
       <w:r>
-        <w:t>更新：2026-10-02T04:17:37+08:00。本册按实际实验整理，原始运行记录单独保存。</w:t>
+        <w:t>更新：2026-10-02T04:34:31+08:00。本册按实际实验整理，原始运行记录单独保存。</w:t>
       </w:r>
     </w:p>
     <w:p>
@@ -30,7 +30,7 @@
     </w:p>
     <w:p>
       <w:r>
-        <w:t>最近这轮用了 10,000 条训练轨迹，完整 dev 通过 409/500；调用轮为 490/568，不调用轮为 335/360。loss 与实际工具决策分开看，不能把更容易生成调用当成任务成功率提升。</w:t>
+        <w:t>最近这轮用了 10,000 条训练轨迹，完整 dev 通过 410/500；调用轮为 492/568，不调用轮为 338/360。loss 与实际工具决策分开看，不能把更容易生成调用当成任务成功率提升。</w:t>
       </w:r>
     </w:p>
     <w:p>
@@ -492,7 +492,7 @@
     </w:p>
     <w:p>
       <w:r>
-        <w:t>这轮用了 10,000 条训练轨迹，完整 dev 通过 409/500；原模型加固定示例为 355/500。调用轮相差 +34 条，不调用轮相差 +36 条。先把这两类决策分开，才看得清模型具体改变了什么；其余规模和 seed 仍需继续比较。</w:t>
+        <w:t>这轮用了 10,000 条训练轨迹，完整 dev 通过 410/500；原模型加固定示例为 355/500。调用轮相差 +36 条，不调用轮相差 +39 条。先把这两类决策分开，才看得清模型具体改变了什么；其余规模和 seed 仍需继续比较。</w:t>
       </w:r>
     </w:p>
     <w:p>
@@ -1362,7 +1362,90 @@
               <w:spacing w:after="40" w:line="240" w:lineRule="auto"/>
             </w:pPr>
             <w:r>
-              <w:t>从 checkpoint-400 恢复后训练完成，待工具评测</w:t>
+              <w:t>断点恢复后训练与完整 dev 工具评测结束</w:t>
+            </w:r>
+          </w:p>
+        </w:tc>
+      </w:tr>
+      <w:tr>
+        <w:trPr>
+          <w:cantSplit/>
+        </w:trPr>
+        <w:tc>
+          <w:tcPr>
+            <w:tcW w:type="dxa" w:w="1606"/>
+          </w:tcPr>
+          <w:p>
+            <w:pPr>
+              <w:spacing w:after="40" w:line="240" w:lineRule="auto"/>
+            </w:pPr>
+            <w:r>
+              <w:t>E09-R15</w:t>
+            </w:r>
+          </w:p>
+        </w:tc>
+        <w:tc>
+          <w:tcPr>
+            <w:tcW w:type="dxa" w:w="1606"/>
+          </w:tcPr>
+          <w:p>
+            <w:pPr>
+              <w:spacing w:after="40" w:line="240" w:lineRule="auto"/>
+            </w:pPr>
+            <w:r>
+              <w:t>10000</w:t>
+            </w:r>
+          </w:p>
+        </w:tc>
+        <w:tc>
+          <w:tcPr>
+            <w:tcW w:type="dxa" w:w="1606"/>
+          </w:tcPr>
+          <w:p>
+            <w:pPr>
+              <w:spacing w:after="40" w:line="240" w:lineRule="auto"/>
+            </w:pPr>
+            <w:r>
+              <w:t>2026</w:t>
+            </w:r>
+          </w:p>
+        </w:tc>
+        <w:tc>
+          <w:tcPr>
+            <w:tcW w:type="dxa" w:w="1606"/>
+          </w:tcPr>
+          <w:p>
+            <w:pPr>
+              <w:spacing w:after="40" w:line="240" w:lineRule="auto"/>
+            </w:pPr>
+            <w:r>
+              <w:t>0</w:t>
+            </w:r>
+          </w:p>
+        </w:tc>
+        <w:tc>
+          <w:tcPr>
+            <w:tcW w:type="dxa" w:w="1606"/>
+          </w:tcPr>
+          <w:p>
+            <w:pPr>
+              <w:spacing w:after="40" w:line="240" w:lineRule="auto"/>
+            </w:pPr>
+            <w:r>
+              <w:t>尚未保存</w:t>
+            </w:r>
+          </w:p>
+        </w:tc>
+        <w:tc>
+          <w:tcPr>
+            <w:tcW w:type="dxa" w:w="1606"/>
+          </w:tcPr>
+          <w:p>
+            <w:pPr>
+              <w:spacing w:after="40" w:line="240" w:lineRule="auto"/>
+            </w:pPr>
+            <w:r>
+              <w:t>运行中</w:t>
             </w:r>
           </w:p>
         </w:tc>
@@ -1514,25 +1597,12 @@
         <w:pStyle w:val="Heading2"/>
       </w:pPr>
       <w:r>
-        <w:t>生成评测进行到哪一步？</w:t>
-      </w:r>
-    </w:p>
-    <w:p>
-      <w:r>
-        <w:t>E09-R13 的独立生成评测为 E09-R14，已落盘 436/928 个决策轮。还没有覆盖完整 500 条轨迹，暂时不把当前通过数写成最终成绩。</w:t>
-      </w:r>
-    </w:p>
-    <w:p>
-      <w:pPr>
-        <w:pStyle w:val="Heading2"/>
-      </w:pPr>
-      <w:r>
         <w:t>loss 降下来了，工具调用也改善了吗？</w:t>
       </w:r>
     </w:p>
     <w:p>
       <w:r>
-        <w:t>最近完成的 E09-R11 通过 409/500；调用轮为 490/568，不调用轮为 335/360。是否比原模型好，要在相同条件下逐项比较。</w:t>
+        <w:t>最近完成的 E09-R13 通过 410/500；调用轮为 492/568，不调用轮为 338/360。是否比原模型好，要在相同条件下逐项比较。</w:t>
       </w:r>
     </w:p>
     <w:p>
@@ -1994,6 +2064,89 @@
           </w:p>
         </w:tc>
       </w:tr>
+      <w:tr>
+        <w:trPr>
+          <w:cantSplit/>
+        </w:trPr>
+        <w:tc>
+          <w:tcPr>
+            <w:tcW w:type="dxa" w:w="1606"/>
+          </w:tcPr>
+          <w:p>
+            <w:pPr>
+              <w:spacing w:after="40" w:line="240" w:lineRule="auto"/>
+            </w:pPr>
+            <w:r>
+              <w:t>E09-R13</w:t>
+            </w:r>
+          </w:p>
+        </w:tc>
+        <w:tc>
+          <w:tcPr>
+            <w:tcW w:type="dxa" w:w="1606"/>
+          </w:tcPr>
+          <w:p>
+            <w:pPr>
+              <w:spacing w:after="40" w:line="240" w:lineRule="auto"/>
+            </w:pPr>
+            <w:r>
+              <w:t>10,000 / 42</w:t>
+            </w:r>
+          </w:p>
+        </w:tc>
+        <w:tc>
+          <w:tcPr>
+            <w:tcW w:type="dxa" w:w="1606"/>
+          </w:tcPr>
+          <w:p>
+            <w:pPr>
+              <w:spacing w:after="40" w:line="240" w:lineRule="auto"/>
+            </w:pPr>
+            <w:r>
+              <w:t>410/500</w:t>
+            </w:r>
+          </w:p>
+        </w:tc>
+        <w:tc>
+          <w:tcPr>
+            <w:tcW w:type="dxa" w:w="1606"/>
+          </w:tcPr>
+          <w:p>
+            <w:pPr>
+              <w:spacing w:after="40" w:line="240" w:lineRule="auto"/>
+            </w:pPr>
+            <w:r>
+              <w:t>492/568</w:t>
+            </w:r>
+          </w:p>
+        </w:tc>
+        <w:tc>
+          <w:tcPr>
+            <w:tcW w:type="dxa" w:w="1606"/>
+          </w:tcPr>
+          <w:p>
+            <w:pPr>
+              <w:spacing w:after="40" w:line="240" w:lineRule="auto"/>
+            </w:pPr>
+            <w:r>
+              <w:t>338/360</w:t>
+            </w:r>
+          </w:p>
+        </w:tc>
+        <w:tc>
+          <w:tcPr>
+            <w:tcW w:type="dxa" w:w="1606"/>
+          </w:tcPr>
+          <w:p>
+            <w:pPr>
+              <w:spacing w:after="40" w:line="240" w:lineRule="auto"/>
+            </w:pPr>
+            <w:r>
+              <w:t>1</w:t>
+            </w:r>
+          </w:p>
+        </w:tc>
+      </w:tr>
     </w:tbl>
     <w:p>
       <w:pPr>
@@ -2046,7 +2199,7 @@
     </w:p>
     <w:p>
       <w:r>
-        <w:t>最近完成的 E09-R11 通过 409/500，与原模型相差 +54 条，即 +10.8 个百分点。调用轮相差 +34 条，不调用轮相差 +36 条。先分别看这两类决策，才能判断模型是否只是更愿意调工具。</w:t>
+        <w:t>最近完成的 E09-R13 通过 410/500，与原模型相差 +55 条，即 +11.0 个百分点。调用轮相差 +36 条，不调用轮相差 +39 条。先分别看这两类决策，才能判断模型是否只是更愿意调工具。</w:t>
       </w:r>
     </w:p>
     <w:p>

--- a/docs/reports/02-微调与数据.docx
+++ b/docs/reports/02-微调与数据.docx
@@ -12,7 +12,7 @@
     </w:p>
     <w:p>
       <w:r>
-        <w:t>更新：2026-10-02T04:34:31+08:00。本册按实际实验整理，原始运行记录单独保存。</w:t>
+        <w:t>更新：2026-10-02T04:42:39+08:00。本册按实际实验整理，原始运行记录单独保存。</w:t>
       </w:r>
     </w:p>
     <w:p>
@@ -1419,7 +1419,7 @@
               <w:spacing w:after="40" w:line="240" w:lineRule="auto"/>
             </w:pPr>
             <w:r>
-              <w:t>0</w:t>
+              <w:t>100</w:t>
             </w:r>
           </w:p>
         </w:tc>
@@ -1432,7 +1432,7 @@
               <w:spacing w:after="40" w:line="240" w:lineRule="auto"/>
             </w:pPr>
             <w:r>
-              <w:t>尚未保存</w:t>
+              <w:t>0.19180</w:t>
             </w:r>
           </w:p>
         </w:tc>
@@ -1526,7 +1526,7 @@
               <a:graphicData uri="http://schemas.openxmlformats.org/drawingml/2006/picture">
                 <pic:pic>
                   <pic:nvPicPr>
-                    <pic:cNvPr id="0" name="E09-R13-loss.png"/>
+                    <pic:cNvPr id="0" name="E09-R15-loss.png"/>
                     <pic:cNvPicPr/>
                   </pic:nvPicPr>
                   <pic:blipFill>
@@ -1554,27 +1554,12 @@
         <w:jc w:val="center"/>
       </w:pPr>
       <w:r>
-        <w:t>图 E09-1：E09-R13，逐步训练 loss 与完整 dev 测量点。</w:t>
+        <w:t>图 E09-1：E09-R15，逐步训练 loss 与完整 dev 测量点。</w:t>
       </w:r>
     </w:p>
     <w:p>
       <w:r>
         <w:t>训练点是 TRL 每次参数更新的 loss，验证点来自完整 dev 的监督 token 加权交叉熵。它们的聚合窗口不同，先观察各自趋势，再结合工具生成结果判断；不能把一两个低点当成能力改善。</w:t>
-      </w:r>
-    </w:p>
-    <w:p>
-      <w:r>
-        <w:t xml:space="preserve">E09-R13 的训练日志跨过一次断点：首次运行记录到第 489 步，但最后可恢复权重只到 </w:t>
-      </w:r>
-      <w:r>
-        <w:rPr>
-          <w:rFonts w:ascii="Consolas" w:hAnsi="Consolas"/>
-          <w:sz w:val="20"/>
-        </w:rPr>
-        <w:t>checkpoint-400</w:t>
-      </w:r>
-      <w:r>
-        <w:t>；恢复后的 loss 从下一段单独绘制。图里保留了重启前未保存的尾段记录，也保留恢复后的实际曲线，没有把两次进程的 loss 连成一条连续训练轨迹。</w:t>
       </w:r>
     </w:p>
     <w:p>

--- a/docs/reports/02-微调与数据.docx
+++ b/docs/reports/02-微调与数据.docx
@@ -12,7 +12,7 @@
     </w:p>
     <w:p>
       <w:r>
-        <w:t>更新：2026-10-02T04:42:39+08:00。本册按实际实验整理，原始运行记录单独保存。</w:t>
+        <w:t>更新：2026-10-02T04:58:31+08:00。本册按实际实验整理，原始运行记录单独保存。</w:t>
       </w:r>
     </w:p>
     <w:p>
@@ -1419,7 +1419,7 @@
               <w:spacing w:after="40" w:line="240" w:lineRule="auto"/>
             </w:pPr>
             <w:r>
-              <w:t>100</w:t>
+              <w:t>300</w:t>
             </w:r>
           </w:p>
         </w:tc>
@@ -1432,7 +1432,7 @@
               <w:spacing w:after="40" w:line="240" w:lineRule="auto"/>
             </w:pPr>
             <w:r>
-              <w:t>0.19180</w:t>
+              <w:t>0.14880</w:t>
             </w:r>
           </w:p>
         </w:tc>

--- a/docs/reports/02-微调与数据.docx
+++ b/docs/reports/02-微调与数据.docx
@@ -12,7 +12,7 @@
     </w:p>
     <w:p>
       <w:r>
-        <w:t>更新：2026-10-02T04:58:31+08:00。本册按实际实验整理，原始运行记录单独保存。</w:t>
+        <w:t>更新：2026-10-02T05:06:35+08:00。本册按实际实验整理，原始运行记录单独保存。</w:t>
       </w:r>
     </w:p>
     <w:p>
@@ -1419,7 +1419,7 @@
               <w:spacing w:after="40" w:line="240" w:lineRule="auto"/>
             </w:pPr>
             <w:r>
-              <w:t>300</w:t>
+              <w:t>400</w:t>
             </w:r>
           </w:p>
         </w:tc>
@@ -1432,7 +1432,7 @@
               <w:spacing w:after="40" w:line="240" w:lineRule="auto"/>
             </w:pPr>
             <w:r>
-              <w:t>0.14880</w:t>
+              <w:t>0.14073</w:t>
             </w:r>
           </w:p>
         </w:tc>

--- a/docs/reports/02-微调与数据.docx
+++ b/docs/reports/02-微调与数据.docx
@@ -12,7 +12,7 @@
     </w:p>
     <w:p>
       <w:r>
-        <w:t>更新：2026-10-02T05:06:35+08:00。本册按实际实验整理，原始运行记录单独保存。</w:t>
+        <w:t>更新：2026-10-02T05:14:33+08:00。本册按实际实验整理，原始运行记录单独保存。</w:t>
       </w:r>
     </w:p>
     <w:p>
@@ -1419,7 +1419,7 @@
               <w:spacing w:after="40" w:line="240" w:lineRule="auto"/>
             </w:pPr>
             <w:r>
-              <w:t>400</w:t>
+              <w:t>500</w:t>
             </w:r>
           </w:p>
         </w:tc>
@@ -1432,7 +1432,7 @@
               <w:spacing w:after="40" w:line="240" w:lineRule="auto"/>
             </w:pPr>
             <w:r>
-              <w:t>0.14073</w:t>
+              <w:t>0.13678</w:t>
             </w:r>
           </w:p>
         </w:tc>

--- a/docs/reports/02-微调与数据.docx
+++ b/docs/reports/02-微调与数据.docx
@@ -12,7 +12,7 @@
     </w:p>
     <w:p>
       <w:r>
-        <w:t>更新：2026-10-02T05:14:33+08:00。本册按实际实验整理，原始运行记录单独保存。</w:t>
+        <w:t>更新：2026-10-02T05:22:28+08:00。本册按实际实验整理，原始运行记录单独保存。</w:t>
       </w:r>
     </w:p>
     <w:p>
@@ -1419,7 +1419,7 @@
               <w:spacing w:after="40" w:line="240" w:lineRule="auto"/>
             </w:pPr>
             <w:r>
-              <w:t>500</w:t>
+              <w:t>600</w:t>
             </w:r>
           </w:p>
         </w:tc>
@@ -1432,7 +1432,7 @@
               <w:spacing w:after="40" w:line="240" w:lineRule="auto"/>
             </w:pPr>
             <w:r>
-              <w:t>0.13678</w:t>
+              <w:t>0.13284</w:t>
             </w:r>
           </w:p>
         </w:tc>

--- a/docs/reports/02-微调与数据.docx
+++ b/docs/reports/02-微调与数据.docx
@@ -12,7 +12,7 @@
     </w:p>
     <w:p>
       <w:r>
-        <w:t>更新：2026-10-02T05:22:28+08:00。本册按实际实验整理，原始运行记录单独保存。</w:t>
+        <w:t>更新：2026-10-02T05:30:32+08:00。本册按实际实验整理，原始运行记录单独保存。</w:t>
       </w:r>
     </w:p>
     <w:p>
@@ -1419,7 +1419,7 @@
               <w:spacing w:after="40" w:line="240" w:lineRule="auto"/>
             </w:pPr>
             <w:r>
-              <w:t>600</w:t>
+              <w:t>700</w:t>
             </w:r>
           </w:p>
         </w:tc>
@@ -1432,7 +1432,7 @@
               <w:spacing w:after="40" w:line="240" w:lineRule="auto"/>
             </w:pPr>
             <w:r>
-              <w:t>0.13284</w:t>
+              <w:t>0.12859</w:t>
             </w:r>
           </w:p>
         </w:tc>

--- a/docs/reports/02-微调与数据.docx
+++ b/docs/reports/02-微调与数据.docx
@@ -12,7 +12,7 @@
     </w:p>
     <w:p>
       <w:r>
-        <w:t>更新：2026-10-02T05:30:32+08:00。本册按实际实验整理，原始运行记录单独保存。</w:t>
+        <w:t>更新：2026-10-02T05:46:25+08:00。本册按实际实验整理，原始运行记录单独保存。</w:t>
       </w:r>
     </w:p>
     <w:p>
@@ -1419,7 +1419,7 @@
               <w:spacing w:after="40" w:line="240" w:lineRule="auto"/>
             </w:pPr>
             <w:r>
-              <w:t>700</w:t>
+              <w:t>900</w:t>
             </w:r>
           </w:p>
         </w:tc>
@@ -1432,7 +1432,7 @@
               <w:spacing w:after="40" w:line="240" w:lineRule="auto"/>
             </w:pPr>
             <w:r>
-              <w:t>0.12859</w:t>
+              <w:t>0.12390</w:t>
             </w:r>
           </w:p>
         </w:tc>

--- a/docs/reports/02-微调与数据.docx
+++ b/docs/reports/02-微调与数据.docx
@@ -12,7 +12,7 @@
     </w:p>
     <w:p>
       <w:r>
-        <w:t>更新：2026-10-02T05:46:25+08:00。本册按实际实验整理，原始运行记录单独保存。</w:t>
+        <w:t>更新：2026-10-02T05:54:27+08:00。本册按实际实验整理，原始运行记录单独保存。</w:t>
       </w:r>
     </w:p>
     <w:p>
@@ -1419,7 +1419,7 @@
               <w:spacing w:after="40" w:line="240" w:lineRule="auto"/>
             </w:pPr>
             <w:r>
-              <w:t>900</w:t>
+              <w:t>1000</w:t>
             </w:r>
           </w:p>
         </w:tc>
@@ -1432,7 +1432,7 @@
               <w:spacing w:after="40" w:line="240" w:lineRule="auto"/>
             </w:pPr>
             <w:r>
-              <w:t>0.12390</w:t>
+              <w:t>0.12118</w:t>
             </w:r>
           </w:p>
         </w:tc>

--- a/docs/reports/02-微调与数据.docx
+++ b/docs/reports/02-微调与数据.docx
@@ -12,7 +12,7 @@
     </w:p>
     <w:p>
       <w:r>
-        <w:t>更新：2026-10-02T05:54:27+08:00。本册按实际实验整理，原始运行记录单独保存。</w:t>
+        <w:t>更新：2026-10-02T06:02:27+08:00。本册按实际实验整理，原始运行记录单独保存。</w:t>
       </w:r>
     </w:p>
     <w:p>
@@ -1419,7 +1419,7 @@
               <w:spacing w:after="40" w:line="240" w:lineRule="auto"/>
             </w:pPr>
             <w:r>
-              <w:t>1000</w:t>
+              <w:t>1100</w:t>
             </w:r>
           </w:p>
         </w:tc>
@@ -1432,7 +1432,7 @@
               <w:spacing w:after="40" w:line="240" w:lineRule="auto"/>
             </w:pPr>
             <w:r>
-              <w:t>0.12118</w:t>
+              <w:t>0.12006</w:t>
             </w:r>
           </w:p>
         </w:tc>

--- a/docs/reports/02-微调与数据.docx
+++ b/docs/reports/02-微调与数据.docx
@@ -12,7 +12,7 @@
     </w:p>
     <w:p>
       <w:r>
-        <w:t>更新：2026-10-02T06:02:27+08:00。本册按实际实验整理，原始运行记录单独保存。</w:t>
+        <w:t>更新：2026-10-02T06:10:23+08:00。本册按实际实验整理，原始运行记录单独保存。</w:t>
       </w:r>
     </w:p>
     <w:p>
@@ -1419,7 +1419,7 @@
               <w:spacing w:after="40" w:line="240" w:lineRule="auto"/>
             </w:pPr>
             <w:r>
-              <w:t>1100</w:t>
+              <w:t>1200</w:t>
             </w:r>
           </w:p>
         </w:tc>
@@ -1432,7 +1432,7 @@
               <w:spacing w:after="40" w:line="240" w:lineRule="auto"/>
             </w:pPr>
             <w:r>
-              <w:t>0.12006</w:t>
+              <w:t>0.11624</w:t>
             </w:r>
           </w:p>
         </w:tc>

--- a/docs/reports/02-微调与数据.docx
+++ b/docs/reports/02-微调与数据.docx
@@ -12,7 +12,7 @@
     </w:p>
     <w:p>
       <w:r>
-        <w:t>更新：2026-10-02T06:10:23+08:00。本册按实际实验整理，原始运行记录单独保存。</w:t>
+        <w:t>更新：2026-10-02T06:18:24+08:00。本册按实际实验整理，原始运行记录单独保存。</w:t>
       </w:r>
     </w:p>
     <w:p>
@@ -1419,7 +1419,7 @@
               <w:spacing w:after="40" w:line="240" w:lineRule="auto"/>
             </w:pPr>
             <w:r>
-              <w:t>1200</w:t>
+              <w:t>1300</w:t>
             </w:r>
           </w:p>
         </w:tc>
@@ -1432,7 +1432,7 @@
               <w:spacing w:after="40" w:line="240" w:lineRule="auto"/>
             </w:pPr>
             <w:r>
-              <w:t>0.11624</w:t>
+              <w:t>0.11576</w:t>
             </w:r>
           </w:p>
         </w:tc>

--- a/docs/reports/02-微调与数据.docx
+++ b/docs/reports/02-微调与数据.docx
@@ -12,7 +12,7 @@
     </w:p>
     <w:p>
       <w:r>
-        <w:t>更新：2026-10-02T06:18:24+08:00。本册按实际实验整理，原始运行记录单独保存。</w:t>
+        <w:t>更新：2026-10-02T06:26:15+08:00。本册按实际实验整理，原始运行记录单独保存。</w:t>
       </w:r>
     </w:p>
     <w:p>
@@ -1419,7 +1419,7 @@
               <w:spacing w:after="40" w:line="240" w:lineRule="auto"/>
             </w:pPr>
             <w:r>
-              <w:t>1300</w:t>
+              <w:t>1400</w:t>
             </w:r>
           </w:p>
         </w:tc>
@@ -1432,7 +1432,7 @@
               <w:spacing w:after="40" w:line="240" w:lineRule="auto"/>
             </w:pPr>
             <w:r>
-              <w:t>0.11576</w:t>
+              <w:t>0.11483</w:t>
             </w:r>
           </w:p>
         </w:tc>

--- a/docs/reports/02-微调与数据.docx
+++ b/docs/reports/02-微调与数据.docx
@@ -12,7 +12,7 @@
     </w:p>
     <w:p>
       <w:r>
-        <w:t>更新：2026-10-02T06:26:15+08:00。本册按实际实验整理，原始运行记录单独保存。</w:t>
+        <w:t>更新：2026-10-02T06:42:26+08:00。本册按实际实验整理，原始运行记录单独保存。</w:t>
       </w:r>
     </w:p>
     <w:p>
@@ -1419,7 +1419,7 @@
               <w:spacing w:after="40" w:line="240" w:lineRule="auto"/>
             </w:pPr>
             <w:r>
-              <w:t>1400</w:t>
+              <w:t>1600</w:t>
             </w:r>
           </w:p>
         </w:tc>
@@ -1432,7 +1432,7 @@
               <w:spacing w:after="40" w:line="240" w:lineRule="auto"/>
             </w:pPr>
             <w:r>
-              <w:t>0.11483</w:t>
+              <w:t>0.11350</w:t>
             </w:r>
           </w:p>
         </w:tc>

--- a/docs/reports/02-微调与数据.docx
+++ b/docs/reports/02-微调与数据.docx
@@ -12,7 +12,7 @@
     </w:p>
     <w:p>
       <w:r>
-        <w:t>更新：2026-10-02T06:42:26+08:00。本册按实际实验整理，原始运行记录单独保存。</w:t>
+        <w:t>更新：2026-10-02T06:50:29+08:00。本册按实际实验整理，原始运行记录单独保存。</w:t>
       </w:r>
     </w:p>
     <w:p>
@@ -1419,7 +1419,7 @@
               <w:spacing w:after="40" w:line="240" w:lineRule="auto"/>
             </w:pPr>
             <w:r>
-              <w:t>1600</w:t>
+              <w:t>1700</w:t>
             </w:r>
           </w:p>
         </w:tc>
@@ -1432,7 +1432,7 @@
               <w:spacing w:after="40" w:line="240" w:lineRule="auto"/>
             </w:pPr>
             <w:r>
-              <w:t>0.11350</w:t>
+              <w:t>0.10991</w:t>
             </w:r>
           </w:p>
         </w:tc>

--- a/docs/reports/02-微调与数据.docx
+++ b/docs/reports/02-微调与数据.docx
@@ -12,7 +12,7 @@
     </w:p>
     <w:p>
       <w:r>
-        <w:t>更新：2026-10-02T06:50:29+08:00。本册按实际实验整理，原始运行记录单独保存。</w:t>
+        <w:t>更新：2026-10-02T07:06:31+08:00。本册按实际实验整理，原始运行记录单独保存。</w:t>
       </w:r>
     </w:p>
     <w:p>
@@ -1419,7 +1419,7 @@
               <w:spacing w:after="40" w:line="240" w:lineRule="auto"/>
             </w:pPr>
             <w:r>
-              <w:t>1700</w:t>
+              <w:t>1900</w:t>
             </w:r>
           </w:p>
         </w:tc>
@@ -1432,7 +1432,7 @@
               <w:spacing w:after="40" w:line="240" w:lineRule="auto"/>
             </w:pPr>
             <w:r>
-              <w:t>0.10991</w:t>
+              <w:t>0.10728</w:t>
             </w:r>
           </w:p>
         </w:tc>

--- a/docs/reports/02-微调与数据.docx
+++ b/docs/reports/02-微调与数据.docx
@@ -12,7 +12,7 @@
     </w:p>
     <w:p>
       <w:r>
-        <w:t>更新：2026-10-02T07:06:31+08:00。本册按实际实验整理，原始运行记录单独保存。</w:t>
+        <w:t>更新：2026-10-02T07:30:26+08:00。本册按实际实验整理，原始运行记录单独保存。</w:t>
       </w:r>
     </w:p>
     <w:p>
@@ -1419,7 +1419,7 @@
               <w:spacing w:after="40" w:line="240" w:lineRule="auto"/>
             </w:pPr>
             <w:r>
-              <w:t>1900</w:t>
+              <w:t>2200</w:t>
             </w:r>
           </w:p>
         </w:tc>
@@ -1432,7 +1432,7 @@
               <w:spacing w:after="40" w:line="240" w:lineRule="auto"/>
             </w:pPr>
             <w:r>
-              <w:t>0.10728</w:t>
+              <w:t>0.10479</w:t>
             </w:r>
           </w:p>
         </w:tc>

--- a/docs/reports/02-微调与数据.docx
+++ b/docs/reports/02-微调与数据.docx
@@ -12,7 +12,7 @@
     </w:p>
     <w:p>
       <w:r>
-        <w:t>更新：2026-10-02T07:30:26+08:00。本册按实际实验整理，原始运行记录单独保存。</w:t>
+        <w:t>更新：2026-10-02T07:38:24+08:00。本册按实际实验整理，原始运行记录单独保存。</w:t>
       </w:r>
     </w:p>
     <w:p>
@@ -1419,7 +1419,7 @@
               <w:spacing w:after="40" w:line="240" w:lineRule="auto"/>
             </w:pPr>
             <w:r>
-              <w:t>2200</w:t>
+              <w:t>2300</w:t>
             </w:r>
           </w:p>
         </w:tc>
@@ -1432,7 +1432,7 @@
               <w:spacing w:after="40" w:line="240" w:lineRule="auto"/>
             </w:pPr>
             <w:r>
-              <w:t>0.10479</w:t>
+              <w:t>0.10433</w:t>
             </w:r>
           </w:p>
         </w:tc>

--- a/docs/reports/02-微调与数据.docx
+++ b/docs/reports/02-微调与数据.docx
@@ -12,7 +12,7 @@
     </w:p>
     <w:p>
       <w:r>
-        <w:t>更新：2026-10-02T07:38:24+08:00。本册按实际实验整理，原始运行记录单独保存。</w:t>
+        <w:t>更新：2026-10-02T07:54:25+08:00。本册按实际实验整理，原始运行记录单独保存。</w:t>
       </w:r>
     </w:p>
     <w:p>
@@ -1419,7 +1419,7 @@
               <w:spacing w:after="40" w:line="240" w:lineRule="auto"/>
             </w:pPr>
             <w:r>
-              <w:t>2300</w:t>
+              <w:t>2500</w:t>
             </w:r>
           </w:p>
         </w:tc>
@@ -1432,7 +1432,7 @@
               <w:spacing w:after="40" w:line="240" w:lineRule="auto"/>
             </w:pPr>
             <w:r>
-              <w:t>0.10433</w:t>
+              <w:t>0.10249</w:t>
             </w:r>
           </w:p>
         </w:tc>

--- a/docs/reports/02-微调与数据.docx
+++ b/docs/reports/02-微调与数据.docx
@@ -12,7 +12,7 @@
     </w:p>
     <w:p>
       <w:r>
-        <w:t>更新：2026-10-02T07:54:25+08:00。本册按实际实验整理，原始运行记录单独保存。</w:t>
+        <w:t>更新：2026-10-02T08:18:25+08:00。本册按实际实验整理，原始运行记录单独保存。</w:t>
       </w:r>
     </w:p>
     <w:p>
@@ -1419,7 +1419,7 @@
               <w:spacing w:after="40" w:line="240" w:lineRule="auto"/>
             </w:pPr>
             <w:r>
-              <w:t>2500</w:t>
+              <w:t>2800</w:t>
             </w:r>
           </w:p>
         </w:tc>
@@ -1432,7 +1432,7 @@
               <w:spacing w:after="40" w:line="240" w:lineRule="auto"/>
             </w:pPr>
             <w:r>
-              <w:t>0.10249</w:t>
+              <w:t>0.10030</w:t>
             </w:r>
           </w:p>
         </w:tc>

--- a/docs/reports/02-微调与数据.docx
+++ b/docs/reports/02-微调与数据.docx
@@ -12,7 +12,7 @@
     </w:p>
     <w:p>
       <w:r>
-        <w:t>更新：2026-10-02T08:18:25+08:00。本册按实际实验整理，原始运行记录单独保存。</w:t>
+        <w:t>更新：2026-10-02T08:42:25+08:00。本册按实际实验整理，原始运行记录单独保存。</w:t>
       </w:r>
     </w:p>
     <w:p>
@@ -1419,7 +1419,7 @@
               <w:spacing w:after="40" w:line="240" w:lineRule="auto"/>
             </w:pPr>
             <w:r>
-              <w:t>2800</w:t>
+              <w:t>3100</w:t>
             </w:r>
           </w:p>
         </w:tc>
@@ -1432,7 +1432,7 @@
               <w:spacing w:after="40" w:line="240" w:lineRule="auto"/>
             </w:pPr>
             <w:r>
-              <w:t>0.10030</w:t>
+              <w:t>0.09846</w:t>
             </w:r>
           </w:p>
         </w:tc>

--- a/docs/reports/02-微调与数据.docx
+++ b/docs/reports/02-微调与数据.docx
@@ -12,7 +12,7 @@
     </w:p>
     <w:p>
       <w:r>
-        <w:t>更新：2026-10-02T08:42:25+08:00。本册按实际实验整理，原始运行记录单独保存。</w:t>
+        <w:t>更新：2026-10-02T08:58:17+08:00。本册按实际实验整理，原始运行记录单独保存。</w:t>
       </w:r>
     </w:p>
     <w:p>
@@ -1419,7 +1419,7 @@
               <w:spacing w:after="40" w:line="240" w:lineRule="auto"/>
             </w:pPr>
             <w:r>
-              <w:t>3100</w:t>
+              <w:t>3300</w:t>
             </w:r>
           </w:p>
         </w:tc>
@@ -1432,7 +1432,7 @@
               <w:spacing w:after="40" w:line="240" w:lineRule="auto"/>
             </w:pPr>
             <w:r>
-              <w:t>0.09846</w:t>
+              <w:t>0.09707</w:t>
             </w:r>
           </w:p>
         </w:tc>

--- a/docs/reports/02-微调与数据.docx
+++ b/docs/reports/02-微调与数据.docx
@@ -12,7 +12,7 @@
     </w:p>
     <w:p>
       <w:r>
-        <w:t>更新：2026-10-02T08:58:17+08:00。本册按实际实验整理，原始运行记录单独保存。</w:t>
+        <w:t>更新：2026-10-02T09:16:25+08:00。本册按实际实验整理，原始运行记录单独保存。</w:t>
       </w:r>
     </w:p>
     <w:p>
@@ -1419,7 +1419,7 @@
               <w:spacing w:after="40" w:line="240" w:lineRule="auto"/>
             </w:pPr>
             <w:r>
-              <w:t>3300</w:t>
+              <w:t>3500</w:t>
             </w:r>
           </w:p>
         </w:tc>
@@ -1432,7 +1432,7 @@
               <w:spacing w:after="40" w:line="240" w:lineRule="auto"/>
             </w:pPr>
             <w:r>
-              <w:t>0.09707</w:t>
+              <w:t>0.09653</w:t>
             </w:r>
           </w:p>
         </w:tc>

--- a/docs/reports/02-微调与数据.docx
+++ b/docs/reports/02-微调与数据.docx
@@ -12,7 +12,7 @@
     </w:p>
     <w:p>
       <w:r>
-        <w:t>更新：2026-10-02T09:16:25+08:00。本册按实际实验整理，原始运行记录单独保存。</w:t>
+        <w:t>更新：2026-10-02T09:39:26+08:00。本册按实际实验整理，原始运行记录单独保存。</w:t>
       </w:r>
     </w:p>
     <w:p>
@@ -1419,7 +1419,7 @@
               <w:spacing w:after="40" w:line="240" w:lineRule="auto"/>
             </w:pPr>
             <w:r>
-              <w:t>3500</w:t>
+              <w:t>3635</w:t>
             </w:r>
           </w:p>
         </w:tc>
@@ -1432,7 +1432,7 @@
               <w:spacing w:after="40" w:line="240" w:lineRule="auto"/>
             </w:pPr>
             <w:r>
-              <w:t>0.09653</w:t>
+              <w:t>0.09625</w:t>
             </w:r>
           </w:p>
         </w:tc>
@@ -1445,7 +1445,7 @@
               <w:spacing w:after="40" w:line="240" w:lineRule="auto"/>
             </w:pPr>
             <w:r>
-              <w:t>运行中</w:t>
+              <w:t>训练完成，待工具评测</w:t>
             </w:r>
           </w:p>
         </w:tc>
@@ -1575,6 +1575,19 @@
     <w:p>
       <w:r>
         <w:t>这一步要观察两条线：训练 loss 是否继续下降，完整 dev loss 是否也下降。只有两条线和工具结果放在一起，才有依据区分记住训练内容与适应新任务。</w:t>
+      </w:r>
+    </w:p>
+    <w:p>
+      <w:pPr>
+        <w:pStyle w:val="Heading2"/>
+      </w:pPr>
+      <w:r>
+        <w:t>生成评测进行到哪一步？</w:t>
+      </w:r>
+    </w:p>
+    <w:p>
+      <w:r>
+        <w:t>E09-R15 的独立生成评测为 E09-R16，已落盘 448/928 个决策轮。还没有覆盖完整 500 条轨迹，暂时不把当前通过数写成最终成绩。</w:t>
       </w:r>
     </w:p>
     <w:p>

--- a/docs/reports/02-微调与数据.docx
+++ b/docs/reports/02-微调与数据.docx
@@ -12,7 +12,7 @@
     </w:p>
     <w:p>
       <w:r>
-        <w:t>更新：2026-10-02T09:39:26+08:00。本册按实际实验整理，原始运行记录单独保存。</w:t>
+        <w:t>更新：2026-10-02T09:55:57+08:00。本册按实际实验整理，原始运行记录单独保存。</w:t>
       </w:r>
     </w:p>
     <w:p>
@@ -30,12 +30,12 @@
     </w:p>
     <w:p>
       <w:r>
-        <w:t>最近这轮用了 10,000 条训练轨迹，完整 dev 通过 410/500；调用轮为 492/568，不调用轮为 338/360。loss 与实际工具决策分开看，不能把更容易生成调用当成任务成功率提升。</w:t>
+        <w:t>10,000 条训练轨迹的最佳 dev 结果为 411/500，较固定示例基线多 56 条。三个 10k seed 落在 409—411/500；不调用轮为 334—338/360，低于 5k 的 342/360。规模与 seed 队列已完成，但这些仍是同一份 dev 上的成绩，不能替代独立 test。loss 和工具决策分开看，不能把更容易生成调用当成任务成功率提升。</w:t>
       </w:r>
     </w:p>
     <w:p>
       <w:r>
-        <w:t>训练已解决 LoRA 重复准备和缓存压力问题，失败条件与处理过程保留在正文。规模与 seed 比较仍按既定队列推进；尚未完成的对照和最终 test 保持未完成，不提前选择最终配置。</w:t>
+        <w:t>LoRA 重复准备和验证阶段的显存缓存问题已经找到处理办法，失败条件与经过保留在正文。下一步转向相同数据、rank、训练步数和提示条件下的 BF16 LoRA/QLoRA 对照，再开展 rank、学习率与数据质量实验；最终配置仍不能由 test 选择。</w:t>
       </w:r>
     </w:p>
     <w:p>
@@ -492,7 +492,7 @@
     </w:p>
     <w:p>
       <w:r>
-        <w:t>这轮用了 10,000 条训练轨迹，完整 dev 通过 410/500；原模型加固定示例为 355/500。调用轮相差 +36 条，不调用轮相差 +39 条。先把这两类决策分开，才看得清模型具体改变了什么；其余规模和 seed 仍需继续比较。</w:t>
+        <w:t>这轮用了 10,000 条训练轨迹，完整 dev 通过 411/500，比原模型加固定示例多 56 条。1k、5k、10k 和三个 10k seed 的队列已经跑完；三个 10k seed 分别通过 409、410、411 条，差距很小，但这仍是同一份 dev 上的结果。另一个值得留意的地方是，不调用轮没有随数据量一直变好：5k 是 342/360，三个 10k seed 落在 334—338/360。</w:t>
       </w:r>
     </w:p>
     <w:p>
@@ -1445,7 +1445,7 @@
               <w:spacing w:after="40" w:line="240" w:lineRule="auto"/>
             </w:pPr>
             <w:r>
-              <w:t>训练完成，待工具评测</w:t>
+              <w:t>训练与完整 dev 工具评测结束</w:t>
             </w:r>
           </w:p>
         </w:tc>
@@ -1582,25 +1582,12 @@
         <w:pStyle w:val="Heading2"/>
       </w:pPr>
       <w:r>
-        <w:t>生成评测进行到哪一步？</w:t>
-      </w:r>
-    </w:p>
-    <w:p>
-      <w:r>
-        <w:t>E09-R15 的独立生成评测为 E09-R16，已落盘 448/928 个决策轮。还没有覆盖完整 500 条轨迹，暂时不把当前通过数写成最终成绩。</w:t>
-      </w:r>
-    </w:p>
-    <w:p>
-      <w:pPr>
-        <w:pStyle w:val="Heading2"/>
-      </w:pPr>
-      <w:r>
         <w:t>loss 降下来了，工具调用也改善了吗？</w:t>
       </w:r>
     </w:p>
     <w:p>
       <w:r>
-        <w:t>最近完成的 E09-R13 通过 410/500；调用轮为 492/568，不调用轮为 338/360。是否比原模型好，要在相同条件下逐项比较。</w:t>
+        <w:t>最近完成的 E09-R15 通过 411/500；调用轮为 494/568，不调用轮为 334/360。是否比原模型好，要在相同条件下逐项比较。</w:t>
       </w:r>
     </w:p>
     <w:p>
@@ -2145,6 +2132,89 @@
           </w:p>
         </w:tc>
       </w:tr>
+      <w:tr>
+        <w:trPr>
+          <w:cantSplit/>
+        </w:trPr>
+        <w:tc>
+          <w:tcPr>
+            <w:tcW w:type="dxa" w:w="1606"/>
+          </w:tcPr>
+          <w:p>
+            <w:pPr>
+              <w:spacing w:after="40" w:line="240" w:lineRule="auto"/>
+            </w:pPr>
+            <w:r>
+              <w:t>E09-R15</w:t>
+            </w:r>
+          </w:p>
+        </w:tc>
+        <w:tc>
+          <w:tcPr>
+            <w:tcW w:type="dxa" w:w="1606"/>
+          </w:tcPr>
+          <w:p>
+            <w:pPr>
+              <w:spacing w:after="40" w:line="240" w:lineRule="auto"/>
+            </w:pPr>
+            <w:r>
+              <w:t>10,000 / 2026</w:t>
+            </w:r>
+          </w:p>
+        </w:tc>
+        <w:tc>
+          <w:tcPr>
+            <w:tcW w:type="dxa" w:w="1606"/>
+          </w:tcPr>
+          <w:p>
+            <w:pPr>
+              <w:spacing w:after="40" w:line="240" w:lineRule="auto"/>
+            </w:pPr>
+            <w:r>
+              <w:t>411/500</w:t>
+            </w:r>
+          </w:p>
+        </w:tc>
+        <w:tc>
+          <w:tcPr>
+            <w:tcW w:type="dxa" w:w="1606"/>
+          </w:tcPr>
+          <w:p>
+            <w:pPr>
+              <w:spacing w:after="40" w:line="240" w:lineRule="auto"/>
+            </w:pPr>
+            <w:r>
+              <w:t>494/568</w:t>
+            </w:r>
+          </w:p>
+        </w:tc>
+        <w:tc>
+          <w:tcPr>
+            <w:tcW w:type="dxa" w:w="1606"/>
+          </w:tcPr>
+          <w:p>
+            <w:pPr>
+              <w:spacing w:after="40" w:line="240" w:lineRule="auto"/>
+            </w:pPr>
+            <w:r>
+              <w:t>334/360</w:t>
+            </w:r>
+          </w:p>
+        </w:tc>
+        <w:tc>
+          <w:tcPr>
+            <w:tcW w:type="dxa" w:w="1606"/>
+          </w:tcPr>
+          <w:p>
+            <w:pPr>
+              <w:spacing w:after="40" w:line="240" w:lineRule="auto"/>
+            </w:pPr>
+            <w:r>
+              <w:t>1</w:t>
+            </w:r>
+          </w:p>
+        </w:tc>
+      </w:tr>
     </w:tbl>
     <w:p>
       <w:pPr>
@@ -2197,7 +2267,7 @@
     </w:p>
     <w:p>
       <w:r>
-        <w:t>最近完成的 E09-R13 通过 410/500，与原模型相差 +55 条，即 +11.0 个百分点。调用轮相差 +36 条，不调用轮相差 +39 条。先分别看这两类决策，才能判断模型是否只是更愿意调工具。</w:t>
+        <w:t>最近完成的 E09-R15 通过 411/500，与原模型相差 +56 条，即 +11.2 个百分点。调用轮相差 +38 条，不调用轮相差 +35 条。先分别看这两类决策，才能判断模型是否只是更愿意调工具。</w:t>
       </w:r>
     </w:p>
     <w:p>
@@ -2247,7 +2317,7 @@
     </w:p>
     <w:p>
       <w:r>
-        <w:t>这条 JSON 和参数类型都有效，问题在于 pop 是模型自行补出的。两个例子都来自本轮实际回复。接下来继续原定 5k、10k 比较，观察这种多调用、少询问的倾向是否改变；数据质量和学习率的对照再单独排查，当前不为了让成绩变好而改评分。</w:t>
+        <w:t>这条 JSON 和参数类型都有效，问题在于 pop 是模型自行补出的。两个例子都来自本轮实际回复。回看 5k 与三个 10k seed，整条轨迹通过数从 406/500 变化到 409—411/500，但不调用轮在 10k 时没有超过 5k。模型少猜参数的情况确实出现过，过度调用也没有消失；数据质量和学习率的影响还要分别对照，评分规则没有因这个例子而改变。</w:t>
       </w:r>
     </w:p>
     <w:p>
@@ -2284,7 +2354,7 @@
     </w:p>
     <w:p>
       <w:r>
-        <w:t>标注里的任务内容是小写的“buy groceries”。这次只改了首字母，仍被既定的严格字符串评分判为失败，所以整条轨迹没有通过。这不是缺参数错误，却也不能临时放宽评分把它算对。一个决策改好了，不代表整条轨迹都修好了。这里各轮输入使用标注历史，尚未执行模型自己的连续Agent对话；接着完成原定10k和三个训练seed，再看收益是否稳定。</w:t>
+        <w:t>标注里的任务内容是小写的“buy groceries”。这次只改了首字母，仍被既定的严格字符串评分判为失败，所以整条轨迹没有通过。这不是缺参数错误，却也不能临时放宽评分把它算对。一个决策改好了，不代表整条轨迹都修好了。各轮输入使用标注历史，还没有执行模型自己的连续 Agent 对话。后来完成的三个 10k seed 在整条轨迹上是 409—411/500，但不调用轮只有 334—338/360，和 5k 的 342/360 相比没有继续上升；Agent 连续执行效果留给 Pi 阶段验证。</w:t>
       </w:r>
     </w:p>
     <w:p>

--- a/docs/reports/02-微调与数据.docx
+++ b/docs/reports/02-微调与数据.docx
@@ -12,7 +12,7 @@
     </w:p>
     <w:p>
       <w:r>
-        <w:t>更新：2026-10-02T09:55:57+08:00。本册按实际实验整理，原始运行记录单独保存。</w:t>
+        <w:t>更新：2026-10-02T10:14:44+08:00。本册按实际实验整理，原始运行记录单独保存。</w:t>
       </w:r>
     </w:p>
     <w:p>
@@ -46,6 +46,19 @@
     <w:p>
       <w:r>
         <w:t>数据质量对照按来源和类别匹配两份 5k 数据，逐条复查也保留了规则误删和漏检。筛选成本、监督量与后续模型表现分开记录，效果不能由“通过筛选”直接推出。</w:t>
+      </w:r>
+    </w:p>
+    <w:p>
+      <w:pPr>
+        <w:pStyle w:val="Heading2"/>
+      </w:pPr>
+      <w:r>
+        <w:t>精度对照</w:t>
+      </w:r>
+    </w:p>
+    <w:p>
+      <w:r>
+        <w:t>BF16 对照正在执行，目前还不能回答质量和成本是否改善。NF4 参考已经完成，BF16 的训练、完整验证与生成评测分别记录。</w:t>
       </w:r>
     </w:p>
     <w:p>
@@ -2514,6 +2527,1060 @@
         <w:pageBreakBefore/>
       </w:pPr>
       <w:r>
+        <w:t>E10：QLoRA 省了多少显存，效果是否变化？</w:t>
+      </w:r>
+    </w:p>
+    <w:p>
+      <w:r>
+        <w:t>BF16 对照正在执行，目前还不能回答质量和成本是否改善。NF4 参考已经完成，BF16 的训练、完整验证与生成评测分别记录。</w:t>
+      </w:r>
+    </w:p>
+    <w:p>
+      <w:pPr>
+        <w:pStyle w:val="Heading2"/>
+      </w:pPr>
+      <w:r>
+        <w:t>怎样让这个比较尽量公平？</w:t>
+      </w:r>
+    </w:p>
+    <w:p>
+      <w:r>
+        <w:t>两组使用相同的 5,000 条轨迹、14,502 个回复单元和 638,598 个监督 token。seed 为 17，rank=16、alpha=32、dropout=0.05；学习率为 1e-4，单卡 batch=1，累积 8 次梯度，训练一个 epoch，共 1,813 次更新。NF4 参考沿用已完成的 E09 运行，没有为了这个对照再训练一遍。</w:t>
+      </w:r>
+    </w:p>
+    <w:p>
+      <w:r>
+        <w:t>主变量是基础权重以 BF16 还是 NF4 存储。量化模型需要 k-bit 准备，普通模型走正常 PEFT 分支；库还可能改变适配器和非量化层的 dtype，所以它是两套实际训练方案的比较，不能把所有差异都归因于四位编码。下面记录实际可训练参数和 dtype。</w:t>
+      </w:r>
+    </w:p>
+    <w:p>
+      <w:pPr>
+        <w:pStyle w:val="CodeBlock"/>
+        <w:shd w:fill="F3F4F6"/>
+      </w:pPr>
+      <w:r>
+        <w:t>options = dict(torch_dtype=torch.bfloat16, device_map={"": 0})</w:t>
+        <w:br/>
+        <w:t>if load_in_4bit:</w:t>
+        <w:br/>
+        <w:t xml:space="preserve">    options["quantization_config"] = BitsAndBytesConfig(</w:t>
+        <w:br/>
+        <w:t xml:space="preserve">        load_in_4bit=True, bnb_4bit_quant_type="nf4",</w:t>
+        <w:br/>
+        <w:t xml:space="preserve">        bnb_4bit_use_double_quant=True,</w:t>
+        <w:br/>
+        <w:t xml:space="preserve">        bnb_4bit_compute_dtype=torch.bfloat16,</w:t>
+        <w:br/>
+        <w:t xml:space="preserve">    )</w:t>
+      </w:r>
+    </w:p>
+    <w:p>
+      <w:r/>
+      <w:r>
+        <w:rPr>
+          <w:rFonts w:ascii="Consolas" w:hAnsi="Consolas"/>
+          <w:sz w:val="20"/>
+        </w:rPr>
+        <w:t>load_in_4bit</w:t>
+      </w:r>
+      <w:r>
+        <w:t xml:space="preserve"> 是存储方式开关；</w:t>
+      </w:r>
+      <w:r>
+        <w:rPr>
+          <w:rFonts w:ascii="Consolas" w:hAnsi="Consolas"/>
+          <w:sz w:val="20"/>
+        </w:rPr>
+        <w:t>options</w:t>
+      </w:r>
+      <w:r>
+        <w:t xml:space="preserve"> 传给同一个官方模型加载入口。无论哪一组，模型都交给 TRL 准备后再添加 LoRA，模板、监督位置和缓存释放方式保持一致。</w:t>
+      </w:r>
+    </w:p>
+    <w:tbl>
+      <w:tblPr>
+        <w:tblStyle w:val="TableGrid"/>
+        <w:tblW w:type="auto" w:w="0"/>
+        <w:tblLook w:firstColumn="1" w:firstRow="1" w:lastColumn="0" w:lastRow="0" w:noHBand="0" w:noVBand="1" w:val="04A0"/>
+      </w:tblPr>
+      <w:tblGrid>
+        <w:gridCol w:w="2409"/>
+        <w:gridCol w:w="2409"/>
+        <w:gridCol w:w="2409"/>
+        <w:gridCol w:w="2409"/>
+      </w:tblGrid>
+      <w:tr>
+        <w:trPr>
+          <w:cantSplit/>
+          <w:tblHeader/>
+        </w:trPr>
+        <w:tc>
+          <w:tcPr>
+            <w:tcW w:type="dxa" w:w="2409"/>
+            <w:shd w:fill="F3F4F6"/>
+          </w:tcPr>
+          <w:p>
+            <w:pPr>
+              <w:spacing w:after="40" w:line="240" w:lineRule="auto"/>
+            </w:pPr>
+            <w:r>
+              <w:rPr>
+                <w:b/>
+              </w:rPr>
+              <w:t>运行 / 存储方式</w:t>
+            </w:r>
+          </w:p>
+        </w:tc>
+        <w:tc>
+          <w:tcPr>
+            <w:tcW w:type="dxa" w:w="2409"/>
+            <w:shd w:fill="F3F4F6"/>
+          </w:tcPr>
+          <w:p>
+            <w:pPr>
+              <w:spacing w:after="40" w:line="240" w:lineRule="auto"/>
+            </w:pPr>
+            <w:r>
+              <w:rPr>
+                <w:b/>
+              </w:rPr>
+              <w:t>可训练参数</w:t>
+            </w:r>
+          </w:p>
+        </w:tc>
+        <w:tc>
+          <w:tcPr>
+            <w:tcW w:type="dxa" w:w="2409"/>
+            <w:shd w:fill="F3F4F6"/>
+          </w:tcPr>
+          <w:p>
+            <w:pPr>
+              <w:spacing w:after="40" w:line="240" w:lineRule="auto"/>
+            </w:pPr>
+            <w:r>
+              <w:rPr>
+                <w:b/>
+              </w:rPr>
+              <w:t>适配器 dtype</w:t>
+            </w:r>
+          </w:p>
+        </w:tc>
+        <w:tc>
+          <w:tcPr>
+            <w:tcW w:type="dxa" w:w="2409"/>
+            <w:shd w:fill="F3F4F6"/>
+          </w:tcPr>
+          <w:p>
+            <w:pPr>
+              <w:spacing w:after="40" w:line="240" w:lineRule="auto"/>
+            </w:pPr>
+            <w:r>
+              <w:rPr>
+                <w:b/>
+              </w:rPr>
+              <w:t>基础层 dtype</w:t>
+            </w:r>
+          </w:p>
+        </w:tc>
+      </w:tr>
+      <w:tr>
+        <w:trPr>
+          <w:cantSplit/>
+        </w:trPr>
+        <w:tc>
+          <w:tcPr>
+            <w:tcW w:type="dxa" w:w="2409"/>
+          </w:tcPr>
+          <w:p>
+            <w:pPr>
+              <w:spacing w:after="40" w:line="240" w:lineRule="auto"/>
+            </w:pPr>
+            <w:r>
+              <w:t>E09-R09 / NF4</w:t>
+            </w:r>
+          </w:p>
+        </w:tc>
+        <w:tc>
+          <w:tcPr>
+            <w:tcW w:type="dxa" w:w="2409"/>
+          </w:tcPr>
+          <w:p>
+            <w:pPr>
+              <w:spacing w:after="40" w:line="240" w:lineRule="auto"/>
+            </w:pPr>
+            <w:r>
+              <w:t>17432576</w:t>
+            </w:r>
+          </w:p>
+        </w:tc>
+        <w:tc>
+          <w:tcPr>
+            <w:tcW w:type="dxa" w:w="2409"/>
+          </w:tcPr>
+          <w:p>
+            <w:pPr>
+              <w:spacing w:after="40" w:line="240" w:lineRule="auto"/>
+            </w:pPr>
+            <w:r>
+              <w:t>torch.float32</w:t>
+            </w:r>
+          </w:p>
+        </w:tc>
+        <w:tc>
+          <w:tcPr>
+            <w:tcW w:type="dxa" w:w="2409"/>
+          </w:tcPr>
+          <w:p>
+            <w:pPr>
+              <w:spacing w:after="40" w:line="240" w:lineRule="auto"/>
+            </w:pPr>
+            <w:r>
+              <w:t>原参考未另记此项</w:t>
+            </w:r>
+          </w:p>
+        </w:tc>
+      </w:tr>
+      <w:tr>
+        <w:trPr>
+          <w:cantSplit/>
+        </w:trPr>
+        <w:tc>
+          <w:tcPr>
+            <w:tcW w:type="dxa" w:w="2409"/>
+          </w:tcPr>
+          <w:p>
+            <w:pPr>
+              <w:spacing w:after="40" w:line="240" w:lineRule="auto"/>
+            </w:pPr>
+            <w:r>
+              <w:t>E10-R01 / BF16</w:t>
+            </w:r>
+          </w:p>
+        </w:tc>
+        <w:tc>
+          <w:tcPr>
+            <w:tcW w:type="dxa" w:w="2409"/>
+          </w:tcPr>
+          <w:p>
+            <w:pPr>
+              <w:spacing w:after="40" w:line="240" w:lineRule="auto"/>
+            </w:pPr>
+            <w:r>
+              <w:t>17432576</w:t>
+            </w:r>
+          </w:p>
+        </w:tc>
+        <w:tc>
+          <w:tcPr>
+            <w:tcW w:type="dxa" w:w="2409"/>
+          </w:tcPr>
+          <w:p>
+            <w:pPr>
+              <w:spacing w:after="40" w:line="240" w:lineRule="auto"/>
+            </w:pPr>
+            <w:r>
+              <w:t>torch.float32</w:t>
+            </w:r>
+          </w:p>
+        </w:tc>
+        <w:tc>
+          <w:tcPr>
+            <w:tcW w:type="dxa" w:w="2409"/>
+          </w:tcPr>
+          <w:p>
+            <w:pPr>
+              <w:spacing w:after="40" w:line="240" w:lineRule="auto"/>
+            </w:pPr>
+            <w:r>
+              <w:t>torch.bfloat16</w:t>
+            </w:r>
+          </w:p>
+        </w:tc>
+      </w:tr>
+    </w:tbl>
+    <w:p>
+      <w:pPr>
+        <w:pStyle w:val="Heading2"/>
+      </w:pPr>
+      <w:r>
+        <w:t>训练省下了哪些资源？</w:t>
+      </w:r>
+    </w:p>
+    <w:p>
+      <w:r>
+        <w:t>显存表来自训练更新时 PyTorch 实际记录的数值；allocated 表示张量占用，reserved 还包含分配器保留的缓存。更新耗时包括该步计算与缓存释放，不含后续完整验证和 Word 整理。失败条件只列已有测量，不把缺失的最终成绩写成零。</w:t>
+      </w:r>
+    </w:p>
+    <w:tbl>
+      <w:tblPr>
+        <w:tblStyle w:val="TableGrid"/>
+        <w:tblW w:type="auto" w:w="0"/>
+        <w:tblLook w:firstColumn="1" w:firstRow="1" w:lastColumn="0" w:lastRow="0" w:noHBand="0" w:noVBand="1" w:val="04A0"/>
+      </w:tblPr>
+      <w:tblGrid>
+        <w:gridCol w:w="1928"/>
+        <w:gridCol w:w="1928"/>
+        <w:gridCol w:w="1928"/>
+        <w:gridCol w:w="1928"/>
+        <w:gridCol w:w="1928"/>
+      </w:tblGrid>
+      <w:tr>
+        <w:trPr>
+          <w:cantSplit/>
+          <w:tblHeader/>
+        </w:trPr>
+        <w:tc>
+          <w:tcPr>
+            <w:tcW w:type="dxa" w:w="1928"/>
+            <w:shd w:fill="F3F4F6"/>
+          </w:tcPr>
+          <w:p>
+            <w:pPr>
+              <w:spacing w:after="40" w:line="240" w:lineRule="auto"/>
+            </w:pPr>
+            <w:r>
+              <w:rPr>
+                <w:b/>
+              </w:rPr>
+              <w:t>运行</w:t>
+            </w:r>
+          </w:p>
+        </w:tc>
+        <w:tc>
+          <w:tcPr>
+            <w:tcW w:type="dxa" w:w="1928"/>
+            <w:shd w:fill="F3F4F6"/>
+          </w:tcPr>
+          <w:p>
+            <w:pPr>
+              <w:spacing w:after="40" w:line="240" w:lineRule="auto"/>
+            </w:pPr>
+            <w:r>
+              <w:rPr>
+                <w:b/>
+              </w:rPr>
+              <w:t>已记录更新</w:t>
+            </w:r>
+          </w:p>
+        </w:tc>
+        <w:tc>
+          <w:tcPr>
+            <w:tcW w:type="dxa" w:w="1928"/>
+            <w:shd w:fill="F3F4F6"/>
+          </w:tcPr>
+          <w:p>
+            <w:pPr>
+              <w:spacing w:after="40" w:line="240" w:lineRule="auto"/>
+            </w:pPr>
+            <w:r>
+              <w:rPr>
+                <w:b/>
+              </w:rPr>
+              <w:t>更新耗时中位数（s）</w:t>
+            </w:r>
+          </w:p>
+        </w:tc>
+        <w:tc>
+          <w:tcPr>
+            <w:tcW w:type="dxa" w:w="1928"/>
+            <w:shd w:fill="F3F4F6"/>
+          </w:tcPr>
+          <w:p>
+            <w:pPr>
+              <w:spacing w:after="40" w:line="240" w:lineRule="auto"/>
+            </w:pPr>
+            <w:r>
+              <w:rPr>
+                <w:b/>
+              </w:rPr>
+              <w:t>最大 allocated / reserved（MiB）</w:t>
+            </w:r>
+          </w:p>
+        </w:tc>
+        <w:tc>
+          <w:tcPr>
+            <w:tcW w:type="dxa" w:w="1928"/>
+            <w:shd w:fill="F3F4F6"/>
+          </w:tcPr>
+          <w:p>
+            <w:pPr>
+              <w:spacing w:after="40" w:line="240" w:lineRule="auto"/>
+            </w:pPr>
+            <w:r>
+              <w:rPr>
+                <w:b/>
+              </w:rPr>
+              <w:t>训练状态</w:t>
+            </w:r>
+          </w:p>
+        </w:tc>
+      </w:tr>
+      <w:tr>
+        <w:trPr>
+          <w:cantSplit/>
+        </w:trPr>
+        <w:tc>
+          <w:tcPr>
+            <w:tcW w:type="dxa" w:w="1928"/>
+          </w:tcPr>
+          <w:p>
+            <w:pPr>
+              <w:spacing w:after="40" w:line="240" w:lineRule="auto"/>
+            </w:pPr>
+            <w:r>
+              <w:t>E09-R09</w:t>
+            </w:r>
+          </w:p>
+        </w:tc>
+        <w:tc>
+          <w:tcPr>
+            <w:tcW w:type="dxa" w:w="1928"/>
+          </w:tcPr>
+          <w:p>
+            <w:pPr>
+              <w:spacing w:after="40" w:line="240" w:lineRule="auto"/>
+            </w:pPr>
+            <w:r>
+              <w:t>1813</w:t>
+            </w:r>
+          </w:p>
+        </w:tc>
+        <w:tc>
+          <w:tcPr>
+            <w:tcW w:type="dxa" w:w="1928"/>
+          </w:tcPr>
+          <w:p>
+            <w:pPr>
+              <w:spacing w:after="40" w:line="240" w:lineRule="auto"/>
+            </w:pPr>
+            <w:r>
+              <w:t>3.01</w:t>
+            </w:r>
+          </w:p>
+        </w:tc>
+        <w:tc>
+          <w:tcPr>
+            <w:tcW w:type="dxa" w:w="1928"/>
+          </w:tcPr>
+          <w:p>
+            <w:pPr>
+              <w:spacing w:after="40" w:line="240" w:lineRule="auto"/>
+            </w:pPr>
+            <w:r>
+              <w:t>7918 / 15472</w:t>
+            </w:r>
+          </w:p>
+        </w:tc>
+        <w:tc>
+          <w:tcPr>
+            <w:tcW w:type="dxa" w:w="1928"/>
+          </w:tcPr>
+          <w:p>
+            <w:pPr>
+              <w:spacing w:after="40" w:line="240" w:lineRule="auto"/>
+            </w:pPr>
+            <w:r>
+              <w:t>一个 epoch 已完成</w:t>
+            </w:r>
+          </w:p>
+        </w:tc>
+      </w:tr>
+      <w:tr>
+        <w:trPr>
+          <w:cantSplit/>
+        </w:trPr>
+        <w:tc>
+          <w:tcPr>
+            <w:tcW w:type="dxa" w:w="1928"/>
+          </w:tcPr>
+          <w:p>
+            <w:pPr>
+              <w:spacing w:after="40" w:line="240" w:lineRule="auto"/>
+            </w:pPr>
+            <w:r>
+              <w:t>E10-R01</w:t>
+            </w:r>
+          </w:p>
+        </w:tc>
+        <w:tc>
+          <w:tcPr>
+            <w:tcW w:type="dxa" w:w="1928"/>
+          </w:tcPr>
+          <w:p>
+            <w:pPr>
+              <w:spacing w:after="40" w:line="240" w:lineRule="auto"/>
+            </w:pPr>
+            <w:r>
+              <w:t>184</w:t>
+            </w:r>
+          </w:p>
+        </w:tc>
+        <w:tc>
+          <w:tcPr>
+            <w:tcW w:type="dxa" w:w="1928"/>
+          </w:tcPr>
+          <w:p>
+            <w:pPr>
+              <w:spacing w:after="40" w:line="240" w:lineRule="auto"/>
+            </w:pPr>
+            <w:r>
+              <w:t>2.50</w:t>
+            </w:r>
+          </w:p>
+        </w:tc>
+        <w:tc>
+          <w:tcPr>
+            <w:tcW w:type="dxa" w:w="1928"/>
+          </w:tcPr>
+          <w:p>
+            <w:pPr>
+              <w:spacing w:after="40" w:line="240" w:lineRule="auto"/>
+            </w:pPr>
+            <w:r>
+              <w:t>9427 / 12364</w:t>
+            </w:r>
+          </w:p>
+        </w:tc>
+        <w:tc>
+          <w:tcPr>
+            <w:tcW w:type="dxa" w:w="1928"/>
+          </w:tcPr>
+          <w:p>
+            <w:pPr>
+              <w:spacing w:after="40" w:line="240" w:lineRule="auto"/>
+            </w:pPr>
+            <w:r>
+              <w:t>进行中</w:t>
+            </w:r>
+          </w:p>
+        </w:tc>
+      </w:tr>
+    </w:tbl>
+    <w:p/>
+    <w:tbl>
+      <w:tblPr>
+        <w:tblStyle w:val="TableGrid"/>
+        <w:tblW w:type="auto" w:w="0"/>
+        <w:tblLook w:firstColumn="1" w:firstRow="1" w:lastColumn="0" w:lastRow="0" w:noHBand="0" w:noVBand="1" w:val="04A0"/>
+      </w:tblPr>
+      <w:tblGrid>
+        <w:gridCol w:w="2409"/>
+        <w:gridCol w:w="2409"/>
+        <w:gridCol w:w="2409"/>
+        <w:gridCol w:w="2409"/>
+      </w:tblGrid>
+      <w:tr>
+        <w:trPr>
+          <w:cantSplit/>
+          <w:tblHeader/>
+        </w:trPr>
+        <w:tc>
+          <w:tcPr>
+            <w:tcW w:type="dxa" w:w="2409"/>
+            <w:shd w:fill="F3F4F6"/>
+          </w:tcPr>
+          <w:p>
+            <w:pPr>
+              <w:spacing w:after="40" w:line="240" w:lineRule="auto"/>
+            </w:pPr>
+            <w:r>
+              <w:rPr>
+                <w:b/>
+              </w:rPr>
+              <w:t>运行</w:t>
+            </w:r>
+          </w:p>
+        </w:tc>
+        <w:tc>
+          <w:tcPr>
+            <w:tcW w:type="dxa" w:w="2409"/>
+            <w:shd w:fill="F3F4F6"/>
+          </w:tcPr>
+          <w:p>
+            <w:pPr>
+              <w:spacing w:after="40" w:line="240" w:lineRule="auto"/>
+            </w:pPr>
+            <w:r>
+              <w:rPr>
+                <w:b/>
+              </w:rPr>
+              <w:t>训练循环耗时（s）</w:t>
+            </w:r>
+          </w:p>
+        </w:tc>
+        <w:tc>
+          <w:tcPr>
+            <w:tcW w:type="dxa" w:w="2409"/>
+            <w:shd w:fill="F3F4F6"/>
+          </w:tcPr>
+          <w:p>
+            <w:pPr>
+              <w:spacing w:after="40" w:line="240" w:lineRule="auto"/>
+            </w:pPr>
+            <w:r>
+              <w:rPr>
+                <w:b/>
+              </w:rPr>
+              <w:t>监督 tokens/s</w:t>
+            </w:r>
+          </w:p>
+        </w:tc>
+        <w:tc>
+          <w:tcPr>
+            <w:tcW w:type="dxa" w:w="2409"/>
+            <w:shd w:fill="F3F4F6"/>
+          </w:tcPr>
+          <w:p>
+            <w:pPr>
+              <w:spacing w:after="40" w:line="240" w:lineRule="auto"/>
+            </w:pPr>
+            <w:r>
+              <w:rPr>
+                <w:b/>
+              </w:rPr>
+              <w:t>最低完整 dev loss</w:t>
+            </w:r>
+          </w:p>
+        </w:tc>
+      </w:tr>
+      <w:tr>
+        <w:trPr>
+          <w:cantSplit/>
+        </w:trPr>
+        <w:tc>
+          <w:tcPr>
+            <w:tcW w:type="dxa" w:w="2409"/>
+          </w:tcPr>
+          <w:p>
+            <w:pPr>
+              <w:spacing w:after="40" w:line="240" w:lineRule="auto"/>
+            </w:pPr>
+            <w:r>
+              <w:t>E09-R09</w:t>
+            </w:r>
+          </w:p>
+        </w:tc>
+        <w:tc>
+          <w:tcPr>
+            <w:tcW w:type="dxa" w:w="2409"/>
+          </w:tcPr>
+          <w:p>
+            <w:pPr>
+              <w:spacing w:after="40" w:line="240" w:lineRule="auto"/>
+            </w:pPr>
+            <w:r>
+              <w:t>10272</w:t>
+            </w:r>
+          </w:p>
+        </w:tc>
+        <w:tc>
+          <w:tcPr>
+            <w:tcW w:type="dxa" w:w="2409"/>
+          </w:tcPr>
+          <w:p>
+            <w:pPr>
+              <w:spacing w:after="40" w:line="240" w:lineRule="auto"/>
+            </w:pPr>
+            <w:r>
+              <w:t>62.17</w:t>
+            </w:r>
+          </w:p>
+        </w:tc>
+        <w:tc>
+          <w:tcPr>
+            <w:tcW w:type="dxa" w:w="2409"/>
+          </w:tcPr>
+          <w:p>
+            <w:pPr>
+              <w:spacing w:after="40" w:line="240" w:lineRule="auto"/>
+            </w:pPr>
+            <w:r>
+              <w:t>0.10856</w:t>
+            </w:r>
+          </w:p>
+        </w:tc>
+      </w:tr>
+      <w:tr>
+        <w:trPr>
+          <w:cantSplit/>
+        </w:trPr>
+        <w:tc>
+          <w:tcPr>
+            <w:tcW w:type="dxa" w:w="2409"/>
+          </w:tcPr>
+          <w:p>
+            <w:pPr>
+              <w:spacing w:after="40" w:line="240" w:lineRule="auto"/>
+            </w:pPr>
+            <w:r>
+              <w:t>E10-R01</w:t>
+            </w:r>
+          </w:p>
+        </w:tc>
+        <w:tc>
+          <w:tcPr>
+            <w:tcW w:type="dxa" w:w="2409"/>
+          </w:tcPr>
+          <w:p>
+            <w:pPr>
+              <w:spacing w:after="40" w:line="240" w:lineRule="auto"/>
+            </w:pPr>
+            <w:r>
+              <w:t>未完成</w:t>
+            </w:r>
+          </w:p>
+        </w:tc>
+        <w:tc>
+          <w:tcPr>
+            <w:tcW w:type="dxa" w:w="2409"/>
+          </w:tcPr>
+          <w:p>
+            <w:pPr>
+              <w:spacing w:after="40" w:line="240" w:lineRule="auto"/>
+            </w:pPr>
+            <w:r>
+              <w:t>未完成</w:t>
+            </w:r>
+          </w:p>
+        </w:tc>
+        <w:tc>
+          <w:tcPr>
+            <w:tcW w:type="dxa" w:w="2409"/>
+          </w:tcPr>
+          <w:p>
+            <w:pPr>
+              <w:spacing w:after="40" w:line="240" w:lineRule="auto"/>
+            </w:pPr>
+            <w:r>
+              <w:t>未完成</w:t>
+            </w:r>
+          </w:p>
+        </w:tc>
+      </w:tr>
+    </w:tbl>
+    <w:p>
+      <w:r>
+        <w:t>训练循环耗时使用 Trainer 的实际计时，包含循环内完整验证和报告回调，不含模型加载及训练前验证；监督吞吐按本轮真实目标 token 总数除以这段耗时计算，不能与纯推理 tokens/s 混用。</w:t>
+      </w:r>
+    </w:p>
+    <w:p>
+      <w:pPr>
+        <w:keepNext/>
+        <w:spacing w:before="120"/>
+        <w:jc w:val="center"/>
+      </w:pPr>
+      <w:r>
+        <w:drawing>
+          <wp:inline xmlns:a="http://schemas.openxmlformats.org/drawingml/2006/main" xmlns:pic="http://schemas.openxmlformats.org/drawingml/2006/picture">
+            <wp:extent cx="5400000" cy="2953125"/>
+            <wp:docPr id="5" name="Picture 5"/>
+            <wp:cNvGraphicFramePr>
+              <a:graphicFrameLocks noChangeAspect="1"/>
+            </wp:cNvGraphicFramePr>
+            <a:graphic>
+              <a:graphicData uri="http://schemas.openxmlformats.org/drawingml/2006/picture">
+                <pic:pic>
+                  <pic:nvPicPr>
+                    <pic:cNvPr id="0" name="E10-R01-loss.png"/>
+                    <pic:cNvPicPr/>
+                  </pic:nvPicPr>
+                  <pic:blipFill>
+                    <a:blip r:embed="rId15"/>
+                    <a:stretch>
+                      <a:fillRect/>
+                    </a:stretch>
+                  </pic:blipFill>
+                  <pic:spPr>
+                    <a:xfrm>
+                      <a:off x="0" y="0"/>
+                      <a:ext cx="5400000" cy="2953125"/>
+                    </a:xfrm>
+                    <a:prstGeom prst="rect"/>
+                  </pic:spPr>
+                </pic:pic>
+              </a:graphicData>
+            </a:graphic>
+          </wp:inline>
+        </w:drawing>
+      </w:r>
+    </w:p>
+    <w:p>
+      <w:pPr>
+        <w:jc w:val="center"/>
+      </w:pPr>
+      <w:r>
+        <w:t>图 E10-1：E10-R01 的真实 loss；训练 184 点，完整 dev 2 点，未平滑。</w:t>
+      </w:r>
+    </w:p>
+    <w:p>
+      <w:r>
+        <w:t>训练和验证 loss 分别保留原始测量。验证覆盖全部 500 条轨迹的 1,484 个回复，按 66,664 个监督 token 加权；缺失的验证点不插值补齐。</w:t>
+      </w:r>
+    </w:p>
+    <w:p>
+      <w:pPr>
+        <w:pStyle w:val="Heading2"/>
+      </w:pPr>
+      <w:r>
+        <w:t>训练精度不同，生成评测也一起改吗？</w:t>
+      </w:r>
+    </w:p>
+    <w:p>
+      <w:r>
+        <w:t>这一步的生成后端保持一致：两组适配器都加载到相同 NF4 学生，用固定提示、标注历史和贪心解码评测。这样比较的是训练后适配器的变化；BF16 推理本身的质量和速度另做部署实验。</w:t>
+      </w:r>
+    </w:p>
+    <w:tbl>
+      <w:tblPr>
+        <w:tblStyle w:val="TableGrid"/>
+        <w:tblW w:type="auto" w:w="0"/>
+        <w:tblLook w:firstColumn="1" w:firstRow="1" w:lastColumn="0" w:lastRow="0" w:noHBand="0" w:noVBand="1" w:val="04A0"/>
+      </w:tblPr>
+      <w:tblGrid>
+        <w:gridCol w:w="1928"/>
+        <w:gridCol w:w="1928"/>
+        <w:gridCol w:w="1928"/>
+        <w:gridCol w:w="1928"/>
+        <w:gridCol w:w="1928"/>
+      </w:tblGrid>
+      <w:tr>
+        <w:trPr>
+          <w:cantSplit/>
+          <w:tblHeader/>
+        </w:trPr>
+        <w:tc>
+          <w:tcPr>
+            <w:tcW w:type="dxa" w:w="1928"/>
+            <w:shd w:fill="F3F4F6"/>
+          </w:tcPr>
+          <w:p>
+            <w:pPr>
+              <w:spacing w:after="40" w:line="240" w:lineRule="auto"/>
+            </w:pPr>
+            <w:r>
+              <w:rPr>
+                <w:b/>
+              </w:rPr>
+              <w:t>训练运行</w:t>
+            </w:r>
+          </w:p>
+        </w:tc>
+        <w:tc>
+          <w:tcPr>
+            <w:tcW w:type="dxa" w:w="1928"/>
+            <w:shd w:fill="F3F4F6"/>
+          </w:tcPr>
+          <w:p>
+            <w:pPr>
+              <w:spacing w:after="40" w:line="240" w:lineRule="auto"/>
+            </w:pPr>
+            <w:r>
+              <w:rPr>
+                <w:b/>
+              </w:rPr>
+              <w:t>完整轨迹通过</w:t>
+            </w:r>
+          </w:p>
+        </w:tc>
+        <w:tc>
+          <w:tcPr>
+            <w:tcW w:type="dxa" w:w="1928"/>
+            <w:shd w:fill="F3F4F6"/>
+          </w:tcPr>
+          <w:p>
+            <w:pPr>
+              <w:spacing w:after="40" w:line="240" w:lineRule="auto"/>
+            </w:pPr>
+            <w:r>
+              <w:rPr>
+                <w:b/>
+              </w:rPr>
+              <w:t>调用轮通过</w:t>
+            </w:r>
+          </w:p>
+        </w:tc>
+        <w:tc>
+          <w:tcPr>
+            <w:tcW w:type="dxa" w:w="1928"/>
+            <w:shd w:fill="F3F4F6"/>
+          </w:tcPr>
+          <w:p>
+            <w:pPr>
+              <w:spacing w:after="40" w:line="240" w:lineRule="auto"/>
+            </w:pPr>
+            <w:r>
+              <w:rPr>
+                <w:b/>
+              </w:rPr>
+              <w:t>不调用轮通过</w:t>
+            </w:r>
+          </w:p>
+        </w:tc>
+        <w:tc>
+          <w:tcPr>
+            <w:tcW w:type="dxa" w:w="1928"/>
+            <w:shd w:fill="F3F4F6"/>
+          </w:tcPr>
+          <w:p>
+            <w:pPr>
+              <w:spacing w:after="40" w:line="240" w:lineRule="auto"/>
+            </w:pPr>
+            <w:r>
+              <w:rPr>
+                <w:b/>
+              </w:rPr>
+              <w:t>截断</w:t>
+            </w:r>
+          </w:p>
+        </w:tc>
+      </w:tr>
+      <w:tr>
+        <w:trPr>
+          <w:cantSplit/>
+        </w:trPr>
+        <w:tc>
+          <w:tcPr>
+            <w:tcW w:type="dxa" w:w="1928"/>
+          </w:tcPr>
+          <w:p>
+            <w:pPr>
+              <w:spacing w:after="40" w:line="240" w:lineRule="auto"/>
+            </w:pPr>
+            <w:r>
+              <w:t>E09-R09</w:t>
+            </w:r>
+          </w:p>
+        </w:tc>
+        <w:tc>
+          <w:tcPr>
+            <w:tcW w:type="dxa" w:w="1928"/>
+          </w:tcPr>
+          <w:p>
+            <w:pPr>
+              <w:spacing w:after="40" w:line="240" w:lineRule="auto"/>
+            </w:pPr>
+            <w:r>
+              <w:t>406/500</w:t>
+            </w:r>
+          </w:p>
+        </w:tc>
+        <w:tc>
+          <w:tcPr>
+            <w:tcW w:type="dxa" w:w="1928"/>
+          </w:tcPr>
+          <w:p>
+            <w:pPr>
+              <w:spacing w:after="40" w:line="240" w:lineRule="auto"/>
+            </w:pPr>
+            <w:r>
+              <w:t>482/568</w:t>
+            </w:r>
+          </w:p>
+        </w:tc>
+        <w:tc>
+          <w:tcPr>
+            <w:tcW w:type="dxa" w:w="1928"/>
+          </w:tcPr>
+          <w:p>
+            <w:pPr>
+              <w:spacing w:after="40" w:line="240" w:lineRule="auto"/>
+            </w:pPr>
+            <w:r>
+              <w:t>342/360</w:t>
+            </w:r>
+          </w:p>
+        </w:tc>
+        <w:tc>
+          <w:tcPr>
+            <w:tcW w:type="dxa" w:w="1928"/>
+          </w:tcPr>
+          <w:p>
+            <w:pPr>
+              <w:spacing w:after="40" w:line="240" w:lineRule="auto"/>
+            </w:pPr>
+            <w:r>
+              <w:t>1</w:t>
+            </w:r>
+          </w:p>
+        </w:tc>
+      </w:tr>
+      <w:tr>
+        <w:trPr>
+          <w:cantSplit/>
+        </w:trPr>
+        <w:tc>
+          <w:tcPr>
+            <w:tcW w:type="dxa" w:w="1928"/>
+          </w:tcPr>
+          <w:p>
+            <w:pPr>
+              <w:spacing w:after="40" w:line="240" w:lineRule="auto"/>
+            </w:pPr>
+            <w:r>
+              <w:t>E10-R01</w:t>
+            </w:r>
+          </w:p>
+        </w:tc>
+        <w:tc>
+          <w:tcPr>
+            <w:tcW w:type="dxa" w:w="1928"/>
+          </w:tcPr>
+          <w:p>
+            <w:pPr>
+              <w:spacing w:after="40" w:line="240" w:lineRule="auto"/>
+            </w:pPr>
+            <w:r>
+              <w:t>未完成</w:t>
+            </w:r>
+          </w:p>
+        </w:tc>
+        <w:tc>
+          <w:tcPr>
+            <w:tcW w:type="dxa" w:w="1928"/>
+          </w:tcPr>
+          <w:p>
+            <w:pPr>
+              <w:spacing w:after="40" w:line="240" w:lineRule="auto"/>
+            </w:pPr>
+            <w:r>
+              <w:t>未完成</w:t>
+            </w:r>
+          </w:p>
+        </w:tc>
+        <w:tc>
+          <w:tcPr>
+            <w:tcW w:type="dxa" w:w="1928"/>
+          </w:tcPr>
+          <w:p>
+            <w:pPr>
+              <w:spacing w:after="40" w:line="240" w:lineRule="auto"/>
+            </w:pPr>
+            <w:r>
+              <w:t>未完成</w:t>
+            </w:r>
+          </w:p>
+        </w:tc>
+        <w:tc>
+          <w:tcPr>
+            <w:tcW w:type="dxa" w:w="1928"/>
+          </w:tcPr>
+          <w:p>
+            <w:pPr>
+              <w:spacing w:after="40" w:line="240" w:lineRule="auto"/>
+            </w:pPr>
+            <w:r>
+              <w:t>未完成</w:t>
+            </w:r>
+          </w:p>
+        </w:tc>
+      </w:tr>
+    </w:tbl>
+    <w:p>
+      <w:pPr>
+        <w:pStyle w:val="Heading1"/>
+        <w:pageBreakBefore/>
+      </w:pPr>
+      <w:r>
         <w:t>E11：rank 翻倍，能学得更好吗？</w:t>
       </w:r>
     </w:p>
@@ -3464,7 +4531,7 @@
         <w:drawing>
           <wp:inline xmlns:a="http://schemas.openxmlformats.org/drawingml/2006/main" xmlns:pic="http://schemas.openxmlformats.org/drawingml/2006/picture">
             <wp:extent cx="5400000" cy="2784375"/>
-            <wp:docPr id="5" name="Picture 5"/>
+            <wp:docPr id="6" name="Picture 6"/>
             <wp:cNvGraphicFramePr>
               <a:graphicFrameLocks noChangeAspect="1"/>
             </wp:cNvGraphicFramePr>
@@ -3476,7 +4543,7 @@
                     <pic:cNvPicPr/>
                   </pic:nvPicPr>
                   <pic:blipFill>
-                    <a:blip r:embed="rId15"/>
+                    <a:blip r:embed="rId16"/>
                     <a:stretch>
                       <a:fillRect/>
                     </a:stretch>
@@ -4307,6 +5374,37 @@
               <w:spacing w:after="40" w:line="240" w:lineRule="auto"/>
             </w:pPr>
             <w:r>
+              <w:t>精度对照</w:t>
+            </w:r>
+          </w:p>
+        </w:tc>
+        <w:tc>
+          <w:tcPr>
+            <w:tcW w:type="dxa" w:w="7200"/>
+          </w:tcPr>
+          <w:p>
+            <w:pPr>
+              <w:spacing w:after="40" w:line="240" w:lineRule="auto"/>
+            </w:pPr>
+            <w:r>
+              <w:t>experiments/E10/notes.md；experiments/E10/E10-R01-metrics.csv；experiments/E10/figures/E10-R01-loss.png；configs/sft-bf16.json</w:t>
+            </w:r>
+          </w:p>
+        </w:tc>
+      </w:tr>
+      <w:tr>
+        <w:trPr>
+          <w:cantSplit/>
+        </w:trPr>
+        <w:tc>
+          <w:tcPr>
+            <w:tcW w:type="dxa" w:w="2381"/>
+          </w:tcPr>
+          <w:p>
+            <w:pPr>
+              <w:spacing w:after="40" w:line="240" w:lineRule="auto"/>
+            </w:pPr>
+            <w:r>
               <w:t>后续训练与生成结果</w:t>
             </w:r>
           </w:p>

--- a/docs/reports/02-微调与数据.docx
+++ b/docs/reports/02-微调与数据.docx
@@ -12,7 +12,7 @@
     </w:p>
     <w:p>
       <w:r>
-        <w:t>更新：2026-10-02T10:14:44+08:00。本册按实际实验整理，原始运行记录单独保存。</w:t>
+        <w:t>更新：2026-10-02T13:21:56+08:00。本册按实际实验整理，原始运行记录单独保存。</w:t>
       </w:r>
     </w:p>
     <w:p>
@@ -58,7 +58,7 @@
     </w:p>
     <w:p>
       <w:r>
-        <w:t>BF16 对照正在执行，目前还不能回答质量和成本是否改善。NF4 参考已经完成，BF16 的训练、完整验证与生成评测分别记录。</w:t>
+        <w:t>两组已完成相同完整 dev：NF4 训练通过 406/500，BF16 训练通过 403/500，相差 -3 条。先看训练成本和两类决策，再解释精度的影响。</w:t>
       </w:r>
     </w:p>
     <w:p>
@@ -2532,7 +2532,7 @@
     </w:p>
     <w:p>
       <w:r>
-        <w:t>BF16 对照正在执行，目前还不能回答质量和成本是否改善。NF4 参考已经完成，BF16 的训练、完整验证与生成评测分别记录。</w:t>
+        <w:t>两组已完成相同完整 dev：NF4 训练通过 406/500，BF16 训练通过 403/500，相差 -3 条。先看训练成本和两类决策，再解释精度的影响。</w:t>
       </w:r>
     </w:p>
     <w:p>
@@ -3011,7 +3011,7 @@
               <w:spacing w:after="40" w:line="240" w:lineRule="auto"/>
             </w:pPr>
             <w:r>
-              <w:t>184</w:t>
+              <w:t>1813</w:t>
             </w:r>
           </w:p>
         </w:tc>
@@ -3024,7 +3024,7 @@
               <w:spacing w:after="40" w:line="240" w:lineRule="auto"/>
             </w:pPr>
             <w:r>
-              <w:t>2.50</w:t>
+              <w:t>2.52</w:t>
             </w:r>
           </w:p>
         </w:tc>
@@ -3037,7 +3037,7 @@
               <w:spacing w:after="40" w:line="240" w:lineRule="auto"/>
             </w:pPr>
             <w:r>
-              <w:t>9427 / 12364</w:t>
+              <w:t>9698 / 17048</w:t>
             </w:r>
           </w:p>
         </w:tc>
@@ -3050,7 +3050,7 @@
               <w:spacing w:after="40" w:line="240" w:lineRule="auto"/>
             </w:pPr>
             <w:r>
-              <w:t>进行中</w:t>
+              <w:t>一个 epoch 已完成</w:t>
             </w:r>
           </w:p>
         </w:tc>
@@ -3226,7 +3226,7 @@
               <w:spacing w:after="40" w:line="240" w:lineRule="auto"/>
             </w:pPr>
             <w:r>
-              <w:t>未完成</w:t>
+              <w:t>8725</w:t>
             </w:r>
           </w:p>
         </w:tc>
@@ -3239,7 +3239,7 @@
               <w:spacing w:after="40" w:line="240" w:lineRule="auto"/>
             </w:pPr>
             <w:r>
-              <w:t>未完成</w:t>
+              <w:t>73.19</w:t>
             </w:r>
           </w:p>
         </w:tc>
@@ -3252,7 +3252,7 @@
               <w:spacing w:after="40" w:line="240" w:lineRule="auto"/>
             </w:pPr>
             <w:r>
-              <w:t>未完成</w:t>
+              <w:t>0.10641</w:t>
             </w:r>
           </w:p>
         </w:tc>
@@ -3309,7 +3309,7 @@
         <w:jc w:val="center"/>
       </w:pPr>
       <w:r>
-        <w:t>图 E10-1：E10-R01 的真实 loss；训练 184 点，完整 dev 2 点，未平滑。</w:t>
+        <w:t>图 E10-1：E10-R01 的真实 loss；训练 1813 点，完整 dev 20 点，未平滑。</w:t>
       </w:r>
     </w:p>
     <w:p>
@@ -3530,7 +3530,7 @@
               <w:spacing w:after="40" w:line="240" w:lineRule="auto"/>
             </w:pPr>
             <w:r>
-              <w:t>未完成</w:t>
+              <w:t>403/500</w:t>
             </w:r>
           </w:p>
         </w:tc>
@@ -3543,7 +3543,7 @@
               <w:spacing w:after="40" w:line="240" w:lineRule="auto"/>
             </w:pPr>
             <w:r>
-              <w:t>未完成</w:t>
+              <w:t>468/568</w:t>
             </w:r>
           </w:p>
         </w:tc>
@@ -3556,7 +3556,7 @@
               <w:spacing w:after="40" w:line="240" w:lineRule="auto"/>
             </w:pPr>
             <w:r>
-              <w:t>未完成</w:t>
+              <w:t>349/360</w:t>
             </w:r>
           </w:p>
         </w:tc>
@@ -3569,7 +3569,7 @@
               <w:spacing w:after="40" w:line="240" w:lineRule="auto"/>
             </w:pPr>
             <w:r>
-              <w:t>未完成</w:t>
+              <w:t>0</w:t>
             </w:r>
           </w:p>
         </w:tc>

--- a/docs/reports/02-微调与数据.docx
+++ b/docs/reports/02-微调与数据.docx
@@ -12,7 +12,7 @@
     </w:p>
     <w:p>
       <w:r>
-        <w:t>更新：2026-10-02T13:21:56+08:00。本册按实际实验整理，原始运行记录单独保存。</w:t>
+        <w:t>更新：2026-10-02T13:30:27+08:00。本册按实际实验整理，原始运行记录单独保存。</w:t>
       </w:r>
     </w:p>
     <w:p>
@@ -3899,17 +3899,70 @@
         <w:pStyle w:val="Heading2"/>
       </w:pPr>
       <w:r>
+        <w:t>第一次启动时，先把解释器路径纠正了</w:t>
+      </w:r>
+    </w:p>
+    <w:p>
+      <w:r>
+        <w:t xml:space="preserve">第一次启动队列时，我从系统默认 Python 进入了 </w:t>
+      </w:r>
+      <w:r>
+        <w:rPr>
+          <w:rFonts w:ascii="Consolas" w:hAnsi="Consolas"/>
+          <w:sz w:val="20"/>
+        </w:rPr>
+        <w:t>scale.py</w:t>
+      </w:r>
+      <w:r>
+        <w:t xml:space="preserve">。它不在项目锁定的训练环境里，子进程导入数据集库时便报 </w:t>
+      </w:r>
+      <w:r>
+        <w:rPr>
+          <w:rFonts w:ascii="Consolas" w:hAnsi="Consolas"/>
+          <w:sz w:val="20"/>
+        </w:rPr>
+        <w:t>ModuleNotFoundError: No module named 'datasets'</w:t>
+      </w:r>
+      <w:r>
+        <w:t>。这次停在训练脚本导入阶段，没有创建 E11 训练运行、没有加载模型，也没有占用 GPU；它是启动环境选错，不是 rank 条件跑坏了。</w:t>
+      </w:r>
+    </w:p>
+    <w:p>
+      <w:r>
+        <w:t xml:space="preserve">回看 E10 的训练配置，实际使用的是项目内锁定的 Python 环境。我用这个解释器确认 </w:t>
+      </w:r>
+      <w:r>
+        <w:rPr>
+          <w:rFonts w:ascii="Consolas" w:hAnsi="Consolas"/>
+          <w:sz w:val="20"/>
+        </w:rPr>
+        <w:t>datasets==4.0.0</w:t>
+      </w:r>
+      <w:r>
+        <w:t>、</w:t>
+      </w:r>
+      <w:r>
+        <w:rPr>
+          <w:rFonts w:ascii="Consolas" w:hAnsi="Consolas"/>
+          <w:sz w:val="20"/>
+        </w:rPr>
+        <w:t>torch==2.8.0+cu128</w:t>
+      </w:r>
+      <w:r>
+        <w:t xml:space="preserve"> 可导入，并且 CUDA 可用。下一步沿用原来的数据、模型和 rank 配置重新启动队列，不改训练参数；第一次失败也留在记录里。</w:t>
+      </w:r>
+    </w:p>
+    <w:p>
+      <w:pPr>
+        <w:pStyle w:val="Heading2"/>
+      </w:pPr>
+      <w:r>
         <w:t>目前哪些条件已经实际运行？</w:t>
       </w:r>
     </w:p>
     <w:p>
       <w:r>
-        <w:t>E11 尚未开始 GPU 训练。队列入口在参考训练或完整 dev 工具评测缺失时会停止；参考条件的训练过程保留在 E09 章节。已有 E09 进程继续运行，没有启动第二个 GPU 任务。</w:t>
-      </w:r>
-    </w:p>
-    <w:p>
-      <w:r>
-        <w:t>选择配置前还要看失败条件、实际参数 dtype、显存和耗时。准备检查只确认入口与计算条件，表现比较等正式结果到齐后再归纳。</w:t>
+        <w:t>E11 的正式 rank 训练仍未开始。5k、seed 17、rank 8/16/32、学习率 1e-4 的比较条件已经固定；rank 16 复用 E09 的同条件训练和完整 dev 工具评测。接下来从 rank 8 开始按队列顺序训练，每组完成 500 条 dev 后再进入下一组。</w:t>
       </w:r>
     </w:p>
     <w:p>
@@ -5219,6 +5272,37 @@
               <w:spacing w:after="40" w:line="240" w:lineRule="auto"/>
             </w:pPr>
             <w:r>
+              <w:t>E11 启动环境排错</w:t>
+            </w:r>
+          </w:p>
+        </w:tc>
+        <w:tc>
+          <w:tcPr>
+            <w:tcW w:type="dxa" w:w="7200"/>
+          </w:tcPr>
+          <w:p>
+            <w:pPr>
+              <w:spacing w:after="40" w:line="240" w:lineRule="auto"/>
+            </w:pPr>
+            <w:r>
+              <w:t>.local/archive/E11-launch-failure-2026-10-02.json；.local/logs/scale-5000-17-train-1790918774639450600.log</w:t>
+            </w:r>
+          </w:p>
+        </w:tc>
+      </w:tr>
+      <w:tr>
+        <w:trPr>
+          <w:cantSplit/>
+        </w:trPr>
+        <w:tc>
+          <w:tcPr>
+            <w:tcW w:type="dxa" w:w="2381"/>
+          </w:tcPr>
+          <w:p>
+            <w:pPr>
+              <w:spacing w:after="40" w:line="240" w:lineRule="auto"/>
+            </w:pPr>
+            <w:r>
               <w:t>等量数据筛选与复查</w:t>
             </w:r>
           </w:p>

--- a/docs/reports/02-微调与数据.docx
+++ b/docs/reports/02-微调与数据.docx
@@ -12,7 +12,7 @@
     </w:p>
     <w:p>
       <w:r>
-        <w:t>更新：2026-10-02T13:30:27+08:00。本册按实际实验整理，原始运行记录单独保存。</w:t>
+        <w:t>更新：2026-10-02T13:36:03+08:00。本册按实际实验整理，原始运行记录单独保存。</w:t>
       </w:r>
     </w:p>
     <w:p>
@@ -3586,7 +3586,7 @@
     </w:p>
     <w:p>
       <w:r>
-        <w:t>rank 对照还没有开始正式训练。目前核验的是固定配置和参数量，不能据此判断 rank 越大越好。</w:t>
+        <w:t>E11-R01 已经进入 rank 8 条件，正按相同数据和预算往前跑。现在只有加载与起始验证信息，完整训练和 dev 工具结果尚未出来，暂时不能判断 rank 越大越好。</w:t>
       </w:r>
     </w:p>
     <w:p>
@@ -3962,7 +3962,12 @@
     </w:p>
     <w:p>
       <w:r>
-        <w:t>E11 的正式 rank 训练仍未开始。5k、seed 17、rank 8/16/32、学习率 1e-4 的比较条件已经固定；rank 16 复用 E09 的同条件训练和完整 dev 工具评测。接下来从 rank 8 开始按队列顺序训练，每组完成 500 条 dev 后再进入下一组。</w:t>
+        <w:t>第一次初始化后，训练参数检查到 8,716,288 个可训练参数、392 个 LoRA 张量，基础权重处于 NF4 加 BF16 计算条件，适配器 dtype 为 FP32。R01 正在跑起始 dev loss；截至 13:35 的进度记录，已处理 600/1,484 个回复单元，用时 124.0 秒，reserved 1,754 MiB，还没有 optimizer step。</w:t>
+      </w:r>
+    </w:p>
+    <w:p>
+      <w:r>
+        <w:t>本轮的 rank 8、5k、seed 17 和学习率 1e-4 均已落到运行配置。接下来等待整轮训练与 500 条 dev 工具评测结束，再按队列进入 rank 32；rank 16 继续复用 E09-R09/E09-R10。这个启动过程中的 Python 解释器错误没有混进模型成绩。</w:t>
       </w:r>
     </w:p>
     <w:p>
@@ -5303,6 +5308,37 @@
               <w:spacing w:after="40" w:line="240" w:lineRule="auto"/>
             </w:pPr>
             <w:r>
+              <w:t>E11 rank 8 当前运行</w:t>
+            </w:r>
+          </w:p>
+        </w:tc>
+        <w:tc>
+          <w:tcPr>
+            <w:tcW w:type="dxa" w:w="7200"/>
+          </w:tcPr>
+          <w:p>
+            <w:pPr>
+              <w:spacing w:after="40" w:line="240" w:lineRule="auto"/>
+            </w:pPr>
+            <w:r>
+              <w:t>.local/runs/E11-R01/config.json；.local/runs/E11-R01/trainable-parameters.json；.local/runs/E11-R01/validation-progress.json；.local/logs/scale-5000-17-train-1790919168744708500.log</w:t>
+            </w:r>
+          </w:p>
+        </w:tc>
+      </w:tr>
+      <w:tr>
+        <w:trPr>
+          <w:cantSplit/>
+        </w:trPr>
+        <w:tc>
+          <w:tcPr>
+            <w:tcW w:type="dxa" w:w="2381"/>
+          </w:tcPr>
+          <w:p>
+            <w:pPr>
+              <w:spacing w:after="40" w:line="240" w:lineRule="auto"/>
+            </w:pPr>
+            <w:r>
               <w:t>等量数据筛选与复查</w:t>
             </w:r>
           </w:p>

--- a/docs/reports/02-微调与数据.docx
+++ b/docs/reports/02-微调与数据.docx
@@ -12,7 +12,7 @@
     </w:p>
     <w:p>
       <w:r>
-        <w:t>更新：2026-10-02T13:36:03+08:00。本册按实际实验整理，原始运行记录单独保存。</w:t>
+        <w:t>更新：2026-10-02T18:39:29+08:00。本册按实际实验整理，原始运行记录单独保存。</w:t>
       </w:r>
     </w:p>
     <w:p>
@@ -30,35 +30,37 @@
     </w:p>
     <w:p>
       <w:r>
-        <w:t>10,000 条训练轨迹的最佳 dev 结果为 411/500，较固定示例基线多 56 条。三个 10k seed 落在 409—411/500；不调用轮为 334—338/360，低于 5k 的 342/360。规模与 seed 队列已完成，但这些仍是同一份 dev 上的成绩，不能替代独立 test。loss 和工具决策分开看，不能把更容易生成调用当成任务成功率提升。</w:t>
+        <w:t>最近完成的 E09 规模组 E09-R16 使用 10,000 条训练轨迹，完整 dev 通过 411/500；调用轮为 494/568，不调用轮为 334/360。loss 与实际工具决策分开看，不能把更容易生成调用当成任务成功率提升。</w:t>
       </w:r>
     </w:p>
     <w:p>
       <w:r>
-        <w:t>LoRA 重复准备和验证阶段的显存缓存问题已经找到处理办法，失败条件与经过保留在正文。下一步转向相同数据、rank、训练步数和提示条件下的 BF16 LoRA/QLoRA 对照，再开展 rank、学习率与数据质量实验；最终配置仍不能由 test 选择。</w:t>
+        <w:t>10k 三个 seed（17、42、2026）分别通过 409、410、411/500；不调用轮落在 334—338/360。三轮在同一份 dev 上完成，不能当作独立测试集成绩。</w:t>
       </w:r>
     </w:p>
     <w:p>
       <w:r>
-        <w:t>rank 对照固定学习率，选定 rank 后再比较学习率。候选参数量来自真实权重形状，训练与工具表现按当前章节分别记录，配置选择只使用 dev。</w:t>
+        <w:t>精度对照沿用同一生成后端和完整 dev：NF4 训练组通过 406/500，BF16 训练组通过 403/500；调用轮分别为 482/568 与 468/568，不调用轮为 342/360 与 349/360。三条轨迹的差异说明这批结果接近，不能据此单独断言精度优劣。</w:t>
       </w:r>
     </w:p>
     <w:p>
       <w:r>
-        <w:t>数据质量对照按来源和类别匹配两份 5k 数据，逐条复查也保留了规则误删和漏检。筛选成本、监督量与后续模型表现分开记录，效果不能由“通过筛选”直接推出。</w:t>
-      </w:r>
-    </w:p>
-    <w:p>
-      <w:pPr>
-        <w:pStyle w:val="Heading2"/>
-      </w:pPr>
-      <w:r>
-        <w:t>精度对照</w:t>
+        <w:t>训练中遇到的 LoRA 重复准备和显存缓存问题，连同处理过程与失败条件都保留在正文。各组效果按自己的冻结数据与验证条件比较；最终配置只由 dev 选择，test 留作独立检查。</w:t>
       </w:r>
     </w:p>
     <w:p>
       <w:r>
-        <w:t>两组已完成相同完整 dev：NF4 训练通过 406/500，BF16 训练通过 403/500，相差 -3 条。先看训练成本和两类决策，再解释精度的影响。</w:t>
+        <w:t>rank 对照使用同一份 5k 数据，学习率对照另在同一份 1k 数据上固定 rank 16。两组各自使用相同的验证清单和保存规则，分开比较；配置选择只使用 dev。</w:t>
+      </w:r>
+    </w:p>
+    <w:p>
+      <w:r>
+        <w:t>1k 学习率组在固定 100 条 dev 上，1e-4 通过 68/100，5e-5 通过 63/100；调用轮分别为 86/112 与 84/112，不调用轮为 59/72 与 56/72。按预先确定的整条轨迹通过数选择 1e-4。这个结论限定在该冻结子集和单次训练 seed。</w:t>
+      </w:r>
+    </w:p>
+    <w:p>
+      <w:r>
+        <w:t>数据质量准备保留 5k 筛选池与阅读抽查，训练比较使用来源和类别匹配的两份 1k 数据。规则的误删和漏检、筛选成本、监督量与模型表现分别记录，效果不能由“通过筛选”直接推出。</w:t>
       </w:r>
     </w:p>
     <w:p>
@@ -176,6 +178,7 @@
           </w:tcPr>
           <w:p>
             <w:pPr>
+              <w:keepNext/>
               <w:spacing w:after="40" w:line="240" w:lineRule="auto"/>
             </w:pPr>
             <w:r>
@@ -193,6 +196,7 @@
           </w:tcPr>
           <w:p>
             <w:pPr>
+              <w:keepNext/>
               <w:spacing w:after="40" w:line="240" w:lineRule="auto"/>
             </w:pPr>
             <w:r>
@@ -210,6 +214,7 @@
           </w:tcPr>
           <w:p>
             <w:pPr>
+              <w:keepNext/>
               <w:spacing w:after="40" w:line="240" w:lineRule="auto"/>
             </w:pPr>
             <w:r>
@@ -227,6 +232,7 @@
           </w:tcPr>
           <w:p>
             <w:pPr>
+              <w:keepNext/>
               <w:spacing w:after="40" w:line="240" w:lineRule="auto"/>
             </w:pPr>
             <w:r>
@@ -244,6 +250,7 @@
           </w:tcPr>
           <w:p>
             <w:pPr>
+              <w:keepNext/>
               <w:spacing w:after="40" w:line="240" w:lineRule="auto"/>
             </w:pPr>
             <w:r>
@@ -505,7 +512,7 @@
     </w:p>
     <w:p>
       <w:r>
-        <w:t>这轮用了 10,000 条训练轨迹，完整 dev 通过 411/500，比原模型加固定示例多 56 条。1k、5k、10k 和三个 10k seed 的队列已经跑完；三个 10k seed 分别通过 409、410、411 条，差距很小，但这仍是同一份 dev 上的结果。另一个值得留意的地方是，不调用轮没有随数据量一直变好：5k 是 342/360，三个 10k seed 落在 334—338/360。</w:t>
+        <w:t>这轮用了 10,000 条训练轨迹，完整 dev 通过 411/500；原模型加固定示例为 355/500。调用轮相差 +38 条，不调用轮相差 +35 条。先把这两类决策分开，才看得清模型具体改变了什么；其余规模和 seed 仍需继续比较。</w:t>
       </w:r>
     </w:p>
     <w:p>
@@ -620,6 +627,7 @@
           </w:tcPr>
           <w:p>
             <w:pPr>
+              <w:keepNext/>
               <w:spacing w:after="40" w:line="240" w:lineRule="auto"/>
             </w:pPr>
             <w:r>
@@ -637,6 +645,7 @@
           </w:tcPr>
           <w:p>
             <w:pPr>
+              <w:keepNext/>
               <w:spacing w:after="40" w:line="240" w:lineRule="auto"/>
             </w:pPr>
             <w:r>
@@ -654,6 +663,7 @@
           </w:tcPr>
           <w:p>
             <w:pPr>
+              <w:keepNext/>
               <w:spacing w:after="40" w:line="240" w:lineRule="auto"/>
             </w:pPr>
             <w:r>
@@ -671,6 +681,7 @@
           </w:tcPr>
           <w:p>
             <w:pPr>
+              <w:keepNext/>
               <w:spacing w:after="40" w:line="240" w:lineRule="auto"/>
             </w:pPr>
             <w:r>
@@ -688,6 +699,7 @@
           </w:tcPr>
           <w:p>
             <w:pPr>
+              <w:keepNext/>
               <w:spacing w:after="40" w:line="240" w:lineRule="auto"/>
             </w:pPr>
             <w:r>
@@ -705,6 +717,7 @@
           </w:tcPr>
           <w:p>
             <w:pPr>
+              <w:keepNext/>
               <w:spacing w:after="40" w:line="240" w:lineRule="auto"/>
             </w:pPr>
             <w:r>
@@ -1634,6 +1647,7 @@
           </w:tcPr>
           <w:p>
             <w:pPr>
+              <w:keepNext/>
               <w:spacing w:after="40" w:line="240" w:lineRule="auto"/>
             </w:pPr>
             <w:r>
@@ -1651,6 +1665,7 @@
           </w:tcPr>
           <w:p>
             <w:pPr>
+              <w:keepNext/>
               <w:spacing w:after="40" w:line="240" w:lineRule="auto"/>
             </w:pPr>
             <w:r>
@@ -1668,6 +1683,7 @@
           </w:tcPr>
           <w:p>
             <w:pPr>
+              <w:keepNext/>
               <w:spacing w:after="40" w:line="240" w:lineRule="auto"/>
             </w:pPr>
             <w:r>
@@ -1685,6 +1701,7 @@
           </w:tcPr>
           <w:p>
             <w:pPr>
+              <w:keepNext/>
               <w:spacing w:after="40" w:line="240" w:lineRule="auto"/>
             </w:pPr>
             <w:r>
@@ -1702,6 +1719,7 @@
           </w:tcPr>
           <w:p>
             <w:pPr>
+              <w:keepNext/>
               <w:spacing w:after="40" w:line="240" w:lineRule="auto"/>
             </w:pPr>
             <w:r>
@@ -1719,6 +1737,7 @@
           </w:tcPr>
           <w:p>
             <w:pPr>
+              <w:keepNext/>
               <w:spacing w:after="40" w:line="240" w:lineRule="auto"/>
             </w:pPr>
             <w:r>
@@ -2330,7 +2349,7 @@
     </w:p>
     <w:p>
       <w:r>
-        <w:t>这条 JSON 和参数类型都有效，问题在于 pop 是模型自行补出的。两个例子都来自本轮实际回复。回看 5k 与三个 10k seed，整条轨迹通过数从 406/500 变化到 409—411/500，但不调用轮在 10k 时没有超过 5k。模型少猜参数的情况确实出现过，过度调用也没有消失；数据质量和学习率的影响还要分别对照，评分规则没有因这个例子而改变。</w:t>
+        <w:t>这条 JSON 和参数类型都有效，问题在于 pop 是模型自行补出的。两个例子都来自本轮实际回复。接下来继续原定 5k、10k 比较，观察这种多调用、少询问的倾向是否改变；数据质量和学习率的对照再单独排查，当前不为了让成绩变好而改评分。</w:t>
       </w:r>
     </w:p>
     <w:p>
@@ -2367,7 +2386,7 @@
     </w:p>
     <w:p>
       <w:r>
-        <w:t>标注里的任务内容是小写的“buy groceries”。这次只改了首字母，仍被既定的严格字符串评分判为失败，所以整条轨迹没有通过。这不是缺参数错误，却也不能临时放宽评分把它算对。一个决策改好了，不代表整条轨迹都修好了。各轮输入使用标注历史，还没有执行模型自己的连续 Agent 对话。后来完成的三个 10k seed 在整条轨迹上是 409—411/500，但不调用轮只有 334—338/360，和 5k 的 342/360 相比没有继续上升；Agent 连续执行效果留给 Pi 阶段验证。</w:t>
+        <w:t>标注里的任务内容是小写的“buy groceries”。这次只改了首字母，仍被既定的严格字符串评分判为失败，所以整条轨迹没有通过。这不是缺参数错误，却也不能临时放宽评分把它算对。一个决策改好了，不代表整条轨迹都修好了。这里各轮输入使用标注历史，尚未执行模型自己的连续Agent对话；接着完成原定10k和三个训练seed，再看收益是否稳定。</w:t>
       </w:r>
     </w:p>
     <w:p>
@@ -2621,6 +2640,7 @@
           </w:tcPr>
           <w:p>
             <w:pPr>
+              <w:keepNext/>
               <w:spacing w:after="40" w:line="240" w:lineRule="auto"/>
             </w:pPr>
             <w:r>
@@ -2638,6 +2658,7 @@
           </w:tcPr>
           <w:p>
             <w:pPr>
+              <w:keepNext/>
               <w:spacing w:after="40" w:line="240" w:lineRule="auto"/>
             </w:pPr>
             <w:r>
@@ -2655,6 +2676,7 @@
           </w:tcPr>
           <w:p>
             <w:pPr>
+              <w:keepNext/>
               <w:spacing w:after="40" w:line="240" w:lineRule="auto"/>
             </w:pPr>
             <w:r>
@@ -2672,6 +2694,7 @@
           </w:tcPr>
           <w:p>
             <w:pPr>
+              <w:keepNext/>
               <w:spacing w:after="40" w:line="240" w:lineRule="auto"/>
             </w:pPr>
             <w:r>
@@ -2836,6 +2859,7 @@
           </w:tcPr>
           <w:p>
             <w:pPr>
+              <w:keepNext/>
               <w:spacing w:after="40" w:line="240" w:lineRule="auto"/>
             </w:pPr>
             <w:r>
@@ -2853,6 +2877,7 @@
           </w:tcPr>
           <w:p>
             <w:pPr>
+              <w:keepNext/>
               <w:spacing w:after="40" w:line="240" w:lineRule="auto"/>
             </w:pPr>
             <w:r>
@@ -2870,6 +2895,7 @@
           </w:tcPr>
           <w:p>
             <w:pPr>
+              <w:keepNext/>
               <w:spacing w:after="40" w:line="240" w:lineRule="auto"/>
             </w:pPr>
             <w:r>
@@ -2887,6 +2913,7 @@
           </w:tcPr>
           <w:p>
             <w:pPr>
+              <w:keepNext/>
               <w:spacing w:after="40" w:line="240" w:lineRule="auto"/>
             </w:pPr>
             <w:r>
@@ -2904,6 +2931,7 @@
           </w:tcPr>
           <w:p>
             <w:pPr>
+              <w:keepNext/>
               <w:spacing w:after="40" w:line="240" w:lineRule="auto"/>
             </w:pPr>
             <w:r>
@@ -3081,6 +3109,7 @@
           </w:tcPr>
           <w:p>
             <w:pPr>
+              <w:keepNext/>
               <w:spacing w:after="40" w:line="240" w:lineRule="auto"/>
             </w:pPr>
             <w:r>
@@ -3098,6 +3127,7 @@
           </w:tcPr>
           <w:p>
             <w:pPr>
+              <w:keepNext/>
               <w:spacing w:after="40" w:line="240" w:lineRule="auto"/>
             </w:pPr>
             <w:r>
@@ -3115,6 +3145,7 @@
           </w:tcPr>
           <w:p>
             <w:pPr>
+              <w:keepNext/>
               <w:spacing w:after="40" w:line="240" w:lineRule="auto"/>
             </w:pPr>
             <w:r>
@@ -3132,6 +3163,7 @@
           </w:tcPr>
           <w:p>
             <w:pPr>
+              <w:keepNext/>
               <w:spacing w:after="40" w:line="240" w:lineRule="auto"/>
             </w:pPr>
             <w:r>
@@ -3355,6 +3387,7 @@
           </w:tcPr>
           <w:p>
             <w:pPr>
+              <w:keepNext/>
               <w:spacing w:after="40" w:line="240" w:lineRule="auto"/>
             </w:pPr>
             <w:r>
@@ -3372,6 +3405,7 @@
           </w:tcPr>
           <w:p>
             <w:pPr>
+              <w:keepNext/>
               <w:spacing w:after="40" w:line="240" w:lineRule="auto"/>
             </w:pPr>
             <w:r>
@@ -3389,6 +3423,7 @@
           </w:tcPr>
           <w:p>
             <w:pPr>
+              <w:keepNext/>
               <w:spacing w:after="40" w:line="240" w:lineRule="auto"/>
             </w:pPr>
             <w:r>
@@ -3406,6 +3441,7 @@
           </w:tcPr>
           <w:p>
             <w:pPr>
+              <w:keepNext/>
               <w:spacing w:after="40" w:line="240" w:lineRule="auto"/>
             </w:pPr>
             <w:r>
@@ -3423,6 +3459,7 @@
           </w:tcPr>
           <w:p>
             <w:pPr>
+              <w:keepNext/>
               <w:spacing w:after="40" w:line="240" w:lineRule="auto"/>
             </w:pPr>
             <w:r>
@@ -3586,7 +3623,7 @@
     </w:p>
     <w:p>
       <w:r>
-        <w:t>E11-R01 已经进入 rank 8 条件，正按相同数据和预算往前跑。现在只有加载与起始验证信息，完整训练和 dev 工具结果尚未出来，暂时不能判断 rank 越大越好。</w:t>
+        <w:t>这次把 rank 从 8 增到 16，没有提高整条轨迹的通过数：两组都通过 406/500。可训练参数翻倍，模型的具体错误却有变化。这个结果说明，增加适配器容量未必就能把工具任务做好；不能只凭 loss 或参数量判断效果。</w:t>
       </w:r>
     </w:p>
     <w:p>
@@ -3637,6 +3674,7 @@
           </w:tcPr>
           <w:p>
             <w:pPr>
+              <w:keepNext/>
               <w:spacing w:after="40" w:line="240" w:lineRule="auto"/>
             </w:pPr>
             <w:r>
@@ -3654,6 +3692,7 @@
           </w:tcPr>
           <w:p>
             <w:pPr>
+              <w:keepNext/>
               <w:spacing w:after="40" w:line="240" w:lineRule="auto"/>
             </w:pPr>
             <w:r>
@@ -3671,6 +3710,7 @@
           </w:tcPr>
           <w:p>
             <w:pPr>
+              <w:keepNext/>
               <w:spacing w:after="40" w:line="240" w:lineRule="auto"/>
             </w:pPr>
             <w:r>
@@ -3688,6 +3728,7 @@
           </w:tcPr>
           <w:p>
             <w:pPr>
+              <w:keepNext/>
               <w:spacing w:after="40" w:line="240" w:lineRule="auto"/>
             </w:pPr>
             <w:r>
@@ -3873,7 +3914,7 @@
     </w:tbl>
     <w:p>
       <w:r>
-        <w:t>rank 16 的计算结果是 17,432,576，与 E09 已保存的实际可训练参数统计一致。rank 8 和 32 的值仍是按形状计算的预期量，正式训练接入后还要核对实际参数统计。参数翻倍不代表效果翻倍；在 alpha 固定为 32 的条件下，增量权重的缩放也随 rank 改变。</w:t>
+        <w:t>rank 16 的计算结果是 17,432,576，与 E09 的实际可训练参数统计一致。E11-R01 接入训练后，rank 8 实际为 8,716,288 个参数，也与计算相符。rank 32 这里只列形状计算，尚无训练成绩。在 alpha 固定为 32 时，alpha/r 也随 rank 改变，所以比较的是整套 rank 设置，不能把变化全部归因于参数量。</w:t>
       </w:r>
     </w:p>
     <w:p>
@@ -3886,12 +3927,12 @@
     </w:p>
     <w:p>
       <w:r>
-        <w:t>先把学习率固定为 1e-4，比较 rank 8、16、32。三组使用同一份 5,000 条轨迹、14,502 个当前回复单元和 638,598 个监督 token，seed 17，训练一个 epoch、更新 1,813 次；长度、模板、监督遮罩和缓存策略保持一致。rank 16 复用 E09 同条件结果，必须完成训练和全部 500 条 dev 的工具生成后，才作为有效参考。</w:t>
+        <w:t>rank 对照把学习率固定为 1e-4，比较 rank 8 和 16。两组使用同一份 5,000 条轨迹、14,502 个当前回复单元和 638,598 个监督 token，seed 17，一个 epoch、1,813 次更新；长度、模板、监督遮罩和缓存策略一致。rank 16 复用 E09 的同条件训练与全部 500 条 dev 工具结果。</w:t>
       </w:r>
     </w:p>
     <w:p>
       <w:r>
-        <w:t>根据整条轨迹通过数选择 rank，并列时选较小 rank。然后固定这个 rank，再比较 5e-5、1e-4、2e-4 三个学习率；已经完成的 1e-4 条件直接复用，并列时选较低学习率。两阶段都只用 dev，最终 test 不参与选择。调用轮、不调用轮和截断数仍单独展示，避免只看一个总分。</w:t>
+        <w:t>学习率实验另用同一份 1,000 条训练轨迹，固定 rank 16，比较 1e-4 和 5e-5。两组都重新训练，使用同一份预先冻结的 100 条 dev，初始、每 200 步及末步计算 token 加权 loss，按最低 loss 选 checkpoint。随后在这 100 条轨迹上生成工具决策；通过数相同就选较低学习率。这里比较学习率，不把它和 5k rank 实验拼成同一组提升。最终 test 不参与选择。</w:t>
       </w:r>
     </w:p>
     <w:p>
@@ -3899,57 +3940,32 @@
         <w:pStyle w:val="Heading2"/>
       </w:pPr>
       <w:r>
-        <w:t>第一次启动时，先把解释器路径纠正了</w:t>
+        <w:t>第一次启动为什么停了？</w:t>
       </w:r>
     </w:p>
     <w:p>
       <w:r>
-        <w:t xml:space="preserve">第一次启动队列时，我从系统默认 Python 进入了 </w:t>
+        <w:t xml:space="preserve">第一次启动队列时使用了系统默认 Python，训练子进程在导入 </w:t>
       </w:r>
       <w:r>
         <w:rPr>
           <w:rFonts w:ascii="Consolas" w:hAnsi="Consolas"/>
           <w:sz w:val="20"/>
         </w:rPr>
-        <w:t>scale.py</w:t>
+        <w:t>datasets</w:t>
       </w:r>
       <w:r>
-        <w:t xml:space="preserve">。它不在项目锁定的训练环境里，子进程导入数据集库时便报 </w:t>
+        <w:t xml:space="preserve"> 时以 </w:t>
       </w:r>
       <w:r>
         <w:rPr>
           <w:rFonts w:ascii="Consolas" w:hAnsi="Consolas"/>
           <w:sz w:val="20"/>
         </w:rPr>
-        <w:t>ModuleNotFoundError: No module named 'datasets'</w:t>
+        <w:t>ModuleNotFoundError</w:t>
       </w:r>
       <w:r>
-        <w:t>。这次停在训练脚本导入阶段，没有创建 E11 训练运行、没有加载模型，也没有占用 GPU；它是启动环境选错，不是 rank 条件跑坏了。</w:t>
-      </w:r>
-    </w:p>
-    <w:p>
-      <w:r>
-        <w:t xml:space="preserve">回看 E10 的训练配置，实际使用的是项目内锁定的 Python 环境。我用这个解释器确认 </w:t>
-      </w:r>
-      <w:r>
-        <w:rPr>
-          <w:rFonts w:ascii="Consolas" w:hAnsi="Consolas"/>
-          <w:sz w:val="20"/>
-        </w:rPr>
-        <w:t>datasets==4.0.0</w:t>
-      </w:r>
-      <w:r>
-        <w:t>、</w:t>
-      </w:r>
-      <w:r>
-        <w:rPr>
-          <w:rFonts w:ascii="Consolas" w:hAnsi="Consolas"/>
-          <w:sz w:val="20"/>
-        </w:rPr>
-        <w:t>torch==2.8.0+cu128</w:t>
-      </w:r>
-      <w:r>
-        <w:t xml:space="preserve"> 可导入，并且 CUDA 可用。下一步沿用原来的数据、模型和 rank 配置重新启动队列，不改训练参数；第一次失败也留在记录里。</w:t>
+        <w:t xml:space="preserve"> 退出，退出码为 1。错误发生在训练初始化阶段，没有创建训练状态、加载模型或占用 GPU。随后改用项目锁定的训练环境启动 E11-R01；这次失败属于解释器入口问题，不是 rank 条件跑坏了。</w:t>
       </w:r>
     </w:p>
     <w:p>
@@ -3960,14 +3976,1331 @@
         <w:t>目前哪些条件已经实际运行？</w:t>
       </w:r>
     </w:p>
+    <w:tbl>
+      <w:tblPr>
+        <w:tblStyle w:val="TableGrid"/>
+        <w:tblW w:type="auto" w:w="0"/>
+        <w:tblLook w:firstColumn="1" w:firstRow="1" w:lastColumn="0" w:lastRow="0" w:noHBand="0" w:noVBand="1" w:val="04A0"/>
+      </w:tblPr>
+      <w:tblGrid>
+        <w:gridCol w:w="1606"/>
+        <w:gridCol w:w="1606"/>
+        <w:gridCol w:w="1606"/>
+        <w:gridCol w:w="1606"/>
+        <w:gridCol w:w="1606"/>
+        <w:gridCol w:w="1606"/>
+      </w:tblGrid>
+      <w:tr>
+        <w:trPr>
+          <w:cantSplit/>
+          <w:tblHeader/>
+        </w:trPr>
+        <w:tc>
+          <w:tcPr>
+            <w:tcW w:type="dxa" w:w="1606"/>
+            <w:shd w:fill="F3F4F6"/>
+          </w:tcPr>
+          <w:p>
+            <w:pPr>
+              <w:keepNext/>
+              <w:spacing w:after="40" w:line="240" w:lineRule="auto"/>
+            </w:pPr>
+            <w:r>
+              <w:rPr>
+                <w:b/>
+              </w:rPr>
+              <w:t>运行</w:t>
+            </w:r>
+          </w:p>
+        </w:tc>
+        <w:tc>
+          <w:tcPr>
+            <w:tcW w:type="dxa" w:w="1606"/>
+            <w:shd w:fill="F3F4F6"/>
+          </w:tcPr>
+          <w:p>
+            <w:pPr>
+              <w:keepNext/>
+              <w:spacing w:after="40" w:line="240" w:lineRule="auto"/>
+            </w:pPr>
+            <w:r>
+              <w:rPr>
+                <w:b/>
+              </w:rPr>
+              <w:t>训练轨迹</w:t>
+            </w:r>
+          </w:p>
+        </w:tc>
+        <w:tc>
+          <w:tcPr>
+            <w:tcW w:type="dxa" w:w="1606"/>
+            <w:shd w:fill="F3F4F6"/>
+          </w:tcPr>
+          <w:p>
+            <w:pPr>
+              <w:keepNext/>
+              <w:spacing w:after="40" w:line="240" w:lineRule="auto"/>
+            </w:pPr>
+            <w:r>
+              <w:rPr>
+                <w:b/>
+              </w:rPr>
+              <w:t>rank</w:t>
+            </w:r>
+          </w:p>
+        </w:tc>
+        <w:tc>
+          <w:tcPr>
+            <w:tcW w:type="dxa" w:w="1606"/>
+            <w:shd w:fill="F3F4F6"/>
+          </w:tcPr>
+          <w:p>
+            <w:pPr>
+              <w:keepNext/>
+              <w:spacing w:after="40" w:line="240" w:lineRule="auto"/>
+            </w:pPr>
+            <w:r>
+              <w:rPr>
+                <w:b/>
+              </w:rPr>
+              <w:t>学习率</w:t>
+            </w:r>
+          </w:p>
+        </w:tc>
+        <w:tc>
+          <w:tcPr>
+            <w:tcW w:type="dxa" w:w="1606"/>
+            <w:shd w:fill="F3F4F6"/>
+          </w:tcPr>
+          <w:p>
+            <w:pPr>
+              <w:keepNext/>
+              <w:spacing w:after="40" w:line="240" w:lineRule="auto"/>
+            </w:pPr>
+            <w:r>
+              <w:rPr>
+                <w:b/>
+              </w:rPr>
+              <w:t>更新次数</w:t>
+            </w:r>
+          </w:p>
+        </w:tc>
+        <w:tc>
+          <w:tcPr>
+            <w:tcW w:type="dxa" w:w="1606"/>
+            <w:shd w:fill="F3F4F6"/>
+          </w:tcPr>
+          <w:p>
+            <w:pPr>
+              <w:keepNext/>
+              <w:spacing w:after="40" w:line="240" w:lineRule="auto"/>
+            </w:pPr>
+            <w:r>
+              <w:rPr>
+                <w:b/>
+              </w:rPr>
+              <w:t>状态</w:t>
+            </w:r>
+          </w:p>
+        </w:tc>
+      </w:tr>
+      <w:tr>
+        <w:trPr>
+          <w:cantSplit/>
+        </w:trPr>
+        <w:tc>
+          <w:tcPr>
+            <w:tcW w:type="dxa" w:w="1606"/>
+          </w:tcPr>
+          <w:p>
+            <w:pPr>
+              <w:spacing w:after="40" w:line="240" w:lineRule="auto"/>
+            </w:pPr>
+            <w:r>
+              <w:t>E09-R09</w:t>
+            </w:r>
+          </w:p>
+        </w:tc>
+        <w:tc>
+          <w:tcPr>
+            <w:tcW w:type="dxa" w:w="1606"/>
+          </w:tcPr>
+          <w:p>
+            <w:pPr>
+              <w:spacing w:after="40" w:line="240" w:lineRule="auto"/>
+            </w:pPr>
+            <w:r>
+              <w:t>5,000</w:t>
+            </w:r>
+          </w:p>
+        </w:tc>
+        <w:tc>
+          <w:tcPr>
+            <w:tcW w:type="dxa" w:w="1606"/>
+          </w:tcPr>
+          <w:p>
+            <w:pPr>
+              <w:spacing w:after="40" w:line="240" w:lineRule="auto"/>
+            </w:pPr>
+            <w:r>
+              <w:t>16</w:t>
+            </w:r>
+          </w:p>
+        </w:tc>
+        <w:tc>
+          <w:tcPr>
+            <w:tcW w:type="dxa" w:w="1606"/>
+          </w:tcPr>
+          <w:p>
+            <w:pPr>
+              <w:spacing w:after="40" w:line="240" w:lineRule="auto"/>
+            </w:pPr>
+            <w:r>
+              <w:t>0.0001</w:t>
+            </w:r>
+          </w:p>
+        </w:tc>
+        <w:tc>
+          <w:tcPr>
+            <w:tcW w:type="dxa" w:w="1606"/>
+          </w:tcPr>
+          <w:p>
+            <w:pPr>
+              <w:spacing w:after="40" w:line="240" w:lineRule="auto"/>
+            </w:pPr>
+            <w:r>
+              <w:t>1813</w:t>
+            </w:r>
+          </w:p>
+        </w:tc>
+        <w:tc>
+          <w:tcPr>
+            <w:tcW w:type="dxa" w:w="1606"/>
+          </w:tcPr>
+          <w:p>
+            <w:pPr>
+              <w:spacing w:after="40" w:line="240" w:lineRule="auto"/>
+            </w:pPr>
+            <w:r>
+              <w:t>参考；训练与工具评测完成</w:t>
+            </w:r>
+          </w:p>
+        </w:tc>
+      </w:tr>
+      <w:tr>
+        <w:trPr>
+          <w:cantSplit/>
+        </w:trPr>
+        <w:tc>
+          <w:tcPr>
+            <w:tcW w:type="dxa" w:w="1606"/>
+          </w:tcPr>
+          <w:p>
+            <w:pPr>
+              <w:spacing w:after="40" w:line="240" w:lineRule="auto"/>
+            </w:pPr>
+            <w:r>
+              <w:t>E11-R01</w:t>
+            </w:r>
+          </w:p>
+        </w:tc>
+        <w:tc>
+          <w:tcPr>
+            <w:tcW w:type="dxa" w:w="1606"/>
+          </w:tcPr>
+          <w:p>
+            <w:pPr>
+              <w:spacing w:after="40" w:line="240" w:lineRule="auto"/>
+            </w:pPr>
+            <w:r>
+              <w:t>5,000</w:t>
+            </w:r>
+          </w:p>
+        </w:tc>
+        <w:tc>
+          <w:tcPr>
+            <w:tcW w:type="dxa" w:w="1606"/>
+          </w:tcPr>
+          <w:p>
+            <w:pPr>
+              <w:spacing w:after="40" w:line="240" w:lineRule="auto"/>
+            </w:pPr>
+            <w:r>
+              <w:t>8</w:t>
+            </w:r>
+          </w:p>
+        </w:tc>
+        <w:tc>
+          <w:tcPr>
+            <w:tcW w:type="dxa" w:w="1606"/>
+          </w:tcPr>
+          <w:p>
+            <w:pPr>
+              <w:spacing w:after="40" w:line="240" w:lineRule="auto"/>
+            </w:pPr>
+            <w:r>
+              <w:t>0.0001</w:t>
+            </w:r>
+          </w:p>
+        </w:tc>
+        <w:tc>
+          <w:tcPr>
+            <w:tcW w:type="dxa" w:w="1606"/>
+          </w:tcPr>
+          <w:p>
+            <w:pPr>
+              <w:spacing w:after="40" w:line="240" w:lineRule="auto"/>
+            </w:pPr>
+            <w:r>
+              <w:t>1813</w:t>
+            </w:r>
+          </w:p>
+        </w:tc>
+        <w:tc>
+          <w:tcPr>
+            <w:tcW w:type="dxa" w:w="1606"/>
+          </w:tcPr>
+          <w:p>
+            <w:pPr>
+              <w:spacing w:after="40" w:line="240" w:lineRule="auto"/>
+            </w:pPr>
+            <w:r>
+              <w:t>训练与工具评测完成</w:t>
+            </w:r>
+          </w:p>
+        </w:tc>
+      </w:tr>
+      <w:tr>
+        <w:trPr>
+          <w:cantSplit/>
+        </w:trPr>
+        <w:tc>
+          <w:tcPr>
+            <w:tcW w:type="dxa" w:w="1606"/>
+          </w:tcPr>
+          <w:p>
+            <w:pPr>
+              <w:spacing w:after="40" w:line="240" w:lineRule="auto"/>
+            </w:pPr>
+            <w:r>
+              <w:t>E11-R03</w:t>
+            </w:r>
+          </w:p>
+        </w:tc>
+        <w:tc>
+          <w:tcPr>
+            <w:tcW w:type="dxa" w:w="1606"/>
+          </w:tcPr>
+          <w:p>
+            <w:pPr>
+              <w:spacing w:after="40" w:line="240" w:lineRule="auto"/>
+            </w:pPr>
+            <w:r>
+              <w:t>1,000</w:t>
+            </w:r>
+          </w:p>
+        </w:tc>
+        <w:tc>
+          <w:tcPr>
+            <w:tcW w:type="dxa" w:w="1606"/>
+          </w:tcPr>
+          <w:p>
+            <w:pPr>
+              <w:spacing w:after="40" w:line="240" w:lineRule="auto"/>
+            </w:pPr>
+            <w:r>
+              <w:t>16</w:t>
+            </w:r>
+          </w:p>
+        </w:tc>
+        <w:tc>
+          <w:tcPr>
+            <w:tcW w:type="dxa" w:w="1606"/>
+          </w:tcPr>
+          <w:p>
+            <w:pPr>
+              <w:spacing w:after="40" w:line="240" w:lineRule="auto"/>
+            </w:pPr>
+            <w:r>
+              <w:t>0.0001</w:t>
+            </w:r>
+          </w:p>
+        </w:tc>
+        <w:tc>
+          <w:tcPr>
+            <w:tcW w:type="dxa" w:w="1606"/>
+          </w:tcPr>
+          <w:p>
+            <w:pPr>
+              <w:spacing w:after="40" w:line="240" w:lineRule="auto"/>
+            </w:pPr>
+            <w:r>
+              <w:t>363</w:t>
+            </w:r>
+          </w:p>
+        </w:tc>
+        <w:tc>
+          <w:tcPr>
+            <w:tcW w:type="dxa" w:w="1606"/>
+          </w:tcPr>
+          <w:p>
+            <w:pPr>
+              <w:spacing w:after="40" w:line="240" w:lineRule="auto"/>
+            </w:pPr>
+            <w:r>
+              <w:t>训练与工具评测完成</w:t>
+            </w:r>
+          </w:p>
+        </w:tc>
+      </w:tr>
+      <w:tr>
+        <w:trPr>
+          <w:cantSplit/>
+        </w:trPr>
+        <w:tc>
+          <w:tcPr>
+            <w:tcW w:type="dxa" w:w="1606"/>
+          </w:tcPr>
+          <w:p>
+            <w:pPr>
+              <w:spacing w:after="40" w:line="240" w:lineRule="auto"/>
+            </w:pPr>
+            <w:r>
+              <w:t>E11-R05</w:t>
+            </w:r>
+          </w:p>
+        </w:tc>
+        <w:tc>
+          <w:tcPr>
+            <w:tcW w:type="dxa" w:w="1606"/>
+          </w:tcPr>
+          <w:p>
+            <w:pPr>
+              <w:spacing w:after="40" w:line="240" w:lineRule="auto"/>
+            </w:pPr>
+            <w:r>
+              <w:t>1,000</w:t>
+            </w:r>
+          </w:p>
+        </w:tc>
+        <w:tc>
+          <w:tcPr>
+            <w:tcW w:type="dxa" w:w="1606"/>
+          </w:tcPr>
+          <w:p>
+            <w:pPr>
+              <w:spacing w:after="40" w:line="240" w:lineRule="auto"/>
+            </w:pPr>
+            <w:r>
+              <w:t>16</w:t>
+            </w:r>
+          </w:p>
+        </w:tc>
+        <w:tc>
+          <w:tcPr>
+            <w:tcW w:type="dxa" w:w="1606"/>
+          </w:tcPr>
+          <w:p>
+            <w:pPr>
+              <w:spacing w:after="40" w:line="240" w:lineRule="auto"/>
+            </w:pPr>
+            <w:r>
+              <w:t>5e-05</w:t>
+            </w:r>
+          </w:p>
+        </w:tc>
+        <w:tc>
+          <w:tcPr>
+            <w:tcW w:type="dxa" w:w="1606"/>
+          </w:tcPr>
+          <w:p>
+            <w:pPr>
+              <w:spacing w:after="40" w:line="240" w:lineRule="auto"/>
+            </w:pPr>
+            <w:r>
+              <w:t>363</w:t>
+            </w:r>
+          </w:p>
+        </w:tc>
+        <w:tc>
+          <w:tcPr>
+            <w:tcW w:type="dxa" w:w="1606"/>
+          </w:tcPr>
+          <w:p>
+            <w:pPr>
+              <w:spacing w:after="40" w:line="240" w:lineRule="auto"/>
+            </w:pPr>
+            <w:r>
+              <w:t>训练与工具评测完成</w:t>
+            </w:r>
+          </w:p>
+        </w:tc>
+      </w:tr>
+    </w:tbl>
     <w:p>
+      <w:pPr>
+        <w:keepNext/>
+        <w:spacing w:before="120"/>
+        <w:jc w:val="center"/>
+      </w:pPr>
       <w:r>
-        <w:t>第一次初始化后，训练参数检查到 8,716,288 个可训练参数、392 个 LoRA 张量，基础权重处于 NF4 加 BF16 计算条件，适配器 dtype 为 FP32。R01 正在跑起始 dev loss；截至 13:35 的进度记录，已处理 600/1,484 个回复单元，用时 124.0 秒，reserved 1,754 MiB，还没有 optimizer step。</w:t>
+        <w:drawing>
+          <wp:inline xmlns:a="http://schemas.openxmlformats.org/drawingml/2006/main" xmlns:pic="http://schemas.openxmlformats.org/drawingml/2006/picture">
+            <wp:extent cx="5400000" cy="2953125"/>
+            <wp:docPr id="6" name="Picture 6"/>
+            <wp:cNvGraphicFramePr>
+              <a:graphicFrameLocks noChangeAspect="1"/>
+            </wp:cNvGraphicFramePr>
+            <a:graphic>
+              <a:graphicData uri="http://schemas.openxmlformats.org/drawingml/2006/picture">
+                <pic:pic>
+                  <pic:nvPicPr>
+                    <pic:cNvPr id="0" name="E11-R01-loss.png"/>
+                    <pic:cNvPicPr/>
+                  </pic:nvPicPr>
+                  <pic:blipFill>
+                    <a:blip r:embed="rId16"/>
+                    <a:stretch>
+                      <a:fillRect/>
+                    </a:stretch>
+                  </pic:blipFill>
+                  <pic:spPr>
+                    <a:xfrm>
+                      <a:off x="0" y="0"/>
+                      <a:ext cx="5400000" cy="2953125"/>
+                    </a:xfrm>
+                    <a:prstGeom prst="rect"/>
+                  </pic:spPr>
+                </pic:pic>
+              </a:graphicData>
+            </a:graphic>
+          </wp:inline>
+        </w:drawing>
+      </w:r>
+    </w:p>
+    <w:p>
+      <w:pPr>
+        <w:jc w:val="center"/>
+      </w:pPr>
+      <w:r>
+        <w:t>图 E11：E11-R01 的真实训练与 500 条 dev loss，未平滑。</w:t>
+      </w:r>
+    </w:p>
+    <w:p>
+      <w:pPr>
+        <w:keepNext/>
+        <w:spacing w:before="120"/>
+        <w:jc w:val="center"/>
+      </w:pPr>
+      <w:r>
+        <w:drawing>
+          <wp:inline xmlns:a="http://schemas.openxmlformats.org/drawingml/2006/main" xmlns:pic="http://schemas.openxmlformats.org/drawingml/2006/picture">
+            <wp:extent cx="5400000" cy="2953125"/>
+            <wp:docPr id="7" name="Picture 7"/>
+            <wp:cNvGraphicFramePr>
+              <a:graphicFrameLocks noChangeAspect="1"/>
+            </wp:cNvGraphicFramePr>
+            <a:graphic>
+              <a:graphicData uri="http://schemas.openxmlformats.org/drawingml/2006/picture">
+                <pic:pic>
+                  <pic:nvPicPr>
+                    <pic:cNvPr id="0" name="E11-R03-loss.png"/>
+                    <pic:cNvPicPr/>
+                  </pic:nvPicPr>
+                  <pic:blipFill>
+                    <a:blip r:embed="rId17"/>
+                    <a:stretch>
+                      <a:fillRect/>
+                    </a:stretch>
+                  </pic:blipFill>
+                  <pic:spPr>
+                    <a:xfrm>
+                      <a:off x="0" y="0"/>
+                      <a:ext cx="5400000" cy="2953125"/>
+                    </a:xfrm>
+                    <a:prstGeom prst="rect"/>
+                  </pic:spPr>
+                </pic:pic>
+              </a:graphicData>
+            </a:graphic>
+          </wp:inline>
+        </w:drawing>
+      </w:r>
+    </w:p>
+    <w:p>
+      <w:pPr>
+        <w:jc w:val="center"/>
+      </w:pPr>
+      <w:r>
+        <w:t>图 E11：E11-R03 的真实训练与 100 条 dev loss，未平滑。</w:t>
+      </w:r>
+    </w:p>
+    <w:p>
+      <w:pPr>
+        <w:keepNext/>
+        <w:spacing w:before="120"/>
+        <w:jc w:val="center"/>
+      </w:pPr>
+      <w:r>
+        <w:drawing>
+          <wp:inline xmlns:a="http://schemas.openxmlformats.org/drawingml/2006/main" xmlns:pic="http://schemas.openxmlformats.org/drawingml/2006/picture">
+            <wp:extent cx="5400000" cy="2953125"/>
+            <wp:docPr id="8" name="Picture 8"/>
+            <wp:cNvGraphicFramePr>
+              <a:graphicFrameLocks noChangeAspect="1"/>
+            </wp:cNvGraphicFramePr>
+            <a:graphic>
+              <a:graphicData uri="http://schemas.openxmlformats.org/drawingml/2006/picture">
+                <pic:pic>
+                  <pic:nvPicPr>
+                    <pic:cNvPr id="0" name="E11-R05-loss.png"/>
+                    <pic:cNvPicPr/>
+                  </pic:nvPicPr>
+                  <pic:blipFill>
+                    <a:blip r:embed="rId18"/>
+                    <a:stretch>
+                      <a:fillRect/>
+                    </a:stretch>
+                  </pic:blipFill>
+                  <pic:spPr>
+                    <a:xfrm>
+                      <a:off x="0" y="0"/>
+                      <a:ext cx="5400000" cy="2953125"/>
+                    </a:xfrm>
+                    <a:prstGeom prst="rect"/>
+                  </pic:spPr>
+                </pic:pic>
+              </a:graphicData>
+            </a:graphic>
+          </wp:inline>
+        </w:drawing>
+      </w:r>
+    </w:p>
+    <w:p>
+      <w:pPr>
+        <w:jc w:val="center"/>
+      </w:pPr>
+      <w:r>
+        <w:t>图 E11：E11-R05 的真实训练与 100 条 dev loss，未平滑。</w:t>
+      </w:r>
+    </w:p>
+    <w:p>
+      <w:pPr>
+        <w:pStyle w:val="Heading2"/>
+      </w:pPr>
+      <w:r>
+        <w:t>工具表现怎样？</w:t>
       </w:r>
     </w:p>
     <w:p>
       <w:r>
-        <w:t>本轮的 rank 8、5k、seed 17 和学习率 1e-4 均已落到运行配置。接下来等待整轮训练与 500 条 dev 工具评测结束，再按队列进入 rank 32；rank 16 继续复用 E09-R09/E09-R10。这个启动过程中的 Python 解释器错误没有混进模型成绩。</w:t>
+        <w:t>表中分母来自各自冻结清单。5k rank 实验使用完整 500 条 dev；1k 学习率实验使用固定抽样的 100 条，四类任务都保留，其中并行调用保留原 dev 的全部 10 条。两套分数分开解释，抽样结果只说明这些任务上的表现。各条件沿用固定提示、贪心解码和同一 NF4 推理后端。</w:t>
+      </w:r>
+    </w:p>
+    <w:tbl>
+      <w:tblPr>
+        <w:tblStyle w:val="TableGrid"/>
+        <w:tblW w:type="auto" w:w="0"/>
+        <w:tblLook w:firstColumn="1" w:firstRow="1" w:lastColumn="0" w:lastRow="0" w:noHBand="0" w:noVBand="1" w:val="04A0"/>
+      </w:tblPr>
+      <w:tblGrid>
+        <w:gridCol w:w="1205"/>
+        <w:gridCol w:w="1205"/>
+        <w:gridCol w:w="1205"/>
+        <w:gridCol w:w="1205"/>
+        <w:gridCol w:w="1205"/>
+        <w:gridCol w:w="1205"/>
+        <w:gridCol w:w="1205"/>
+        <w:gridCol w:w="1205"/>
+      </w:tblGrid>
+      <w:tr>
+        <w:trPr>
+          <w:cantSplit/>
+          <w:tblHeader/>
+        </w:trPr>
+        <w:tc>
+          <w:tcPr>
+            <w:tcW w:type="dxa" w:w="1205"/>
+            <w:shd w:fill="F3F4F6"/>
+          </w:tcPr>
+          <w:p>
+            <w:pPr>
+              <w:keepNext/>
+              <w:spacing w:after="40" w:line="240" w:lineRule="auto"/>
+            </w:pPr>
+            <w:r>
+              <w:rPr>
+                <w:b/>
+              </w:rPr>
+              <w:t>训练运行</w:t>
+            </w:r>
+          </w:p>
+        </w:tc>
+        <w:tc>
+          <w:tcPr>
+            <w:tcW w:type="dxa" w:w="1205"/>
+            <w:shd w:fill="F3F4F6"/>
+          </w:tcPr>
+          <w:p>
+            <w:pPr>
+              <w:keepNext/>
+              <w:spacing w:after="40" w:line="240" w:lineRule="auto"/>
+            </w:pPr>
+            <w:r>
+              <w:rPr>
+                <w:b/>
+              </w:rPr>
+              <w:t>训练轨迹</w:t>
+            </w:r>
+          </w:p>
+        </w:tc>
+        <w:tc>
+          <w:tcPr>
+            <w:tcW w:type="dxa" w:w="1205"/>
+            <w:shd w:fill="F3F4F6"/>
+          </w:tcPr>
+          <w:p>
+            <w:pPr>
+              <w:keepNext/>
+              <w:spacing w:after="40" w:line="240" w:lineRule="auto"/>
+            </w:pPr>
+            <w:r>
+              <w:rPr>
+                <w:b/>
+              </w:rPr>
+              <w:t>rank</w:t>
+            </w:r>
+          </w:p>
+        </w:tc>
+        <w:tc>
+          <w:tcPr>
+            <w:tcW w:type="dxa" w:w="1205"/>
+            <w:shd w:fill="F3F4F6"/>
+          </w:tcPr>
+          <w:p>
+            <w:pPr>
+              <w:keepNext/>
+              <w:spacing w:after="40" w:line="240" w:lineRule="auto"/>
+            </w:pPr>
+            <w:r>
+              <w:rPr>
+                <w:b/>
+              </w:rPr>
+              <w:t>学习率</w:t>
+            </w:r>
+          </w:p>
+        </w:tc>
+        <w:tc>
+          <w:tcPr>
+            <w:tcW w:type="dxa" w:w="1205"/>
+            <w:shd w:fill="F3F4F6"/>
+          </w:tcPr>
+          <w:p>
+            <w:pPr>
+              <w:keepNext/>
+              <w:spacing w:after="40" w:line="240" w:lineRule="auto"/>
+            </w:pPr>
+            <w:r>
+              <w:rPr>
+                <w:b/>
+              </w:rPr>
+              <w:t>整条轨迹</w:t>
+            </w:r>
+          </w:p>
+        </w:tc>
+        <w:tc>
+          <w:tcPr>
+            <w:tcW w:type="dxa" w:w="1205"/>
+            <w:shd w:fill="F3F4F6"/>
+          </w:tcPr>
+          <w:p>
+            <w:pPr>
+              <w:keepNext/>
+              <w:spacing w:after="40" w:line="240" w:lineRule="auto"/>
+            </w:pPr>
+            <w:r>
+              <w:rPr>
+                <w:b/>
+              </w:rPr>
+              <w:t>调用轮</w:t>
+            </w:r>
+          </w:p>
+        </w:tc>
+        <w:tc>
+          <w:tcPr>
+            <w:tcW w:type="dxa" w:w="1205"/>
+            <w:shd w:fill="F3F4F6"/>
+          </w:tcPr>
+          <w:p>
+            <w:pPr>
+              <w:keepNext/>
+              <w:spacing w:after="40" w:line="240" w:lineRule="auto"/>
+            </w:pPr>
+            <w:r>
+              <w:rPr>
+                <w:b/>
+              </w:rPr>
+              <w:t>不调用轮</w:t>
+            </w:r>
+          </w:p>
+        </w:tc>
+        <w:tc>
+          <w:tcPr>
+            <w:tcW w:type="dxa" w:w="1205"/>
+            <w:shd w:fill="F3F4F6"/>
+          </w:tcPr>
+          <w:p>
+            <w:pPr>
+              <w:keepNext/>
+              <w:spacing w:after="40" w:line="240" w:lineRule="auto"/>
+            </w:pPr>
+            <w:r>
+              <w:rPr>
+                <w:b/>
+              </w:rPr>
+              <w:t>截断</w:t>
+            </w:r>
+          </w:p>
+        </w:tc>
+      </w:tr>
+      <w:tr>
+        <w:trPr>
+          <w:cantSplit/>
+        </w:trPr>
+        <w:tc>
+          <w:tcPr>
+            <w:tcW w:type="dxa" w:w="1205"/>
+          </w:tcPr>
+          <w:p>
+            <w:pPr>
+              <w:spacing w:after="40" w:line="240" w:lineRule="auto"/>
+            </w:pPr>
+            <w:r>
+              <w:t>E09-R09</w:t>
+            </w:r>
+          </w:p>
+        </w:tc>
+        <w:tc>
+          <w:tcPr>
+            <w:tcW w:type="dxa" w:w="1205"/>
+          </w:tcPr>
+          <w:p>
+            <w:pPr>
+              <w:spacing w:after="40" w:line="240" w:lineRule="auto"/>
+            </w:pPr>
+            <w:r>
+              <w:t>5,000</w:t>
+            </w:r>
+          </w:p>
+        </w:tc>
+        <w:tc>
+          <w:tcPr>
+            <w:tcW w:type="dxa" w:w="1205"/>
+          </w:tcPr>
+          <w:p>
+            <w:pPr>
+              <w:spacing w:after="40" w:line="240" w:lineRule="auto"/>
+            </w:pPr>
+            <w:r>
+              <w:t>16</w:t>
+            </w:r>
+          </w:p>
+        </w:tc>
+        <w:tc>
+          <w:tcPr>
+            <w:tcW w:type="dxa" w:w="1205"/>
+          </w:tcPr>
+          <w:p>
+            <w:pPr>
+              <w:spacing w:after="40" w:line="240" w:lineRule="auto"/>
+            </w:pPr>
+            <w:r>
+              <w:t>0.0001</w:t>
+            </w:r>
+          </w:p>
+        </w:tc>
+        <w:tc>
+          <w:tcPr>
+            <w:tcW w:type="dxa" w:w="1205"/>
+          </w:tcPr>
+          <w:p>
+            <w:pPr>
+              <w:spacing w:after="40" w:line="240" w:lineRule="auto"/>
+            </w:pPr>
+            <w:r>
+              <w:t>406/500</w:t>
+            </w:r>
+          </w:p>
+        </w:tc>
+        <w:tc>
+          <w:tcPr>
+            <w:tcW w:type="dxa" w:w="1205"/>
+          </w:tcPr>
+          <w:p>
+            <w:pPr>
+              <w:spacing w:after="40" w:line="240" w:lineRule="auto"/>
+            </w:pPr>
+            <w:r>
+              <w:t>482/568</w:t>
+            </w:r>
+          </w:p>
+        </w:tc>
+        <w:tc>
+          <w:tcPr>
+            <w:tcW w:type="dxa" w:w="1205"/>
+          </w:tcPr>
+          <w:p>
+            <w:pPr>
+              <w:spacing w:after="40" w:line="240" w:lineRule="auto"/>
+            </w:pPr>
+            <w:r>
+              <w:t>342/360</w:t>
+            </w:r>
+          </w:p>
+        </w:tc>
+        <w:tc>
+          <w:tcPr>
+            <w:tcW w:type="dxa" w:w="1205"/>
+          </w:tcPr>
+          <w:p>
+            <w:pPr>
+              <w:spacing w:after="40" w:line="240" w:lineRule="auto"/>
+            </w:pPr>
+            <w:r>
+              <w:t>1</w:t>
+            </w:r>
+          </w:p>
+        </w:tc>
+      </w:tr>
+      <w:tr>
+        <w:trPr>
+          <w:cantSplit/>
+        </w:trPr>
+        <w:tc>
+          <w:tcPr>
+            <w:tcW w:type="dxa" w:w="1205"/>
+          </w:tcPr>
+          <w:p>
+            <w:pPr>
+              <w:spacing w:after="40" w:line="240" w:lineRule="auto"/>
+            </w:pPr>
+            <w:r>
+              <w:t>E11-R01</w:t>
+            </w:r>
+          </w:p>
+        </w:tc>
+        <w:tc>
+          <w:tcPr>
+            <w:tcW w:type="dxa" w:w="1205"/>
+          </w:tcPr>
+          <w:p>
+            <w:pPr>
+              <w:spacing w:after="40" w:line="240" w:lineRule="auto"/>
+            </w:pPr>
+            <w:r>
+              <w:t>5,000</w:t>
+            </w:r>
+          </w:p>
+        </w:tc>
+        <w:tc>
+          <w:tcPr>
+            <w:tcW w:type="dxa" w:w="1205"/>
+          </w:tcPr>
+          <w:p>
+            <w:pPr>
+              <w:spacing w:after="40" w:line="240" w:lineRule="auto"/>
+            </w:pPr>
+            <w:r>
+              <w:t>8</w:t>
+            </w:r>
+          </w:p>
+        </w:tc>
+        <w:tc>
+          <w:tcPr>
+            <w:tcW w:type="dxa" w:w="1205"/>
+          </w:tcPr>
+          <w:p>
+            <w:pPr>
+              <w:spacing w:after="40" w:line="240" w:lineRule="auto"/>
+            </w:pPr>
+            <w:r>
+              <w:t>0.0001</w:t>
+            </w:r>
+          </w:p>
+        </w:tc>
+        <w:tc>
+          <w:tcPr>
+            <w:tcW w:type="dxa" w:w="1205"/>
+          </w:tcPr>
+          <w:p>
+            <w:pPr>
+              <w:spacing w:after="40" w:line="240" w:lineRule="auto"/>
+            </w:pPr>
+            <w:r>
+              <w:t>406/500</w:t>
+            </w:r>
+          </w:p>
+        </w:tc>
+        <w:tc>
+          <w:tcPr>
+            <w:tcW w:type="dxa" w:w="1205"/>
+          </w:tcPr>
+          <w:p>
+            <w:pPr>
+              <w:spacing w:after="40" w:line="240" w:lineRule="auto"/>
+            </w:pPr>
+            <w:r>
+              <w:t>477/568</w:t>
+            </w:r>
+          </w:p>
+        </w:tc>
+        <w:tc>
+          <w:tcPr>
+            <w:tcW w:type="dxa" w:w="1205"/>
+          </w:tcPr>
+          <w:p>
+            <w:pPr>
+              <w:spacing w:after="40" w:line="240" w:lineRule="auto"/>
+            </w:pPr>
+            <w:r>
+              <w:t>346/360</w:t>
+            </w:r>
+          </w:p>
+        </w:tc>
+        <w:tc>
+          <w:tcPr>
+            <w:tcW w:type="dxa" w:w="1205"/>
+          </w:tcPr>
+          <w:p>
+            <w:pPr>
+              <w:spacing w:after="40" w:line="240" w:lineRule="auto"/>
+            </w:pPr>
+            <w:r>
+              <w:t>0</w:t>
+            </w:r>
+          </w:p>
+        </w:tc>
+      </w:tr>
+      <w:tr>
+        <w:trPr>
+          <w:cantSplit/>
+        </w:trPr>
+        <w:tc>
+          <w:tcPr>
+            <w:tcW w:type="dxa" w:w="1205"/>
+          </w:tcPr>
+          <w:p>
+            <w:pPr>
+              <w:spacing w:after="40" w:line="240" w:lineRule="auto"/>
+            </w:pPr>
+            <w:r>
+              <w:t>E11-R03</w:t>
+            </w:r>
+          </w:p>
+        </w:tc>
+        <w:tc>
+          <w:tcPr>
+            <w:tcW w:type="dxa" w:w="1205"/>
+          </w:tcPr>
+          <w:p>
+            <w:pPr>
+              <w:spacing w:after="40" w:line="240" w:lineRule="auto"/>
+            </w:pPr>
+            <w:r>
+              <w:t>1,000</w:t>
+            </w:r>
+          </w:p>
+        </w:tc>
+        <w:tc>
+          <w:tcPr>
+            <w:tcW w:type="dxa" w:w="1205"/>
+          </w:tcPr>
+          <w:p>
+            <w:pPr>
+              <w:spacing w:after="40" w:line="240" w:lineRule="auto"/>
+            </w:pPr>
+            <w:r>
+              <w:t>16</w:t>
+            </w:r>
+          </w:p>
+        </w:tc>
+        <w:tc>
+          <w:tcPr>
+            <w:tcW w:type="dxa" w:w="1205"/>
+          </w:tcPr>
+          <w:p>
+            <w:pPr>
+              <w:spacing w:after="40" w:line="240" w:lineRule="auto"/>
+            </w:pPr>
+            <w:r>
+              <w:t>0.0001</w:t>
+            </w:r>
+          </w:p>
+        </w:tc>
+        <w:tc>
+          <w:tcPr>
+            <w:tcW w:type="dxa" w:w="1205"/>
+          </w:tcPr>
+          <w:p>
+            <w:pPr>
+              <w:spacing w:after="40" w:line="240" w:lineRule="auto"/>
+            </w:pPr>
+            <w:r>
+              <w:t>68/100</w:t>
+            </w:r>
+          </w:p>
+        </w:tc>
+        <w:tc>
+          <w:tcPr>
+            <w:tcW w:type="dxa" w:w="1205"/>
+          </w:tcPr>
+          <w:p>
+            <w:pPr>
+              <w:spacing w:after="40" w:line="240" w:lineRule="auto"/>
+            </w:pPr>
+            <w:r>
+              <w:t>86/112</w:t>
+            </w:r>
+          </w:p>
+        </w:tc>
+        <w:tc>
+          <w:tcPr>
+            <w:tcW w:type="dxa" w:w="1205"/>
+          </w:tcPr>
+          <w:p>
+            <w:pPr>
+              <w:spacing w:after="40" w:line="240" w:lineRule="auto"/>
+            </w:pPr>
+            <w:r>
+              <w:t>59/72</w:t>
+            </w:r>
+          </w:p>
+        </w:tc>
+        <w:tc>
+          <w:tcPr>
+            <w:tcW w:type="dxa" w:w="1205"/>
+          </w:tcPr>
+          <w:p>
+            <w:pPr>
+              <w:spacing w:after="40" w:line="240" w:lineRule="auto"/>
+            </w:pPr>
+            <w:r>
+              <w:t>0</w:t>
+            </w:r>
+          </w:p>
+        </w:tc>
+      </w:tr>
+      <w:tr>
+        <w:trPr>
+          <w:cantSplit/>
+        </w:trPr>
+        <w:tc>
+          <w:tcPr>
+            <w:tcW w:type="dxa" w:w="1205"/>
+          </w:tcPr>
+          <w:p>
+            <w:pPr>
+              <w:spacing w:after="40" w:line="240" w:lineRule="auto"/>
+            </w:pPr>
+            <w:r>
+              <w:t>E11-R05</w:t>
+            </w:r>
+          </w:p>
+        </w:tc>
+        <w:tc>
+          <w:tcPr>
+            <w:tcW w:type="dxa" w:w="1205"/>
+          </w:tcPr>
+          <w:p>
+            <w:pPr>
+              <w:spacing w:after="40" w:line="240" w:lineRule="auto"/>
+            </w:pPr>
+            <w:r>
+              <w:t>1,000</w:t>
+            </w:r>
+          </w:p>
+        </w:tc>
+        <w:tc>
+          <w:tcPr>
+            <w:tcW w:type="dxa" w:w="1205"/>
+          </w:tcPr>
+          <w:p>
+            <w:pPr>
+              <w:spacing w:after="40" w:line="240" w:lineRule="auto"/>
+            </w:pPr>
+            <w:r>
+              <w:t>16</w:t>
+            </w:r>
+          </w:p>
+        </w:tc>
+        <w:tc>
+          <w:tcPr>
+            <w:tcW w:type="dxa" w:w="1205"/>
+          </w:tcPr>
+          <w:p>
+            <w:pPr>
+              <w:spacing w:after="40" w:line="240" w:lineRule="auto"/>
+            </w:pPr>
+            <w:r>
+              <w:t>5e-05</w:t>
+            </w:r>
+          </w:p>
+        </w:tc>
+        <w:tc>
+          <w:tcPr>
+            <w:tcW w:type="dxa" w:w="1205"/>
+          </w:tcPr>
+          <w:p>
+            <w:pPr>
+              <w:spacing w:after="40" w:line="240" w:lineRule="auto"/>
+            </w:pPr>
+            <w:r>
+              <w:t>63/100</w:t>
+            </w:r>
+          </w:p>
+        </w:tc>
+        <w:tc>
+          <w:tcPr>
+            <w:tcW w:type="dxa" w:w="1205"/>
+          </w:tcPr>
+          <w:p>
+            <w:pPr>
+              <w:spacing w:after="40" w:line="240" w:lineRule="auto"/>
+            </w:pPr>
+            <w:r>
+              <w:t>84/112</w:t>
+            </w:r>
+          </w:p>
+        </w:tc>
+        <w:tc>
+          <w:tcPr>
+            <w:tcW w:type="dxa" w:w="1205"/>
+          </w:tcPr>
+          <w:p>
+            <w:pPr>
+              <w:spacing w:after="40" w:line="240" w:lineRule="auto"/>
+            </w:pPr>
+            <w:r>
+              <w:t>56/72</w:t>
+            </w:r>
+          </w:p>
+        </w:tc>
+        <w:tc>
+          <w:tcPr>
+            <w:tcW w:type="dxa" w:w="1205"/>
+          </w:tcPr>
+          <w:p>
+            <w:pPr>
+              <w:spacing w:after="40" w:line="240" w:lineRule="auto"/>
+            </w:pPr>
+            <w:r>
+              <w:t>1</w:t>
+            </w:r>
+          </w:p>
+        </w:tc>
+      </w:tr>
+    </w:tbl>
+    <w:p>
+      <w:r>
+        <w:t>学习率比较只看这份固定的 100 条 dev：1e-4 通过 68 条，5e-5 通过 63 条，前者多 5 条。调用轮分别通过 86/112 和 84/112，不调用轮为 59/72 和 56/72；最低 token 加权 dev loss 分别为 0.1764 和 0.1888。按预先定下的整条轨迹通过数，当前应选 1e-4。这个差距来自同一冻结子集上的单 seed 对照，不能外推为全量成绩或稳定的随机种子结论。</w:t>
+      </w:r>
+    </w:p>
+    <w:p>
+      <w:r>
+        <w:t>rank 8 的调用轮通过 477/568，rank 16 为 482/568；不调用轮分别为 346/360 和 342/360。总通过数相同，不能理解成两个模型输出完全一样。当前结果来自 seed 17 的一次对照，尚不能推广成所有训练随机种子的结论。</w:t>
+      </w:r>
+    </w:p>
+    <w:p>
+      <w:r>
+        <w:t>逐条配对后，两组共同通过 401 条，各有 5 条和 5 条是只有自己通过的任务。总体分数打平，并不意味着增加 rank 完全没有改变模型，只是这次变化没有增加通过的任务总数。</w:t>
+      </w:r>
+    </w:p>
+    <w:p>
+      <w:r>
+        <w:t xml:space="preserve">一个具体错误出现在发票任务 </w:t>
+      </w:r>
+      <w:r>
+        <w:rPr>
+          <w:rFonts w:ascii="Consolas" w:hAnsi="Consolas"/>
+          <w:sz w:val="20"/>
+        </w:rPr>
+        <w:t>glaive-19894</w:t>
+      </w:r>
+      <w:r>
+        <w:t xml:space="preserve">。用户给出的客户、商品单价和数量都被 rank 8 正确写入调用，但它还在 arguments 中多写了 </w:t>
+      </w:r>
+      <w:r>
+        <w:rPr>
+          <w:rFonts w:ascii="Consolas" w:hAnsi="Consolas"/>
+          <w:sz w:val="20"/>
+        </w:rPr>
+        <w:t>type</w:t>
+      </w:r>
+      <w:r>
+        <w:t xml:space="preserve"> 字段。rank 16 的同一条回复没有这个字段，因而通过严格的参数匹配。下面摘出多写的参数，完整调用保留在逐条结果中。</w:t>
+      </w:r>
+    </w:p>
+    <w:p>
+      <w:pPr>
+        <w:pStyle w:val="CodeBlock"/>
+        <w:shd w:fill="F3F4F6"/>
+      </w:pPr>
+      <w:r>
+        <w:t>{"type": "function"}</w:t>
+      </w:r>
+    </w:p>
+    <w:p>
+      <w:pPr>
+        <w:keepNext/>
+        <w:spacing w:before="120"/>
+        <w:jc w:val="center"/>
+      </w:pPr>
+      <w:r>
+        <w:drawing>
+          <wp:inline xmlns:a="http://schemas.openxmlformats.org/drawingml/2006/main" xmlns:pic="http://schemas.openxmlformats.org/drawingml/2006/picture">
+            <wp:extent cx="5400000" cy="2784375"/>
+            <wp:docPr id="9" name="Picture 9"/>
+            <wp:cNvGraphicFramePr>
+              <a:graphicFrameLocks noChangeAspect="1"/>
+            </wp:cNvGraphicFramePr>
+            <a:graphic>
+              <a:graphicData uri="http://schemas.openxmlformats.org/drawingml/2006/picture">
+                <pic:pic>
+                  <pic:nvPicPr>
+                    <pic:cNvPr id="0" name="rank-tool-comparison.png"/>
+                    <pic:cNvPicPr/>
+                  </pic:nvPicPr>
+                  <pic:blipFill>
+                    <a:blip r:embed="rId19"/>
+                    <a:stretch>
+                      <a:fillRect/>
+                    </a:stretch>
+                  </pic:blipFill>
+                  <pic:spPr>
+                    <a:xfrm>
+                      <a:off x="0" y="0"/>
+                      <a:ext cx="5400000" cy="2784375"/>
+                    </a:xfrm>
+                    <a:prstGeom prst="rect"/>
+                  </pic:spPr>
+                </pic:pic>
+              </a:graphicData>
+            </a:graphic>
+          </wp:inline>
+        </w:drawing>
+      </w:r>
+    </w:p>
+    <w:p>
+      <w:pPr>
+        <w:jc w:val="center"/>
+      </w:pPr>
+      <w:r>
+        <w:t>图 E11：同一完整 dev 的四类任务通过率，柱上给出正确数与分母。两组均为训练 seed 17。</w:t>
+      </w:r>
+    </w:p>
+    <w:p>
+      <w:r>
+        <w:t>四类题的通过数在两组中也完全相同：单次调用 205/257、多轮调用 113/147、不调用 86/86、并行调用 2/10。逐条配对仍能看到各自多出的 5 条表现落在不同任务上，只是没有改变本批数据的类别合计。并行类只有 10 条，比例对少数样本很敏感。</w:t>
       </w:r>
     </w:p>
     <w:p>
@@ -4117,6 +5450,7 @@
           </w:tcPr>
           <w:p>
             <w:pPr>
+              <w:keepNext/>
               <w:spacing w:after="40" w:line="240" w:lineRule="auto"/>
             </w:pPr>
             <w:r>
@@ -4134,6 +5468,7 @@
           </w:tcPr>
           <w:p>
             <w:pPr>
+              <w:keepNext/>
               <w:spacing w:after="40" w:line="240" w:lineRule="auto"/>
             </w:pPr>
             <w:r>
@@ -4151,6 +5486,7 @@
           </w:tcPr>
           <w:p>
             <w:pPr>
+              <w:keepNext/>
               <w:spacing w:after="40" w:line="240" w:lineRule="auto"/>
             </w:pPr>
             <w:r>
@@ -4168,6 +5504,7 @@
           </w:tcPr>
           <w:p>
             <w:pPr>
+              <w:keepNext/>
               <w:spacing w:after="40" w:line="240" w:lineRule="auto"/>
             </w:pPr>
             <w:r>
@@ -4589,7 +5926,7 @@
         <w:drawing>
           <wp:inline xmlns:a="http://schemas.openxmlformats.org/drawingml/2006/main" xmlns:pic="http://schemas.openxmlformats.org/drawingml/2006/picture">
             <wp:extent cx="5400000" cy="2784375"/>
-            <wp:docPr id="6" name="Picture 6"/>
+            <wp:docPr id="10" name="Picture 10"/>
             <wp:cNvGraphicFramePr>
               <a:graphicFrameLocks noChangeAspect="1"/>
             </wp:cNvGraphicFramePr>
@@ -4601,7 +5938,7 @@
                     <pic:cNvPicPr/>
                   </pic:nvPicPr>
                   <pic:blipFill>
-                    <a:blip r:embed="rId16"/>
+                    <a:blip r:embed="rId20"/>
                     <a:stretch>
                       <a:fillRect/>
                     </a:stretch>
@@ -4651,6 +5988,7 @@
           </w:tcPr>
           <w:p>
             <w:pPr>
+              <w:keepNext/>
               <w:spacing w:after="40" w:line="240" w:lineRule="auto"/>
             </w:pPr>
             <w:r>
@@ -4668,6 +6006,7 @@
           </w:tcPr>
           <w:p>
             <w:pPr>
+              <w:keepNext/>
               <w:spacing w:after="40" w:line="240" w:lineRule="auto"/>
             </w:pPr>
             <w:r>
@@ -4685,6 +6024,7 @@
           </w:tcPr>
           <w:p>
             <w:pPr>
+              <w:keepNext/>
               <w:spacing w:after="40" w:line="240" w:lineRule="auto"/>
             </w:pPr>
             <w:r>
@@ -4911,17 +6251,71 @@
         <w:pStyle w:val="Heading2"/>
       </w:pPr>
       <w:r>
-        <w:t>训练与完整 dev 结果</w:t>
+        <w:t>1k 训练对照怎么做？</w:t>
       </w:r>
     </w:p>
     <w:p>
       <w:r>
-        <w:t>正式对照固定 rank 16、学习率 1e-4、seed 17、一个 epoch，精度、模板、缓存策略和固定提示与 E09 5k 相同。基础清洗条件只在训练及全部 500 条 dev 工具生成结束后复用。每 100 步计算完整 dev loss；最终工具评测仍包含 500 条轨迹、928 个决策轮。</w:t>
+        <w:t>训练对照各用 1,000 条独立轨迹。基础组沿用原 1k 样本，额外筛选组从已复查的 5k 数据池中抽取，逐个匹配“来源 × 类别”的数量；原 5k 筛选记录仍用于解释规则和抽查过程。两组固定 rank 16、学习率 1e-4、seed 17、一个 epoch，模板、精度与缓存策略相同。</w:t>
       </w:r>
     </w:p>
     <w:p>
       <w:r>
-        <w:t>新数据尚未开始 GPU 训练，当前不填写通过率或提升值。现有 GPU 队列继续按原顺序运行。</w:t>
+        <w:t>两组使用同一份预先冻结的 100 条 dev，四类任务都覆盖，包含原 dev 全部 10 条并行调用。初始、每 200 步和末步计算 token 加权 loss，选择最低 loss 的 checkpoint，再用同样的固定提示生成工具决策。基础组使用 E11 的同条件 1k 运行，不能拿验证方法不同的旧运行直接作参考。100 条成绩只代表这份固定样本，不当作完整 dev 的分数。</w:t>
+      </w:r>
+    </w:p>
+    <w:p>
+      <w:r>
+        <w:t>E12-R03：运行中，已更新 200 次。</w:t>
+      </w:r>
+    </w:p>
+    <w:p>
+      <w:pPr>
+        <w:keepNext/>
+        <w:spacing w:before="120"/>
+        <w:jc w:val="center"/>
+      </w:pPr>
+      <w:r>
+        <w:drawing>
+          <wp:inline xmlns:a="http://schemas.openxmlformats.org/drawingml/2006/main" xmlns:pic="http://schemas.openxmlformats.org/drawingml/2006/picture">
+            <wp:extent cx="5400000" cy="2953125"/>
+            <wp:docPr id="11" name="Picture 11"/>
+            <wp:cNvGraphicFramePr>
+              <a:graphicFrameLocks noChangeAspect="1"/>
+            </wp:cNvGraphicFramePr>
+            <a:graphic>
+              <a:graphicData uri="http://schemas.openxmlformats.org/drawingml/2006/picture">
+                <pic:pic>
+                  <pic:nvPicPr>
+                    <pic:cNvPr id="0" name="E12-R03-loss.png"/>
+                    <pic:cNvPicPr/>
+                  </pic:nvPicPr>
+                  <pic:blipFill>
+                    <a:blip r:embed="rId21"/>
+                    <a:stretch>
+                      <a:fillRect/>
+                    </a:stretch>
+                  </pic:blipFill>
+                  <pic:spPr>
+                    <a:xfrm>
+                      <a:off x="0" y="0"/>
+                      <a:ext cx="5400000" cy="2953125"/>
+                    </a:xfrm>
+                    <a:prstGeom prst="rect"/>
+                  </pic:spPr>
+                </pic:pic>
+              </a:graphicData>
+            </a:graphic>
+          </wp:inline>
+        </w:drawing>
+      </w:r>
+    </w:p>
+    <w:p>
+      <w:pPr>
+        <w:jc w:val="center"/>
+      </w:pPr>
+      <w:r>
+        <w:t>图 E12：E12-R03 的真实训练与固定 dev loss，未平滑。</w:t>
       </w:r>
     </w:p>
     <w:p>
@@ -4957,6 +6351,7 @@
           </w:tcPr>
           <w:p>
             <w:pPr>
+              <w:keepNext/>
               <w:spacing w:after="40" w:line="240" w:lineRule="auto"/>
             </w:pPr>
             <w:r>
@@ -4974,6 +6369,7 @@
           </w:tcPr>
           <w:p>
             <w:pPr>
+              <w:keepNext/>
               <w:spacing w:after="40" w:line="240" w:lineRule="auto"/>
             </w:pPr>
             <w:r>
@@ -5383,7 +6779,7 @@
               <w:spacing w:after="40" w:line="240" w:lineRule="auto"/>
             </w:pPr>
             <w:r>
-              <w:t>scripts/data_quality.py；configs/quality.json；configs/sft-quality.json</w:t>
+              <w:t>scripts/data_quality.py；configs/quality.json；configs/sft-quality-focused.json</w:t>
             </w:r>
           </w:p>
         </w:tc>
@@ -5508,6 +6904,99 @@
             </w:pPr>
             <w:r>
               <w:t>experiments/E10/notes.md；experiments/E10/E10-R01-metrics.csv；experiments/E10/figures/E10-R01-loss.png；configs/sft-bf16.json</w:t>
+            </w:r>
+          </w:p>
+        </w:tc>
+      </w:tr>
+      <w:tr>
+        <w:trPr>
+          <w:cantSplit/>
+        </w:trPr>
+        <w:tc>
+          <w:tcPr>
+            <w:tcW w:type="dxa" w:w="2381"/>
+          </w:tcPr>
+          <w:p>
+            <w:pPr>
+              <w:spacing w:after="40" w:line="240" w:lineRule="auto"/>
+            </w:pPr>
+            <w:r>
+              <w:t>E11 rank训练与评测</w:t>
+            </w:r>
+          </w:p>
+        </w:tc>
+        <w:tc>
+          <w:tcPr>
+            <w:tcW w:type="dxa" w:w="7200"/>
+          </w:tcPr>
+          <w:p>
+            <w:pPr>
+              <w:spacing w:after="40" w:line="240" w:lineRule="auto"/>
+            </w:pPr>
+            <w:r>
+              <w:t>experiments/E11/runs/E11-R01.json；experiments/E11/runs/E11-R02.json；experiments/E11/rank-tool-comparison.csv</w:t>
+            </w:r>
+          </w:p>
+        </w:tc>
+      </w:tr>
+      <w:tr>
+        <w:trPr>
+          <w:cantSplit/>
+        </w:trPr>
+        <w:tc>
+          <w:tcPr>
+            <w:tcW w:type="dxa" w:w="2381"/>
+          </w:tcPr>
+          <w:p>
+            <w:pPr>
+              <w:spacing w:after="40" w:line="240" w:lineRule="auto"/>
+            </w:pPr>
+            <w:r>
+              <w:t>1k训练与固定评测清单</w:t>
+            </w:r>
+          </w:p>
+        </w:tc>
+        <w:tc>
+          <w:tcPr>
+            <w:tcW w:type="dxa" w:w="7200"/>
+          </w:tcPr>
+          <w:p>
+            <w:pPr>
+              <w:spacing w:after="40" w:line="240" w:lineRule="auto"/>
+            </w:pPr>
+            <w:r>
+              <w:t>configs/sft-focused.json；configs/sft-lr-low.json；configs/learning-rate.json；configs/subsets-frozen.json</w:t>
+            </w:r>
+          </w:p>
+        </w:tc>
+      </w:tr>
+      <w:tr>
+        <w:trPr>
+          <w:cantSplit/>
+        </w:trPr>
+        <w:tc>
+          <w:tcPr>
+            <w:tcW w:type="dxa" w:w="2381"/>
+          </w:tcPr>
+          <w:p>
+            <w:pPr>
+              <w:spacing w:after="40" w:line="240" w:lineRule="auto"/>
+            </w:pPr>
+            <w:r>
+              <w:t>1k学习率对照</w:t>
+            </w:r>
+          </w:p>
+        </w:tc>
+        <w:tc>
+          <w:tcPr>
+            <w:tcW w:type="dxa" w:w="7200"/>
+          </w:tcPr>
+          <w:p>
+            <w:pPr>
+              <w:spacing w:after="40" w:line="240" w:lineRule="auto"/>
+            </w:pPr>
+            <w:r>
+              <w:t>experiments/E11/runs/E11-R03.json；experiments/E11/runs/E11-R04.json；experiments/E11/runs/E11-R05.json；experiments/E11/runs/E11-R06.json；experiments/E11/E11-R05-metrics.csv</w:t>
             </w:r>
           </w:p>
         </w:tc>

--- a/docs/reports/02-微调与数据.docx
+++ b/docs/reports/02-微调与数据.docx
@@ -12,7 +12,7 @@
     </w:p>
     <w:p>
       <w:r>
-        <w:t>更新：2026-10-02T18:39:29+08:00。本册按实际实验整理，原始运行记录单独保存。</w:t>
+        <w:t>更新：2026-10-02T19:11:50+08:00。本册按实际实验整理，原始运行记录单独保存。</w:t>
       </w:r>
     </w:p>
     <w:p>
@@ -61,6 +61,11 @@
     <w:p>
       <w:r>
         <w:t>数据质量准备保留 5k 筛选池与阅读抽查，训练比较使用来源和类别匹配的两份 1k 数据。规则的误删和漏检、筛选成本、监督量与模型表现分别记录，效果不能由“通过筛选”直接推出。</w:t>
+      </w:r>
+    </w:p>
+    <w:p>
+      <w:r>
+        <w:t>在同一份 100 条 dev 上，额外筛选组通过 78 条轨迹，基础组通过 68 条；差异主要出现在逐轮“不调用”判断。两组只有一个训练 seed，筛选组还替换了部分样本，因此这 10 条差距说明本次筛选数据表现更好，不能单独证明筛选规则带来了因果提升。</w:t>
       </w:r>
     </w:p>
     <w:p>
@@ -5314,7 +5319,7 @@
     </w:p>
     <w:p>
       <w:r>
-        <w:t>目前只能确认数据条件，效果还要等训练。两份数据都保留 5,000 条独立轨迹，来源和四类任务数量一致；额外筛选保留原来的 4,326 条，替换 674 条。抽查同时发现了误删和漏检，因此这里的“通过筛选”只表示符合固定规则。</w:t>
+        <w:t>这组实验先把筛选规则说清楚，再看两组各 1,000 条训练数据在同一份 dev 上的表现。筛选前后各有 5,000 条独立轨迹，来源和四类任务数量配平；额外筛选保留原来的 4,326 条，替换 674 条。抽查同时发现了误删和漏检，因此这里的“通过筛选”只表示符合固定规则。</w:t>
       </w:r>
     </w:p>
     <w:p>
@@ -6266,7 +6271,7 @@
     </w:p>
     <w:p>
       <w:r>
-        <w:t>E12-R03：运行中，已更新 200 次。</w:t>
+        <w:t>E12-R03：训练完成，工具评测已记录，已更新 364 次。</w:t>
       </w:r>
     </w:p>
     <w:p>
@@ -6319,6 +6324,336 @@
       </w:r>
     </w:p>
     <w:p>
+      <w:r>
+        <w:t>E12-R04 固定 dev：整条轨迹 78/100，调用轮 88/112，不调用轮 68/72，截断 0。</w:t>
+      </w:r>
+    </w:p>
+    <w:p>
+      <w:pPr>
+        <w:pStyle w:val="Heading2"/>
+      </w:pPr>
+      <w:r>
+        <w:t>额外筛选后，固定 dev 上的表现怎样？</w:t>
+      </w:r>
+    </w:p>
+    <w:p>
+      <w:r>
+        <w:t>基础组与额外筛选组都使用 rank 16、学习率 1e-4、seed 17 和一个 epoch；验证数据与提示哈希相同。基础组来自 E11，筛选组从匹配后的数据池抽取。固定 100 条 dev 上，整条轨迹通过数为 68/100 与 78/100，差值 +10 条。下面按任务类型拆开看：</w:t>
+      </w:r>
+    </w:p>
+    <w:p>
+      <w:pPr>
+        <w:keepNext/>
+        <w:spacing w:before="120"/>
+        <w:jc w:val="center"/>
+      </w:pPr>
+      <w:r>
+        <w:drawing>
+          <wp:inline xmlns:a="http://schemas.openxmlformats.org/drawingml/2006/main" xmlns:pic="http://schemas.openxmlformats.org/drawingml/2006/picture">
+            <wp:extent cx="5400000" cy="2784375"/>
+            <wp:docPr id="12" name="Picture 12"/>
+            <wp:cNvGraphicFramePr>
+              <a:graphicFrameLocks noChangeAspect="1"/>
+            </wp:cNvGraphicFramePr>
+            <a:graphic>
+              <a:graphicData uri="http://schemas.openxmlformats.org/drawingml/2006/picture">
+                <pic:pic>
+                  <pic:nvPicPr>
+                    <pic:cNvPr id="0" name="quality-evaluation.png"/>
+                    <pic:cNvPicPr/>
+                  </pic:nvPicPr>
+                  <pic:blipFill>
+                    <a:blip r:embed="rId22"/>
+                    <a:stretch>
+                      <a:fillRect/>
+                    </a:stretch>
+                  </pic:blipFill>
+                  <pic:spPr>
+                    <a:xfrm>
+                      <a:off x="0" y="0"/>
+                      <a:ext cx="5400000" cy="2784375"/>
+                    </a:xfrm>
+                    <a:prstGeom prst="rect"/>
+                  </pic:spPr>
+                </pic:pic>
+              </a:graphicData>
+            </a:graphic>
+          </wp:inline>
+        </w:drawing>
+      </w:r>
+    </w:p>
+    <w:p>
+      <w:pPr>
+        <w:jc w:val="center"/>
+      </w:pPr>
+      <w:r>
+        <w:t>图 E12-2：同一份固定 dev 上，两组的分类型轨迹通过率。</w:t>
+      </w:r>
+    </w:p>
+    <w:tbl>
+      <w:tblPr>
+        <w:tblStyle w:val="TableGrid"/>
+        <w:tblW w:type="auto" w:w="0"/>
+        <w:tblLook w:firstColumn="1" w:firstRow="1" w:lastColumn="0" w:lastRow="0" w:noHBand="0" w:noVBand="1" w:val="04A0"/>
+      </w:tblPr>
+      <w:tblGrid>
+        <w:gridCol w:w="3213"/>
+        <w:gridCol w:w="3213"/>
+        <w:gridCol w:w="3213"/>
+      </w:tblGrid>
+      <w:tr>
+        <w:trPr>
+          <w:cantSplit/>
+          <w:tblHeader/>
+        </w:trPr>
+        <w:tc>
+          <w:tcPr>
+            <w:tcW w:type="dxa" w:w="3213"/>
+            <w:shd w:fill="F3F4F6"/>
+          </w:tcPr>
+          <w:p>
+            <w:pPr>
+              <w:keepNext/>
+              <w:spacing w:after="40" w:line="240" w:lineRule="auto"/>
+            </w:pPr>
+            <w:r>
+              <w:rPr>
+                <w:b/>
+              </w:rPr>
+              <w:t>任务类型</w:t>
+            </w:r>
+          </w:p>
+        </w:tc>
+        <w:tc>
+          <w:tcPr>
+            <w:tcW w:type="dxa" w:w="3213"/>
+            <w:shd w:fill="F3F4F6"/>
+          </w:tcPr>
+          <w:p>
+            <w:pPr>
+              <w:keepNext/>
+              <w:spacing w:after="40" w:line="240" w:lineRule="auto"/>
+            </w:pPr>
+            <w:r>
+              <w:rPr>
+                <w:b/>
+              </w:rPr>
+              <w:t>基础组</w:t>
+            </w:r>
+          </w:p>
+        </w:tc>
+        <w:tc>
+          <w:tcPr>
+            <w:tcW w:type="dxa" w:w="3213"/>
+            <w:shd w:fill="F3F4F6"/>
+          </w:tcPr>
+          <w:p>
+            <w:pPr>
+              <w:keepNext/>
+              <w:spacing w:after="40" w:line="240" w:lineRule="auto"/>
+            </w:pPr>
+            <w:r>
+              <w:rPr>
+                <w:b/>
+              </w:rPr>
+              <w:t>额外筛选组</w:t>
+            </w:r>
+          </w:p>
+        </w:tc>
+      </w:tr>
+      <w:tr>
+        <w:trPr>
+          <w:cantSplit/>
+        </w:trPr>
+        <w:tc>
+          <w:tcPr>
+            <w:tcW w:type="dxa" w:w="3213"/>
+          </w:tcPr>
+          <w:p>
+            <w:pPr>
+              <w:spacing w:after="40" w:line="240" w:lineRule="auto"/>
+            </w:pPr>
+            <w:r>
+              <w:t>单次调用</w:t>
+            </w:r>
+          </w:p>
+        </w:tc>
+        <w:tc>
+          <w:tcPr>
+            <w:tcW w:type="dxa" w:w="3213"/>
+          </w:tcPr>
+          <w:p>
+            <w:pPr>
+              <w:spacing w:after="40" w:line="240" w:lineRule="auto"/>
+            </w:pPr>
+            <w:r>
+              <w:t>30/40</w:t>
+            </w:r>
+          </w:p>
+        </w:tc>
+        <w:tc>
+          <w:tcPr>
+            <w:tcW w:type="dxa" w:w="3213"/>
+          </w:tcPr>
+          <w:p>
+            <w:pPr>
+              <w:spacing w:after="40" w:line="240" w:lineRule="auto"/>
+            </w:pPr>
+            <w:r>
+              <w:t>33/40</w:t>
+            </w:r>
+          </w:p>
+        </w:tc>
+      </w:tr>
+      <w:tr>
+        <w:trPr>
+          <w:cantSplit/>
+        </w:trPr>
+        <w:tc>
+          <w:tcPr>
+            <w:tcW w:type="dxa" w:w="3213"/>
+          </w:tcPr>
+          <w:p>
+            <w:pPr>
+              <w:spacing w:after="40" w:line="240" w:lineRule="auto"/>
+            </w:pPr>
+            <w:r>
+              <w:t>多轮调用</w:t>
+            </w:r>
+          </w:p>
+        </w:tc>
+        <w:tc>
+          <w:tcPr>
+            <w:tcW w:type="dxa" w:w="3213"/>
+          </w:tcPr>
+          <w:p>
+            <w:pPr>
+              <w:spacing w:after="40" w:line="240" w:lineRule="auto"/>
+            </w:pPr>
+            <w:r>
+              <w:t>16/30</w:t>
+            </w:r>
+          </w:p>
+        </w:tc>
+        <w:tc>
+          <w:tcPr>
+            <w:tcW w:type="dxa" w:w="3213"/>
+          </w:tcPr>
+          <w:p>
+            <w:pPr>
+              <w:spacing w:after="40" w:line="240" w:lineRule="auto"/>
+            </w:pPr>
+            <w:r>
+              <w:t>21/30</w:t>
+            </w:r>
+          </w:p>
+        </w:tc>
+      </w:tr>
+      <w:tr>
+        <w:trPr>
+          <w:cantSplit/>
+        </w:trPr>
+        <w:tc>
+          <w:tcPr>
+            <w:tcW w:type="dxa" w:w="3213"/>
+          </w:tcPr>
+          <w:p>
+            <w:pPr>
+              <w:spacing w:after="40" w:line="240" w:lineRule="auto"/>
+            </w:pPr>
+            <w:r>
+              <w:t>不调用</w:t>
+            </w:r>
+          </w:p>
+        </w:tc>
+        <w:tc>
+          <w:tcPr>
+            <w:tcW w:type="dxa" w:w="3213"/>
+          </w:tcPr>
+          <w:p>
+            <w:pPr>
+              <w:spacing w:after="40" w:line="240" w:lineRule="auto"/>
+            </w:pPr>
+            <w:r>
+              <w:t>20/20</w:t>
+            </w:r>
+          </w:p>
+        </w:tc>
+        <w:tc>
+          <w:tcPr>
+            <w:tcW w:type="dxa" w:w="3213"/>
+          </w:tcPr>
+          <w:p>
+            <w:pPr>
+              <w:spacing w:after="40" w:line="240" w:lineRule="auto"/>
+            </w:pPr>
+            <w:r>
+              <w:t>20/20</w:t>
+            </w:r>
+          </w:p>
+        </w:tc>
+      </w:tr>
+      <w:tr>
+        <w:trPr>
+          <w:cantSplit/>
+        </w:trPr>
+        <w:tc>
+          <w:tcPr>
+            <w:tcW w:type="dxa" w:w="3213"/>
+          </w:tcPr>
+          <w:p>
+            <w:pPr>
+              <w:spacing w:after="40" w:line="240" w:lineRule="auto"/>
+            </w:pPr>
+            <w:r>
+              <w:t>并行调用</w:t>
+            </w:r>
+          </w:p>
+        </w:tc>
+        <w:tc>
+          <w:tcPr>
+            <w:tcW w:type="dxa" w:w="3213"/>
+          </w:tcPr>
+          <w:p>
+            <w:pPr>
+              <w:spacing w:after="40" w:line="240" w:lineRule="auto"/>
+            </w:pPr>
+            <w:r>
+              <w:t>2/10</w:t>
+            </w:r>
+          </w:p>
+        </w:tc>
+        <w:tc>
+          <w:tcPr>
+            <w:tcW w:type="dxa" w:w="3213"/>
+          </w:tcPr>
+          <w:p>
+            <w:pPr>
+              <w:spacing w:after="40" w:line="240" w:lineRule="auto"/>
+            </w:pPr>
+            <w:r>
+              <w:t>4/10</w:t>
+            </w:r>
+          </w:p>
+        </w:tc>
+      </w:tr>
+    </w:tbl>
+    <w:p>
+      <w:r>
+        <w:t>调用轮分别通过 86/112 与 88/112；不调用轮分别通过 59/72 与 68/72。错误记录为 {"no_tool_call": 2} 与 {"no_tool_call": 1}，截断数为 0 与 0。</w:t>
+      </w:r>
+    </w:p>
+    <w:p>
+      <w:r>
+        <w:t>表格里的“不调用”按整条任务轨迹计数；这里的“不调用轮”则是轨迹中的单次决策，统计口径和分母不同。</w:t>
+      </w:r>
+    </w:p>
+    <w:p>
+      <w:r>
+        <w:t>在这 100 条固定样本上，额外筛选组多通过 10 条轨迹；不调用决策轮多通过 9 条，其余三类轨迹也有增加。这个结果值得继续看，但还不是筛选规则的因果证明：这里只有一个训练 seed，且筛选组替换了部分样本，规则变化与样本内容变化没有拆开。</w:t>
+      </w:r>
+    </w:p>
+    <w:p>
       <w:pPr>
         <w:pStyle w:val="Heading2"/>
         <w:pageBreakBefore/>
@@ -6997,6 +7332,68 @@
             </w:pPr>
             <w:r>
               <w:t>experiments/E11/runs/E11-R03.json；experiments/E11/runs/E11-R04.json；experiments/E11/runs/E11-R05.json；experiments/E11/runs/E11-R06.json；experiments/E11/E11-R05-metrics.csv</w:t>
+            </w:r>
+          </w:p>
+        </w:tc>
+      </w:tr>
+      <w:tr>
+        <w:trPr>
+          <w:cantSplit/>
+        </w:trPr>
+        <w:tc>
+          <w:tcPr>
+            <w:tcW w:type="dxa" w:w="2381"/>
+          </w:tcPr>
+          <w:p>
+            <w:pPr>
+              <w:spacing w:after="40" w:line="240" w:lineRule="auto"/>
+            </w:pPr>
+            <w:r>
+              <w:t>E12 质量筛选训练、评测与图表</w:t>
+            </w:r>
+          </w:p>
+        </w:tc>
+        <w:tc>
+          <w:tcPr>
+            <w:tcW w:type="dxa" w:w="7200"/>
+          </w:tcPr>
+          <w:p>
+            <w:pPr>
+              <w:spacing w:after="40" w:line="240" w:lineRule="auto"/>
+            </w:pPr>
+            <w:r>
+              <w:t>experiments/E12/runs/E12-R03.json；experiments/E12/runs/E12-R04.json；experiments/E12/E12-R03-metrics.csv；experiments/E12/figures/E12-R03-loss.png；experiments/E12/figures/E12-R03-loss.source.json；experiments/E12/quality-evaluation.csv；experiments/E12/figures/quality-evaluation.png；experiments/E12/figures/quality-evaluation.source.json</w:t>
+            </w:r>
+          </w:p>
+        </w:tc>
+      </w:tr>
+      <w:tr>
+        <w:trPr>
+          <w:cantSplit/>
+        </w:trPr>
+        <w:tc>
+          <w:tcPr>
+            <w:tcW w:type="dxa" w:w="2381"/>
+          </w:tcPr>
+          <w:p>
+            <w:pPr>
+              <w:spacing w:after="40" w:line="240" w:lineRule="auto"/>
+            </w:pPr>
+            <w:r>
+              <w:t>E12 原始归档与清单</w:t>
+            </w:r>
+          </w:p>
+        </w:tc>
+        <w:tc>
+          <w:tcPr>
+            <w:tcW w:type="dxa" w:w="7200"/>
+          </w:tcPr>
+          <w:p>
+            <w:pPr>
+              <w:spacing w:after="40" w:line="240" w:lineRule="auto"/>
+            </w:pPr>
+            <w:r>
+              <w:t>.local/archive/E12/E12-R03.zip；.local/archive/E12/E12-R03-manifest.json；.local/archive/E12/E12-R04.zip；.local/archive/E12/E12-R04-manifest.json</w:t>
             </w:r>
           </w:p>
         </w:tc>

--- a/docs/reports/02-微调与数据.docx
+++ b/docs/reports/02-微调与数据.docx
@@ -12,7 +12,7 @@
     </w:p>
     <w:p>
       <w:r>
-        <w:t>更新：2026-10-02T19:11:50+08:00。本册按实际实验整理，原始运行记录单独保存。</w:t>
+        <w:t>更新：2026-10-02T23:44:00+08:00。本册按实际实验整理，原始运行记录单独保存。</w:t>
       </w:r>
     </w:p>
     <w:p>
@@ -40,6 +40,16 @@
     </w:p>
     <w:p>
       <w:r>
+        <w:t>1k 学习率对照使用相同训练轨迹、rank 16、seed 17 和固定 100 条 dev：1e-4 组通过 68/100，5e-5 组通过 63/100；调用轮为 86/112 与 84/112，不调用轮为 59/72 与 56/72。5e-5 组有 1 条截断，仍保留在分母中。该单 seed 对照只说明本轮结果。</w:t>
+      </w:r>
+    </w:p>
+    <w:p>
+      <w:r>
+        <w:t>数据质量对照在固定 100 条 dev 上，基础组通过 68/100，额外筛选组通过 78/100。两组各用 1k、rank 16、学习率 1e-4、seed 17，但筛选组替换了部分样本且只有一个 seed；这是本次数据组的差异，不能归因于筛选规则本身。</w:t>
+      </w:r>
+    </w:p>
+    <w:p>
+      <w:r>
         <w:t>精度对照沿用同一生成后端和完整 dev：NF4 训练组通过 406/500，BF16 训练组通过 403/500；调用轮分别为 482/568 与 468/568，不调用轮为 342/360 与 349/360。三条轨迹的差异说明这批结果接近，不能据此单独断言精度优劣。</w:t>
       </w:r>
     </w:p>
@@ -55,17 +65,7 @@
     </w:p>
     <w:p>
       <w:r>
-        <w:t>1k 学习率组在固定 100 条 dev 上，1e-4 通过 68/100，5e-5 通过 63/100；调用轮分别为 86/112 与 84/112，不调用轮为 59/72 与 56/72。按预先确定的整条轨迹通过数选择 1e-4。这个结论限定在该冻结子集和单次训练 seed。</w:t>
-      </w:r>
-    </w:p>
-    <w:p>
-      <w:r>
         <w:t>数据质量准备保留 5k 筛选池与阅读抽查，训练比较使用来源和类别匹配的两份 1k 数据。规则的误删和漏检、筛选成本、监督量与模型表现分别记录，效果不能由“通过筛选”直接推出。</w:t>
-      </w:r>
-    </w:p>
-    <w:p>
-      <w:r>
-        <w:t>在同一份 100 条 dev 上，额外筛选组通过 78 条轨迹，基础组通过 68 条；差异主要出现在逐轮“不调用”判断。两组只有一个训练 seed，筛选组还替换了部分样本，因此这 10 条差距说明本次筛选数据表现更好，不能单独证明筛选规则带来了因果提升。</w:t>
       </w:r>
     </w:p>
     <w:p>
@@ -6656,7 +6656,6 @@
     <w:p>
       <w:pPr>
         <w:pStyle w:val="Heading2"/>
-        <w:pageBreakBefore/>
       </w:pPr>
       <w:r>
         <w:t>证据索引</w:t>
@@ -7411,7 +7410,7 @@
               <w:spacing w:after="40" w:line="240" w:lineRule="auto"/>
             </w:pPr>
             <w:r>
-              <w:t>后续训练与生成结果</w:t>
+              <w:t>E14领域混合训练与固定公开dev</w:t>
             </w:r>
           </w:p>
         </w:tc>
@@ -7424,7 +7423,69 @@
               <w:spacing w:after="40" w:line="240" w:lineRule="auto"/>
             </w:pPr>
             <w:r>
-              <w:t>experiments/E09/runs；实验笔记与各运行的 metrics.csv</w:t>
+              <w:t>experiments/E14/runs/E14-R19.json；experiments/E14/runs/E14-R20.json</w:t>
+            </w:r>
+          </w:p>
+        </w:tc>
+      </w:tr>
+      <w:tr>
+        <w:trPr>
+          <w:cantSplit/>
+        </w:trPr>
+        <w:tc>
+          <w:tcPr>
+            <w:tcW w:type="dxa" w:w="2381"/>
+          </w:tcPr>
+          <w:p>
+            <w:pPr>
+              <w:spacing w:after="40" w:line="240" w:lineRule="auto"/>
+            </w:pPr>
+            <w:r>
+              <w:t>E14 E14-R21 Pi Agent逐任务结果</w:t>
+            </w:r>
+          </w:p>
+        </w:tc>
+        <w:tc>
+          <w:tcPr>
+            <w:tcW w:type="dxa" w:w="7200"/>
+          </w:tcPr>
+          <w:p>
+            <w:pPr>
+              <w:spacing w:after="40" w:line="240" w:lineRule="auto"/>
+            </w:pPr>
+            <w:r>
+              <w:t>experiments/E14/runs/E14-R21.json</w:t>
+            </w:r>
+          </w:p>
+        </w:tc>
+      </w:tr>
+      <w:tr>
+        <w:trPr>
+          <w:cantSplit/>
+        </w:trPr>
+        <w:tc>
+          <w:tcPr>
+            <w:tcW w:type="dxa" w:w="2381"/>
+          </w:tcPr>
+          <w:p>
+            <w:pPr>
+              <w:spacing w:after="40" w:line="240" w:lineRule="auto"/>
+            </w:pPr>
+            <w:r>
+              <w:t>E14 R22 路径映射烟测（未运行模型）</w:t>
+            </w:r>
+          </w:p>
+        </w:tc>
+        <w:tc>
+          <w:tcPr>
+            <w:tcW w:type="dxa" w:w="7200"/>
+          </w:tcPr>
+          <w:p>
+            <w:pPr>
+              <w:spacing w:after="40" w:line="240" w:lineRule="auto"/>
+            </w:pPr>
+            <w:r>
+              <w:t>scripts/pi_path_smoke.mjs；experiments/E14/runs/E14-R22.json</w:t>
             </w:r>
           </w:p>
         </w:tc>

--- a/docs/reports/02-微调与数据.docx
+++ b/docs/reports/02-微调与数据.docx
@@ -12,7 +12,7 @@
     </w:p>
     <w:p>
       <w:r>
-        <w:t>更新：2026-10-02T23:44:00+08:00。本册按实际实验整理，原始运行记录单独保存。</w:t>
+        <w:t>更新：2026-10-03T00:12:17+08:00。本册按实际实验整理，原始运行记录单独保存。</w:t>
       </w:r>
     </w:p>
     <w:p>
@@ -7472,7 +7472,7 @@
               <w:spacing w:after="40" w:line="240" w:lineRule="auto"/>
             </w:pPr>
             <w:r>
-              <w:t>E14 R22 路径映射烟测（未运行模型）</w:t>
+              <w:t>E14 E14-R24 路径映射烟测（未运行模型）</w:t>
             </w:r>
           </w:p>
         </w:tc>
@@ -7485,17 +7485,43 @@
               <w:spacing w:after="40" w:line="240" w:lineRule="auto"/>
             </w:pPr>
             <w:r>
-              <w:t>scripts/pi_path_smoke.mjs；experiments/E14/runs/E14-R22.json</w:t>
+              <w:t>scripts/pi_path_smoke.mjs；experiments/E14/runs/E14-R24.json</w:t>
+            </w:r>
+          </w:p>
+        </w:tc>
+      </w:tr>
+      <w:tr>
+        <w:trPr>
+          <w:cantSplit/>
+        </w:trPr>
+        <w:tc>
+          <w:tcPr>
+            <w:tcW w:type="dxa" w:w="2381"/>
+          </w:tcPr>
+          <w:p>
+            <w:pPr>
+              <w:spacing w:after="40" w:line="240" w:lineRule="auto"/>
+            </w:pPr>
+            <w:r>
+              <w:t>E14 Pi Agent 无效接线（不计模型成绩）</w:t>
+            </w:r>
+          </w:p>
+        </w:tc>
+        <w:tc>
+          <w:tcPr>
+            <w:tcW w:type="dxa" w:w="7200"/>
+          </w:tcPr>
+          <w:p>
+            <w:pPr>
+              <w:spacing w:after="40" w:line="240" w:lineRule="auto"/>
+            </w:pPr>
+            <w:r>
+              <w:t>experiments/E14/runs/E14-R21.json；experiments/E14/runs/E14-R23.json</w:t>
             </w:r>
           </w:p>
         </w:tc>
       </w:tr>
     </w:tbl>
-    <w:p>
-      <w:r>
-        <w:t>完整逐条回复、梯度检查、训练日志和 checkpoint 保存在本地运行档案中；精简结果中的来源哈希用于核对。理解回顾仍未收到用户答复，正文的参考解释不作为掌握程度的判断。</w:t>
-      </w:r>
-    </w:p>
     <w:sectPr>
       <w:headerReference w:type="default" r:id="rId9"/>
       <w:footerReference w:type="default" r:id="rId10"/>
